--- a/WebContent/docx/脑胶质瘤200基因报告-三峡.docx
+++ b/WebContent/docx/脑胶质瘤200基因报告-三峡.docx
@@ -369,14 +369,6 @@
         <w:gridCol w:w="2088"/>
       </w:tblGrid>
       <w:tr>
-        <w:tblPrEx>
-          <w:tblCellMar>
-            <w:top w:w="0" w:type="dxa"/>
-            <w:left w:w="0" w:type="dxa"/>
-            <w:bottom w:w="0" w:type="dxa"/>
-            <w:right w:w="0" w:type="dxa"/>
-          </w:tblCellMar>
-        </w:tblPrEx>
         <w:trPr>
           <w:trHeight w:val="402" w:hRule="atLeast"/>
           <w:jc w:val="center"/>
@@ -3526,9 +3518,9 @@
         </w:rPr>
       </w:pPr>
       <w:bookmarkStart w:id="4" w:name="_Toc2819"/>
-      <w:bookmarkStart w:id="5" w:name="_Toc2781"/>
-      <w:bookmarkStart w:id="6" w:name="_Toc20136_WPSOffice_Level1"/>
-      <w:bookmarkStart w:id="7" w:name="_Toc19898_WPSOffice_Level1"/>
+      <w:bookmarkStart w:id="5" w:name="_Toc19898_WPSOffice_Level1"/>
+      <w:bookmarkStart w:id="6" w:name="_Toc2781"/>
+      <w:bookmarkStart w:id="7" w:name="_Toc20136_WPSOffice_Level1"/>
       <w:bookmarkStart w:id="8" w:name="_Toc22132"/>
       <w:bookmarkStart w:id="9" w:name="_Toc499"/>
       <w:r>
@@ -3574,10 +3566,10 @@
       <w:bookmarkStart w:id="11" w:name="_Toc29369"/>
       <w:bookmarkStart w:id="12" w:name="_Toc18062_WPSOffice_Level2"/>
       <w:bookmarkStart w:id="13" w:name="_Toc3049"/>
-      <w:bookmarkStart w:id="14" w:name="_Toc9088"/>
-      <w:bookmarkStart w:id="15" w:name="_Toc23375"/>
-      <w:bookmarkStart w:id="16" w:name="_Toc11015_WPSOffice_Level2"/>
-      <w:bookmarkStart w:id="17" w:name="_Toc10877"/>
+      <w:bookmarkStart w:id="14" w:name="_Toc10877"/>
+      <w:bookmarkStart w:id="15" w:name="_Toc11015_WPSOffice_Level2"/>
+      <w:bookmarkStart w:id="16" w:name="_Toc9088"/>
+      <w:bookmarkStart w:id="17" w:name="_Toc23375"/>
       <w:r>
         <w:rPr>
           <w:rFonts w:hint="eastAsia" w:ascii="微软雅黑" w:hAnsi="微软雅黑" w:eastAsia="微软雅黑" w:cs="微软雅黑"/>
@@ -12003,13 +11995,13 @@
           <w:color w:val="254061" w:themeColor="accent1" w:themeShade="80"/>
         </w:rPr>
       </w:pPr>
-      <w:bookmarkStart w:id="18" w:name="_Toc10743"/>
+      <w:bookmarkStart w:id="18" w:name="_Hlk516758315"/>
       <w:bookmarkStart w:id="19" w:name="_Toc5962"/>
-      <w:bookmarkStart w:id="20" w:name="_Hlk516758315"/>
-      <w:bookmarkStart w:id="21" w:name="_Toc13489_WPSOffice_Level2"/>
-      <w:bookmarkStart w:id="22" w:name="_Toc19898_WPSOffice_Level2"/>
-      <w:bookmarkStart w:id="23" w:name="_Toc24038"/>
-      <w:bookmarkStart w:id="24" w:name="_Toc3497"/>
+      <w:bookmarkStart w:id="20" w:name="_Toc10743"/>
+      <w:bookmarkStart w:id="21" w:name="_Toc3497"/>
+      <w:bookmarkStart w:id="22" w:name="_Toc24038"/>
+      <w:bookmarkStart w:id="23" w:name="_Toc13489_WPSOffice_Level2"/>
+      <w:bookmarkStart w:id="24" w:name="_Toc19898_WPSOffice_Level2"/>
       <w:r>
         <w:rPr>
           <w:rFonts w:hint="eastAsia" w:ascii="微软雅黑" w:hAnsi="微软雅黑" w:eastAsia="微软雅黑" w:cs="微软雅黑"/>
@@ -12588,6 +12580,12 @@
             <w:insideH w:val="dashed" w:color="244061" w:sz="4" w:space="0"/>
             <w:insideV w:val="dashed" w:color="244061" w:sz="4" w:space="0"/>
           </w:tblBorders>
+          <w:tblCellMar>
+            <w:top w:w="0" w:type="dxa"/>
+            <w:left w:w="0" w:type="dxa"/>
+            <w:bottom w:w="0" w:type="dxa"/>
+            <w:right w:w="0" w:type="dxa"/>
+          </w:tblCellMar>
         </w:tblPrEx>
         <w:trPr>
           <w:trHeight w:val="510" w:hRule="atLeast"/>
@@ -15285,8 +15283,8 @@
       <w:bookmarkStart w:id="25" w:name="_Toc20320"/>
       <w:bookmarkStart w:id="26" w:name="_Toc4339"/>
       <w:bookmarkStart w:id="27" w:name="_Toc22552"/>
-      <w:bookmarkStart w:id="28" w:name="_Toc25737"/>
-      <w:bookmarkStart w:id="29" w:name="_Toc7551_WPSOffice_Level2"/>
+      <w:bookmarkStart w:id="28" w:name="_Toc7551_WPSOffice_Level2"/>
+      <w:bookmarkStart w:id="29" w:name="_Toc25737"/>
       <w:bookmarkStart w:id="30" w:name="_Toc6221_WPSOffice_Level2"/>
       <w:r>
         <w:rPr>
@@ -16794,6 +16792,12 @@
             <w:insideH w:val="dashed" w:color="244061" w:sz="4" w:space="0"/>
             <w:insideV w:val="dashed" w:color="244061" w:sz="4" w:space="0"/>
           </w:tblBorders>
+          <w:tblCellMar>
+            <w:top w:w="0" w:type="dxa"/>
+            <w:left w:w="108" w:type="dxa"/>
+            <w:bottom w:w="0" w:type="dxa"/>
+            <w:right w:w="108" w:type="dxa"/>
+          </w:tblCellMar>
         </w:tblPrEx>
         <w:trPr>
           <w:jc w:val="center"/>
@@ -19448,8 +19452,8 @@
           <w:shd w:val="clear" w:color="auto" w:fill="1F3864"/>
         </w:rPr>
       </w:pPr>
-      <w:bookmarkStart w:id="35" w:name="_Toc25428"/>
-      <w:bookmarkStart w:id="36" w:name="_Toc534637498"/>
+      <w:bookmarkStart w:id="35" w:name="_Toc534637498"/>
+      <w:bookmarkStart w:id="36" w:name="_Toc25428"/>
       <w:bookmarkStart w:id="37" w:name="_Toc527112385"/>
       <w:bookmarkStart w:id="38" w:name="_Toc526855037"/>
       <w:r>
@@ -19498,10 +19502,10 @@
           <w:color w:val="254061" w:themeColor="accent1" w:themeShade="80"/>
         </w:rPr>
       </w:pPr>
-      <w:bookmarkStart w:id="39" w:name="_Toc4331_WPSOffice_Level2"/>
-      <w:bookmarkStart w:id="40" w:name="_Toc6468"/>
-      <w:bookmarkStart w:id="41" w:name="_Toc22255"/>
-      <w:bookmarkStart w:id="42" w:name="_Toc23606"/>
+      <w:bookmarkStart w:id="39" w:name="_Toc22255"/>
+      <w:bookmarkStart w:id="40" w:name="_Toc4331_WPSOffice_Level2"/>
+      <w:bookmarkStart w:id="41" w:name="_Toc23606"/>
+      <w:bookmarkStart w:id="42" w:name="_Toc6468"/>
       <w:bookmarkStart w:id="43" w:name="_Toc32443_WPSOffice_Level2"/>
       <w:r>
         <w:rPr>
@@ -19573,8 +19577,8 @@
           </w14:textFill>
         </w:rPr>
       </w:pPr>
-      <w:bookmarkStart w:id="44" w:name="_Toc18091_WPSOffice_Level3"/>
-      <w:bookmarkStart w:id="45" w:name="_Toc6931_WPSOffice_Level3"/>
+      <w:bookmarkStart w:id="44" w:name="_Toc6931_WPSOffice_Level3"/>
+      <w:bookmarkStart w:id="45" w:name="_Toc18091_WPSOffice_Level3"/>
       <w:bookmarkStart w:id="46" w:name="_Toc15289_WPSOffice_Level3"/>
       <w:r>
         <w:rPr>
@@ -22675,6 +22679,12 @@
             <w:insideH w:val="dotted" w:color="45A3A7" w:sz="4" w:space="0"/>
             <w:insideV w:val="dotted" w:color="45A3A7" w:sz="4" w:space="0"/>
           </w:tblBorders>
+          <w:tblCellMar>
+            <w:top w:w="0" w:type="dxa"/>
+            <w:left w:w="108" w:type="dxa"/>
+            <w:bottom w:w="0" w:type="dxa"/>
+            <w:right w:w="108" w:type="dxa"/>
+          </w:tblCellMar>
         </w:tblPrEx>
         <w:trPr>
           <w:trHeight w:val="329" w:hRule="atLeast"/>
@@ -25982,9 +25992,9 @@
           <w:szCs w:val="28"/>
         </w:rPr>
       </w:pPr>
-      <w:bookmarkStart w:id="47" w:name="_Toc11393"/>
-      <w:bookmarkStart w:id="48" w:name="_Toc9080"/>
-      <w:bookmarkStart w:id="49" w:name="_Toc9494"/>
+      <w:bookmarkStart w:id="47" w:name="_Toc9494"/>
+      <w:bookmarkStart w:id="48" w:name="_Toc11393"/>
+      <w:bookmarkStart w:id="49" w:name="_Toc9080"/>
       <w:r>
         <w:rPr>
           <w:rFonts w:hint="eastAsia" w:ascii="微软雅黑" w:hAnsi="微软雅黑" w:eastAsia="微软雅黑" w:cs="微软雅黑"/>
@@ -27868,6 +27878,12 @@
             <w:insideH w:val="dashed" w:color="244061" w:sz="4" w:space="0"/>
             <w:insideV w:val="dashed" w:color="244061" w:sz="4" w:space="0"/>
           </w:tblBorders>
+          <w:tblCellMar>
+            <w:top w:w="0" w:type="dxa"/>
+            <w:left w:w="108" w:type="dxa"/>
+            <w:bottom w:w="0" w:type="dxa"/>
+            <w:right w:w="108" w:type="dxa"/>
+          </w:tblCellMar>
         </w:tblPrEx>
         <w:trPr>
           <w:trHeight w:val="417" w:hRule="atLeast"/>
@@ -29051,6 +29067,7 @@
           <w:color w:val="254061" w:themeColor="accent1" w:themeShade="80"/>
           <w:sz w:val="28"/>
           <w:szCs w:val="28"/>
+          <w:lang w:val="en-US" w:eastAsia="zh-CN"/>
         </w:rPr>
       </w:pPr>
       <w:bookmarkStart w:id="50" w:name="_Toc11562_WPSOffice_Level3"/>
@@ -29067,15 +29084,15 @@
     <w:tbl>
       <w:tblPr>
         <w:tblStyle w:val="19"/>
-        <w:tblW w:w="9837" w:type="dxa"/>
+        <w:tblW w:w="9870" w:type="dxa"/>
         <w:jc w:val="center"/>
         <w:tblBorders>
-          <w:top w:val="single" w:color="00B050" w:sz="18" w:space="0"/>
-          <w:left w:val="none" w:color="auto" w:sz="0" w:space="0"/>
-          <w:bottom w:val="single" w:color="A4A4A4" w:sz="4" w:space="0"/>
-          <w:right w:val="none" w:color="auto" w:sz="0" w:space="0"/>
-          <w:insideH w:val="single" w:color="A4A4A4" w:sz="4" w:space="0"/>
-          <w:insideV w:val="single" w:color="A4A4A4" w:sz="4" w:space="0"/>
+          <w:top w:val="single" w:color="45A3A7" w:sz="18" w:space="0"/>
+          <w:left w:val="none" w:color="auto" w:sz="6" w:space="0"/>
+          <w:bottom w:val="dotted" w:color="45A3A7" w:sz="4" w:space="0"/>
+          <w:right w:val="none" w:color="auto" w:sz="6" w:space="0"/>
+          <w:insideH w:val="dotted" w:color="45A3A7" w:sz="4" w:space="0"/>
+          <w:insideV w:val="dotted" w:color="45A3A7" w:sz="4" w:space="0"/>
         </w:tblBorders>
         <w:tblLayout w:type="fixed"/>
         <w:tblCellMar>
@@ -29086,18 +29103,18 @@
         </w:tblCellMar>
       </w:tblPr>
       <w:tblGrid>
-        <w:gridCol w:w="5543"/>
-        <w:gridCol w:w="4294"/>
+        <w:gridCol w:w="1783"/>
+        <w:gridCol w:w="8087"/>
       </w:tblGrid>
       <w:tr>
         <w:tblPrEx>
           <w:tblBorders>
-            <w:top w:val="single" w:color="00B050" w:sz="18" w:space="0"/>
-            <w:left w:val="none" w:color="auto" w:sz="0" w:space="0"/>
-            <w:bottom w:val="single" w:color="A4A4A4" w:sz="4" w:space="0"/>
-            <w:right w:val="none" w:color="auto" w:sz="0" w:space="0"/>
-            <w:insideH w:val="single" w:color="A4A4A4" w:sz="4" w:space="0"/>
-            <w:insideV w:val="single" w:color="A4A4A4" w:sz="4" w:space="0"/>
+            <w:top w:val="single" w:color="45A3A7" w:sz="18" w:space="0"/>
+            <w:left w:val="none" w:color="auto" w:sz="6" w:space="0"/>
+            <w:bottom w:val="dotted" w:color="45A3A7" w:sz="4" w:space="0"/>
+            <w:right w:val="none" w:color="auto" w:sz="6" w:space="0"/>
+            <w:insideH w:val="dotted" w:color="45A3A7" w:sz="4" w:space="0"/>
+            <w:insideV w:val="dotted" w:color="45A3A7" w:sz="4" w:space="0"/>
           </w:tblBorders>
           <w:tblCellMar>
             <w:top w:w="0" w:type="dxa"/>
@@ -29107,16 +29124,17 @@
           </w:tblCellMar>
         </w:tblPrEx>
         <w:trPr>
-          <w:trHeight w:val="510" w:hRule="atLeast"/>
+          <w:trHeight w:val="417" w:hRule="atLeast"/>
           <w:jc w:val="center"/>
         </w:trPr>
         <w:tc>
           <w:tcPr>
-            <w:tcW w:w="5543" w:type="dxa"/>
-            <w:tcBorders>
-              <w:top w:val="single" w:color="244061" w:sz="18" w:space="0"/>
-              <w:bottom w:val="dashed" w:color="244061" w:sz="4" w:space="0"/>
-              <w:right w:val="dashed" w:color="244061" w:sz="4" w:space="0"/>
+            <w:tcW w:w="1783" w:type="dxa"/>
+            <w:tcBorders>
+              <w:top w:val="single" w:color="243F61" w:themeColor="accent1" w:themeShade="7F" w:sz="18" w:space="0"/>
+              <w:left w:val="nil"/>
+              <w:bottom w:val="dashed" w:color="243F61" w:themeColor="accent1" w:themeShade="7F" w:sz="4" w:space="0"/>
+              <w:right w:val="dashed" w:color="243F61" w:themeColor="accent1" w:themeShade="7F" w:sz="4" w:space="0"/>
             </w:tcBorders>
             <w:shd w:val="clear" w:color="auto" w:fill="auto"/>
             <w:vAlign w:val="center"/>
@@ -29128,18 +29146,19 @@
               <w:rPr>
                 <w:rFonts w:ascii="Times New Roman" w:hAnsi="Times New Roman" w:eastAsia="微软雅黑" w:cs="Times New Roman"/>
                 <w:b/>
-                <w:color w:val="244061"/>
-                <w:sz w:val="21"/>
-                <w:szCs w:val="21"/>
-              </w:rPr>
-            </w:pPr>
-            <w:r>
-              <w:rPr>
-                <w:rFonts w:ascii="Times New Roman" w:hAnsi="Times New Roman" w:eastAsia="微软雅黑" w:cs="Times New Roman"/>
-                <w:b/>
-                <w:color w:val="244061"/>
-                <w:sz w:val="21"/>
-                <w:szCs w:val="21"/>
+                <w:color w:val="254061" w:themeColor="accent1" w:themeShade="80"/>
+                <w:sz w:val="18"/>
+                <w:szCs w:val="18"/>
+              </w:rPr>
+            </w:pPr>
+            <w:r>
+              <w:rPr>
+                <w:rFonts w:ascii="Times New Roman" w:hAnsi="Times New Roman" w:eastAsia="微软雅黑" w:cs="Times New Roman"/>
+                <w:b/>
+                <w:color w:val="254061" w:themeColor="accent1" w:themeShade="80"/>
+                <w:sz w:val="18"/>
+                <w:szCs w:val="18"/>
+                <w:lang w:eastAsia="zh-CN" w:bidi="ar"/>
               </w:rPr>
               <w:t>检测项目</w:t>
             </w:r>
@@ -29147,37 +29166,53 @@
         </w:tc>
         <w:tc>
           <w:tcPr>
-            <w:tcW w:w="4294" w:type="dxa"/>
-            <w:tcBorders>
-              <w:top w:val="single" w:color="244061" w:sz="18" w:space="0"/>
-              <w:left w:val="dashed" w:color="244061" w:sz="4" w:space="0"/>
-              <w:bottom w:val="dashed" w:color="244061" w:sz="4" w:space="0"/>
-            </w:tcBorders>
-            <w:shd w:val="clear" w:color="auto" w:fill="auto"/>
-            <w:vAlign w:val="center"/>
-          </w:tcPr>
-          <w:p>
-            <w:pPr>
-              <w:spacing w:before="13" w:line="252" w:lineRule="auto"/>
-              <w:ind w:right="174"/>
-              <w:jc w:val="center"/>
-              <w:rPr>
-                <w:rFonts w:ascii="Times New Roman" w:hAnsi="Times New Roman" w:eastAsia="微软雅黑" w:cs="Times New Roman"/>
-                <w:b/>
-                <w:color w:val="244061"/>
-                <w:sz w:val="21"/>
-                <w:szCs w:val="21"/>
-              </w:rPr>
-            </w:pPr>
-            <w:r>
-              <w:rPr>
-                <w:rFonts w:hint="eastAsia" w:ascii="Times New Roman" w:hAnsi="Times New Roman" w:eastAsia="微软雅黑" w:cs="Times New Roman"/>
-                <w:b/>
-                <w:color w:val="244061"/>
-                <w:sz w:val="21"/>
-                <w:szCs w:val="21"/>
-              </w:rPr>
-              <w:t>检测结果</w:t>
+            <w:tcW w:w="8087" w:type="dxa"/>
+            <w:tcBorders>
+              <w:top w:val="single" w:color="243F61" w:themeColor="accent1" w:themeShade="7F" w:sz="18" w:space="0"/>
+              <w:left w:val="dashed" w:color="243F61" w:themeColor="accent1" w:themeShade="7F" w:sz="4" w:space="0"/>
+              <w:bottom w:val="dashed" w:color="243F61" w:themeColor="accent1" w:themeShade="7F" w:sz="4" w:space="0"/>
+              <w:right w:val="nil"/>
+            </w:tcBorders>
+            <w:shd w:val="clear" w:color="auto" w:fill="auto"/>
+            <w:vAlign w:val="center"/>
+          </w:tcPr>
+          <w:p>
+            <w:pPr>
+              <w:spacing w:before="26"/>
+              <w:jc w:val="center"/>
+              <w:rPr>
+                <w:rFonts w:ascii="Times New Roman" w:hAnsi="Times New Roman" w:eastAsia="微软雅黑" w:cs="Times New Roman"/>
+                <w:sz w:val="18"/>
+                <w:szCs w:val="18"/>
+              </w:rPr>
+            </w:pPr>
+            <w:r>
+              <w:rPr>
+                <w:rFonts w:ascii="Times New Roman" w:hAnsi="Times New Roman" w:eastAsia="微软雅黑" w:cs="Times New Roman"/>
+                <w:sz w:val="21"/>
+                <w:szCs w:val="21"/>
+                <w:lang w:eastAsia="zh-CN" w:bidi="ar"/>
+              </w:rPr>
+              <w:t>微卫星不稳定（microsatellite instability,</w:t>
+            </w:r>
+            <w:r>
+              <w:rPr>
+                <w:rFonts w:ascii="Times New Roman" w:hAnsi="Times New Roman" w:eastAsia="微软雅黑" w:cs="Times New Roman"/>
+                <w:b/>
+                <w:sz w:val="21"/>
+                <w:szCs w:val="21"/>
+                <w:lang w:eastAsia="zh-CN" w:bidi="ar"/>
+              </w:rPr>
+              <w:t>MSI</w:t>
+            </w:r>
+            <w:r>
+              <w:rPr>
+                <w:rFonts w:ascii="Times New Roman" w:hAnsi="Times New Roman" w:eastAsia="微软雅黑" w:cs="Times New Roman"/>
+                <w:sz w:val="21"/>
+                <w:szCs w:val="21"/>
+                <w:lang w:eastAsia="zh-CN" w:bidi="ar"/>
+              </w:rPr>
+              <w:t>）</w:t>
             </w:r>
           </w:p>
         </w:tc>
@@ -29185,12 +29220,12 @@
       <w:tr>
         <w:tblPrEx>
           <w:tblBorders>
-            <w:top w:val="single" w:color="00B050" w:sz="18" w:space="0"/>
-            <w:left w:val="none" w:color="auto" w:sz="0" w:space="0"/>
-            <w:bottom w:val="single" w:color="A4A4A4" w:sz="4" w:space="0"/>
-            <w:right w:val="none" w:color="auto" w:sz="0" w:space="0"/>
-            <w:insideH w:val="single" w:color="A4A4A4" w:sz="4" w:space="0"/>
-            <w:insideV w:val="single" w:color="A4A4A4" w:sz="4" w:space="0"/>
+            <w:top w:val="single" w:color="45A3A7" w:sz="18" w:space="0"/>
+            <w:left w:val="none" w:color="auto" w:sz="6" w:space="0"/>
+            <w:bottom w:val="dotted" w:color="45A3A7" w:sz="4" w:space="0"/>
+            <w:right w:val="none" w:color="auto" w:sz="6" w:space="0"/>
+            <w:insideH w:val="dotted" w:color="45A3A7" w:sz="4" w:space="0"/>
+            <w:insideV w:val="dotted" w:color="45A3A7" w:sz="4" w:space="0"/>
           </w:tblBorders>
           <w:tblCellMar>
             <w:top w:w="0" w:type="dxa"/>
@@ -29200,127 +29235,75 @@
           </w:tblCellMar>
         </w:tblPrEx>
         <w:trPr>
-          <w:trHeight w:val="539" w:hRule="atLeast"/>
+          <w:trHeight w:val="494" w:hRule="atLeast"/>
           <w:jc w:val="center"/>
         </w:trPr>
         <w:tc>
           <w:tcPr>
-            <w:tcW w:w="5543" w:type="dxa"/>
-            <w:tcBorders>
-              <w:top w:val="dashed" w:color="244061" w:sz="4" w:space="0"/>
-              <w:bottom w:val="dashed" w:color="244061" w:sz="4" w:space="0"/>
-              <w:right w:val="dashed" w:color="244061" w:sz="4" w:space="0"/>
-            </w:tcBorders>
-            <w:shd w:val="clear" w:color="auto" w:fill="auto"/>
-            <w:vAlign w:val="center"/>
-          </w:tcPr>
-          <w:p>
-            <w:pPr>
-              <w:spacing w:before="13" w:line="252" w:lineRule="auto"/>
-              <w:ind w:right="174"/>
-              <w:jc w:val="center"/>
-              <w:rPr>
-                <w:rFonts w:ascii="Times New Roman" w:hAnsi="Times New Roman" w:eastAsia="微软雅黑" w:cs="Times New Roman"/>
-                <w:sz w:val="21"/>
-                <w:szCs w:val="21"/>
-              </w:rPr>
-            </w:pPr>
-            <w:r>
-              <w:rPr>
-                <w:rFonts w:ascii="Times New Roman" w:hAnsi="Times New Roman" w:eastAsia="微软雅黑" w:cs="Times New Roman"/>
-                <w:b/>
-                <w:bCs/>
-                <w:sz w:val="21"/>
-                <w:szCs w:val="21"/>
-              </w:rPr>
-              <w:t>微卫星不稳定（microsatellite</w:t>
-            </w:r>
-            <w:r>
-              <w:rPr>
-                <w:rFonts w:hint="eastAsia" w:ascii="Times New Roman" w:hAnsi="Times New Roman" w:eastAsia="微软雅黑" w:cs="Times New Roman"/>
-                <w:b/>
-                <w:bCs/>
-                <w:sz w:val="21"/>
-                <w:szCs w:val="21"/>
-              </w:rPr>
-              <w:t xml:space="preserve"> </w:t>
-            </w:r>
-            <w:r>
-              <w:rPr>
-                <w:rFonts w:ascii="Times New Roman" w:hAnsi="Times New Roman" w:eastAsia="微软雅黑" w:cs="Times New Roman"/>
-                <w:b/>
-                <w:bCs/>
-                <w:sz w:val="21"/>
-                <w:szCs w:val="21"/>
-              </w:rPr>
-              <w:t>instability</w:t>
-            </w:r>
-            <w:r>
-              <w:rPr>
-                <w:rFonts w:hint="eastAsia" w:ascii="Times New Roman" w:hAnsi="Times New Roman" w:eastAsia="微软雅黑" w:cs="Times New Roman"/>
-                <w:b/>
-                <w:bCs/>
-                <w:sz w:val="21"/>
-                <w:szCs w:val="21"/>
-              </w:rPr>
-              <w:t>，</w:t>
-            </w:r>
-            <w:r>
-              <w:rPr>
-                <w:rFonts w:ascii="Times New Roman" w:hAnsi="Times New Roman" w:eastAsia="微软雅黑" w:cs="Times New Roman"/>
-                <w:b/>
-                <w:bCs/>
-                <w:sz w:val="21"/>
-                <w:szCs w:val="21"/>
-              </w:rPr>
-              <w:t>MSI）</w:t>
-            </w:r>
-          </w:p>
-        </w:tc>
-        <w:tc>
-          <w:tcPr>
-            <w:tcW w:w="4294" w:type="dxa"/>
-            <w:tcBorders>
-              <w:top w:val="dashed" w:color="244061" w:sz="4" w:space="0"/>
-              <w:left w:val="dashed" w:color="244061" w:sz="4" w:space="0"/>
-              <w:bottom w:val="dashed" w:color="244061" w:sz="4" w:space="0"/>
-            </w:tcBorders>
-            <w:shd w:val="clear" w:color="auto" w:fill="auto"/>
-            <w:vAlign w:val="center"/>
-          </w:tcPr>
-          <w:p>
-            <w:pPr>
-              <w:spacing w:before="13" w:line="252" w:lineRule="auto"/>
-              <w:ind w:right="174"/>
-              <w:jc w:val="center"/>
-              <w:rPr>
-                <w:rFonts w:ascii="Times New Roman" w:hAnsi="Times New Roman" w:eastAsia="微软雅黑" w:cs="Times New Roman"/>
-                <w:sz w:val="21"/>
-                <w:szCs w:val="21"/>
-              </w:rPr>
-            </w:pPr>
-            <w:r>
-              <w:rPr>
-                <w:rFonts w:hint="eastAsia" w:ascii="Times New Roman" w:hAnsi="Times New Roman" w:eastAsia="微软雅黑" w:cs="Times New Roman"/>
-                <w:sz w:val="21"/>
-                <w:szCs w:val="21"/>
-              </w:rPr>
-              <w:t>{{ summaryOfRresults.</w:t>
-            </w:r>
+            <w:tcW w:w="1783" w:type="dxa"/>
+            <w:tcBorders>
+              <w:top w:val="dashed" w:color="243F61" w:themeColor="accent1" w:themeShade="7F" w:sz="4" w:space="0"/>
+              <w:left w:val="nil"/>
+              <w:bottom w:val="dashed" w:color="243F61" w:themeColor="accent1" w:themeShade="7F" w:sz="4" w:space="0"/>
+              <w:right w:val="dashed" w:color="243F61" w:themeColor="accent1" w:themeShade="7F" w:sz="4" w:space="0"/>
+            </w:tcBorders>
+            <w:shd w:val="clear" w:color="auto" w:fill="auto"/>
+            <w:vAlign w:val="center"/>
+          </w:tcPr>
+          <w:p>
+            <w:pPr>
+              <w:spacing w:before="26"/>
+              <w:jc w:val="center"/>
+              <w:rPr>
+                <w:rFonts w:ascii="Times New Roman" w:hAnsi="Times New Roman" w:eastAsia="微软雅黑" w:cs="Times New Roman"/>
+                <w:b/>
+                <w:color w:val="254061" w:themeColor="accent1" w:themeShade="80"/>
+                <w:sz w:val="18"/>
+                <w:szCs w:val="18"/>
+              </w:rPr>
+            </w:pPr>
+            <w:r>
+              <w:rPr>
+                <w:rFonts w:ascii="Times New Roman" w:hAnsi="Times New Roman" w:eastAsia="微软雅黑" w:cs="Times New Roman"/>
+                <w:b/>
+                <w:color w:val="254061" w:themeColor="accent1" w:themeShade="80"/>
+                <w:sz w:val="18"/>
+                <w:szCs w:val="18"/>
+                <w:lang w:eastAsia="zh-CN" w:bidi="ar"/>
+              </w:rPr>
+              <w:t>检测结果</w:t>
+            </w:r>
+          </w:p>
+        </w:tc>
+        <w:tc>
+          <w:tcPr>
+            <w:tcW w:w="8087" w:type="dxa"/>
+            <w:tcBorders>
+              <w:top w:val="dashed" w:color="243F61" w:themeColor="accent1" w:themeShade="7F" w:sz="4" w:space="0"/>
+              <w:left w:val="dashed" w:color="243F61" w:themeColor="accent1" w:themeShade="7F" w:sz="4" w:space="0"/>
+              <w:bottom w:val="dashed" w:color="243F61" w:themeColor="accent1" w:themeShade="7F" w:sz="4" w:space="0"/>
+              <w:right w:val="nil"/>
+            </w:tcBorders>
+            <w:shd w:val="clear" w:color="auto" w:fill="auto"/>
+            <w:vAlign w:val="center"/>
+          </w:tcPr>
+          <w:p>
+            <w:pPr>
+              <w:spacing w:before="26"/>
+              <w:jc w:val="center"/>
+              <w:rPr>
+                <w:rFonts w:ascii="Times New Roman" w:hAnsi="Times New Roman" w:eastAsia="微软雅黑" w:cs="Times New Roman"/>
+                <w:sz w:val="18"/>
+                <w:szCs w:val="18"/>
+              </w:rPr>
+            </w:pPr>
             <w:r>
               <w:rPr>
                 <w:rFonts w:hint="eastAsia" w:ascii="Times New Roman" w:hAnsi="Times New Roman" w:eastAsia="微软雅黑" w:cs="黑体"/>
                 <w:sz w:val="21"/>
-              </w:rPr>
-              <w:t>msi_status_state</w:t>
-            </w:r>
-            <w:r>
-              <w:rPr>
-                <w:rFonts w:hint="eastAsia" w:ascii="Times New Roman" w:hAnsi="Times New Roman" w:eastAsia="微软雅黑" w:cs="Times New Roman"/>
-                <w:sz w:val="21"/>
-                <w:szCs w:val="21"/>
-              </w:rPr>
-              <w:t xml:space="preserve"> }}</w:t>
+                <w:lang w:eastAsia="zh-CN"/>
+              </w:rPr>
+              <w:t>{{summaryOfRresults.msi_status}}</w:t>
             </w:r>
           </w:p>
         </w:tc>
@@ -29328,12 +29311,12 @@
       <w:tr>
         <w:tblPrEx>
           <w:tblBorders>
-            <w:top w:val="single" w:color="00B050" w:sz="18" w:space="0"/>
-            <w:left w:val="none" w:color="auto" w:sz="0" w:space="0"/>
-            <w:bottom w:val="single" w:color="A4A4A4" w:sz="4" w:space="0"/>
-            <w:right w:val="none" w:color="auto" w:sz="0" w:space="0"/>
-            <w:insideH w:val="single" w:color="A4A4A4" w:sz="4" w:space="0"/>
-            <w:insideV w:val="single" w:color="A4A4A4" w:sz="4" w:space="0"/>
+            <w:top w:val="single" w:color="45A3A7" w:sz="18" w:space="0"/>
+            <w:left w:val="none" w:color="auto" w:sz="6" w:space="0"/>
+            <w:bottom w:val="dotted" w:color="45A3A7" w:sz="4" w:space="0"/>
+            <w:right w:val="none" w:color="auto" w:sz="6" w:space="0"/>
+            <w:insideH w:val="dotted" w:color="45A3A7" w:sz="4" w:space="0"/>
+            <w:insideV w:val="dotted" w:color="45A3A7" w:sz="4" w:space="0"/>
           </w:tblBorders>
           <w:tblCellMar>
             <w:top w:w="0" w:type="dxa"/>
@@ -29343,790 +29326,1623 @@
           </w:tblCellMar>
         </w:tblPrEx>
         <w:trPr>
-          <w:trHeight w:val="90" w:hRule="atLeast"/>
           <w:jc w:val="center"/>
         </w:trPr>
         <w:tc>
           <w:tcPr>
-            <w:tcW w:w="9837" w:type="dxa"/>
-            <w:gridSpan w:val="2"/>
-            <w:tcBorders>
-              <w:top w:val="nil"/>
-              <w:bottom w:val="nil"/>
-            </w:tcBorders>
-            <w:shd w:val="clear" w:color="auto" w:fill="auto"/>
-            <w:vAlign w:val="center"/>
-          </w:tcPr>
-          <w:p>
-            <w:pPr>
-              <w:keepNext w:val="0"/>
-              <w:keepLines w:val="0"/>
-              <w:pageBreakBefore w:val="0"/>
-              <w:widowControl w:val="0"/>
-              <w:kinsoku/>
-              <w:wordWrap/>
-              <w:overflowPunct/>
-              <w:topLinePunct w:val="0"/>
-              <w:autoSpaceDE/>
-              <w:autoSpaceDN/>
-              <w:bidi w:val="0"/>
-              <w:adjustRightInd/>
-              <w:snapToGrid/>
-              <w:spacing w:before="120" w:beforeLines="50" w:line="228" w:lineRule="auto"/>
-              <w:textAlignment w:val="auto"/>
-              <w:rPr>
-                <w:rFonts w:ascii="Times New Roman" w:hAnsi="Times New Roman" w:eastAsia="微软雅黑" w:cs="Times New Roman"/>
-                <w:b/>
-                <w:sz w:val="18"/>
-                <w:shd w:val="clear" w:color="auto" w:fill="FFFFFF"/>
-              </w:rPr>
-            </w:pPr>
-            <w:r>
-              <w:rPr>
-                <w:rFonts w:hint="eastAsia" w:ascii="Times New Roman" w:hAnsi="Times New Roman" w:eastAsia="微软雅黑" w:cs="Times New Roman"/>
-                <w:b/>
-                <w:sz w:val="18"/>
-                <w:shd w:val="clear" w:color="auto" w:fill="FFFFFF"/>
-              </w:rPr>
-              <w:t>指标解析：</w:t>
-            </w:r>
-          </w:p>
-          <w:p>
-            <w:pPr>
-              <w:keepNext w:val="0"/>
-              <w:keepLines w:val="0"/>
-              <w:pageBreakBefore w:val="0"/>
-              <w:widowControl w:val="0"/>
-              <w:kinsoku/>
-              <w:wordWrap/>
-              <w:overflowPunct/>
-              <w:topLinePunct w:val="0"/>
-              <w:autoSpaceDE/>
-              <w:autoSpaceDN/>
-              <w:bidi w:val="0"/>
-              <w:adjustRightInd/>
-              <w:snapToGrid/>
-              <w:spacing w:line="228" w:lineRule="auto"/>
-              <w:ind w:firstLine="360" w:firstLineChars="200"/>
-              <w:textAlignment w:val="auto"/>
-              <w:rPr>
-                <w:rFonts w:ascii="Times New Roman" w:hAnsi="Times New Roman" w:eastAsia="微软雅黑" w:cs="Times New Roman"/>
-                <w:sz w:val="18"/>
-                <w:shd w:val="clear" w:color="auto" w:fill="FFFFFF"/>
-              </w:rPr>
-            </w:pPr>
-            <w:r>
-              <w:rPr>
-                <w:rFonts w:ascii="Times New Roman" w:hAnsi="Times New Roman" w:eastAsia="微软雅黑" w:cs="Times New Roman"/>
-                <w:sz w:val="18"/>
-                <w:shd w:val="clear" w:color="auto" w:fill="FFFFFF"/>
-              </w:rPr>
-              <w:t>微卫星不稳定（MSI）是由于在DNA复制时插入或缺失突变引起的微卫星序列长度改变的现象。</w:t>
-            </w:r>
-            <w:r>
-              <w:rPr>
-                <w:rFonts w:hint="eastAsia" w:ascii="Times New Roman" w:hAnsi="Times New Roman" w:eastAsia="微软雅黑" w:cs="Times New Roman"/>
-                <w:sz w:val="18"/>
-                <w:shd w:val="clear" w:color="auto" w:fill="FFFFFF"/>
-              </w:rPr>
-              <w:t>MSI结果</w:t>
-            </w:r>
-            <w:r>
-              <w:rPr>
-                <w:rFonts w:ascii="Times New Roman" w:hAnsi="Times New Roman" w:eastAsia="微软雅黑" w:cs="Times New Roman"/>
-                <w:sz w:val="18"/>
-                <w:shd w:val="clear" w:color="auto" w:fill="FFFFFF"/>
-              </w:rPr>
-              <w:t>可以分为微卫星稳定型（MSS）、微卫星不稳定型（MSI-H）。MSI-H型结直肠癌、胃癌、子宫内膜癌、胆管癌及胰腺癌等患者可能从免疫治疗PD-1抑制剂类药物中获益。</w:t>
-            </w:r>
-          </w:p>
-          <w:p>
-            <w:pPr>
-              <w:keepNext w:val="0"/>
-              <w:keepLines w:val="0"/>
-              <w:pageBreakBefore w:val="0"/>
-              <w:widowControl w:val="0"/>
-              <w:kinsoku/>
-              <w:wordWrap/>
-              <w:overflowPunct/>
-              <w:topLinePunct w:val="0"/>
-              <w:autoSpaceDE/>
-              <w:autoSpaceDN/>
-              <w:bidi w:val="0"/>
-              <w:adjustRightInd/>
-              <w:snapToGrid/>
-              <w:spacing w:before="120" w:beforeLines="50" w:line="228" w:lineRule="auto"/>
-              <w:textAlignment w:val="auto"/>
-              <w:rPr>
-                <w:rFonts w:ascii="Times New Roman" w:hAnsi="Times New Roman" w:eastAsia="微软雅黑" w:cs="Times New Roman"/>
-                <w:b/>
-                <w:sz w:val="18"/>
-                <w:shd w:val="clear" w:color="auto" w:fill="FFFFFF"/>
-              </w:rPr>
-            </w:pPr>
-            <w:r>
-              <w:rPr>
-                <w:rFonts w:hint="eastAsia" w:ascii="Times New Roman" w:hAnsi="Times New Roman" w:eastAsia="微软雅黑" w:cs="Times New Roman"/>
-                <w:b/>
-                <w:sz w:val="18"/>
-                <w:shd w:val="clear" w:color="auto" w:fill="FFFFFF"/>
-              </w:rPr>
-              <w:t>临床意义：</w:t>
-            </w:r>
-          </w:p>
-          <w:p>
-            <w:pPr>
-              <w:keepNext w:val="0"/>
-              <w:keepLines w:val="0"/>
-              <w:pageBreakBefore w:val="0"/>
-              <w:widowControl w:val="0"/>
-              <w:numPr>
-                <w:ilvl w:val="0"/>
-                <w:numId w:val="10"/>
-              </w:numPr>
-              <w:kinsoku/>
-              <w:wordWrap/>
-              <w:overflowPunct/>
-              <w:topLinePunct w:val="0"/>
-              <w:autoSpaceDE/>
-              <w:autoSpaceDN/>
-              <w:bidi w:val="0"/>
-              <w:adjustRightInd/>
-              <w:snapToGrid/>
-              <w:spacing w:line="228" w:lineRule="auto"/>
-              <w:textAlignment w:val="auto"/>
-              <w:rPr>
-                <w:rFonts w:ascii="Times New Roman" w:hAnsi="Times New Roman" w:eastAsia="微软雅黑" w:cs="Times New Roman"/>
-                <w:sz w:val="18"/>
-                <w:shd w:val="clear" w:color="auto" w:fill="FFFFFF"/>
-              </w:rPr>
-            </w:pPr>
-            <w:r>
-              <w:rPr>
-                <w:rFonts w:hint="eastAsia" w:ascii="Times New Roman" w:hAnsi="Times New Roman" w:eastAsia="微软雅黑" w:cs="Times New Roman"/>
-                <w:sz w:val="18"/>
-                <w:shd w:val="clear" w:color="auto" w:fill="FFFFFF"/>
-              </w:rPr>
-              <w:t>FDA批准伊匹木单抗与纳武利尤单抗联用治疗在氟嘧啶、奥沙利铂和伊立替康治疗后有进展且微卫星不稳定性高（MSI-H）或错配修复缺陷（dMMR）的转移性结直肠癌成人和12岁及以上儿童患者。</w:t>
-            </w:r>
-          </w:p>
-          <w:p>
-            <w:pPr>
-              <w:keepNext w:val="0"/>
-              <w:keepLines w:val="0"/>
-              <w:pageBreakBefore w:val="0"/>
-              <w:widowControl w:val="0"/>
-              <w:numPr>
-                <w:ilvl w:val="0"/>
-                <w:numId w:val="10"/>
-              </w:numPr>
-              <w:kinsoku/>
-              <w:wordWrap/>
-              <w:overflowPunct/>
-              <w:topLinePunct w:val="0"/>
-              <w:autoSpaceDE/>
-              <w:autoSpaceDN/>
-              <w:bidi w:val="0"/>
-              <w:adjustRightInd/>
-              <w:snapToGrid/>
-              <w:spacing w:line="228" w:lineRule="auto"/>
-              <w:textAlignment w:val="auto"/>
-              <w:rPr>
-                <w:rFonts w:ascii="Times New Roman" w:hAnsi="Times New Roman" w:eastAsia="微软雅黑" w:cs="Times New Roman"/>
-                <w:sz w:val="18"/>
-                <w:shd w:val="clear" w:color="auto" w:fill="FFFFFF"/>
-              </w:rPr>
-            </w:pPr>
-            <w:r>
-              <w:rPr>
-                <w:rFonts w:hint="eastAsia" w:ascii="Times New Roman" w:hAnsi="Times New Roman" w:eastAsia="微软雅黑" w:cs="Times New Roman"/>
-                <w:sz w:val="18"/>
-                <w:shd w:val="clear" w:color="auto" w:fill="FFFFFF"/>
-              </w:rPr>
-              <w:t>FDA批准帕博利珠单抗用于患有不可切除或转移性，微卫星不稳定性高（MSI-H）或错配修复缺陷的实体瘤成年和儿童患者，这些患者在既往治疗后病情进展，并且没有令人满意的替代治疗方案选择。</w:t>
-            </w:r>
-          </w:p>
-          <w:p>
-            <w:pPr>
-              <w:keepNext w:val="0"/>
-              <w:keepLines w:val="0"/>
-              <w:pageBreakBefore w:val="0"/>
-              <w:widowControl w:val="0"/>
-              <w:numPr>
-                <w:ilvl w:val="0"/>
-                <w:numId w:val="10"/>
-              </w:numPr>
-              <w:kinsoku/>
-              <w:wordWrap/>
-              <w:overflowPunct/>
-              <w:topLinePunct w:val="0"/>
-              <w:autoSpaceDE/>
-              <w:autoSpaceDN/>
-              <w:bidi w:val="0"/>
-              <w:adjustRightInd/>
-              <w:snapToGrid/>
-              <w:spacing w:line="228" w:lineRule="auto"/>
-              <w:textAlignment w:val="auto"/>
-              <w:rPr>
-                <w:rFonts w:ascii="Times New Roman" w:hAnsi="Times New Roman" w:eastAsia="微软雅黑" w:cs="Times New Roman"/>
-                <w:sz w:val="18"/>
-                <w:shd w:val="clear" w:color="auto" w:fill="FFFFFF"/>
-              </w:rPr>
-            </w:pPr>
-            <w:r>
-              <w:rPr>
-                <w:rFonts w:hint="eastAsia" w:ascii="Times New Roman" w:hAnsi="Times New Roman" w:eastAsia="微软雅黑" w:cs="Times New Roman"/>
-                <w:sz w:val="18"/>
-                <w:shd w:val="clear" w:color="auto" w:fill="FFFFFF"/>
-              </w:rPr>
-              <w:t>FDA批准帕博利珠单抗：1、用于患有不可切除或转移性，微卫星不稳定性高（MSI-H）或错配修复缺陷的结直肠癌成年和儿童患者，并且这些患者在氟嘧啶，奥沙利铂和伊立替康治疗后疾病进展；2、一线治疗不可切除或转移性微卫星不稳定性高（MSI-H）或错配修复缺陷（dMMR）结直肠癌患者。NMPA批准帕博利珠单抗单药用于KRAS、NRAS和BRAF基因均为野生型、不可切除或转移性高微卫星不稳定性（MSI-H）或错配修复基因缺陷型（dMMR）结直肠癌（CRC）患者的一线治疗。</w:t>
-            </w:r>
-          </w:p>
-          <w:p>
-            <w:pPr>
-              <w:keepNext w:val="0"/>
-              <w:keepLines w:val="0"/>
-              <w:pageBreakBefore w:val="0"/>
-              <w:widowControl w:val="0"/>
-              <w:numPr>
-                <w:ilvl w:val="0"/>
-                <w:numId w:val="10"/>
-              </w:numPr>
-              <w:kinsoku/>
-              <w:wordWrap/>
-              <w:overflowPunct/>
-              <w:topLinePunct w:val="0"/>
-              <w:autoSpaceDE/>
-              <w:autoSpaceDN/>
-              <w:bidi w:val="0"/>
-              <w:adjustRightInd/>
-              <w:snapToGrid/>
-              <w:spacing w:line="228" w:lineRule="auto"/>
-              <w:textAlignment w:val="auto"/>
-              <w:rPr>
-                <w:rFonts w:ascii="Times New Roman" w:hAnsi="Times New Roman" w:eastAsia="微软雅黑" w:cs="Times New Roman"/>
-                <w:sz w:val="18"/>
-                <w:shd w:val="clear" w:color="auto" w:fill="FFFFFF"/>
-              </w:rPr>
-            </w:pPr>
-            <w:r>
-              <w:rPr>
-                <w:rFonts w:hint="eastAsia" w:ascii="Times New Roman" w:hAnsi="Times New Roman" w:eastAsia="微软雅黑" w:cs="Times New Roman"/>
-                <w:sz w:val="18"/>
-                <w:shd w:val="clear" w:color="auto" w:fill="FFFFFF"/>
-              </w:rPr>
-              <w:t>FDA批准帕博利珠单抗单药用于治疗既往在任何情况下接受系统治疗后疾病进展、不适合根治性手术或放疗、经FDA批准的试验确定MSI-H或dMMR的晚期子宫内膜癌患者。</w:t>
-            </w:r>
-          </w:p>
-          <w:p>
-            <w:pPr>
-              <w:keepNext w:val="0"/>
-              <w:keepLines w:val="0"/>
-              <w:pageBreakBefore w:val="0"/>
-              <w:widowControl w:val="0"/>
-              <w:numPr>
-                <w:ilvl w:val="0"/>
-                <w:numId w:val="10"/>
-              </w:numPr>
-              <w:kinsoku/>
-              <w:wordWrap/>
-              <w:overflowPunct/>
-              <w:topLinePunct w:val="0"/>
-              <w:autoSpaceDE/>
-              <w:autoSpaceDN/>
-              <w:bidi w:val="0"/>
-              <w:adjustRightInd/>
-              <w:snapToGrid/>
-              <w:spacing w:line="228" w:lineRule="auto"/>
-              <w:textAlignment w:val="auto"/>
-              <w:rPr>
-                <w:rFonts w:ascii="Times New Roman" w:hAnsi="Times New Roman" w:eastAsia="微软雅黑" w:cs="Times New Roman"/>
-                <w:sz w:val="18"/>
-                <w:shd w:val="clear" w:color="auto" w:fill="FFFFFF"/>
-              </w:rPr>
-            </w:pPr>
-            <w:r>
-              <w:rPr>
-                <w:rFonts w:hint="eastAsia" w:ascii="Times New Roman" w:hAnsi="Times New Roman" w:eastAsia="微软雅黑" w:cs="Times New Roman"/>
-                <w:sz w:val="18"/>
-                <w:shd w:val="clear" w:color="auto" w:fill="FFFFFF"/>
-              </w:rPr>
-              <w:t>FDA批准纳武利尤单抗单药用于具有MSI-H或者dMMR特征，并已经接受过氟尿嘧啶、奥沙利铂、伊利替康治疗后疾病进展的成年或者儿童（12岁以上）转移性结直肠癌患者。</w:t>
-            </w:r>
-          </w:p>
-          <w:p>
-            <w:pPr>
-              <w:keepNext w:val="0"/>
-              <w:keepLines w:val="0"/>
-              <w:pageBreakBefore w:val="0"/>
-              <w:widowControl w:val="0"/>
-              <w:numPr>
-                <w:ilvl w:val="0"/>
-                <w:numId w:val="10"/>
-              </w:numPr>
-              <w:kinsoku/>
-              <w:wordWrap/>
-              <w:overflowPunct/>
-              <w:topLinePunct w:val="0"/>
-              <w:autoSpaceDE/>
-              <w:autoSpaceDN/>
-              <w:bidi w:val="0"/>
-              <w:adjustRightInd/>
-              <w:snapToGrid/>
-              <w:spacing w:line="228" w:lineRule="auto"/>
-              <w:textAlignment w:val="auto"/>
-              <w:rPr>
-                <w:rFonts w:ascii="Times New Roman" w:hAnsi="Times New Roman" w:eastAsia="微软雅黑" w:cs="Times New Roman"/>
-                <w:sz w:val="18"/>
-                <w:shd w:val="clear" w:color="auto" w:fill="FFFFFF"/>
-              </w:rPr>
-            </w:pPr>
-            <w:r>
-              <w:rPr>
-                <w:rFonts w:hint="eastAsia" w:ascii="Times New Roman" w:hAnsi="Times New Roman" w:eastAsia="微软雅黑" w:cs="Times New Roman"/>
-                <w:sz w:val="18"/>
-                <w:shd w:val="clear" w:color="auto" w:fill="FFFFFF"/>
-              </w:rPr>
-              <w:t>NMPA批准恩沃利单抗用于不可切除或转移性微卫星高度不稳定（MSI-H）或错配修复基因缺陷型（dMMR）的成人晚期实体瘤患者的治疗，包括既往经过氟尿嘧啶类、奥沙利铂和伊立替康治疗后出现疾病进展的晚期结直肠癌患者以及既往治疗后出现疾病进展且无满意替代治疗方案的其他晚期实体瘤患者。</w:t>
-            </w:r>
-          </w:p>
-          <w:p>
-            <w:pPr>
-              <w:keepNext w:val="0"/>
-              <w:keepLines w:val="0"/>
-              <w:pageBreakBefore w:val="0"/>
-              <w:widowControl w:val="0"/>
-              <w:numPr>
-                <w:ilvl w:val="0"/>
-                <w:numId w:val="10"/>
-              </w:numPr>
-              <w:kinsoku/>
-              <w:wordWrap/>
-              <w:overflowPunct/>
-              <w:topLinePunct w:val="0"/>
-              <w:autoSpaceDE/>
-              <w:autoSpaceDN/>
-              <w:bidi w:val="0"/>
-              <w:adjustRightInd/>
-              <w:snapToGrid/>
-              <w:spacing w:line="228" w:lineRule="auto"/>
-              <w:textAlignment w:val="auto"/>
-              <w:rPr>
-                <w:rFonts w:ascii="Times New Roman" w:hAnsi="Times New Roman" w:eastAsia="微软雅黑" w:cs="Times New Roman"/>
-                <w:sz w:val="18"/>
-                <w:shd w:val="clear" w:color="auto" w:fill="FFFFFF"/>
-              </w:rPr>
-            </w:pPr>
-            <w:r>
-              <w:rPr>
-                <w:rFonts w:ascii="Times New Roman" w:hAnsi="Times New Roman" w:eastAsia="微软雅黑" w:cs="Times New Roman"/>
-                <w:sz w:val="18"/>
-                <w:shd w:val="clear" w:color="auto" w:fill="FFFFFF"/>
-              </w:rPr>
-              <w:t>NMPA批准</w:t>
-            </w:r>
-            <w:r>
-              <w:rPr>
-                <w:rFonts w:hint="eastAsia" w:ascii="Times New Roman" w:hAnsi="Times New Roman" w:eastAsia="微软雅黑" w:cs="Times New Roman"/>
-                <w:sz w:val="18"/>
-                <w:shd w:val="clear" w:color="auto" w:fill="FFFFFF"/>
-              </w:rPr>
-              <w:t>替雷利珠单抗</w:t>
-            </w:r>
-            <w:r>
-              <w:rPr>
-                <w:rFonts w:ascii="Times New Roman" w:hAnsi="Times New Roman" w:eastAsia="微软雅黑" w:cs="Times New Roman"/>
-                <w:sz w:val="18"/>
-                <w:shd w:val="clear" w:color="auto" w:fill="FFFFFF"/>
-              </w:rPr>
-              <w:t>用于治疗不可切除或转移性微卫星高度不稳定型（MSI-H）或错配修复基因缺陷型</w:t>
-            </w:r>
-            <w:r>
-              <w:rPr>
-                <w:rFonts w:hint="eastAsia" w:ascii="Times New Roman" w:hAnsi="Times New Roman" w:eastAsia="微软雅黑" w:cs="Times New Roman"/>
-                <w:sz w:val="18"/>
-                <w:shd w:val="clear" w:color="auto" w:fill="FFFFFF"/>
-              </w:rPr>
-              <w:t>(</w:t>
-            </w:r>
-            <w:r>
-              <w:rPr>
-                <w:rFonts w:ascii="Times New Roman" w:hAnsi="Times New Roman" w:eastAsia="微软雅黑" w:cs="Times New Roman"/>
-                <w:sz w:val="18"/>
-                <w:shd w:val="clear" w:color="auto" w:fill="FFFFFF"/>
-              </w:rPr>
-              <w:t>dMMR</w:t>
-            </w:r>
-            <w:r>
-              <w:rPr>
-                <w:rFonts w:hint="eastAsia" w:ascii="Times New Roman" w:hAnsi="Times New Roman" w:eastAsia="微软雅黑" w:cs="Times New Roman"/>
-                <w:sz w:val="18"/>
-                <w:shd w:val="clear" w:color="auto" w:fill="FFFFFF"/>
-              </w:rPr>
-              <w:t>)</w:t>
-            </w:r>
-            <w:r>
-              <w:rPr>
-                <w:rFonts w:ascii="Times New Roman" w:hAnsi="Times New Roman" w:eastAsia="微软雅黑" w:cs="Times New Roman"/>
-                <w:sz w:val="18"/>
-                <w:shd w:val="clear" w:color="auto" w:fill="FFFFFF"/>
-              </w:rPr>
-              <w:t>的成人晚期实体瘤患者，包括既往接受过氟尿嘧啶类、奥沙利铂和伊立替康治疗后出现疾病进展的晚期结直肠癌患者；既往治疗后出现疾病进展且无满意替代治疗方案的其他晚期实体瘤患者。</w:t>
-            </w:r>
-          </w:p>
-          <w:p>
-            <w:pPr>
-              <w:keepNext w:val="0"/>
-              <w:keepLines w:val="0"/>
-              <w:pageBreakBefore w:val="0"/>
-              <w:widowControl w:val="0"/>
-              <w:numPr>
-                <w:ilvl w:val="0"/>
-                <w:numId w:val="10"/>
-              </w:numPr>
-              <w:kinsoku/>
-              <w:wordWrap/>
-              <w:overflowPunct/>
-              <w:topLinePunct w:val="0"/>
-              <w:autoSpaceDE/>
-              <w:autoSpaceDN/>
-              <w:bidi w:val="0"/>
-              <w:adjustRightInd/>
-              <w:snapToGrid/>
-              <w:spacing w:line="228" w:lineRule="auto"/>
-              <w:textAlignment w:val="auto"/>
-              <w:rPr>
-                <w:rFonts w:ascii="Times New Roman" w:hAnsi="Times New Roman" w:eastAsia="微软雅黑" w:cs="Times New Roman"/>
-                <w:sz w:val="18"/>
-                <w:shd w:val="clear" w:color="auto" w:fill="FFFFFF"/>
-              </w:rPr>
-            </w:pPr>
-            <w:r>
-              <w:rPr>
-                <w:rFonts w:hint="eastAsia" w:ascii="Times New Roman" w:hAnsi="Times New Roman" w:eastAsia="微软雅黑" w:cs="Times New Roman"/>
-                <w:sz w:val="18"/>
-                <w:shd w:val="clear" w:color="auto" w:fill="FFFFFF"/>
-              </w:rPr>
-              <w:t>N</w:t>
-            </w:r>
-            <w:r>
-              <w:rPr>
-                <w:rFonts w:ascii="Times New Roman" w:hAnsi="Times New Roman" w:eastAsia="微软雅黑" w:cs="Times New Roman"/>
-                <w:sz w:val="18"/>
-                <w:shd w:val="clear" w:color="auto" w:fill="FFFFFF"/>
-              </w:rPr>
-              <w:t>MPA批准</w:t>
-            </w:r>
-            <w:r>
-              <w:rPr>
-                <w:rFonts w:hint="eastAsia" w:ascii="Times New Roman" w:hAnsi="Times New Roman" w:eastAsia="微软雅黑" w:cs="Times New Roman"/>
-                <w:sz w:val="18"/>
-                <w:shd w:val="clear" w:color="auto" w:fill="FFFFFF"/>
-              </w:rPr>
-              <w:t>特普利单抗</w:t>
-            </w:r>
-            <w:r>
-              <w:rPr>
-                <w:rFonts w:ascii="Times New Roman" w:hAnsi="Times New Roman" w:eastAsia="微软雅黑" w:cs="Times New Roman"/>
-                <w:sz w:val="18"/>
-                <w:shd w:val="clear" w:color="auto" w:fill="FFFFFF"/>
-              </w:rPr>
-              <w:t>用于不可切除或转移性的高度微卫星不稳定型（MSI-H）或错配修复缺陷型（dMMR）的晚期实体瘤患者，包括既往经过氟尿嘧啶类、奥沙利铂和伊立替康治疗后出现疾病进展的晚期结直肠癌患者；既往至少一线治疗后出现疾病进展且无满意替代治疗方案的其他晚期实体瘤患者。</w:t>
-            </w:r>
-          </w:p>
-          <w:p>
-            <w:pPr>
-              <w:keepNext w:val="0"/>
-              <w:keepLines w:val="0"/>
-              <w:pageBreakBefore w:val="0"/>
-              <w:widowControl w:val="0"/>
-              <w:numPr>
-                <w:ilvl w:val="0"/>
-                <w:numId w:val="10"/>
-              </w:numPr>
-              <w:kinsoku/>
-              <w:wordWrap/>
-              <w:overflowPunct/>
-              <w:topLinePunct w:val="0"/>
-              <w:autoSpaceDE/>
-              <w:autoSpaceDN/>
-              <w:bidi w:val="0"/>
-              <w:adjustRightInd/>
-              <w:snapToGrid/>
-              <w:spacing w:line="228" w:lineRule="auto"/>
-              <w:textAlignment w:val="auto"/>
-              <w:rPr>
-                <w:rFonts w:ascii="Times New Roman" w:hAnsi="Times New Roman" w:eastAsia="微软雅黑" w:cs="Times New Roman"/>
-                <w:sz w:val="18"/>
-                <w:shd w:val="clear" w:color="auto" w:fill="FFFFFF"/>
-              </w:rPr>
-            </w:pPr>
-            <w:r>
-              <w:rPr>
-                <w:rFonts w:ascii="Times New Roman" w:hAnsi="Times New Roman" w:eastAsia="微软雅黑" w:cs="Times New Roman"/>
-                <w:sz w:val="18"/>
-                <w:shd w:val="clear" w:color="auto" w:fill="FFFFFF"/>
-              </w:rPr>
-              <w:t>NMPA批准</w:t>
-            </w:r>
-            <w:r>
-              <w:rPr>
-                <w:rFonts w:hint="eastAsia" w:ascii="Times New Roman" w:hAnsi="Times New Roman" w:eastAsia="微软雅黑" w:cs="Times New Roman"/>
-                <w:sz w:val="18"/>
-                <w:shd w:val="clear" w:color="auto" w:fill="FFFFFF"/>
-              </w:rPr>
-              <w:t>斯鲁利单抗</w:t>
-            </w:r>
-            <w:r>
-              <w:rPr>
-                <w:rFonts w:ascii="Times New Roman" w:hAnsi="Times New Roman" w:eastAsia="微软雅黑" w:cs="Times New Roman"/>
-                <w:sz w:val="18"/>
-                <w:shd w:val="clear" w:color="auto" w:fill="FFFFFF"/>
-              </w:rPr>
-              <w:t>用于不可切除或转移性微卫星高度不稳定</w:t>
-            </w:r>
-            <w:r>
-              <w:rPr>
-                <w:rFonts w:hint="eastAsia" w:ascii="Times New Roman" w:hAnsi="Times New Roman" w:eastAsia="微软雅黑" w:cs="Times New Roman"/>
-                <w:sz w:val="18"/>
-                <w:shd w:val="clear" w:color="auto" w:fill="FFFFFF"/>
-              </w:rPr>
-              <w:t>（</w:t>
-            </w:r>
-            <w:r>
-              <w:rPr>
-                <w:rFonts w:ascii="Times New Roman" w:hAnsi="Times New Roman" w:eastAsia="微软雅黑" w:cs="Times New Roman"/>
-                <w:sz w:val="18"/>
-                <w:shd w:val="clear" w:color="auto" w:fill="FFFFFF"/>
-              </w:rPr>
-              <w:t>MSI-</w:t>
-            </w:r>
-            <w:r>
-              <w:rPr>
-                <w:rFonts w:hint="eastAsia" w:ascii="Times New Roman" w:hAnsi="Times New Roman" w:eastAsia="微软雅黑" w:cs="Times New Roman"/>
-                <w:sz w:val="18"/>
-                <w:shd w:val="clear" w:color="auto" w:fill="FFFFFF"/>
-              </w:rPr>
-              <w:t>H）</w:t>
-            </w:r>
-            <w:r>
-              <w:rPr>
-                <w:rFonts w:ascii="Times New Roman" w:hAnsi="Times New Roman" w:eastAsia="微软雅黑" w:cs="Times New Roman"/>
-                <w:sz w:val="18"/>
-                <w:shd w:val="clear" w:color="auto" w:fill="FFFFFF"/>
-              </w:rPr>
-              <w:t>成人晚期实体瘤患者，包括既往经过氟尿嘧啶类、奥沙利铂和伊立替康治疗后出现疾病进展的晚期结直肠癌患者；既往至少二线治疗后出现疾病进展且无满意替代治疗方案晚期胃癌患者；既往至少一线治疗后出现疾病进展且无满意替代治疗方案其他晚期实体瘤</w:t>
-            </w:r>
-            <w:r>
-              <w:rPr>
-                <w:rFonts w:hint="eastAsia" w:ascii="Times New Roman" w:hAnsi="Times New Roman" w:eastAsia="微软雅黑" w:cs="Times New Roman"/>
-                <w:sz w:val="18"/>
-                <w:shd w:val="clear" w:color="auto" w:fill="FFFFFF"/>
-              </w:rPr>
-              <w:t>患者。</w:t>
-            </w:r>
-          </w:p>
-          <w:p>
-            <w:pPr>
-              <w:keepNext w:val="0"/>
-              <w:keepLines w:val="0"/>
-              <w:pageBreakBefore w:val="0"/>
-              <w:widowControl w:val="0"/>
-              <w:numPr>
-                <w:ilvl w:val="0"/>
-                <w:numId w:val="10"/>
-              </w:numPr>
-              <w:kinsoku/>
-              <w:wordWrap/>
-              <w:overflowPunct/>
-              <w:topLinePunct w:val="0"/>
-              <w:autoSpaceDE/>
-              <w:autoSpaceDN/>
-              <w:bidi w:val="0"/>
-              <w:adjustRightInd/>
-              <w:snapToGrid/>
-              <w:spacing w:line="228" w:lineRule="auto"/>
-              <w:textAlignment w:val="auto"/>
-              <w:rPr>
-                <w:rFonts w:ascii="Times New Roman" w:hAnsi="Times New Roman" w:eastAsia="微软雅黑" w:cs="Times New Roman"/>
-                <w:sz w:val="18"/>
-                <w:shd w:val="clear" w:color="auto" w:fill="FFFFFF"/>
-              </w:rPr>
-            </w:pPr>
-            <w:r>
-              <w:rPr>
-                <w:rFonts w:ascii="Times New Roman" w:hAnsi="Times New Roman" w:eastAsia="微软雅黑" w:cs="Times New Roman"/>
-                <w:sz w:val="18"/>
-                <w:shd w:val="clear" w:color="auto" w:fill="FFFFFF"/>
-              </w:rPr>
-              <w:t>FDA批准Dostarlimab：1、用于具有错配修复缺陷（dMMR）的复发性或晚期子宫内膜癌成人患者，这些患者在接受含铂化疗期间或之后病情进展且不适合治疗性手术或放射治疗；2、联合卡铂和紫杉醇，随后单药物用于错配修复缺陷（dMMR）或微卫星高度不稳定性（MSI-H）成人原发性晚期或复发性子宫内膜癌。</w:t>
-            </w:r>
-          </w:p>
-          <w:p>
-            <w:pPr>
-              <w:keepNext w:val="0"/>
-              <w:keepLines w:val="0"/>
-              <w:pageBreakBefore w:val="0"/>
-              <w:widowControl w:val="0"/>
-              <w:numPr>
-                <w:ilvl w:val="0"/>
-                <w:numId w:val="10"/>
-              </w:numPr>
-              <w:kinsoku/>
-              <w:wordWrap/>
-              <w:overflowPunct/>
-              <w:topLinePunct w:val="0"/>
-              <w:autoSpaceDE/>
-              <w:autoSpaceDN/>
-              <w:bidi w:val="0"/>
-              <w:adjustRightInd/>
-              <w:snapToGrid/>
-              <w:spacing w:line="228" w:lineRule="auto"/>
-              <w:textAlignment w:val="auto"/>
-              <w:rPr>
-                <w:rFonts w:ascii="Times New Roman" w:hAnsi="Times New Roman" w:eastAsia="微软雅黑" w:cs="Times New Roman"/>
-                <w:sz w:val="18"/>
-                <w:shd w:val="clear" w:color="auto" w:fill="FFFFFF"/>
-              </w:rPr>
-            </w:pPr>
-            <w:r>
-              <w:rPr>
-                <w:rFonts w:ascii="Times New Roman" w:hAnsi="Times New Roman" w:eastAsia="微软雅黑" w:cs="Times New Roman"/>
-                <w:sz w:val="18"/>
-                <w:shd w:val="clear" w:color="auto" w:fill="FFFFFF"/>
-              </w:rPr>
-              <w:t>FDA批准</w:t>
-            </w:r>
-            <w:r>
-              <w:rPr>
-                <w:rFonts w:hint="eastAsia" w:ascii="Times New Roman" w:hAnsi="Times New Roman" w:eastAsia="微软雅黑" w:cs="Times New Roman"/>
-                <w:sz w:val="18"/>
-                <w:shd w:val="clear" w:color="auto" w:fill="FFFFFF"/>
-              </w:rPr>
-              <w:t>帕博利珠单抗</w:t>
-            </w:r>
-            <w:r>
-              <w:rPr>
-                <w:rFonts w:ascii="Times New Roman" w:hAnsi="Times New Roman" w:eastAsia="微软雅黑" w:cs="Times New Roman"/>
-                <w:sz w:val="18"/>
-                <w:shd w:val="clear" w:color="auto" w:fill="FFFFFF"/>
-              </w:rPr>
-              <w:t>联合仑伐替尼用于治疗既往在任何情况下接受系统治疗后疾病进展、不适合根治性手术或放疗、经检测证实不是微卫星高不稳定性（MSI-H）或不是错配修复缺陷（dMMR）的晚期子宫内膜癌（EC）患者。</w:t>
-            </w:r>
-          </w:p>
-          <w:p>
-            <w:pPr>
-              <w:keepNext w:val="0"/>
-              <w:keepLines w:val="0"/>
-              <w:pageBreakBefore w:val="0"/>
-              <w:widowControl w:val="0"/>
-              <w:kinsoku/>
-              <w:wordWrap/>
-              <w:overflowPunct/>
-              <w:topLinePunct w:val="0"/>
-              <w:autoSpaceDE/>
-              <w:autoSpaceDN/>
-              <w:bidi w:val="0"/>
-              <w:adjustRightInd/>
-              <w:snapToGrid/>
-              <w:spacing w:before="120" w:beforeLines="50" w:line="228" w:lineRule="auto"/>
-              <w:textAlignment w:val="auto"/>
-              <w:rPr>
-                <w:rFonts w:ascii="Times New Roman" w:hAnsi="Times New Roman" w:eastAsia="微软雅黑" w:cs="Times New Roman"/>
-                <w:b/>
-                <w:sz w:val="18"/>
-                <w:shd w:val="clear" w:color="auto" w:fill="FFFFFF"/>
-              </w:rPr>
-            </w:pPr>
-            <w:r>
-              <w:rPr>
-                <w:rFonts w:ascii="Times New Roman" w:hAnsi="Times New Roman" w:eastAsia="微软雅黑" w:cs="Times New Roman"/>
-                <w:b/>
-                <w:sz w:val="18"/>
-                <w:shd w:val="clear" w:color="auto" w:fill="FFFFFF"/>
-              </w:rPr>
-              <w:t>注：</w:t>
-            </w:r>
-          </w:p>
-          <w:p>
-            <w:pPr>
-              <w:keepNext w:val="0"/>
-              <w:keepLines w:val="0"/>
-              <w:pageBreakBefore w:val="0"/>
-              <w:widowControl w:val="0"/>
-              <w:numPr>
-                <w:ilvl w:val="0"/>
-                <w:numId w:val="11"/>
-              </w:numPr>
-              <w:kinsoku/>
-              <w:wordWrap/>
-              <w:overflowPunct/>
-              <w:topLinePunct w:val="0"/>
-              <w:autoSpaceDE/>
-              <w:autoSpaceDN/>
-              <w:bidi w:val="0"/>
-              <w:adjustRightInd/>
-              <w:snapToGrid/>
-              <w:spacing w:line="228" w:lineRule="auto"/>
-              <w:textAlignment w:val="auto"/>
-              <w:rPr>
-                <w:rFonts w:ascii="Times New Roman" w:hAnsi="Times New Roman" w:eastAsia="微软雅黑" w:cs="Times New Roman"/>
-                <w:sz w:val="18"/>
-                <w:szCs w:val="18"/>
-                <w:shd w:val="clear" w:color="auto" w:fill="FFFFFF"/>
-              </w:rPr>
-            </w:pPr>
-            <w:r>
-              <w:rPr>
-                <w:rFonts w:hint="eastAsia" w:ascii="Times New Roman" w:hAnsi="Times New Roman" w:eastAsia="微软雅黑" w:cs="Times New Roman"/>
-                <w:sz w:val="18"/>
-                <w:szCs w:val="18"/>
-                <w:shd w:val="clear" w:color="auto" w:fill="FFFFFF"/>
-              </w:rPr>
-              <w:t>本次检测使用NGS技术结合生物信息学算法，基于内部验证数据，通过微卫星位点的长度分布评估判断MSI状态。</w:t>
-            </w:r>
-          </w:p>
-          <w:p>
-            <w:pPr>
-              <w:keepNext w:val="0"/>
-              <w:keepLines w:val="0"/>
-              <w:pageBreakBefore w:val="0"/>
-              <w:widowControl w:val="0"/>
-              <w:numPr>
-                <w:ilvl w:val="0"/>
-                <w:numId w:val="11"/>
-              </w:numPr>
-              <w:kinsoku/>
-              <w:wordWrap/>
-              <w:overflowPunct/>
-              <w:topLinePunct w:val="0"/>
-              <w:autoSpaceDE/>
-              <w:autoSpaceDN/>
-              <w:bidi w:val="0"/>
-              <w:adjustRightInd/>
-              <w:snapToGrid/>
-              <w:spacing w:line="228" w:lineRule="auto"/>
-              <w:textAlignment w:val="auto"/>
-              <w:rPr>
-                <w:rFonts w:ascii="Times New Roman" w:hAnsi="Times New Roman" w:eastAsia="微软雅黑" w:cs="Times New Roman"/>
-                <w:sz w:val="21"/>
-                <w:szCs w:val="21"/>
-              </w:rPr>
-            </w:pPr>
-            <w:r>
-              <w:rPr>
-                <w:rFonts w:hint="eastAsia" w:ascii="Times New Roman" w:hAnsi="Times New Roman" w:eastAsia="微软雅黑" w:cs="Times New Roman"/>
-                <w:sz w:val="18"/>
-                <w:szCs w:val="18"/>
-                <w:shd w:val="clear" w:color="auto" w:fill="FFFFFF"/>
-              </w:rPr>
-              <w:t>血液MSI值预测免疫检查点抑制剂治疗疗效处于临床研究阶段，证据尚不充分，报告仅供临床参考。</w:t>
+            <w:tcW w:w="1783" w:type="dxa"/>
+            <w:tcBorders>
+              <w:top w:val="dashed" w:color="243F61" w:themeColor="accent1" w:themeShade="7F" w:sz="4" w:space="0"/>
+              <w:left w:val="nil"/>
+              <w:bottom w:val="dashed" w:color="243F61" w:themeColor="accent1" w:themeShade="7F" w:sz="4" w:space="0"/>
+              <w:right w:val="dashed" w:color="243F61" w:themeColor="accent1" w:themeShade="7F" w:sz="4" w:space="0"/>
+            </w:tcBorders>
+            <w:shd w:val="clear" w:color="auto" w:fill="auto"/>
+            <w:vAlign w:val="center"/>
+          </w:tcPr>
+          <w:p>
+            <w:pPr>
+              <w:spacing w:before="26"/>
+              <w:jc w:val="center"/>
+              <w:rPr>
+                <w:rFonts w:ascii="Times New Roman" w:hAnsi="Times New Roman" w:eastAsia="微软雅黑" w:cs="Times New Roman"/>
+                <w:b/>
+                <w:color w:val="254061" w:themeColor="accent1" w:themeShade="80"/>
+                <w:sz w:val="18"/>
+                <w:szCs w:val="18"/>
+              </w:rPr>
+            </w:pPr>
+            <w:r>
+              <w:rPr>
+                <w:rFonts w:hint="eastAsia" w:ascii="Times New Roman" w:hAnsi="Times New Roman" w:eastAsia="微软雅黑" w:cs="Times New Roman"/>
+                <w:b/>
+                <w:color w:val="254061" w:themeColor="accent1" w:themeShade="80"/>
+                <w:sz w:val="18"/>
+                <w:szCs w:val="18"/>
+                <w:lang w:eastAsia="zh-CN"/>
+              </w:rPr>
+              <w:t>基因突变相关说明</w:t>
+            </w:r>
+          </w:p>
+        </w:tc>
+        <w:tc>
+          <w:tcPr>
+            <w:tcW w:w="8087" w:type="dxa"/>
+            <w:tcBorders>
+              <w:top w:val="dashed" w:color="243F61" w:themeColor="accent1" w:themeShade="7F" w:sz="4" w:space="0"/>
+              <w:left w:val="dashed" w:color="243F61" w:themeColor="accent1" w:themeShade="7F" w:sz="4" w:space="0"/>
+              <w:bottom w:val="dashed" w:color="243F61" w:themeColor="accent1" w:themeShade="7F" w:sz="4" w:space="0"/>
+              <w:right w:val="nil"/>
+            </w:tcBorders>
+            <w:shd w:val="clear" w:color="auto" w:fill="auto"/>
+            <w:vAlign w:val="center"/>
+          </w:tcPr>
+          <w:p>
+            <w:pPr>
+              <w:keepNext/>
+              <w:spacing w:before="26"/>
+              <w:jc w:val="both"/>
+              <w:rPr>
+                <w:rFonts w:ascii="Times New Roman" w:hAnsi="Times New Roman" w:eastAsia="微软雅黑" w:cs="Times New Roman"/>
+                <w:sz w:val="18"/>
+                <w:szCs w:val="18"/>
+                <w:lang w:eastAsia="zh-CN"/>
+              </w:rPr>
+            </w:pPr>
+            <w:r>
+              <w:rPr>
+                <w:rFonts w:hint="eastAsia" w:ascii="Times New Roman" w:hAnsi="Times New Roman" w:eastAsia="微软雅黑" w:cs="Times New Roman"/>
+                <w:sz w:val="18"/>
+                <w:szCs w:val="18"/>
+                <w:lang w:eastAsia="zh-CN"/>
+              </w:rPr>
+              <w:t xml:space="preserve">{% for md in </w:t>
+            </w:r>
+            <w:r>
+              <w:rPr>
+                <w:rFonts w:hint="eastAsia" w:ascii="Times New Roman" w:hAnsi="Times New Roman" w:eastAsia="微软雅黑" w:cs="Times New Roman"/>
+                <w:bCs/>
+                <w:sz w:val="18"/>
+                <w:szCs w:val="18"/>
+                <w:lang w:eastAsia="zh-CN" w:bidi="ar"/>
+              </w:rPr>
+              <w:t>msianalysisOfImmuneTestResults.varDrugNote</w:t>
+            </w:r>
+            <w:r>
+              <w:rPr>
+                <w:rFonts w:hint="eastAsia" w:ascii="Times New Roman" w:hAnsi="Times New Roman" w:eastAsia="微软雅黑" w:cs="Times New Roman"/>
+                <w:sz w:val="18"/>
+                <w:szCs w:val="18"/>
+                <w:lang w:eastAsia="zh-CN"/>
+              </w:rPr>
+              <w:t xml:space="preserve"> %}{% if md.key == '位点说明</w:t>
+            </w:r>
+            <w:r>
+              <w:rPr>
+                <w:rFonts w:ascii="Times New Roman" w:hAnsi="Times New Roman" w:eastAsia="微软雅黑" w:cs="Times New Roman"/>
+                <w:sz w:val="18"/>
+                <w:szCs w:val="18"/>
+                <w:lang w:eastAsia="zh-CN"/>
+              </w:rPr>
+              <w:t>:</w:t>
+            </w:r>
+            <w:r>
+              <w:rPr>
+                <w:rFonts w:hint="eastAsia" w:ascii="Times New Roman" w:hAnsi="Times New Roman" w:eastAsia="微软雅黑" w:cs="Times New Roman"/>
+                <w:sz w:val="18"/>
+                <w:szCs w:val="18"/>
+                <w:lang w:eastAsia="zh-CN"/>
+              </w:rPr>
+              <w:t>' %}</w:t>
+            </w:r>
+            <w:r>
+              <w:rPr>
+                <w:rFonts w:hint="eastAsia" w:ascii="Times New Roman" w:hAnsi="Times New Roman" w:eastAsia="微软雅黑" w:cs="Times New Roman"/>
+                <w:b/>
+                <w:bCs/>
+                <w:sz w:val="18"/>
+                <w:szCs w:val="18"/>
+                <w:lang w:eastAsia="zh-CN"/>
+              </w:rPr>
+              <w:t>{{md.key}}</w:t>
+            </w:r>
+            <w:r>
+              <w:rPr>
+                <w:rFonts w:hint="eastAsia" w:ascii="Times New Roman" w:hAnsi="Times New Roman" w:eastAsia="微软雅黑" w:cs="Times New Roman"/>
+                <w:sz w:val="18"/>
+                <w:szCs w:val="18"/>
+                <w:lang w:eastAsia="zh-CN"/>
+              </w:rPr>
+              <w:t>{{md.value}}{% elif md.value == '' %}{% else%}{% if md.key==</w:t>
+            </w:r>
+            <w:r>
+              <w:rPr>
+                <w:rFonts w:ascii="Times New Roman" w:hAnsi="Times New Roman" w:eastAsia="微软雅黑" w:cs="Times New Roman"/>
+                <w:sz w:val="18"/>
+                <w:szCs w:val="18"/>
+                <w:lang w:eastAsia="zh-CN"/>
+              </w:rPr>
+              <w:t>’</w:t>
+            </w:r>
+            <w:r>
+              <w:rPr>
+                <w:rFonts w:hint="eastAsia" w:ascii="Times New Roman" w:hAnsi="Times New Roman" w:eastAsia="微软雅黑" w:cs="Times New Roman"/>
+                <w:sz w:val="18"/>
+                <w:szCs w:val="18"/>
+                <w:lang w:eastAsia="zh-CN"/>
+              </w:rPr>
+              <w:t>基因说明:</w:t>
+            </w:r>
+            <w:r>
+              <w:rPr>
+                <w:rFonts w:ascii="Times New Roman" w:hAnsi="Times New Roman" w:eastAsia="微软雅黑" w:cs="Times New Roman"/>
+                <w:sz w:val="18"/>
+                <w:szCs w:val="18"/>
+                <w:lang w:eastAsia="zh-CN"/>
+              </w:rPr>
+              <w:t>’</w:t>
+            </w:r>
+            <w:r>
+              <w:rPr>
+                <w:rFonts w:hint="eastAsia" w:ascii="Times New Roman" w:hAnsi="Times New Roman" w:eastAsia="微软雅黑" w:cs="Times New Roman"/>
+                <w:sz w:val="18"/>
+                <w:szCs w:val="18"/>
+                <w:lang w:eastAsia="zh-CN"/>
+              </w:rPr>
+              <w:t xml:space="preserve"> %}</w:t>
+            </w:r>
+            <w:r>
+              <w:rPr>
+                <w:rFonts w:hint="eastAsia" w:ascii="Times New Roman" w:hAnsi="Times New Roman" w:eastAsia="微软雅黑" w:cs="Times New Roman"/>
+                <w:b/>
+                <w:bCs/>
+                <w:sz w:val="18"/>
+                <w:szCs w:val="18"/>
+                <w:lang w:eastAsia="zh-CN"/>
+              </w:rPr>
+              <w:t>MSI定义:</w:t>
+            </w:r>
+            <w:r>
+              <w:rPr>
+                <w:rFonts w:hint="eastAsia" w:ascii="Times New Roman" w:hAnsi="Times New Roman" w:eastAsia="微软雅黑" w:cs="Times New Roman"/>
+                <w:sz w:val="18"/>
+                <w:szCs w:val="18"/>
+                <w:lang w:eastAsia="zh-CN"/>
+              </w:rPr>
+              <w:t>{% else%}</w:t>
+            </w:r>
+            <w:r>
+              <w:rPr>
+                <w:rFonts w:hint="eastAsia" w:ascii="Times New Roman" w:hAnsi="Times New Roman" w:eastAsia="微软雅黑" w:cs="Times New Roman"/>
+                <w:b/>
+                <w:bCs/>
+                <w:sz w:val="18"/>
+                <w:szCs w:val="18"/>
+                <w:lang w:eastAsia="zh-CN"/>
+              </w:rPr>
+              <w:t>{{md.key}}</w:t>
+            </w:r>
+            <w:r>
+              <w:rPr>
+                <w:rFonts w:hint="eastAsia" w:ascii="Times New Roman" w:hAnsi="Times New Roman" w:eastAsia="微软雅黑" w:cs="Times New Roman"/>
+                <w:sz w:val="18"/>
+                <w:szCs w:val="18"/>
+                <w:lang w:eastAsia="zh-CN"/>
+              </w:rPr>
+              <w:t>{% endif %}{{md.value}}</w:t>
+            </w:r>
+          </w:p>
+          <w:p>
+            <w:pPr>
+              <w:spacing w:before="26"/>
+              <w:jc w:val="both"/>
+              <w:rPr>
+                <w:rFonts w:ascii="Times New Roman" w:hAnsi="Times New Roman" w:eastAsia="微软雅黑" w:cs="Times New Roman"/>
+                <w:sz w:val="18"/>
+                <w:szCs w:val="18"/>
+              </w:rPr>
+            </w:pPr>
+            <w:r>
+              <w:rPr>
+                <w:rFonts w:hint="eastAsia" w:ascii="Times New Roman" w:hAnsi="Times New Roman" w:eastAsia="微软雅黑" w:cs="Times New Roman"/>
+                <w:sz w:val="18"/>
+                <w:szCs w:val="18"/>
+                <w:lang w:eastAsia="zh-CN"/>
+              </w:rPr>
+              <w:t>{% endif %}{% endfor %}</w:t>
             </w:r>
           </w:p>
         </w:tc>
       </w:tr>
-      <w:bookmarkEnd w:id="50"/>
     </w:tbl>
+    <w:p>
+      <w:pPr>
+        <w:spacing w:before="26"/>
+        <w:rPr>
+          <w:rFonts w:ascii="Times New Roman" w:hAnsi="Times New Roman" w:eastAsia="微软雅黑" w:cs="Times New Roman"/>
+          <w:b/>
+          <w:color w:val="auto"/>
+          <w:sz w:val="24"/>
+          <w:szCs w:val="24"/>
+        </w:rPr>
+      </w:pPr>
+      <w:r>
+        <w:rPr>
+          <w:rFonts w:hint="eastAsia" w:ascii="Times New Roman" w:hAnsi="Times New Roman" w:eastAsia="微软雅黑" w:cs="Times New Roman"/>
+          <w:b/>
+          <w:color w:val="auto"/>
+          <w:sz w:val="24"/>
+          <w:szCs w:val="24"/>
+          <w:lang w:eastAsia="zh-CN"/>
+        </w:rPr>
+        <w:t>{% if msianalysisOfImmuneTestResults.</w:t>
+      </w:r>
+      <w:r>
+        <w:rPr>
+          <w:rFonts w:ascii="Times New Roman" w:hAnsi="Times New Roman" w:eastAsia="微软雅黑" w:cs="Times New Roman"/>
+          <w:b/>
+          <w:color w:val="auto"/>
+          <w:sz w:val="24"/>
+          <w:szCs w:val="24"/>
+          <w:lang w:eastAsia="zh-CN"/>
+        </w:rPr>
+        <w:t>drugResearchList</w:t>
+      </w:r>
+      <w:r>
+        <w:rPr>
+          <w:rFonts w:hint="eastAsia" w:ascii="Times New Roman" w:hAnsi="Times New Roman" w:eastAsia="微软雅黑" w:cs="Times New Roman"/>
+          <w:b/>
+          <w:color w:val="auto"/>
+          <w:sz w:val="24"/>
+          <w:szCs w:val="24"/>
+          <w:lang w:eastAsia="zh-CN"/>
+        </w:rPr>
+        <w:t xml:space="preserve"> != [] %}</w:t>
+      </w:r>
+    </w:p>
+    <w:p>
+      <w:pPr>
+        <w:keepNext w:val="0"/>
+        <w:keepLines w:val="0"/>
+        <w:pageBreakBefore w:val="0"/>
+        <w:widowControl w:val="0"/>
+        <w:kinsoku/>
+        <w:wordWrap/>
+        <w:overflowPunct/>
+        <w:topLinePunct w:val="0"/>
+        <w:autoSpaceDE/>
+        <w:autoSpaceDN/>
+        <w:bidi w:val="0"/>
+        <w:adjustRightInd/>
+        <w:snapToGrid/>
+        <w:spacing w:before="26"/>
+        <w:ind w:left="414"/>
+        <w:textAlignment w:val="auto"/>
+        <w:rPr>
+          <w:rFonts w:ascii="Times New Roman" w:hAnsi="Times New Roman" w:eastAsia="微软雅黑" w:cs="Times New Roman"/>
+          <w:b/>
+          <w:color w:val="auto"/>
+          <w:sz w:val="24"/>
+          <w:szCs w:val="24"/>
+          <w:lang w:eastAsia="zh-CN"/>
+        </w:rPr>
+      </w:pPr>
+      <w:r>
+        <w:rPr>
+          <w:rFonts w:ascii="Times New Roman" w:hAnsi="Times New Roman" w:eastAsia="微软雅黑" w:cs="Times New Roman"/>
+          <w:b/>
+          <w:color w:val="auto"/>
+          <w:sz w:val="24"/>
+          <w:lang w:eastAsia="zh-CN"/>
+        </w:rPr>
+        <w:t>潜在受益药物研究信息：</w:t>
+      </w:r>
+    </w:p>
+    <w:tbl>
+      <w:tblPr>
+        <w:tblStyle w:val="19"/>
+        <w:tblpPr w:leftFromText="180" w:rightFromText="180" w:vertAnchor="text" w:tblpXSpec="center" w:tblpY="1"/>
+        <w:tblOverlap w:val="never"/>
+        <w:tblW w:w="9870" w:type="dxa"/>
+        <w:jc w:val="center"/>
+        <w:tblBorders>
+          <w:top w:val="single" w:color="244061" w:sz="18" w:space="0"/>
+          <w:left w:val="none" w:color="auto" w:sz="0" w:space="0"/>
+          <w:bottom w:val="dashed" w:color="244061" w:sz="4" w:space="0"/>
+          <w:right w:val="none" w:color="auto" w:sz="0" w:space="0"/>
+          <w:insideH w:val="dashed" w:color="244061" w:sz="4" w:space="0"/>
+          <w:insideV w:val="dashed" w:color="244061" w:sz="4" w:space="0"/>
+        </w:tblBorders>
+        <w:shd w:val="clear" w:color="auto" w:fill="auto"/>
+        <w:tblLayout w:type="fixed"/>
+        <w:tblCellMar>
+          <w:top w:w="0" w:type="dxa"/>
+          <w:left w:w="108" w:type="dxa"/>
+          <w:bottom w:w="0" w:type="dxa"/>
+          <w:right w:w="108" w:type="dxa"/>
+        </w:tblCellMar>
+      </w:tblPr>
+      <w:tblGrid>
+        <w:gridCol w:w="1526"/>
+        <w:gridCol w:w="1417"/>
+        <w:gridCol w:w="1134"/>
+        <w:gridCol w:w="5793"/>
+      </w:tblGrid>
+      <w:tr>
+        <w:tblPrEx>
+          <w:tblBorders>
+            <w:top w:val="single" w:color="244061" w:sz="18" w:space="0"/>
+            <w:left w:val="none" w:color="auto" w:sz="0" w:space="0"/>
+            <w:bottom w:val="dashed" w:color="244061" w:sz="4" w:space="0"/>
+            <w:right w:val="none" w:color="auto" w:sz="0" w:space="0"/>
+            <w:insideH w:val="dashed" w:color="244061" w:sz="4" w:space="0"/>
+            <w:insideV w:val="dashed" w:color="244061" w:sz="4" w:space="0"/>
+          </w:tblBorders>
+          <w:shd w:val="clear" w:color="auto" w:fill="auto"/>
+          <w:tblCellMar>
+            <w:top w:w="0" w:type="dxa"/>
+            <w:left w:w="108" w:type="dxa"/>
+            <w:bottom w:w="0" w:type="dxa"/>
+            <w:right w:w="108" w:type="dxa"/>
+          </w:tblCellMar>
+        </w:tblPrEx>
+        <w:trPr>
+          <w:trHeight w:val="417" w:hRule="atLeast"/>
+          <w:jc w:val="center"/>
+        </w:trPr>
+        <w:tc>
+          <w:tcPr>
+            <w:tcW w:w="1526" w:type="dxa"/>
+            <w:shd w:val="clear" w:color="auto" w:fill="auto"/>
+            <w:vAlign w:val="center"/>
+          </w:tcPr>
+          <w:p>
+            <w:pPr>
+              <w:keepNext/>
+              <w:spacing w:before="26"/>
+              <w:ind w:firstLine="180" w:firstLineChars="100"/>
+              <w:rPr>
+                <w:rFonts w:ascii="Times New Roman" w:hAnsi="Times New Roman" w:eastAsia="微软雅黑" w:cs="Times New Roman"/>
+                <w:b/>
+                <w:color w:val="244061"/>
+                <w:sz w:val="18"/>
+                <w:szCs w:val="18"/>
+                <w:lang w:eastAsia="zh-CN"/>
+              </w:rPr>
+            </w:pPr>
+            <w:r>
+              <w:rPr>
+                <w:rFonts w:ascii="Times New Roman" w:hAnsi="Times New Roman" w:eastAsia="微软雅黑" w:cs="Times New Roman"/>
+                <w:b/>
+                <w:color w:val="244061"/>
+                <w:sz w:val="18"/>
+                <w:szCs w:val="18"/>
+                <w:lang w:eastAsia="zh-CN"/>
+              </w:rPr>
+              <w:t>药物名称</w:t>
+            </w:r>
+          </w:p>
+        </w:tc>
+        <w:tc>
+          <w:tcPr>
+            <w:tcW w:w="1417" w:type="dxa"/>
+            <w:shd w:val="clear" w:color="auto" w:fill="auto"/>
+            <w:vAlign w:val="center"/>
+          </w:tcPr>
+          <w:p>
+            <w:pPr>
+              <w:keepNext/>
+              <w:spacing w:before="26"/>
+              <w:jc w:val="center"/>
+              <w:rPr>
+                <w:rFonts w:ascii="Times New Roman" w:hAnsi="Times New Roman" w:eastAsia="微软雅黑" w:cs="Times New Roman"/>
+                <w:b/>
+                <w:color w:val="244061"/>
+                <w:sz w:val="18"/>
+                <w:szCs w:val="18"/>
+                <w:lang w:eastAsia="zh-CN"/>
+              </w:rPr>
+            </w:pPr>
+            <w:r>
+              <w:rPr>
+                <w:rFonts w:ascii="Times New Roman" w:hAnsi="Times New Roman" w:eastAsia="微软雅黑" w:cs="Times New Roman"/>
+                <w:b/>
+                <w:color w:val="244061"/>
+                <w:sz w:val="18"/>
+                <w:szCs w:val="18"/>
+                <w:lang w:eastAsia="zh-CN"/>
+              </w:rPr>
+              <w:t>相关疾病</w:t>
+            </w:r>
+          </w:p>
+        </w:tc>
+        <w:tc>
+          <w:tcPr>
+            <w:tcW w:w="1134" w:type="dxa"/>
+            <w:shd w:val="clear" w:color="auto" w:fill="auto"/>
+            <w:vAlign w:val="center"/>
+          </w:tcPr>
+          <w:p>
+            <w:pPr>
+              <w:keepNext/>
+              <w:spacing w:before="26"/>
+              <w:jc w:val="center"/>
+              <w:rPr>
+                <w:rFonts w:ascii="Times New Roman" w:hAnsi="Times New Roman" w:eastAsia="微软雅黑" w:cs="Times New Roman"/>
+                <w:b/>
+                <w:color w:val="244061"/>
+                <w:sz w:val="18"/>
+                <w:szCs w:val="18"/>
+                <w:lang w:eastAsia="zh-CN"/>
+              </w:rPr>
+            </w:pPr>
+            <w:r>
+              <w:rPr>
+                <w:rFonts w:ascii="Times New Roman" w:hAnsi="Times New Roman" w:eastAsia="微软雅黑" w:cs="Times New Roman"/>
+                <w:b/>
+                <w:color w:val="244061"/>
+                <w:sz w:val="18"/>
+                <w:szCs w:val="18"/>
+                <w:lang w:eastAsia="zh-CN"/>
+              </w:rPr>
+              <w:t>证据</w:t>
+            </w:r>
+            <w:r>
+              <w:rPr>
+                <w:rFonts w:hint="eastAsia" w:ascii="Times New Roman" w:hAnsi="Times New Roman" w:eastAsia="微软雅黑" w:cs="Times New Roman"/>
+                <w:b/>
+                <w:color w:val="244061"/>
+                <w:sz w:val="18"/>
+                <w:szCs w:val="18"/>
+                <w:lang w:eastAsia="zh-CN"/>
+              </w:rPr>
+              <w:t>等级</w:t>
+            </w:r>
+          </w:p>
+        </w:tc>
+        <w:tc>
+          <w:tcPr>
+            <w:tcW w:w="5793" w:type="dxa"/>
+            <w:shd w:val="clear" w:color="auto" w:fill="auto"/>
+            <w:vAlign w:val="center"/>
+          </w:tcPr>
+          <w:p>
+            <w:pPr>
+              <w:keepNext/>
+              <w:spacing w:before="26"/>
+              <w:jc w:val="center"/>
+              <w:rPr>
+                <w:rFonts w:ascii="Times New Roman" w:hAnsi="Times New Roman" w:eastAsia="微软雅黑" w:cs="Times New Roman"/>
+                <w:b/>
+                <w:color w:val="244061"/>
+                <w:sz w:val="18"/>
+                <w:szCs w:val="18"/>
+                <w:lang w:eastAsia="zh-CN"/>
+              </w:rPr>
+            </w:pPr>
+            <w:r>
+              <w:rPr>
+                <w:rFonts w:ascii="Times New Roman" w:hAnsi="Times New Roman" w:eastAsia="微软雅黑" w:cs="Times New Roman"/>
+                <w:b/>
+                <w:color w:val="244061"/>
+                <w:sz w:val="18"/>
+                <w:szCs w:val="18"/>
+                <w:lang w:eastAsia="zh-CN"/>
+              </w:rPr>
+              <w:t>循证医学信息</w:t>
+            </w:r>
+          </w:p>
+        </w:tc>
+      </w:tr>
+      <w:tr>
+        <w:tblPrEx>
+          <w:tblBorders>
+            <w:top w:val="single" w:color="244061" w:sz="18" w:space="0"/>
+            <w:left w:val="none" w:color="auto" w:sz="0" w:space="0"/>
+            <w:bottom w:val="dashed" w:color="244061" w:sz="4" w:space="0"/>
+            <w:right w:val="none" w:color="auto" w:sz="0" w:space="0"/>
+            <w:insideH w:val="dashed" w:color="244061" w:sz="4" w:space="0"/>
+            <w:insideV w:val="dashed" w:color="244061" w:sz="4" w:space="0"/>
+          </w:tblBorders>
+          <w:shd w:val="clear" w:color="auto" w:fill="auto"/>
+          <w:tblCellMar>
+            <w:top w:w="0" w:type="dxa"/>
+            <w:left w:w="108" w:type="dxa"/>
+            <w:bottom w:w="0" w:type="dxa"/>
+            <w:right w:w="108" w:type="dxa"/>
+          </w:tblCellMar>
+        </w:tblPrEx>
+        <w:trPr>
+          <w:trHeight w:val="494" w:hRule="atLeast"/>
+          <w:jc w:val="center"/>
+        </w:trPr>
+        <w:tc>
+          <w:tcPr>
+            <w:tcW w:w="9870" w:type="dxa"/>
+            <w:gridSpan w:val="4"/>
+            <w:shd w:val="clear" w:color="auto" w:fill="auto"/>
+            <w:vAlign w:val="center"/>
+          </w:tcPr>
+          <w:p>
+            <w:pPr>
+              <w:keepNext/>
+              <w:spacing w:before="26"/>
+              <w:jc w:val="center"/>
+              <w:rPr>
+                <w:rFonts w:ascii="Times New Roman" w:hAnsi="Times New Roman" w:eastAsia="微软雅黑" w:cs="Times New Roman"/>
+                <w:bCs/>
+                <w:color w:val="auto"/>
+                <w:sz w:val="18"/>
+                <w:szCs w:val="18"/>
+                <w:highlight w:val="yellow"/>
+                <w:lang w:eastAsia="zh-CN"/>
+              </w:rPr>
+            </w:pPr>
+            <w:r>
+              <w:rPr>
+                <w:rFonts w:hint="eastAsia" w:ascii="Times New Roman" w:hAnsi="Times New Roman" w:eastAsia="微软雅黑" w:cs="Times New Roman"/>
+                <w:b/>
+                <w:color w:val="auto"/>
+                <w:sz w:val="18"/>
+                <w:szCs w:val="18"/>
+                <w:lang w:eastAsia="zh-CN"/>
+              </w:rPr>
+              <w:t>{%tr for msicli in msianalysisOfImmuneTestResults.drugResearchList %}</w:t>
+            </w:r>
+          </w:p>
+        </w:tc>
+      </w:tr>
+      <w:tr>
+        <w:tblPrEx>
+          <w:tblBorders>
+            <w:top w:val="single" w:color="244061" w:sz="18" w:space="0"/>
+            <w:left w:val="none" w:color="auto" w:sz="0" w:space="0"/>
+            <w:bottom w:val="dashed" w:color="244061" w:sz="4" w:space="0"/>
+            <w:right w:val="none" w:color="auto" w:sz="0" w:space="0"/>
+            <w:insideH w:val="dashed" w:color="244061" w:sz="4" w:space="0"/>
+            <w:insideV w:val="dashed" w:color="244061" w:sz="4" w:space="0"/>
+          </w:tblBorders>
+          <w:shd w:val="clear" w:color="auto" w:fill="auto"/>
+          <w:tblCellMar>
+            <w:top w:w="0" w:type="dxa"/>
+            <w:left w:w="108" w:type="dxa"/>
+            <w:bottom w:w="0" w:type="dxa"/>
+            <w:right w:w="108" w:type="dxa"/>
+          </w:tblCellMar>
+        </w:tblPrEx>
+        <w:trPr>
+          <w:trHeight w:val="494" w:hRule="atLeast"/>
+          <w:jc w:val="center"/>
+        </w:trPr>
+        <w:tc>
+          <w:tcPr>
+            <w:tcW w:w="1526" w:type="dxa"/>
+            <w:shd w:val="clear" w:color="auto" w:fill="auto"/>
+            <w:vAlign w:val="center"/>
+          </w:tcPr>
+          <w:p>
+            <w:pPr>
+              <w:spacing w:before="1" w:line="249" w:lineRule="auto"/>
+              <w:ind w:right="131"/>
+              <w:jc w:val="center"/>
+              <w:rPr>
+                <w:rFonts w:hint="default" w:ascii="Times New Roman" w:hAnsi="Times New Roman" w:eastAsia="微软雅黑" w:cs="Times New Roman"/>
+                <w:b/>
+                <w:color w:val="auto"/>
+                <w:sz w:val="18"/>
+                <w:szCs w:val="18"/>
+                <w:highlight w:val="yellow"/>
+                <w:lang w:val="en-US"/>
+              </w:rPr>
+            </w:pPr>
+            <w:r>
+              <w:rPr>
+                <w:rFonts w:hint="eastAsia" w:ascii="Times New Roman" w:hAnsi="Times New Roman" w:eastAsia="微软雅黑" w:cs="Times New Roman"/>
+                <w:color w:val="auto"/>
+                <w:sz w:val="18"/>
+                <w:szCs w:val="18"/>
+                <w:lang w:eastAsia="zh-CN"/>
+              </w:rPr>
+              <w:t>{{</w:t>
+            </w:r>
+            <w:r>
+              <w:rPr>
+                <w:rFonts w:hint="eastAsia" w:ascii="Times New Roman" w:hAnsi="Times New Roman" w:eastAsia="微软雅黑" w:cs="Times New Roman"/>
+                <w:bCs/>
+                <w:color w:val="auto"/>
+                <w:sz w:val="18"/>
+                <w:szCs w:val="18"/>
+                <w:lang w:eastAsia="zh-CN"/>
+              </w:rPr>
+              <w:t xml:space="preserve"> msicli.drug_name_chinese|replace('#', '')</w:t>
+            </w:r>
+            <w:r>
+              <w:rPr>
+                <w:rFonts w:hint="eastAsia" w:ascii="Times New Roman" w:hAnsi="Times New Roman" w:eastAsia="微软雅黑" w:cs="Times New Roman"/>
+                <w:color w:val="auto"/>
+                <w:sz w:val="18"/>
+                <w:szCs w:val="18"/>
+                <w:lang w:eastAsia="zh-CN"/>
+              </w:rPr>
+              <w:t>}</w:t>
+            </w:r>
+            <w:r>
+              <w:rPr>
+                <w:rFonts w:hint="eastAsia" w:ascii="Times New Roman" w:hAnsi="Times New Roman" w:eastAsia="微软雅黑" w:cs="Times New Roman"/>
+                <w:color w:val="auto"/>
+                <w:sz w:val="18"/>
+                <w:szCs w:val="18"/>
+                <w:lang w:val="en-US" w:eastAsia="zh-CN"/>
+              </w:rPr>
+              <w:t>}</w:t>
+            </w:r>
+          </w:p>
+        </w:tc>
+        <w:tc>
+          <w:tcPr>
+            <w:tcW w:w="1417" w:type="dxa"/>
+            <w:shd w:val="clear" w:color="auto" w:fill="auto"/>
+            <w:vAlign w:val="center"/>
+          </w:tcPr>
+          <w:p>
+            <w:pPr>
+              <w:keepNext/>
+              <w:spacing w:before="26"/>
+              <w:jc w:val="center"/>
+              <w:rPr>
+                <w:rFonts w:ascii="Times New Roman" w:hAnsi="Times New Roman" w:eastAsia="微软雅黑" w:cs="Times New Roman"/>
+                <w:bCs/>
+                <w:color w:val="auto"/>
+                <w:sz w:val="18"/>
+                <w:szCs w:val="18"/>
+                <w:highlight w:val="yellow"/>
+                <w:lang w:eastAsia="zh-CN"/>
+              </w:rPr>
+            </w:pPr>
+            <w:r>
+              <w:rPr>
+                <w:rFonts w:hint="eastAsia" w:ascii="Times New Roman" w:hAnsi="Times New Roman" w:eastAsia="微软雅黑" w:cs="Times New Roman"/>
+                <w:color w:val="auto"/>
+                <w:sz w:val="18"/>
+                <w:szCs w:val="18"/>
+                <w:lang w:eastAsia="zh-CN"/>
+              </w:rPr>
+              <w:t>{{</w:t>
+            </w:r>
+            <w:r>
+              <w:rPr>
+                <w:rFonts w:hint="eastAsia" w:ascii="Times New Roman" w:hAnsi="Times New Roman" w:eastAsia="微软雅黑" w:cs="Times New Roman"/>
+                <w:bCs/>
+                <w:color w:val="auto"/>
+                <w:sz w:val="18"/>
+                <w:szCs w:val="18"/>
+                <w:lang w:eastAsia="zh-CN"/>
+              </w:rPr>
+              <w:t xml:space="preserve"> msicli</w:t>
+            </w:r>
+            <w:r>
+              <w:rPr>
+                <w:rFonts w:hint="eastAsia" w:ascii="Times New Roman" w:hAnsi="Times New Roman" w:eastAsia="微软雅黑" w:cs="Times New Roman"/>
+                <w:color w:val="auto"/>
+                <w:sz w:val="18"/>
+                <w:szCs w:val="18"/>
+                <w:lang w:eastAsia="zh-CN"/>
+              </w:rPr>
+              <w:t>.</w:t>
+            </w:r>
+            <w:r>
+              <w:rPr>
+                <w:rFonts w:hint="eastAsia" w:ascii="Times New Roman" w:hAnsi="Times New Roman" w:eastAsia="微软雅黑" w:cs="Times New Roman"/>
+                <w:bCs/>
+                <w:color w:val="auto"/>
+                <w:sz w:val="18"/>
+                <w:szCs w:val="18"/>
+                <w:lang w:eastAsia="zh-CN"/>
+              </w:rPr>
+              <w:t>disease_name_chinese</w:t>
+            </w:r>
+            <w:r>
+              <w:rPr>
+                <w:rFonts w:hint="eastAsia" w:ascii="Times New Roman" w:hAnsi="Times New Roman" w:eastAsia="微软雅黑" w:cs="Times New Roman"/>
+                <w:color w:val="auto"/>
+                <w:sz w:val="18"/>
+                <w:szCs w:val="18"/>
+                <w:lang w:eastAsia="zh-CN"/>
+              </w:rPr>
+              <w:t>}}</w:t>
+            </w:r>
+          </w:p>
+        </w:tc>
+        <w:tc>
+          <w:tcPr>
+            <w:tcW w:w="1134" w:type="dxa"/>
+            <w:shd w:val="clear" w:color="auto" w:fill="auto"/>
+            <w:vAlign w:val="center"/>
+          </w:tcPr>
+          <w:p>
+            <w:pPr>
+              <w:keepNext/>
+              <w:spacing w:before="26"/>
+              <w:jc w:val="center"/>
+              <w:rPr>
+                <w:rFonts w:ascii="Times New Roman" w:hAnsi="Times New Roman" w:eastAsia="微软雅黑" w:cs="Times New Roman"/>
+                <w:bCs/>
+                <w:color w:val="auto"/>
+                <w:sz w:val="18"/>
+                <w:szCs w:val="18"/>
+                <w:highlight w:val="yellow"/>
+                <w:lang w:eastAsia="zh-CN"/>
+              </w:rPr>
+            </w:pPr>
+            <w:r>
+              <w:rPr>
+                <w:rFonts w:hint="eastAsia" w:ascii="Times New Roman" w:hAnsi="Times New Roman" w:eastAsia="微软雅黑" w:cs="Times New Roman"/>
+                <w:color w:val="auto"/>
+                <w:sz w:val="18"/>
+                <w:szCs w:val="18"/>
+                <w:lang w:eastAsia="zh-CN"/>
+              </w:rPr>
+              <w:t>{{</w:t>
+            </w:r>
+            <w:r>
+              <w:rPr>
+                <w:rFonts w:hint="eastAsia" w:ascii="Times New Roman" w:hAnsi="Times New Roman" w:eastAsia="微软雅黑" w:cs="Times New Roman"/>
+                <w:bCs/>
+                <w:color w:val="auto"/>
+                <w:sz w:val="18"/>
+                <w:szCs w:val="18"/>
+                <w:lang w:eastAsia="zh-CN"/>
+              </w:rPr>
+              <w:t xml:space="preserve"> msicli.evidence_phase_chinese</w:t>
+            </w:r>
+            <w:r>
+              <w:rPr>
+                <w:rFonts w:hint="eastAsia" w:ascii="Times New Roman" w:hAnsi="Times New Roman" w:eastAsia="微软雅黑" w:cs="Times New Roman"/>
+                <w:color w:val="auto"/>
+                <w:sz w:val="18"/>
+                <w:szCs w:val="18"/>
+                <w:lang w:eastAsia="zh-CN"/>
+              </w:rPr>
+              <w:t>}}</w:t>
+            </w:r>
+          </w:p>
+        </w:tc>
+        <w:tc>
+          <w:tcPr>
+            <w:tcW w:w="5793" w:type="dxa"/>
+            <w:shd w:val="clear" w:color="auto" w:fill="auto"/>
+            <w:vAlign w:val="center"/>
+          </w:tcPr>
+          <w:p>
+            <w:pPr>
+              <w:keepNext/>
+              <w:spacing w:before="26"/>
+              <w:jc w:val="center"/>
+              <w:rPr>
+                <w:rFonts w:ascii="Times New Roman" w:hAnsi="Times New Roman" w:eastAsia="微软雅黑" w:cs="Times New Roman"/>
+                <w:bCs/>
+                <w:color w:val="auto"/>
+                <w:sz w:val="18"/>
+                <w:szCs w:val="18"/>
+                <w:highlight w:val="yellow"/>
+                <w:lang w:eastAsia="zh-CN"/>
+              </w:rPr>
+            </w:pPr>
+            <w:r>
+              <w:rPr>
+                <w:rFonts w:hint="eastAsia" w:ascii="Times New Roman" w:hAnsi="Times New Roman" w:eastAsia="微软雅黑" w:cs="Times New Roman"/>
+                <w:color w:val="auto"/>
+                <w:sz w:val="18"/>
+                <w:szCs w:val="18"/>
+                <w:lang w:eastAsia="zh-CN"/>
+              </w:rPr>
+              <w:t>{{</w:t>
+            </w:r>
+            <w:r>
+              <w:rPr>
+                <w:rFonts w:hint="eastAsia" w:ascii="Times New Roman" w:hAnsi="Times New Roman" w:eastAsia="微软雅黑" w:cs="Times New Roman"/>
+                <w:bCs/>
+                <w:color w:val="auto"/>
+                <w:sz w:val="18"/>
+                <w:szCs w:val="18"/>
+                <w:lang w:eastAsia="zh-CN"/>
+              </w:rPr>
+              <w:t xml:space="preserve"> msicli.annotation_chinese</w:t>
+            </w:r>
+            <w:r>
+              <w:rPr>
+                <w:rFonts w:hint="eastAsia" w:ascii="Times New Roman" w:hAnsi="Times New Roman" w:eastAsia="微软雅黑" w:cs="Times New Roman"/>
+                <w:color w:val="auto"/>
+                <w:sz w:val="18"/>
+                <w:szCs w:val="18"/>
+                <w:lang w:eastAsia="zh-CN"/>
+              </w:rPr>
+              <w:t>}}</w:t>
+            </w:r>
+          </w:p>
+        </w:tc>
+      </w:tr>
+      <w:tr>
+        <w:tblPrEx>
+          <w:tblBorders>
+            <w:top w:val="single" w:color="244061" w:sz="18" w:space="0"/>
+            <w:left w:val="none" w:color="auto" w:sz="0" w:space="0"/>
+            <w:bottom w:val="dashed" w:color="244061" w:sz="4" w:space="0"/>
+            <w:right w:val="none" w:color="auto" w:sz="0" w:space="0"/>
+            <w:insideH w:val="dashed" w:color="244061" w:sz="4" w:space="0"/>
+            <w:insideV w:val="dashed" w:color="244061" w:sz="4" w:space="0"/>
+          </w:tblBorders>
+          <w:shd w:val="clear" w:color="auto" w:fill="auto"/>
+          <w:tblCellMar>
+            <w:top w:w="0" w:type="dxa"/>
+            <w:left w:w="108" w:type="dxa"/>
+            <w:bottom w:w="0" w:type="dxa"/>
+            <w:right w:w="108" w:type="dxa"/>
+          </w:tblCellMar>
+        </w:tblPrEx>
+        <w:trPr>
+          <w:trHeight w:val="494" w:hRule="atLeast"/>
+          <w:jc w:val="center"/>
+        </w:trPr>
+        <w:tc>
+          <w:tcPr>
+            <w:tcW w:w="9870" w:type="dxa"/>
+            <w:gridSpan w:val="4"/>
+            <w:shd w:val="clear" w:color="auto" w:fill="auto"/>
+            <w:vAlign w:val="center"/>
+          </w:tcPr>
+          <w:p>
+            <w:pPr>
+              <w:keepNext/>
+              <w:spacing w:before="26"/>
+              <w:jc w:val="center"/>
+              <w:rPr>
+                <w:rFonts w:ascii="Times New Roman" w:hAnsi="Times New Roman" w:eastAsia="微软雅黑" w:cs="Times New Roman"/>
+                <w:bCs/>
+                <w:color w:val="auto"/>
+                <w:sz w:val="18"/>
+                <w:szCs w:val="18"/>
+                <w:lang w:eastAsia="zh-CN"/>
+              </w:rPr>
+            </w:pPr>
+            <w:r>
+              <w:rPr>
+                <w:rFonts w:hint="eastAsia" w:ascii="Times New Roman" w:hAnsi="Times New Roman" w:eastAsia="微软雅黑" w:cs="Times New Roman"/>
+                <w:b/>
+                <w:color w:val="auto"/>
+                <w:sz w:val="18"/>
+                <w:szCs w:val="18"/>
+                <w:lang w:eastAsia="zh-CN"/>
+              </w:rPr>
+              <w:t>{%tr endfor %}</w:t>
+            </w:r>
+          </w:p>
+        </w:tc>
+      </w:tr>
+    </w:tbl>
+    <w:p>
+      <w:pPr>
+        <w:spacing w:before="26"/>
+        <w:rPr>
+          <w:rFonts w:ascii="Times New Roman" w:hAnsi="Times New Roman" w:eastAsia="微软雅黑" w:cs="Times New Roman"/>
+          <w:b/>
+          <w:color w:val="auto"/>
+          <w:sz w:val="24"/>
+          <w:szCs w:val="24"/>
+          <w:lang w:eastAsia="zh-CN" w:bidi="ar"/>
+        </w:rPr>
+      </w:pPr>
+      <w:r>
+        <w:rPr>
+          <w:rFonts w:hint="eastAsia" w:ascii="Times New Roman" w:hAnsi="Times New Roman" w:eastAsia="微软雅黑" w:cs="Times New Roman"/>
+          <w:b/>
+          <w:color w:val="auto"/>
+          <w:sz w:val="24"/>
+          <w:szCs w:val="24"/>
+          <w:lang w:eastAsia="zh-CN" w:bidi="ar"/>
+        </w:rPr>
+        <w:t>{% endif %}</w:t>
+      </w:r>
+      <w:r>
+        <w:rPr>
+          <w:rFonts w:hint="eastAsia" w:ascii="Times New Roman" w:hAnsi="Times New Roman" w:eastAsia="微软雅黑" w:cs="Times New Roman"/>
+          <w:b/>
+          <w:color w:val="auto"/>
+          <w:sz w:val="24"/>
+          <w:szCs w:val="24"/>
+          <w:lang w:eastAsia="zh-CN"/>
+        </w:rPr>
+        <w:t>{% if msianalysisOfImmuneTestResults.</w:t>
+      </w:r>
+      <w:r>
+        <w:rPr>
+          <w:rFonts w:ascii="Times New Roman" w:hAnsi="Times New Roman" w:eastAsia="微软雅黑" w:cs="Times New Roman"/>
+          <w:b/>
+          <w:color w:val="auto"/>
+          <w:sz w:val="24"/>
+          <w:szCs w:val="24"/>
+          <w:lang w:eastAsia="zh-CN"/>
+        </w:rPr>
+        <w:t>potentialDrugList</w:t>
+      </w:r>
+      <w:r>
+        <w:rPr>
+          <w:rFonts w:hint="eastAsia" w:ascii="Times New Roman" w:hAnsi="Times New Roman" w:eastAsia="微软雅黑" w:cs="Times New Roman"/>
+          <w:b/>
+          <w:color w:val="auto"/>
+          <w:sz w:val="24"/>
+          <w:szCs w:val="24"/>
+          <w:lang w:eastAsia="zh-CN"/>
+        </w:rPr>
+        <w:t xml:space="preserve"> != [] %}</w:t>
+      </w:r>
+    </w:p>
+    <w:p>
+      <w:pPr>
+        <w:keepNext w:val="0"/>
+        <w:keepLines w:val="0"/>
+        <w:pageBreakBefore w:val="0"/>
+        <w:widowControl w:val="0"/>
+        <w:kinsoku/>
+        <w:wordWrap/>
+        <w:overflowPunct/>
+        <w:topLinePunct w:val="0"/>
+        <w:autoSpaceDE/>
+        <w:autoSpaceDN/>
+        <w:bidi w:val="0"/>
+        <w:adjustRightInd/>
+        <w:snapToGrid/>
+        <w:spacing w:before="26"/>
+        <w:ind w:left="414"/>
+        <w:textAlignment w:val="auto"/>
+        <w:rPr>
+          <w:rFonts w:ascii="Times New Roman" w:hAnsi="Times New Roman" w:eastAsia="微软雅黑" w:cs="Times New Roman"/>
+          <w:b/>
+          <w:color w:val="auto"/>
+          <w:sz w:val="24"/>
+          <w:szCs w:val="24"/>
+          <w:lang w:eastAsia="zh-CN" w:bidi="ar"/>
+        </w:rPr>
+      </w:pPr>
+      <w:r>
+        <w:rPr>
+          <w:rFonts w:hint="eastAsia" w:ascii="Times New Roman" w:hAnsi="Times New Roman" w:eastAsia="微软雅黑" w:cs="Times New Roman"/>
+          <w:b/>
+          <w:color w:val="auto"/>
+          <w:sz w:val="24"/>
+          <w:lang w:eastAsia="zh-CN"/>
+        </w:rPr>
+        <w:t>潜在耐药研究信息：</w:t>
+      </w:r>
+    </w:p>
+    <w:tbl>
+      <w:tblPr>
+        <w:tblStyle w:val="19"/>
+        <w:tblpPr w:leftFromText="180" w:rightFromText="180" w:vertAnchor="text" w:tblpXSpec="center" w:tblpY="1"/>
+        <w:tblOverlap w:val="never"/>
+        <w:tblW w:w="9870" w:type="dxa"/>
+        <w:jc w:val="center"/>
+        <w:tblBorders>
+          <w:top w:val="single" w:color="244061" w:sz="18" w:space="0"/>
+          <w:left w:val="none" w:color="auto" w:sz="0" w:space="0"/>
+          <w:bottom w:val="dashed" w:color="244061" w:sz="4" w:space="0"/>
+          <w:right w:val="none" w:color="auto" w:sz="0" w:space="0"/>
+          <w:insideH w:val="dashed" w:color="244061" w:sz="4" w:space="0"/>
+          <w:insideV w:val="dashed" w:color="244061" w:sz="4" w:space="0"/>
+        </w:tblBorders>
+        <w:shd w:val="clear" w:color="auto" w:fill="auto"/>
+        <w:tblLayout w:type="fixed"/>
+        <w:tblCellMar>
+          <w:top w:w="0" w:type="dxa"/>
+          <w:left w:w="108" w:type="dxa"/>
+          <w:bottom w:w="0" w:type="dxa"/>
+          <w:right w:w="108" w:type="dxa"/>
+        </w:tblCellMar>
+      </w:tblPr>
+      <w:tblGrid>
+        <w:gridCol w:w="1526"/>
+        <w:gridCol w:w="1417"/>
+        <w:gridCol w:w="1134"/>
+        <w:gridCol w:w="5793"/>
+      </w:tblGrid>
+      <w:tr>
+        <w:tblPrEx>
+          <w:tblBorders>
+            <w:top w:val="single" w:color="244061" w:sz="18" w:space="0"/>
+            <w:left w:val="none" w:color="auto" w:sz="0" w:space="0"/>
+            <w:bottom w:val="dashed" w:color="244061" w:sz="4" w:space="0"/>
+            <w:right w:val="none" w:color="auto" w:sz="0" w:space="0"/>
+            <w:insideH w:val="dashed" w:color="244061" w:sz="4" w:space="0"/>
+            <w:insideV w:val="dashed" w:color="244061" w:sz="4" w:space="0"/>
+          </w:tblBorders>
+          <w:shd w:val="clear" w:color="auto" w:fill="auto"/>
+          <w:tblCellMar>
+            <w:top w:w="0" w:type="dxa"/>
+            <w:left w:w="108" w:type="dxa"/>
+            <w:bottom w:w="0" w:type="dxa"/>
+            <w:right w:w="108" w:type="dxa"/>
+          </w:tblCellMar>
+        </w:tblPrEx>
+        <w:trPr>
+          <w:trHeight w:val="417" w:hRule="atLeast"/>
+          <w:jc w:val="center"/>
+        </w:trPr>
+        <w:tc>
+          <w:tcPr>
+            <w:tcW w:w="1526" w:type="dxa"/>
+            <w:shd w:val="clear" w:color="auto" w:fill="auto"/>
+            <w:vAlign w:val="center"/>
+          </w:tcPr>
+          <w:p>
+            <w:pPr>
+              <w:keepNext/>
+              <w:spacing w:before="26"/>
+              <w:ind w:firstLine="180" w:firstLineChars="100"/>
+              <w:rPr>
+                <w:rFonts w:ascii="Times New Roman" w:hAnsi="Times New Roman" w:eastAsia="微软雅黑" w:cs="Times New Roman"/>
+                <w:b/>
+                <w:color w:val="244061"/>
+                <w:sz w:val="18"/>
+                <w:szCs w:val="18"/>
+                <w:lang w:eastAsia="zh-CN"/>
+              </w:rPr>
+            </w:pPr>
+            <w:r>
+              <w:rPr>
+                <w:rFonts w:ascii="Times New Roman" w:hAnsi="Times New Roman" w:eastAsia="微软雅黑" w:cs="Times New Roman"/>
+                <w:b/>
+                <w:color w:val="244061"/>
+                <w:sz w:val="18"/>
+                <w:szCs w:val="18"/>
+                <w:lang w:eastAsia="zh-CN"/>
+              </w:rPr>
+              <w:t>药物名称</w:t>
+            </w:r>
+          </w:p>
+        </w:tc>
+        <w:tc>
+          <w:tcPr>
+            <w:tcW w:w="1417" w:type="dxa"/>
+            <w:shd w:val="clear" w:color="auto" w:fill="auto"/>
+            <w:vAlign w:val="center"/>
+          </w:tcPr>
+          <w:p>
+            <w:pPr>
+              <w:keepNext/>
+              <w:spacing w:before="26"/>
+              <w:jc w:val="center"/>
+              <w:rPr>
+                <w:rFonts w:ascii="Times New Roman" w:hAnsi="Times New Roman" w:eastAsia="微软雅黑" w:cs="Times New Roman"/>
+                <w:b/>
+                <w:color w:val="244061"/>
+                <w:sz w:val="18"/>
+                <w:szCs w:val="18"/>
+                <w:lang w:eastAsia="zh-CN"/>
+              </w:rPr>
+            </w:pPr>
+            <w:r>
+              <w:rPr>
+                <w:rFonts w:ascii="Times New Roman" w:hAnsi="Times New Roman" w:eastAsia="微软雅黑" w:cs="Times New Roman"/>
+                <w:b/>
+                <w:color w:val="244061"/>
+                <w:sz w:val="18"/>
+                <w:szCs w:val="18"/>
+                <w:lang w:eastAsia="zh-CN"/>
+              </w:rPr>
+              <w:t>相关疾病</w:t>
+            </w:r>
+          </w:p>
+        </w:tc>
+        <w:tc>
+          <w:tcPr>
+            <w:tcW w:w="1134" w:type="dxa"/>
+            <w:shd w:val="clear" w:color="auto" w:fill="auto"/>
+            <w:vAlign w:val="center"/>
+          </w:tcPr>
+          <w:p>
+            <w:pPr>
+              <w:keepNext/>
+              <w:spacing w:before="26"/>
+              <w:jc w:val="center"/>
+              <w:rPr>
+                <w:rFonts w:ascii="Times New Roman" w:hAnsi="Times New Roman" w:eastAsia="微软雅黑" w:cs="Times New Roman"/>
+                <w:b/>
+                <w:color w:val="244061"/>
+                <w:sz w:val="18"/>
+                <w:szCs w:val="18"/>
+                <w:lang w:eastAsia="zh-CN"/>
+              </w:rPr>
+            </w:pPr>
+            <w:r>
+              <w:rPr>
+                <w:rFonts w:ascii="Times New Roman" w:hAnsi="Times New Roman" w:eastAsia="微软雅黑" w:cs="Times New Roman"/>
+                <w:b/>
+                <w:color w:val="244061"/>
+                <w:sz w:val="18"/>
+                <w:szCs w:val="18"/>
+                <w:lang w:eastAsia="zh-CN"/>
+              </w:rPr>
+              <w:t>证据</w:t>
+            </w:r>
+            <w:r>
+              <w:rPr>
+                <w:rFonts w:hint="eastAsia" w:ascii="Times New Roman" w:hAnsi="Times New Roman" w:eastAsia="微软雅黑" w:cs="Times New Roman"/>
+                <w:b/>
+                <w:color w:val="244061"/>
+                <w:sz w:val="18"/>
+                <w:szCs w:val="18"/>
+                <w:lang w:eastAsia="zh-CN"/>
+              </w:rPr>
+              <w:t>等级</w:t>
+            </w:r>
+          </w:p>
+        </w:tc>
+        <w:tc>
+          <w:tcPr>
+            <w:tcW w:w="5793" w:type="dxa"/>
+            <w:shd w:val="clear" w:color="auto" w:fill="auto"/>
+            <w:vAlign w:val="center"/>
+          </w:tcPr>
+          <w:p>
+            <w:pPr>
+              <w:keepNext/>
+              <w:spacing w:before="26"/>
+              <w:jc w:val="center"/>
+              <w:rPr>
+                <w:rFonts w:ascii="Times New Roman" w:hAnsi="Times New Roman" w:eastAsia="微软雅黑" w:cs="Times New Roman"/>
+                <w:b/>
+                <w:color w:val="244061"/>
+                <w:sz w:val="18"/>
+                <w:szCs w:val="18"/>
+                <w:lang w:eastAsia="zh-CN"/>
+              </w:rPr>
+            </w:pPr>
+            <w:r>
+              <w:rPr>
+                <w:rFonts w:ascii="Times New Roman" w:hAnsi="Times New Roman" w:eastAsia="微软雅黑" w:cs="Times New Roman"/>
+                <w:b/>
+                <w:color w:val="244061"/>
+                <w:sz w:val="18"/>
+                <w:szCs w:val="18"/>
+                <w:lang w:eastAsia="zh-CN"/>
+              </w:rPr>
+              <w:t>循证医学信息</w:t>
+            </w:r>
+          </w:p>
+        </w:tc>
+      </w:tr>
+      <w:tr>
+        <w:tblPrEx>
+          <w:tblBorders>
+            <w:top w:val="single" w:color="244061" w:sz="18" w:space="0"/>
+            <w:left w:val="none" w:color="auto" w:sz="0" w:space="0"/>
+            <w:bottom w:val="dashed" w:color="244061" w:sz="4" w:space="0"/>
+            <w:right w:val="none" w:color="auto" w:sz="0" w:space="0"/>
+            <w:insideH w:val="dashed" w:color="244061" w:sz="4" w:space="0"/>
+            <w:insideV w:val="dashed" w:color="244061" w:sz="4" w:space="0"/>
+          </w:tblBorders>
+          <w:shd w:val="clear" w:color="auto" w:fill="auto"/>
+          <w:tblCellMar>
+            <w:top w:w="0" w:type="dxa"/>
+            <w:left w:w="108" w:type="dxa"/>
+            <w:bottom w:w="0" w:type="dxa"/>
+            <w:right w:w="108" w:type="dxa"/>
+          </w:tblCellMar>
+        </w:tblPrEx>
+        <w:trPr>
+          <w:trHeight w:val="494" w:hRule="atLeast"/>
+          <w:jc w:val="center"/>
+        </w:trPr>
+        <w:tc>
+          <w:tcPr>
+            <w:tcW w:w="9870" w:type="dxa"/>
+            <w:gridSpan w:val="4"/>
+            <w:shd w:val="clear" w:color="auto" w:fill="auto"/>
+            <w:vAlign w:val="center"/>
+          </w:tcPr>
+          <w:p>
+            <w:pPr>
+              <w:keepNext/>
+              <w:spacing w:before="26"/>
+              <w:jc w:val="center"/>
+              <w:rPr>
+                <w:rFonts w:ascii="Times New Roman" w:hAnsi="Times New Roman" w:eastAsia="微软雅黑" w:cs="Times New Roman"/>
+                <w:bCs/>
+                <w:color w:val="auto"/>
+                <w:sz w:val="18"/>
+                <w:szCs w:val="18"/>
+                <w:highlight w:val="yellow"/>
+                <w:lang w:eastAsia="zh-CN"/>
+              </w:rPr>
+            </w:pPr>
+            <w:r>
+              <w:rPr>
+                <w:rFonts w:hint="eastAsia" w:ascii="Times New Roman" w:hAnsi="Times New Roman" w:eastAsia="微软雅黑" w:cs="Times New Roman"/>
+                <w:b/>
+                <w:color w:val="auto"/>
+                <w:sz w:val="18"/>
+                <w:szCs w:val="18"/>
+                <w:lang w:eastAsia="zh-CN"/>
+              </w:rPr>
+              <w:t>{%tr for msicli in msianalysisOfImmuneTestResults.</w:t>
+            </w:r>
+            <w:r>
+              <w:rPr>
+                <w:rFonts w:ascii="Times New Roman" w:hAnsi="Times New Roman" w:eastAsia="微软雅黑" w:cs="Times New Roman"/>
+                <w:b/>
+                <w:color w:val="auto"/>
+                <w:sz w:val="18"/>
+                <w:szCs w:val="18"/>
+                <w:lang w:eastAsia="zh-CN"/>
+              </w:rPr>
+              <w:t>potentialDrugList</w:t>
+            </w:r>
+            <w:r>
+              <w:rPr>
+                <w:rFonts w:hint="eastAsia" w:ascii="Times New Roman" w:hAnsi="Times New Roman" w:eastAsia="微软雅黑" w:cs="Times New Roman"/>
+                <w:b/>
+                <w:color w:val="auto"/>
+                <w:sz w:val="18"/>
+                <w:szCs w:val="18"/>
+                <w:lang w:eastAsia="zh-CN"/>
+              </w:rPr>
+              <w:t xml:space="preserve"> %}</w:t>
+            </w:r>
+          </w:p>
+        </w:tc>
+      </w:tr>
+      <w:tr>
+        <w:tblPrEx>
+          <w:tblBorders>
+            <w:top w:val="single" w:color="244061" w:sz="18" w:space="0"/>
+            <w:left w:val="none" w:color="auto" w:sz="0" w:space="0"/>
+            <w:bottom w:val="dashed" w:color="244061" w:sz="4" w:space="0"/>
+            <w:right w:val="none" w:color="auto" w:sz="0" w:space="0"/>
+            <w:insideH w:val="dashed" w:color="244061" w:sz="4" w:space="0"/>
+            <w:insideV w:val="dashed" w:color="244061" w:sz="4" w:space="0"/>
+          </w:tblBorders>
+          <w:shd w:val="clear" w:color="auto" w:fill="auto"/>
+          <w:tblCellMar>
+            <w:top w:w="0" w:type="dxa"/>
+            <w:left w:w="108" w:type="dxa"/>
+            <w:bottom w:w="0" w:type="dxa"/>
+            <w:right w:w="108" w:type="dxa"/>
+          </w:tblCellMar>
+        </w:tblPrEx>
+        <w:trPr>
+          <w:trHeight w:val="494" w:hRule="atLeast"/>
+          <w:jc w:val="center"/>
+        </w:trPr>
+        <w:tc>
+          <w:tcPr>
+            <w:tcW w:w="1526" w:type="dxa"/>
+            <w:shd w:val="clear" w:color="auto" w:fill="auto"/>
+            <w:vAlign w:val="center"/>
+          </w:tcPr>
+          <w:p>
+            <w:pPr>
+              <w:spacing w:before="1" w:line="249" w:lineRule="auto"/>
+              <w:ind w:right="131"/>
+              <w:jc w:val="center"/>
+              <w:rPr>
+                <w:rFonts w:ascii="Times New Roman" w:hAnsi="Times New Roman" w:eastAsia="微软雅黑" w:cs="Times New Roman"/>
+                <w:b/>
+                <w:color w:val="auto"/>
+                <w:sz w:val="18"/>
+                <w:szCs w:val="18"/>
+                <w:highlight w:val="yellow"/>
+              </w:rPr>
+            </w:pPr>
+            <w:r>
+              <w:rPr>
+                <w:rFonts w:hint="eastAsia" w:ascii="Times New Roman" w:hAnsi="Times New Roman" w:eastAsia="微软雅黑" w:cs="Times New Roman"/>
+                <w:color w:val="auto"/>
+                <w:sz w:val="18"/>
+                <w:szCs w:val="18"/>
+                <w:lang w:eastAsia="zh-CN"/>
+              </w:rPr>
+              <w:t>{{</w:t>
+            </w:r>
+            <w:r>
+              <w:rPr>
+                <w:rFonts w:hint="eastAsia" w:ascii="Times New Roman" w:hAnsi="Times New Roman" w:eastAsia="微软雅黑" w:cs="Times New Roman"/>
+                <w:bCs/>
+                <w:color w:val="auto"/>
+                <w:sz w:val="18"/>
+                <w:szCs w:val="18"/>
+                <w:lang w:eastAsia="zh-CN"/>
+              </w:rPr>
+              <w:t xml:space="preserve"> msicli.drug_name_chinese|replace('#', '')</w:t>
+            </w:r>
+            <w:r>
+              <w:rPr>
+                <w:rFonts w:hint="eastAsia" w:ascii="Times New Roman" w:hAnsi="Times New Roman" w:eastAsia="微软雅黑" w:cs="Times New Roman"/>
+                <w:color w:val="auto"/>
+                <w:sz w:val="18"/>
+                <w:szCs w:val="18"/>
+                <w:lang w:eastAsia="zh-CN"/>
+              </w:rPr>
+              <w:t>}</w:t>
+            </w:r>
+            <w:r>
+              <w:rPr>
+                <w:rFonts w:hint="eastAsia" w:ascii="Times New Roman" w:hAnsi="Times New Roman" w:eastAsia="微软雅黑" w:cs="Times New Roman"/>
+                <w:color w:val="auto"/>
+                <w:sz w:val="18"/>
+                <w:szCs w:val="18"/>
+                <w:lang w:val="en-US" w:eastAsia="zh-CN"/>
+              </w:rPr>
+              <w:t>}</w:t>
+            </w:r>
+          </w:p>
+        </w:tc>
+        <w:tc>
+          <w:tcPr>
+            <w:tcW w:w="1417" w:type="dxa"/>
+            <w:shd w:val="clear" w:color="auto" w:fill="auto"/>
+            <w:vAlign w:val="center"/>
+          </w:tcPr>
+          <w:p>
+            <w:pPr>
+              <w:keepNext/>
+              <w:spacing w:before="26"/>
+              <w:jc w:val="center"/>
+              <w:rPr>
+                <w:rFonts w:ascii="Times New Roman" w:hAnsi="Times New Roman" w:eastAsia="微软雅黑" w:cs="Times New Roman"/>
+                <w:bCs/>
+                <w:color w:val="auto"/>
+                <w:sz w:val="18"/>
+                <w:szCs w:val="18"/>
+                <w:highlight w:val="yellow"/>
+                <w:lang w:eastAsia="zh-CN"/>
+              </w:rPr>
+            </w:pPr>
+            <w:r>
+              <w:rPr>
+                <w:rFonts w:hint="eastAsia" w:ascii="Times New Roman" w:hAnsi="Times New Roman" w:eastAsia="微软雅黑" w:cs="Times New Roman"/>
+                <w:color w:val="auto"/>
+                <w:sz w:val="18"/>
+                <w:szCs w:val="18"/>
+                <w:lang w:eastAsia="zh-CN"/>
+              </w:rPr>
+              <w:t>{{</w:t>
+            </w:r>
+            <w:r>
+              <w:rPr>
+                <w:rFonts w:hint="eastAsia" w:ascii="Times New Roman" w:hAnsi="Times New Roman" w:eastAsia="微软雅黑" w:cs="Times New Roman"/>
+                <w:bCs/>
+                <w:color w:val="auto"/>
+                <w:sz w:val="18"/>
+                <w:szCs w:val="18"/>
+                <w:lang w:eastAsia="zh-CN"/>
+              </w:rPr>
+              <w:t xml:space="preserve"> msicli</w:t>
+            </w:r>
+            <w:r>
+              <w:rPr>
+                <w:rFonts w:hint="eastAsia" w:ascii="Times New Roman" w:hAnsi="Times New Roman" w:eastAsia="微软雅黑" w:cs="Times New Roman"/>
+                <w:color w:val="auto"/>
+                <w:sz w:val="18"/>
+                <w:szCs w:val="18"/>
+                <w:lang w:eastAsia="zh-CN"/>
+              </w:rPr>
+              <w:t>.</w:t>
+            </w:r>
+            <w:r>
+              <w:rPr>
+                <w:rFonts w:hint="eastAsia" w:ascii="Times New Roman" w:hAnsi="Times New Roman" w:eastAsia="微软雅黑" w:cs="Times New Roman"/>
+                <w:bCs/>
+                <w:color w:val="auto"/>
+                <w:sz w:val="18"/>
+                <w:szCs w:val="18"/>
+                <w:lang w:eastAsia="zh-CN"/>
+              </w:rPr>
+              <w:t>disease_name_chinese</w:t>
+            </w:r>
+            <w:r>
+              <w:rPr>
+                <w:rFonts w:hint="eastAsia" w:ascii="Times New Roman" w:hAnsi="Times New Roman" w:eastAsia="微软雅黑" w:cs="Times New Roman"/>
+                <w:color w:val="auto"/>
+                <w:sz w:val="18"/>
+                <w:szCs w:val="18"/>
+                <w:lang w:eastAsia="zh-CN"/>
+              </w:rPr>
+              <w:t>}}</w:t>
+            </w:r>
+          </w:p>
+        </w:tc>
+        <w:tc>
+          <w:tcPr>
+            <w:tcW w:w="1134" w:type="dxa"/>
+            <w:shd w:val="clear" w:color="auto" w:fill="auto"/>
+            <w:vAlign w:val="center"/>
+          </w:tcPr>
+          <w:p>
+            <w:pPr>
+              <w:keepNext/>
+              <w:spacing w:before="26"/>
+              <w:jc w:val="center"/>
+              <w:rPr>
+                <w:rFonts w:ascii="Times New Roman" w:hAnsi="Times New Roman" w:eastAsia="微软雅黑" w:cs="Times New Roman"/>
+                <w:bCs/>
+                <w:color w:val="auto"/>
+                <w:sz w:val="18"/>
+                <w:szCs w:val="18"/>
+                <w:highlight w:val="yellow"/>
+                <w:lang w:eastAsia="zh-CN"/>
+              </w:rPr>
+            </w:pPr>
+            <w:r>
+              <w:rPr>
+                <w:rFonts w:hint="eastAsia" w:ascii="Times New Roman" w:hAnsi="Times New Roman" w:eastAsia="微软雅黑" w:cs="Times New Roman"/>
+                <w:color w:val="auto"/>
+                <w:sz w:val="18"/>
+                <w:szCs w:val="18"/>
+                <w:lang w:eastAsia="zh-CN"/>
+              </w:rPr>
+              <w:t>{{</w:t>
+            </w:r>
+            <w:r>
+              <w:rPr>
+                <w:rFonts w:hint="eastAsia" w:ascii="Times New Roman" w:hAnsi="Times New Roman" w:eastAsia="微软雅黑" w:cs="Times New Roman"/>
+                <w:bCs/>
+                <w:color w:val="auto"/>
+                <w:sz w:val="18"/>
+                <w:szCs w:val="18"/>
+                <w:lang w:eastAsia="zh-CN"/>
+              </w:rPr>
+              <w:t xml:space="preserve"> msicli.evidence_phase_chinese</w:t>
+            </w:r>
+            <w:r>
+              <w:rPr>
+                <w:rFonts w:hint="eastAsia" w:ascii="Times New Roman" w:hAnsi="Times New Roman" w:eastAsia="微软雅黑" w:cs="Times New Roman"/>
+                <w:color w:val="auto"/>
+                <w:sz w:val="18"/>
+                <w:szCs w:val="18"/>
+                <w:lang w:eastAsia="zh-CN"/>
+              </w:rPr>
+              <w:t>}}</w:t>
+            </w:r>
+          </w:p>
+        </w:tc>
+        <w:tc>
+          <w:tcPr>
+            <w:tcW w:w="5793" w:type="dxa"/>
+            <w:shd w:val="clear" w:color="auto" w:fill="auto"/>
+            <w:vAlign w:val="center"/>
+          </w:tcPr>
+          <w:p>
+            <w:pPr>
+              <w:keepNext/>
+              <w:spacing w:before="26"/>
+              <w:jc w:val="center"/>
+              <w:rPr>
+                <w:rFonts w:ascii="Times New Roman" w:hAnsi="Times New Roman" w:eastAsia="微软雅黑" w:cs="Times New Roman"/>
+                <w:bCs/>
+                <w:color w:val="auto"/>
+                <w:sz w:val="18"/>
+                <w:szCs w:val="18"/>
+                <w:highlight w:val="yellow"/>
+                <w:lang w:eastAsia="zh-CN"/>
+              </w:rPr>
+            </w:pPr>
+            <w:r>
+              <w:rPr>
+                <w:rFonts w:hint="eastAsia" w:ascii="Times New Roman" w:hAnsi="Times New Roman" w:eastAsia="微软雅黑" w:cs="Times New Roman"/>
+                <w:color w:val="auto"/>
+                <w:sz w:val="18"/>
+                <w:szCs w:val="18"/>
+                <w:lang w:eastAsia="zh-CN"/>
+              </w:rPr>
+              <w:t>{{</w:t>
+            </w:r>
+            <w:r>
+              <w:rPr>
+                <w:rFonts w:hint="eastAsia" w:ascii="Times New Roman" w:hAnsi="Times New Roman" w:eastAsia="微软雅黑" w:cs="Times New Roman"/>
+                <w:bCs/>
+                <w:color w:val="auto"/>
+                <w:sz w:val="18"/>
+                <w:szCs w:val="18"/>
+                <w:lang w:eastAsia="zh-CN"/>
+              </w:rPr>
+              <w:t xml:space="preserve"> msicli.annotation_chinese</w:t>
+            </w:r>
+            <w:r>
+              <w:rPr>
+                <w:rFonts w:hint="eastAsia" w:ascii="Times New Roman" w:hAnsi="Times New Roman" w:eastAsia="微软雅黑" w:cs="Times New Roman"/>
+                <w:color w:val="auto"/>
+                <w:sz w:val="18"/>
+                <w:szCs w:val="18"/>
+                <w:lang w:eastAsia="zh-CN"/>
+              </w:rPr>
+              <w:t>}}</w:t>
+            </w:r>
+          </w:p>
+        </w:tc>
+      </w:tr>
+      <w:tr>
+        <w:tblPrEx>
+          <w:tblBorders>
+            <w:top w:val="single" w:color="244061" w:sz="18" w:space="0"/>
+            <w:left w:val="none" w:color="auto" w:sz="0" w:space="0"/>
+            <w:bottom w:val="dashed" w:color="244061" w:sz="4" w:space="0"/>
+            <w:right w:val="none" w:color="auto" w:sz="0" w:space="0"/>
+            <w:insideH w:val="dashed" w:color="244061" w:sz="4" w:space="0"/>
+            <w:insideV w:val="dashed" w:color="244061" w:sz="4" w:space="0"/>
+          </w:tblBorders>
+          <w:shd w:val="clear" w:color="auto" w:fill="auto"/>
+          <w:tblCellMar>
+            <w:top w:w="0" w:type="dxa"/>
+            <w:left w:w="108" w:type="dxa"/>
+            <w:bottom w:w="0" w:type="dxa"/>
+            <w:right w:w="108" w:type="dxa"/>
+          </w:tblCellMar>
+        </w:tblPrEx>
+        <w:trPr>
+          <w:trHeight w:val="494" w:hRule="atLeast"/>
+          <w:jc w:val="center"/>
+        </w:trPr>
+        <w:tc>
+          <w:tcPr>
+            <w:tcW w:w="9870" w:type="dxa"/>
+            <w:gridSpan w:val="4"/>
+            <w:shd w:val="clear" w:color="auto" w:fill="auto"/>
+            <w:vAlign w:val="center"/>
+          </w:tcPr>
+          <w:p>
+            <w:pPr>
+              <w:keepNext/>
+              <w:spacing w:before="26"/>
+              <w:jc w:val="center"/>
+              <w:rPr>
+                <w:rFonts w:ascii="Times New Roman" w:hAnsi="Times New Roman" w:eastAsia="微软雅黑" w:cs="Times New Roman"/>
+                <w:bCs/>
+                <w:color w:val="auto"/>
+                <w:sz w:val="18"/>
+                <w:szCs w:val="18"/>
+                <w:lang w:eastAsia="zh-CN"/>
+              </w:rPr>
+            </w:pPr>
+            <w:r>
+              <w:rPr>
+                <w:rFonts w:hint="eastAsia" w:ascii="Times New Roman" w:hAnsi="Times New Roman" w:eastAsia="微软雅黑" w:cs="Times New Roman"/>
+                <w:b/>
+                <w:color w:val="auto"/>
+                <w:sz w:val="18"/>
+                <w:szCs w:val="18"/>
+                <w:lang w:eastAsia="zh-CN"/>
+              </w:rPr>
+              <w:t>{%tr endfor %}</w:t>
+            </w:r>
+          </w:p>
+        </w:tc>
+      </w:tr>
+    </w:tbl>
+    <w:p>
+      <w:pPr>
+        <w:spacing w:before="26"/>
+        <w:rPr>
+          <w:rFonts w:hint="eastAsia" w:ascii="Times New Roman" w:hAnsi="Times New Roman" w:eastAsia="微软雅黑" w:cs="Times New Roman"/>
+          <w:b/>
+          <w:color w:val="auto"/>
+          <w:sz w:val="24"/>
+          <w:szCs w:val="24"/>
+          <w:lang w:eastAsia="zh-CN" w:bidi="ar"/>
+        </w:rPr>
+      </w:pPr>
+      <w:r>
+        <w:rPr>
+          <w:rFonts w:hint="eastAsia" w:ascii="Times New Roman" w:hAnsi="Times New Roman" w:eastAsia="微软雅黑" w:cs="Times New Roman"/>
+          <w:b/>
+          <w:color w:val="auto"/>
+          <w:sz w:val="24"/>
+          <w:szCs w:val="24"/>
+          <w:lang w:eastAsia="zh-CN" w:bidi="ar"/>
+        </w:rPr>
+        <w:t>{% endif %}</w:t>
+      </w:r>
+    </w:p>
+    <w:bookmarkEnd w:id="50"/>
     <w:p>
       <w:pPr>
         <w:rPr>
@@ -30137,6 +30953,8 @@
           <w:lang w:bidi="ar"/>
         </w:rPr>
       </w:pPr>
+      <w:bookmarkStart w:id="62" w:name="_GoBack"/>
+      <w:bookmarkEnd w:id="62"/>
       <w:r>
         <w:rPr>
           <w:rFonts w:hint="eastAsia" w:ascii="Times New Roman" w:hAnsi="Times New Roman" w:eastAsia="微软雅黑" w:cs="Times New Roman"/>
@@ -30906,7 +31724,7 @@
             <w:pPr>
               <w:numPr>
                 <w:ilvl w:val="0"/>
-                <w:numId w:val="12"/>
+                <w:numId w:val="10"/>
               </w:numPr>
               <w:rPr>
                 <w:rFonts w:ascii="Times New Roman" w:hAnsi="Times New Roman" w:eastAsia="微软雅黑" w:cs="Times New Roman"/>
@@ -30929,7 +31747,7 @@
             <w:pPr>
               <w:numPr>
                 <w:ilvl w:val="0"/>
-                <w:numId w:val="12"/>
+                <w:numId w:val="10"/>
               </w:numPr>
               <w:rPr>
                 <w:rFonts w:ascii="Times New Roman" w:hAnsi="Times New Roman" w:eastAsia="微软雅黑" w:cs="Times New Roman"/>
@@ -30952,7 +31770,7 @@
             <w:pPr>
               <w:numPr>
                 <w:ilvl w:val="0"/>
-                <w:numId w:val="12"/>
+                <w:numId w:val="10"/>
               </w:numPr>
               <w:rPr>
                 <w:rFonts w:ascii="Times New Roman" w:hAnsi="Times New Roman" w:eastAsia="微软雅黑" w:cs="Times New Roman"/>
@@ -30975,7 +31793,7 @@
             <w:pPr>
               <w:numPr>
                 <w:ilvl w:val="0"/>
-                <w:numId w:val="12"/>
+                <w:numId w:val="10"/>
               </w:numPr>
               <w:rPr>
                 <w:rFonts w:ascii="Times New Roman" w:hAnsi="Times New Roman" w:eastAsia="微软雅黑" w:cs="Times New Roman"/>
@@ -31513,7 +32331,7 @@
       <w:pPr>
         <w:numPr>
           <w:ilvl w:val="0"/>
-          <w:numId w:val="13"/>
+          <w:numId w:val="11"/>
         </w:numPr>
         <w:rPr>
           <w:rFonts w:ascii="Times New Roman" w:hAnsi="Times New Roman" w:eastAsia="微软雅黑" w:cs="Times New Roman"/>
@@ -31551,7 +32369,7 @@
       <w:pPr>
         <w:numPr>
           <w:ilvl w:val="0"/>
-          <w:numId w:val="13"/>
+          <w:numId w:val="11"/>
         </w:numPr>
         <w:rPr>
           <w:rFonts w:ascii="Times New Roman" w:hAnsi="Times New Roman" w:eastAsia="微软雅黑" w:cs="Times New Roman"/>
@@ -31670,12 +32488,6 @@
             <w:insideH w:val="dashed" w:color="244061" w:sz="4" w:space="0"/>
             <w:insideV w:val="dashed" w:color="244061" w:sz="4" w:space="0"/>
           </w:tblBorders>
-          <w:tblCellMar>
-            <w:top w:w="0" w:type="dxa"/>
-            <w:left w:w="0" w:type="dxa"/>
-            <w:bottom w:w="0" w:type="dxa"/>
-            <w:right w:w="0" w:type="dxa"/>
-          </w:tblCellMar>
         </w:tblPrEx>
         <w:trPr>
           <w:trHeight w:val="614" w:hRule="atLeast"/>
@@ -32075,12 +32887,6 @@
             <w:insideH w:val="dashed" w:color="244061" w:sz="4" w:space="0"/>
             <w:insideV w:val="dashed" w:color="244061" w:sz="4" w:space="0"/>
           </w:tblBorders>
-          <w:tblCellMar>
-            <w:top w:w="0" w:type="dxa"/>
-            <w:left w:w="0" w:type="dxa"/>
-            <w:bottom w:w="0" w:type="dxa"/>
-            <w:right w:w="0" w:type="dxa"/>
-          </w:tblCellMar>
         </w:tblPrEx>
         <w:trPr>
           <w:trHeight w:val="422" w:hRule="atLeast"/>
@@ -32521,7 +33327,7 @@
       <w:pPr>
         <w:numPr>
           <w:ilvl w:val="0"/>
-          <w:numId w:val="14"/>
+          <w:numId w:val="12"/>
         </w:numPr>
         <w:rPr>
           <w:rFonts w:ascii="Times New Roman" w:hAnsi="Times New Roman" w:eastAsia="微软雅黑" w:cs="Times New Roman"/>
@@ -32540,7 +33346,7 @@
       <w:pPr>
         <w:numPr>
           <w:ilvl w:val="0"/>
-          <w:numId w:val="14"/>
+          <w:numId w:val="12"/>
         </w:numPr>
         <w:rPr>
           <w:rFonts w:ascii="Times New Roman" w:hAnsi="Times New Roman" w:eastAsia="微软雅黑" w:cs="Times New Roman"/>
@@ -32559,7 +33365,7 @@
       <w:pPr>
         <w:numPr>
           <w:ilvl w:val="0"/>
-          <w:numId w:val="14"/>
+          <w:numId w:val="12"/>
         </w:numPr>
         <w:rPr>
           <w:rFonts w:ascii="Times New Roman" w:hAnsi="Times New Roman" w:eastAsia="微软雅黑" w:cs="Times New Roman"/>
@@ -32688,7 +33494,7 @@
       <w:pPr>
         <w:numPr>
           <w:ilvl w:val="0"/>
-          <w:numId w:val="14"/>
+          <w:numId w:val="12"/>
         </w:numPr>
         <w:rPr>
           <w:rFonts w:ascii="Times New Roman" w:hAnsi="Times New Roman" w:eastAsia="微软雅黑" w:cs="Times New Roman"/>
@@ -32707,7 +33513,7 @@
       <w:pPr>
         <w:numPr>
           <w:ilvl w:val="0"/>
-          <w:numId w:val="14"/>
+          <w:numId w:val="12"/>
         </w:numPr>
         <w:rPr>
           <w:rFonts w:ascii="Times New Roman" w:hAnsi="Times New Roman" w:eastAsia="微软雅黑" w:cs="Times New Roman"/>
@@ -32726,7 +33532,7 @@
       <w:pPr>
         <w:numPr>
           <w:ilvl w:val="0"/>
-          <w:numId w:val="14"/>
+          <w:numId w:val="12"/>
         </w:numPr>
         <w:rPr>
           <w:rFonts w:ascii="Times New Roman" w:hAnsi="Times New Roman" w:eastAsia="微软雅黑" w:cs="Times New Roman"/>
@@ -32792,7 +33598,7 @@
         <w:pStyle w:val="3"/>
         <w:numPr>
           <w:ilvl w:val="0"/>
-          <w:numId w:val="15"/>
+          <w:numId w:val="13"/>
         </w:numPr>
         <w:jc w:val="both"/>
         <w:rPr>
@@ -34423,7 +35229,7 @@
       <w:pPr>
         <w:numPr>
           <w:ilvl w:val="0"/>
-          <w:numId w:val="16"/>
+          <w:numId w:val="14"/>
         </w:numPr>
         <w:spacing w:before="53" w:line="301" w:lineRule="exact"/>
         <w:ind w:left="133"/>
@@ -34448,7 +35254,7 @@
       <w:pPr>
         <w:numPr>
           <w:ilvl w:val="0"/>
-          <w:numId w:val="16"/>
+          <w:numId w:val="14"/>
         </w:numPr>
         <w:spacing w:before="53" w:line="301" w:lineRule="exact"/>
         <w:ind w:left="133"/>
@@ -34473,7 +35279,7 @@
       <w:pPr>
         <w:numPr>
           <w:ilvl w:val="0"/>
-          <w:numId w:val="16"/>
+          <w:numId w:val="14"/>
         </w:numPr>
         <w:spacing w:before="53" w:line="301" w:lineRule="exact"/>
         <w:ind w:left="133"/>
@@ -34498,7 +35304,7 @@
       <w:pPr>
         <w:numPr>
           <w:ilvl w:val="0"/>
-          <w:numId w:val="17"/>
+          <w:numId w:val="15"/>
         </w:numPr>
         <w:spacing w:line="270" w:lineRule="exact"/>
         <w:ind w:left="613" w:leftChars="150" w:hanging="283"/>
@@ -34532,7 +35338,7 @@
       <w:pPr>
         <w:numPr>
           <w:ilvl w:val="0"/>
-          <w:numId w:val="17"/>
+          <w:numId w:val="15"/>
         </w:numPr>
         <w:spacing w:line="270" w:lineRule="exact"/>
         <w:ind w:left="613" w:leftChars="150" w:hanging="283"/>
@@ -34566,7 +35372,7 @@
       <w:pPr>
         <w:numPr>
           <w:ilvl w:val="0"/>
-          <w:numId w:val="17"/>
+          <w:numId w:val="15"/>
         </w:numPr>
         <w:spacing w:line="270" w:lineRule="exact"/>
         <w:ind w:left="613" w:leftChars="150" w:hanging="283"/>
@@ -34600,7 +35406,7 @@
       <w:pPr>
         <w:numPr>
           <w:ilvl w:val="0"/>
-          <w:numId w:val="17"/>
+          <w:numId w:val="15"/>
         </w:numPr>
         <w:spacing w:line="270" w:lineRule="exact"/>
         <w:ind w:left="613" w:leftChars="150" w:hanging="283"/>
@@ -34740,7 +35546,7 @@
       <w:pPr>
         <w:numPr>
           <w:ilvl w:val="0"/>
-          <w:numId w:val="16"/>
+          <w:numId w:val="14"/>
         </w:numPr>
         <w:spacing w:before="53" w:line="301" w:lineRule="exact"/>
         <w:ind w:left="133"/>
@@ -34765,7 +35571,7 @@
       <w:pPr>
         <w:numPr>
           <w:ilvl w:val="0"/>
-          <w:numId w:val="16"/>
+          <w:numId w:val="14"/>
         </w:numPr>
         <w:spacing w:before="53" w:line="301" w:lineRule="exact"/>
         <w:ind w:left="133"/>
@@ -34790,7 +35596,7 @@
       <w:pPr>
         <w:numPr>
           <w:ilvl w:val="0"/>
-          <w:numId w:val="16"/>
+          <w:numId w:val="14"/>
         </w:numPr>
         <w:spacing w:before="53" w:line="301" w:lineRule="exact"/>
         <w:ind w:left="133"/>
@@ -34815,7 +35621,7 @@
       <w:pPr>
         <w:numPr>
           <w:ilvl w:val="0"/>
-          <w:numId w:val="16"/>
+          <w:numId w:val="14"/>
         </w:numPr>
         <w:spacing w:before="53" w:line="301" w:lineRule="exact"/>
         <w:ind w:left="133"/>
@@ -34840,7 +35646,7 @@
       <w:pPr>
         <w:numPr>
           <w:ilvl w:val="0"/>
-          <w:numId w:val="16"/>
+          <w:numId w:val="14"/>
         </w:numPr>
         <w:spacing w:before="53" w:line="301" w:lineRule="exact"/>
         <w:ind w:left="133"/>
@@ -34865,7 +35671,7 @@
       <w:pPr>
         <w:numPr>
           <w:ilvl w:val="0"/>
-          <w:numId w:val="16"/>
+          <w:numId w:val="14"/>
         </w:numPr>
         <w:spacing w:before="53" w:line="301" w:lineRule="exact"/>
         <w:ind w:left="133"/>
@@ -34923,7 +35729,7 @@
         <w:pStyle w:val="3"/>
         <w:numPr>
           <w:ilvl w:val="0"/>
-          <w:numId w:val="15"/>
+          <w:numId w:val="13"/>
         </w:numPr>
         <w:jc w:val="both"/>
         <w:rPr>
@@ -34931,12 +35737,12 @@
           <w:color w:val="254061" w:themeColor="accent1" w:themeShade="80"/>
         </w:rPr>
       </w:pPr>
-      <w:bookmarkStart w:id="55" w:name="_Toc28910_WPSOffice_Level1"/>
-      <w:bookmarkStart w:id="56" w:name="_Toc22458"/>
-      <w:bookmarkStart w:id="57" w:name="_Toc30533"/>
-      <w:bookmarkStart w:id="58" w:name="_Toc22484_WPSOffice_Level1"/>
-      <w:bookmarkStart w:id="59" w:name="_Toc16368_WPSOffice_Level1"/>
-      <w:bookmarkStart w:id="60" w:name="_Toc7549"/>
+      <w:bookmarkStart w:id="55" w:name="_Toc30533"/>
+      <w:bookmarkStart w:id="56" w:name="_Toc7549"/>
+      <w:bookmarkStart w:id="57" w:name="_Toc28910_WPSOffice_Level1"/>
+      <w:bookmarkStart w:id="58" w:name="_Toc22458"/>
+      <w:bookmarkStart w:id="59" w:name="_Toc22484_WPSOffice_Level1"/>
+      <w:bookmarkStart w:id="60" w:name="_Toc16368_WPSOffice_Level1"/>
       <w:bookmarkStart w:id="61" w:name="_Toc19099"/>
       <w:r>
         <w:rPr>
@@ -35421,7 +36227,7 @@
         <w:widowControl w:val="0"/>
         <w:numPr>
           <w:ilvl w:val="0"/>
-          <w:numId w:val="15"/>
+          <w:numId w:val="13"/>
         </w:numPr>
         <w:kinsoku/>
         <w:wordWrap/>
@@ -35455,7 +36261,7 @@
       <w:pPr>
         <w:numPr>
           <w:ilvl w:val="0"/>
-          <w:numId w:val="18"/>
+          <w:numId w:val="16"/>
         </w:numPr>
         <w:spacing w:line="360" w:lineRule="auto"/>
         <w:ind w:left="425" w:leftChars="0" w:hanging="425" w:firstLineChars="0"/>
@@ -35480,7 +36286,7 @@
       <w:pPr>
         <w:numPr>
           <w:ilvl w:val="0"/>
-          <w:numId w:val="18"/>
+          <w:numId w:val="16"/>
         </w:numPr>
         <w:spacing w:line="360" w:lineRule="auto"/>
         <w:ind w:left="425" w:leftChars="0" w:hanging="425" w:firstLineChars="0"/>
@@ -35505,7 +36311,7 @@
       <w:pPr>
         <w:numPr>
           <w:ilvl w:val="0"/>
-          <w:numId w:val="18"/>
+          <w:numId w:val="16"/>
         </w:numPr>
         <w:spacing w:line="360" w:lineRule="auto"/>
         <w:ind w:left="425" w:leftChars="0" w:hanging="425" w:firstLineChars="0"/>
@@ -35530,7 +36336,7 @@
       <w:pPr>
         <w:numPr>
           <w:ilvl w:val="0"/>
-          <w:numId w:val="18"/>
+          <w:numId w:val="16"/>
         </w:numPr>
         <w:spacing w:line="360" w:lineRule="auto"/>
         <w:ind w:left="425" w:leftChars="0" w:hanging="425" w:firstLineChars="0"/>
@@ -35597,8 +36403,6 @@
         <w:rFonts w:hint="eastAsia"/>
       </w:rPr>
     </w:pPr>
-    <w:bookmarkStart w:id="62" w:name="_GoBack"/>
-    <w:bookmarkEnd w:id="62"/>
     <w:r>
       <mc:AlternateContent>
         <mc:Choice Requires="wps">
@@ -35794,26 +36598,6 @@
     </w:lvl>
   </w:abstractNum>
   <w:abstractNum w:abstractNumId="1">
-    <w:nsid w:val="8E7D2F2C"/>
-    <w:multiLevelType w:val="singleLevel"/>
-    <w:tmpl w:val="8E7D2F2C"/>
-    <w:lvl w:ilvl="0" w:tentative="0">
-      <w:start w:val="1"/>
-      <w:numFmt w:val="decimal"/>
-      <w:lvlText w:val="%1."/>
-      <w:lvlJc w:val="left"/>
-      <w:pPr>
-        <w:ind w:left="425" w:hanging="425"/>
-      </w:pPr>
-      <w:rPr>
-        <w:rFonts w:hint="default"/>
-        <w:sz w:val="18"/>
-        <w:szCs w:val="18"/>
-        <w:highlight w:val="none"/>
-      </w:rPr>
-    </w:lvl>
-  </w:abstractNum>
-  <w:abstractNum w:abstractNumId="2">
     <w:nsid w:val="9DEA8520"/>
     <w:multiLevelType w:val="singleLevel"/>
     <w:tmpl w:val="9DEA8520"/>
@@ -35833,7 +36617,7 @@
       </w:rPr>
     </w:lvl>
   </w:abstractNum>
-  <w:abstractNum w:abstractNumId="3">
+  <w:abstractNum w:abstractNumId="2">
     <w:nsid w:val="B4CD4596"/>
     <w:multiLevelType w:val="multilevel"/>
     <w:tmpl w:val="B4CD4596"/>
@@ -35979,7 +36763,7 @@
       </w:rPr>
     </w:lvl>
   </w:abstractNum>
-  <w:abstractNum w:abstractNumId="4">
+  <w:abstractNum w:abstractNumId="3">
     <w:nsid w:val="B573E4EF"/>
     <w:multiLevelType w:val="multilevel"/>
     <w:tmpl w:val="B573E4EF"/>
@@ -36092,7 +36876,7 @@
       </w:rPr>
     </w:lvl>
   </w:abstractNum>
-  <w:abstractNum w:abstractNumId="5">
+  <w:abstractNum w:abstractNumId="4">
     <w:nsid w:val="CBCFB8FE"/>
     <w:multiLevelType w:val="singleLevel"/>
     <w:tmpl w:val="CBCFB8FE"/>
@@ -36111,7 +36895,7 @@
       </w:rPr>
     </w:lvl>
   </w:abstractNum>
-  <w:abstractNum w:abstractNumId="6">
+  <w:abstractNum w:abstractNumId="5">
     <w:nsid w:val="FE6C8412"/>
     <w:multiLevelType w:val="singleLevel"/>
     <w:tmpl w:val="FE6C8412"/>
@@ -36130,26 +36914,7 @@
       </w:rPr>
     </w:lvl>
   </w:abstractNum>
-  <w:abstractNum w:abstractNumId="7">
-    <w:nsid w:val="04056A27"/>
-    <w:multiLevelType w:val="singleLevel"/>
-    <w:tmpl w:val="04056A27"/>
-    <w:lvl w:ilvl="0" w:tentative="0">
-      <w:start w:val="1"/>
-      <w:numFmt w:val="decimal"/>
-      <w:lvlText w:val="%1."/>
-      <w:lvlJc w:val="left"/>
-      <w:pPr>
-        <w:ind w:left="397" w:hanging="397"/>
-      </w:pPr>
-      <w:rPr>
-        <w:rFonts w:hint="default"/>
-        <w:sz w:val="18"/>
-        <w:szCs w:val="18"/>
-      </w:rPr>
-    </w:lvl>
-  </w:abstractNum>
-  <w:abstractNum w:abstractNumId="8">
+  <w:abstractNum w:abstractNumId="6">
     <w:nsid w:val="11B87595"/>
     <w:multiLevelType w:val="singleLevel"/>
     <w:tmpl w:val="11B87595"/>
@@ -36169,7 +36934,7 @@
       </w:rPr>
     </w:lvl>
   </w:abstractNum>
-  <w:abstractNum w:abstractNumId="9">
+  <w:abstractNum w:abstractNumId="7">
     <w:nsid w:val="219D0AF6"/>
     <w:multiLevelType w:val="singleLevel"/>
     <w:tmpl w:val="219D0AF6"/>
@@ -36181,7 +36946,7 @@
       <w:lvlJc w:val="left"/>
     </w:lvl>
   </w:abstractNum>
-  <w:abstractNum w:abstractNumId="10">
+  <w:abstractNum w:abstractNumId="8">
     <w:nsid w:val="2DA1C343"/>
     <w:multiLevelType w:val="singleLevel"/>
     <w:tmpl w:val="2DA1C343"/>
@@ -36198,7 +36963,7 @@
       </w:rPr>
     </w:lvl>
   </w:abstractNum>
-  <w:abstractNum w:abstractNumId="11">
+  <w:abstractNum w:abstractNumId="9">
     <w:nsid w:val="2F8B9B55"/>
     <w:multiLevelType w:val="singleLevel"/>
     <w:tmpl w:val="2F8B9B55"/>
@@ -36215,7 +36980,7 @@
       </w:rPr>
     </w:lvl>
   </w:abstractNum>
-  <w:abstractNum w:abstractNumId="12">
+  <w:abstractNum w:abstractNumId="10">
     <w:nsid w:val="361A96C8"/>
     <w:multiLevelType w:val="singleLevel"/>
     <w:tmpl w:val="361A96C8"/>
@@ -36235,7 +37000,7 @@
       </w:rPr>
     </w:lvl>
   </w:abstractNum>
-  <w:abstractNum w:abstractNumId="13">
+  <w:abstractNum w:abstractNumId="11">
     <w:nsid w:val="3FD2A38E"/>
     <w:multiLevelType w:val="singleLevel"/>
     <w:tmpl w:val="3FD2A38E"/>
@@ -36252,7 +37017,7 @@
       </w:rPr>
     </w:lvl>
   </w:abstractNum>
-  <w:abstractNum w:abstractNumId="14">
+  <w:abstractNum w:abstractNumId="12">
     <w:nsid w:val="3FE2A38E"/>
     <w:multiLevelType w:val="singleLevel"/>
     <w:tmpl w:val="3FE2A38E"/>
@@ -36269,7 +37034,7 @@
       </w:rPr>
     </w:lvl>
   </w:abstractNum>
-  <w:abstractNum w:abstractNumId="15">
+  <w:abstractNum w:abstractNumId="13">
     <w:nsid w:val="4BD542C2"/>
     <w:multiLevelType w:val="multilevel"/>
     <w:tmpl w:val="4BD542C2"/>
@@ -36408,7 +37173,7 @@
       </w:rPr>
     </w:lvl>
   </w:abstractNum>
-  <w:abstractNum w:abstractNumId="16">
+  <w:abstractNum w:abstractNumId="14">
     <w:nsid w:val="58AABCAB"/>
     <w:multiLevelType w:val="singleLevel"/>
     <w:tmpl w:val="58AABCAB"/>
@@ -36425,7 +37190,7 @@
       </w:rPr>
     </w:lvl>
   </w:abstractNum>
-  <w:abstractNum w:abstractNumId="17">
+  <w:abstractNum w:abstractNumId="15">
     <w:nsid w:val="6D5ACEB7"/>
     <w:multiLevelType w:val="multilevel"/>
     <w:tmpl w:val="6D5ACEB7"/>
@@ -36512,58 +37277,52 @@
     </w:lvl>
   </w:abstractNum>
   <w:num w:numId="1">
+    <w:abstractNumId w:val="2"/>
+  </w:num>
+  <w:num w:numId="2">
+    <w:abstractNumId w:val="5"/>
+  </w:num>
+  <w:num w:numId="3">
+    <w:abstractNumId w:val="1"/>
+  </w:num>
+  <w:num w:numId="4">
+    <w:abstractNumId w:val="10"/>
+  </w:num>
+  <w:num w:numId="5">
+    <w:abstractNumId w:val="15"/>
+  </w:num>
+  <w:num w:numId="6">
+    <w:abstractNumId w:val="12"/>
+  </w:num>
+  <w:num w:numId="7">
+    <w:abstractNumId w:val="11"/>
+  </w:num>
+  <w:num w:numId="8">
+    <w:abstractNumId w:val="9"/>
+  </w:num>
+  <w:num w:numId="9">
     <w:abstractNumId w:val="3"/>
   </w:num>
-  <w:num w:numId="2">
+  <w:num w:numId="10">
     <w:abstractNumId w:val="6"/>
   </w:num>
-  <w:num w:numId="3">
-    <w:abstractNumId w:val="2"/>
+  <w:num w:numId="11">
+    <w:abstractNumId w:val="4"/>
   </w:num>
-  <w:num w:numId="4">
-    <w:abstractNumId w:val="12"/>
+  <w:num w:numId="12">
+    <w:abstractNumId w:val="13"/>
   </w:num>
-  <w:num w:numId="5">
-    <w:abstractNumId w:val="17"/>
+  <w:num w:numId="13">
+    <w:abstractNumId w:val="0"/>
   </w:num>
-  <w:num w:numId="6">
+  <w:num w:numId="14">
+    <w:abstractNumId w:val="7"/>
+  </w:num>
+  <w:num w:numId="15">
     <w:abstractNumId w:val="14"/>
   </w:num>
-  <w:num w:numId="7">
-    <w:abstractNumId w:val="13"/>
-  </w:num>
-  <w:num w:numId="8">
-    <w:abstractNumId w:val="11"/>
-  </w:num>
-  <w:num w:numId="9">
-    <w:abstractNumId w:val="4"/>
-  </w:num>
-  <w:num w:numId="10">
-    <w:abstractNumId w:val="7"/>
-  </w:num>
-  <w:num w:numId="11">
-    <w:abstractNumId w:val="1"/>
-  </w:num>
-  <w:num w:numId="12">
+  <w:num w:numId="16">
     <w:abstractNumId w:val="8"/>
-  </w:num>
-  <w:num w:numId="13">
-    <w:abstractNumId w:val="5"/>
-  </w:num>
-  <w:num w:numId="14">
-    <w:abstractNumId w:val="15"/>
-  </w:num>
-  <w:num w:numId="15">
-    <w:abstractNumId w:val="0"/>
-  </w:num>
-  <w:num w:numId="16">
-    <w:abstractNumId w:val="9"/>
-  </w:num>
-  <w:num w:numId="17">
-    <w:abstractNumId w:val="16"/>
-  </w:num>
-  <w:num w:numId="18">
-    <w:abstractNumId w:val="10"/>
   </w:num>
 </w:numbering>
 </file>

--- a/WebContent/docx/脑胶质瘤200基因报告-三峡.docx
+++ b/WebContent/docx/脑胶质瘤200基因报告-三峡.docx
@@ -1435,12 +1435,6 @@
             <w:insideH w:val="single" w:color="auto" w:sz="4" w:space="0"/>
             <w:insideV w:val="single" w:color="auto" w:sz="4" w:space="0"/>
           </w:tblBorders>
-          <w:tblCellMar>
-            <w:top w:w="0" w:type="dxa"/>
-            <w:left w:w="108" w:type="dxa"/>
-            <w:bottom w:w="0" w:type="dxa"/>
-            <w:right w:w="108" w:type="dxa"/>
-          </w:tblCellMar>
         </w:tblPrEx>
         <w:trPr>
           <w:trHeight w:val="413" w:hRule="atLeast"/>
@@ -2041,9 +2035,9 @@
           <w:shd w:val="clear" w:color="auto" w:fill="17365D"/>
         </w:rPr>
       </w:pPr>
-      <w:bookmarkStart w:id="0" w:name="_Toc527112379"/>
-      <w:bookmarkStart w:id="1" w:name="_Toc534637492"/>
-      <w:bookmarkStart w:id="2" w:name="_Toc526855031"/>
+      <w:bookmarkStart w:id="0" w:name="_Toc526855031"/>
+      <w:bookmarkStart w:id="1" w:name="_Toc527112379"/>
+      <w:bookmarkStart w:id="2" w:name="_Toc534637492"/>
       <w:r>
         <w:rPr>
           <w:rFonts w:hint="eastAsia" w:ascii="微软雅黑" w:hAnsi="微软雅黑" w:eastAsia="微软雅黑" w:cs="微软雅黑"/>
@@ -3518,11 +3512,11 @@
         </w:rPr>
       </w:pPr>
       <w:bookmarkStart w:id="4" w:name="_Toc2819"/>
-      <w:bookmarkStart w:id="5" w:name="_Toc19898_WPSOffice_Level1"/>
-      <w:bookmarkStart w:id="6" w:name="_Toc2781"/>
-      <w:bookmarkStart w:id="7" w:name="_Toc20136_WPSOffice_Level1"/>
-      <w:bookmarkStart w:id="8" w:name="_Toc22132"/>
-      <w:bookmarkStart w:id="9" w:name="_Toc499"/>
+      <w:bookmarkStart w:id="5" w:name="_Toc20136_WPSOffice_Level1"/>
+      <w:bookmarkStart w:id="6" w:name="_Toc22132"/>
+      <w:bookmarkStart w:id="7" w:name="_Toc19898_WPSOffice_Level1"/>
+      <w:bookmarkStart w:id="8" w:name="_Toc499"/>
+      <w:bookmarkStart w:id="9" w:name="_Toc2781"/>
       <w:r>
         <w:rPr>
           <w:rFonts w:hint="eastAsia" w:ascii="Times New Roman" w:hAnsi="Times New Roman" w:eastAsia="微软雅黑" w:cs="黑体"/>
@@ -3564,12 +3558,12 @@
       </w:pPr>
       <w:bookmarkStart w:id="10" w:name="_Toc23317"/>
       <w:bookmarkStart w:id="11" w:name="_Toc29369"/>
-      <w:bookmarkStart w:id="12" w:name="_Toc18062_WPSOffice_Level2"/>
-      <w:bookmarkStart w:id="13" w:name="_Toc3049"/>
-      <w:bookmarkStart w:id="14" w:name="_Toc10877"/>
-      <w:bookmarkStart w:id="15" w:name="_Toc11015_WPSOffice_Level2"/>
+      <w:bookmarkStart w:id="12" w:name="_Toc11015_WPSOffice_Level2"/>
+      <w:bookmarkStart w:id="13" w:name="_Toc18062_WPSOffice_Level2"/>
+      <w:bookmarkStart w:id="14" w:name="_Toc3049"/>
+      <w:bookmarkStart w:id="15" w:name="_Toc23375"/>
       <w:bookmarkStart w:id="16" w:name="_Toc9088"/>
-      <w:bookmarkStart w:id="17" w:name="_Toc23375"/>
+      <w:bookmarkStart w:id="17" w:name="_Toc10877"/>
       <w:r>
         <w:rPr>
           <w:rFonts w:hint="eastAsia" w:ascii="微软雅黑" w:hAnsi="微软雅黑" w:eastAsia="微软雅黑" w:cs="微软雅黑"/>
@@ -3986,8 +3980,13 @@
           </w:tcPr>
           <w:p>
             <w:pPr>
-              <w:widowControl/>
-              <w:textAlignment w:val="center"/>
+              <w:keepNext w:val="0"/>
+              <w:keepLines w:val="0"/>
+              <w:widowControl w:val="0"/>
+              <w:suppressLineNumbers w:val="0"/>
+              <w:spacing w:before="0" w:beforeAutospacing="0" w:after="0" w:afterAutospacing="0"/>
+              <w:ind w:left="0" w:right="0"/>
+              <w:jc w:val="left"/>
               <w:rPr>
                 <w:rFonts w:hint="eastAsia" w:ascii="微软雅黑" w:hAnsi="微软雅黑" w:eastAsia="微软雅黑" w:cs="微软雅黑"/>
                 <w:color w:val="000000"/>
@@ -4004,7 +4003,60 @@
                 <w:szCs w:val="21"/>
                 <w:lang w:bidi="ar"/>
               </w:rPr>
-              <w:t>超过50%的IDH野生型低级别胶质瘤同时发生7号染色体的扩增和10号染色体的缺失（染色体7+/10-），在胶质母细胞瘤IDH野生型患者中7/10号染色体拷贝数变异比例更高（高达80%）。cIMPACT更新3和6中建议：成人IDH野生型弥漫性星形细胞胶质瘤中，如果存在以下三个遗传参数之一（TERT启动子突变、EGFR扩增，同时伴有整个7号染色体的获得和整个10号染色体的丢失）就可以将其定义为WHO 4级。染色体 7+/10-的胶质母细胞瘤患者预后较差。</w:t>
+              <w:t>超过50%的IDH野生型低级别胶质瘤同时发生7号染色体的扩增和10号染色体的缺失</w:t>
+            </w:r>
+            <w:r>
+              <w:rPr>
+                <w:rFonts w:hint="eastAsia" w:ascii="微软雅黑" w:hAnsi="微软雅黑" w:eastAsia="微软雅黑" w:cs="微软雅黑"/>
+                <w:i w:val="0"/>
+                <w:iCs w:val="0"/>
+                <w:color w:val="000000"/>
+                <w:kern w:val="0"/>
+                <w:sz w:val="21"/>
+                <w:szCs w:val="21"/>
+                <w:lang w:val="en-US" w:eastAsia="zh-CN" w:bidi="ar"/>
+              </w:rPr>
+              <w:t>（</w:t>
+            </w:r>
+            <w:r>
+              <w:rPr>
+                <w:rFonts w:hint="eastAsia" w:ascii="微软雅黑" w:hAnsi="微软雅黑" w:eastAsia="微软雅黑" w:cs="微软雅黑"/>
+                <w:b w:val="0"/>
+                <w:bCs w:val="0"/>
+                <w:i w:val="0"/>
+                <w:iCs w:val="0"/>
+                <w:color w:val="000000"/>
+                <w:kern w:val="0"/>
+                <w:sz w:val="21"/>
+                <w:szCs w:val="21"/>
+                <w:lang w:val="en-US" w:eastAsia="zh-CN" w:bidi="ar"/>
+              </w:rPr>
+              <w:t>Chr7+/10-</w:t>
+            </w:r>
+            <w:r>
+              <w:rPr>
+                <w:rFonts w:hint="eastAsia" w:ascii="微软雅黑" w:hAnsi="微软雅黑" w:eastAsia="微软雅黑" w:cs="微软雅黑"/>
+                <w:i w:val="0"/>
+                <w:iCs w:val="0"/>
+                <w:color w:val="000000"/>
+                <w:kern w:val="0"/>
+                <w:sz w:val="21"/>
+                <w:szCs w:val="21"/>
+                <w:lang w:val="en-US" w:eastAsia="zh-CN" w:bidi="ar"/>
+              </w:rPr>
+              <w:t>）</w:t>
+            </w:r>
+            <w:bookmarkStart w:id="62" w:name="_GoBack"/>
+            <w:bookmarkEnd w:id="62"/>
+            <w:r>
+              <w:rPr>
+                <w:rFonts w:hint="eastAsia" w:ascii="微软雅黑" w:hAnsi="微软雅黑" w:eastAsia="微软雅黑" w:cs="微软雅黑"/>
+                <w:color w:val="000000"/>
+                <w:sz w:val="21"/>
+                <w:szCs w:val="21"/>
+                <w:lang w:bidi="ar"/>
+              </w:rPr>
+              <w:t>，在胶质母细胞瘤IDH野生型患者中7/10号染色体拷贝数变异比例更高（高达80%）。cIMPACT更新3和6中建议：成人IDH野生型弥漫性星形细胞胶质瘤中，如果存在以下三个遗传参数之一（TERT启动子突变、EGFR扩增，同时伴有整个7号染色体的获得和整个10号染色体的丢失）就可以将其定义为WHO 4级。染色体 7+/10-的胶质母细胞瘤患者预后较差。</w:t>
             </w:r>
           </w:p>
         </w:tc>
@@ -9830,12 +9882,6 @@
             <w:insideH w:val="dashed" w:color="244061" w:sz="4" w:space="0"/>
             <w:insideV w:val="dashed" w:color="244061" w:sz="4" w:space="0"/>
           </w:tblBorders>
-          <w:tblCellMar>
-            <w:top w:w="0" w:type="dxa"/>
-            <w:left w:w="0" w:type="dxa"/>
-            <w:bottom w:w="0" w:type="dxa"/>
-            <w:right w:w="0" w:type="dxa"/>
-          </w:tblCellMar>
         </w:tblPrEx>
         <w:trPr>
           <w:trHeight w:val="1404" w:hRule="atLeast"/>
@@ -11995,13 +12041,13 @@
           <w:color w:val="254061" w:themeColor="accent1" w:themeShade="80"/>
         </w:rPr>
       </w:pPr>
-      <w:bookmarkStart w:id="18" w:name="_Hlk516758315"/>
-      <w:bookmarkStart w:id="19" w:name="_Toc5962"/>
-      <w:bookmarkStart w:id="20" w:name="_Toc10743"/>
-      <w:bookmarkStart w:id="21" w:name="_Toc3497"/>
-      <w:bookmarkStart w:id="22" w:name="_Toc24038"/>
-      <w:bookmarkStart w:id="23" w:name="_Toc13489_WPSOffice_Level2"/>
-      <w:bookmarkStart w:id="24" w:name="_Toc19898_WPSOffice_Level2"/>
+      <w:bookmarkStart w:id="18" w:name="_Toc24038"/>
+      <w:bookmarkStart w:id="19" w:name="_Toc13489_WPSOffice_Level2"/>
+      <w:bookmarkStart w:id="20" w:name="_Hlk516758315"/>
+      <w:bookmarkStart w:id="21" w:name="_Toc10743"/>
+      <w:bookmarkStart w:id="22" w:name="_Toc3497"/>
+      <w:bookmarkStart w:id="23" w:name="_Toc19898_WPSOffice_Level2"/>
+      <w:bookmarkStart w:id="24" w:name="_Toc5962"/>
       <w:r>
         <w:rPr>
           <w:rFonts w:hint="eastAsia" w:ascii="微软雅黑" w:hAnsi="微软雅黑" w:eastAsia="微软雅黑" w:cs="微软雅黑"/>
@@ -12174,12 +12220,6 @@
             <w:insideH w:val="dashed" w:color="244061" w:sz="4" w:space="0"/>
             <w:insideV w:val="dashed" w:color="244061" w:sz="4" w:space="0"/>
           </w:tblBorders>
-          <w:tblCellMar>
-            <w:top w:w="0" w:type="dxa"/>
-            <w:left w:w="0" w:type="dxa"/>
-            <w:bottom w:w="0" w:type="dxa"/>
-            <w:right w:w="0" w:type="dxa"/>
-          </w:tblCellMar>
         </w:tblPrEx>
         <w:trPr>
           <w:trHeight w:val="510" w:hRule="exact"/>
@@ -12531,12 +12571,6 @@
             <w:insideH w:val="dashed" w:color="244061" w:sz="4" w:space="0"/>
             <w:insideV w:val="dashed" w:color="244061" w:sz="4" w:space="0"/>
           </w:tblBorders>
-          <w:tblCellMar>
-            <w:top w:w="0" w:type="dxa"/>
-            <w:left w:w="0" w:type="dxa"/>
-            <w:bottom w:w="0" w:type="dxa"/>
-            <w:right w:w="0" w:type="dxa"/>
-          </w:tblCellMar>
         </w:tblPrEx>
         <w:trPr>
           <w:trHeight w:val="510" w:hRule="atLeast"/>
@@ -12580,12 +12614,6 @@
             <w:insideH w:val="dashed" w:color="244061" w:sz="4" w:space="0"/>
             <w:insideV w:val="dashed" w:color="244061" w:sz="4" w:space="0"/>
           </w:tblBorders>
-          <w:tblCellMar>
-            <w:top w:w="0" w:type="dxa"/>
-            <w:left w:w="0" w:type="dxa"/>
-            <w:bottom w:w="0" w:type="dxa"/>
-            <w:right w:w="0" w:type="dxa"/>
-          </w:tblCellMar>
         </w:tblPrEx>
         <w:trPr>
           <w:trHeight w:val="510" w:hRule="atLeast"/>
@@ -15280,11 +15308,11 @@
           <w:color w:val="254061" w:themeColor="accent1" w:themeShade="80"/>
         </w:rPr>
       </w:pPr>
-      <w:bookmarkStart w:id="25" w:name="_Toc20320"/>
-      <w:bookmarkStart w:id="26" w:name="_Toc4339"/>
-      <w:bookmarkStart w:id="27" w:name="_Toc22552"/>
-      <w:bookmarkStart w:id="28" w:name="_Toc7551_WPSOffice_Level2"/>
-      <w:bookmarkStart w:id="29" w:name="_Toc25737"/>
+      <w:bookmarkStart w:id="25" w:name="_Toc25737"/>
+      <w:bookmarkStart w:id="26" w:name="_Toc22552"/>
+      <w:bookmarkStart w:id="27" w:name="_Toc7551_WPSOffice_Level2"/>
+      <w:bookmarkStart w:id="28" w:name="_Toc20320"/>
+      <w:bookmarkStart w:id="29" w:name="_Toc4339"/>
       <w:bookmarkStart w:id="30" w:name="_Toc6221_WPSOffice_Level2"/>
       <w:r>
         <w:rPr>
@@ -16699,8 +16727,8 @@
       </w:pPr>
       <w:bookmarkStart w:id="31" w:name="_Toc20034"/>
       <w:bookmarkStart w:id="32" w:name="_Toc106719764"/>
-      <w:bookmarkStart w:id="33" w:name="_Toc10223"/>
-      <w:bookmarkStart w:id="34" w:name="_Toc9387"/>
+      <w:bookmarkStart w:id="33" w:name="_Toc9387"/>
+      <w:bookmarkStart w:id="34" w:name="_Toc10223"/>
       <w:r>
         <w:rPr>
           <w:rFonts w:hint="eastAsia" w:ascii="微软雅黑" w:hAnsi="微软雅黑" w:eastAsia="微软雅黑" w:cs="微软雅黑"/>
@@ -19502,11 +19530,11 @@
           <w:color w:val="254061" w:themeColor="accent1" w:themeShade="80"/>
         </w:rPr>
       </w:pPr>
-      <w:bookmarkStart w:id="39" w:name="_Toc22255"/>
-      <w:bookmarkStart w:id="40" w:name="_Toc4331_WPSOffice_Level2"/>
-      <w:bookmarkStart w:id="41" w:name="_Toc23606"/>
-      <w:bookmarkStart w:id="42" w:name="_Toc6468"/>
-      <w:bookmarkStart w:id="43" w:name="_Toc32443_WPSOffice_Level2"/>
+      <w:bookmarkStart w:id="39" w:name="_Toc4331_WPSOffice_Level2"/>
+      <w:bookmarkStart w:id="40" w:name="_Toc6468"/>
+      <w:bookmarkStart w:id="41" w:name="_Toc32443_WPSOffice_Level2"/>
+      <w:bookmarkStart w:id="42" w:name="_Toc22255"/>
+      <w:bookmarkStart w:id="43" w:name="_Toc23606"/>
       <w:r>
         <w:rPr>
           <w:rFonts w:hint="eastAsia" w:ascii="微软雅黑" w:hAnsi="微软雅黑" w:eastAsia="微软雅黑" w:cs="微软雅黑"/>
@@ -19819,12 +19847,6 @@
             <w:insideH w:val="dotted" w:color="45A3A7" w:sz="4" w:space="0"/>
             <w:insideV w:val="dotted" w:color="45A3A7" w:sz="4" w:space="0"/>
           </w:tblBorders>
-          <w:tblCellMar>
-            <w:top w:w="0" w:type="dxa"/>
-            <w:left w:w="108" w:type="dxa"/>
-            <w:bottom w:w="0" w:type="dxa"/>
-            <w:right w:w="108" w:type="dxa"/>
-          </w:tblCellMar>
         </w:tblPrEx>
         <w:trPr>
           <w:trHeight w:val="474" w:hRule="atLeast"/>
@@ -25993,8 +26015,8 @@
         </w:rPr>
       </w:pPr>
       <w:bookmarkStart w:id="47" w:name="_Toc9494"/>
-      <w:bookmarkStart w:id="48" w:name="_Toc11393"/>
-      <w:bookmarkStart w:id="49" w:name="_Toc9080"/>
+      <w:bookmarkStart w:id="48" w:name="_Toc9080"/>
+      <w:bookmarkStart w:id="49" w:name="_Toc11393"/>
       <w:r>
         <w:rPr>
           <w:rFonts w:hint="eastAsia" w:ascii="微软雅黑" w:hAnsi="微软雅黑" w:eastAsia="微软雅黑" w:cs="微软雅黑"/>
@@ -26265,12 +26287,6 @@
             <w:insideH w:val="dashed" w:color="244061" w:sz="4" w:space="0"/>
             <w:insideV w:val="dashed" w:color="244061" w:sz="4" w:space="0"/>
           </w:tblBorders>
-          <w:tblCellMar>
-            <w:top w:w="0" w:type="dxa"/>
-            <w:left w:w="108" w:type="dxa"/>
-            <w:bottom w:w="0" w:type="dxa"/>
-            <w:right w:w="108" w:type="dxa"/>
-          </w:tblCellMar>
         </w:tblPrEx>
         <w:trPr>
           <w:trHeight w:val="474" w:hRule="atLeast"/>
@@ -30953,8 +30969,6 @@
           <w:lang w:bidi="ar"/>
         </w:rPr>
       </w:pPr>
-      <w:bookmarkStart w:id="62" w:name="_GoBack"/>
-      <w:bookmarkEnd w:id="62"/>
       <w:r>
         <w:rPr>
           <w:rFonts w:hint="eastAsia" w:ascii="Times New Roman" w:hAnsi="Times New Roman" w:eastAsia="微软雅黑" w:cs="Times New Roman"/>
@@ -31252,12 +31266,6 @@
             <w:insideH w:val="single" w:color="A4A4A4" w:sz="4" w:space="0"/>
             <w:insideV w:val="single" w:color="A4A4A4" w:sz="4" w:space="0"/>
           </w:tblBorders>
-          <w:tblCellMar>
-            <w:top w:w="0" w:type="dxa"/>
-            <w:left w:w="108" w:type="dxa"/>
-            <w:bottom w:w="0" w:type="dxa"/>
-            <w:right w:w="108" w:type="dxa"/>
-          </w:tblCellMar>
         </w:tblPrEx>
         <w:trPr>
           <w:trHeight w:val="510" w:hRule="atLeast"/>
@@ -31455,12 +31463,6 @@
             <w:insideH w:val="single" w:color="A4A4A4" w:sz="4" w:space="0"/>
             <w:insideV w:val="single" w:color="A4A4A4" w:sz="4" w:space="0"/>
           </w:tblBorders>
-          <w:tblCellMar>
-            <w:top w:w="0" w:type="dxa"/>
-            <w:left w:w="108" w:type="dxa"/>
-            <w:bottom w:w="0" w:type="dxa"/>
-            <w:right w:w="108" w:type="dxa"/>
-          </w:tblCellMar>
         </w:tblPrEx>
         <w:trPr>
           <w:trHeight w:val="348" w:hRule="atLeast"/>
@@ -32488,6 +32490,12 @@
             <w:insideH w:val="dashed" w:color="244061" w:sz="4" w:space="0"/>
             <w:insideV w:val="dashed" w:color="244061" w:sz="4" w:space="0"/>
           </w:tblBorders>
+          <w:tblCellMar>
+            <w:top w:w="0" w:type="dxa"/>
+            <w:left w:w="0" w:type="dxa"/>
+            <w:bottom w:w="0" w:type="dxa"/>
+            <w:right w:w="0" w:type="dxa"/>
+          </w:tblCellMar>
         </w:tblPrEx>
         <w:trPr>
           <w:trHeight w:val="614" w:hRule="atLeast"/>
@@ -32887,6 +32895,12 @@
             <w:insideH w:val="dashed" w:color="244061" w:sz="4" w:space="0"/>
             <w:insideV w:val="dashed" w:color="244061" w:sz="4" w:space="0"/>
           </w:tblBorders>
+          <w:tblCellMar>
+            <w:top w:w="0" w:type="dxa"/>
+            <w:left w:w="0" w:type="dxa"/>
+            <w:bottom w:w="0" w:type="dxa"/>
+            <w:right w:w="0" w:type="dxa"/>
+          </w:tblCellMar>
         </w:tblPrEx>
         <w:trPr>
           <w:trHeight w:val="422" w:hRule="atLeast"/>
@@ -35738,10 +35752,10 @@
         </w:rPr>
       </w:pPr>
       <w:bookmarkStart w:id="55" w:name="_Toc30533"/>
-      <w:bookmarkStart w:id="56" w:name="_Toc7549"/>
-      <w:bookmarkStart w:id="57" w:name="_Toc28910_WPSOffice_Level1"/>
-      <w:bookmarkStart w:id="58" w:name="_Toc22458"/>
-      <w:bookmarkStart w:id="59" w:name="_Toc22484_WPSOffice_Level1"/>
+      <w:bookmarkStart w:id="56" w:name="_Toc22458"/>
+      <w:bookmarkStart w:id="57" w:name="_Toc22484_WPSOffice_Level1"/>
+      <w:bookmarkStart w:id="58" w:name="_Toc7549"/>
+      <w:bookmarkStart w:id="59" w:name="_Toc28910_WPSOffice_Level1"/>
       <w:bookmarkStart w:id="60" w:name="_Toc16368_WPSOffice_Level1"/>
       <w:bookmarkStart w:id="61" w:name="_Toc19099"/>
       <w:r>

--- a/WebContent/docx/脑胶质瘤200基因报告-三峡.docx
+++ b/WebContent/docx/脑胶质瘤200基因报告-三峡.docx
@@ -369,6 +369,14 @@
         <w:gridCol w:w="2088"/>
       </w:tblGrid>
       <w:tr>
+        <w:tblPrEx>
+          <w:tblCellMar>
+            <w:top w:w="0" w:type="dxa"/>
+            <w:left w:w="0" w:type="dxa"/>
+            <w:bottom w:w="0" w:type="dxa"/>
+            <w:right w:w="0" w:type="dxa"/>
+          </w:tblCellMar>
+        </w:tblPrEx>
         <w:trPr>
           <w:trHeight w:val="402" w:hRule="atLeast"/>
           <w:jc w:val="center"/>
@@ -1435,6 +1443,12 @@
             <w:insideH w:val="single" w:color="auto" w:sz="4" w:space="0"/>
             <w:insideV w:val="single" w:color="auto" w:sz="4" w:space="0"/>
           </w:tblBorders>
+          <w:tblCellMar>
+            <w:top w:w="0" w:type="dxa"/>
+            <w:left w:w="108" w:type="dxa"/>
+            <w:bottom w:w="0" w:type="dxa"/>
+            <w:right w:w="108" w:type="dxa"/>
+          </w:tblCellMar>
         </w:tblPrEx>
         <w:trPr>
           <w:trHeight w:val="413" w:hRule="atLeast"/>
@@ -3473,6 +3487,166 @@
         <w:t>本报告只对本次采集样本负责。</w:t>
       </w:r>
     </w:p>
+    <w:tbl>
+      <w:tblPr>
+        <w:tblStyle w:val="20"/>
+        <w:tblpPr w:leftFromText="181" w:rightFromText="181" w:horzAnchor="page" w:tblpXSpec="center" w:tblpYSpec="bottom"/>
+        <w:tblOverlap w:val="never"/>
+        <w:tblW w:w="0" w:type="auto"/>
+        <w:jc w:val="center"/>
+        <w:tblBorders>
+          <w:top w:val="none" w:color="auto" w:sz="0" w:space="0"/>
+          <w:left w:val="none" w:color="auto" w:sz="0" w:space="0"/>
+          <w:bottom w:val="none" w:color="auto" w:sz="0" w:space="0"/>
+          <w:right w:val="none" w:color="auto" w:sz="0" w:space="0"/>
+          <w:insideH w:val="none" w:color="auto" w:sz="0" w:space="0"/>
+          <w:insideV w:val="none" w:color="auto" w:sz="0" w:space="0"/>
+        </w:tblBorders>
+        <w:tblLayout w:type="autofit"/>
+        <w:tblCellMar>
+          <w:top w:w="0" w:type="dxa"/>
+          <w:left w:w="108" w:type="dxa"/>
+          <w:bottom w:w="0" w:type="dxa"/>
+          <w:right w:w="108" w:type="dxa"/>
+        </w:tblCellMar>
+      </w:tblPr>
+      <w:tblGrid>
+        <w:gridCol w:w="3370"/>
+        <w:gridCol w:w="2958"/>
+        <w:gridCol w:w="2962"/>
+      </w:tblGrid>
+      <w:tr>
+        <w:tblPrEx>
+          <w:tblBorders>
+            <w:top w:val="none" w:color="auto" w:sz="0" w:space="0"/>
+            <w:left w:val="none" w:color="auto" w:sz="0" w:space="0"/>
+            <w:bottom w:val="none" w:color="auto" w:sz="0" w:space="0"/>
+            <w:right w:val="none" w:color="auto" w:sz="0" w:space="0"/>
+            <w:insideH w:val="none" w:color="auto" w:sz="0" w:space="0"/>
+            <w:insideV w:val="none" w:color="auto" w:sz="0" w:space="0"/>
+          </w:tblBorders>
+          <w:tblCellMar>
+            <w:top w:w="0" w:type="dxa"/>
+            <w:left w:w="108" w:type="dxa"/>
+            <w:bottom w:w="0" w:type="dxa"/>
+            <w:right w:w="108" w:type="dxa"/>
+          </w:tblCellMar>
+        </w:tblPrEx>
+        <w:trPr>
+          <w:jc w:val="center"/>
+        </w:trPr>
+        <w:tc>
+          <w:tcPr>
+            <w:tcW w:w="3370" w:type="dxa"/>
+          </w:tcPr>
+          <w:p>
+            <w:pPr>
+              <w:jc w:val="both"/>
+              <w:rPr>
+                <w:rFonts w:hint="eastAsia" w:ascii="微软雅黑" w:hAnsi="微软雅黑" w:eastAsia="微软雅黑" w:cs="微软雅黑"/>
+                <w:b/>
+                <w:bCs/>
+                <w:color w:val="244061"/>
+                <w:sz w:val="24"/>
+                <w:szCs w:val="32"/>
+                <w:vertAlign w:val="baseline"/>
+                <w:lang w:val="en-US" w:eastAsia="zh-CN"/>
+              </w:rPr>
+            </w:pPr>
+            <w:r>
+              <w:rPr>
+                <w:rFonts w:hint="eastAsia" w:ascii="微软雅黑" w:hAnsi="微软雅黑" w:eastAsia="微软雅黑" w:cs="微软雅黑"/>
+                <w:b/>
+                <w:bCs/>
+                <w:color w:val="244061"/>
+                <w:sz w:val="24"/>
+                <w:szCs w:val="32"/>
+                <w:lang w:val="en-US" w:eastAsia="zh-CN"/>
+              </w:rPr>
+              <w:t>报告日期：</w:t>
+            </w:r>
+            <w:r>
+              <w:rPr>
+                <w:rFonts w:hint="eastAsia" w:ascii="微软雅黑" w:hAnsi="微软雅黑" w:eastAsia="微软雅黑" w:cs="微软雅黑"/>
+                <w:b w:val="0"/>
+                <w:bCs w:val="0"/>
+                <w:color w:val="auto"/>
+                <w:sz w:val="24"/>
+                <w:szCs w:val="32"/>
+                <w:vertAlign w:val="baseline"/>
+                <w:lang w:val="en-US" w:eastAsia="zh-CN"/>
+              </w:rPr>
+              <w:t>{{ reportdate }}</w:t>
+            </w:r>
+          </w:p>
+        </w:tc>
+        <w:tc>
+          <w:tcPr>
+            <w:tcW w:w="2958" w:type="dxa"/>
+            <w:vAlign w:val="top"/>
+          </w:tcPr>
+          <w:p>
+            <w:pPr>
+              <w:jc w:val="both"/>
+              <w:rPr>
+                <w:rFonts w:hint="eastAsia" w:ascii="微软雅黑" w:hAnsi="微软雅黑" w:eastAsia="微软雅黑" w:cs="微软雅黑"/>
+                <w:b/>
+                <w:bCs/>
+                <w:color w:val="244061"/>
+                <w:sz w:val="24"/>
+                <w:szCs w:val="32"/>
+                <w:vertAlign w:val="baseline"/>
+                <w:lang w:val="en-US" w:eastAsia="zh-CN"/>
+              </w:rPr>
+            </w:pPr>
+            <w:r>
+              <w:rPr>
+                <w:rFonts w:hint="eastAsia" w:ascii="微软雅黑" w:hAnsi="微软雅黑" w:eastAsia="微软雅黑" w:cs="微软雅黑"/>
+                <w:b/>
+                <w:bCs/>
+                <w:color w:val="244061"/>
+                <w:sz w:val="24"/>
+                <w:szCs w:val="32"/>
+                <w:lang w:val="en-US" w:eastAsia="zh-CN"/>
+              </w:rPr>
+              <w:t>检测者：</w:t>
+            </w:r>
+          </w:p>
+        </w:tc>
+        <w:tc>
+          <w:tcPr>
+            <w:tcW w:w="2962" w:type="dxa"/>
+          </w:tcPr>
+          <w:p>
+            <w:pPr>
+              <w:jc w:val="both"/>
+              <w:rPr>
+                <w:rFonts w:hint="eastAsia" w:ascii="微软雅黑" w:hAnsi="微软雅黑" w:eastAsia="微软雅黑" w:cs="微软雅黑"/>
+                <w:b/>
+                <w:bCs/>
+                <w:color w:val="244061"/>
+                <w:sz w:val="24"/>
+                <w:szCs w:val="32"/>
+                <w:vertAlign w:val="baseline"/>
+                <w:lang w:val="en-US" w:eastAsia="zh-CN"/>
+              </w:rPr>
+            </w:pPr>
+            <w:r>
+              <w:rPr>
+                <w:rFonts w:hint="eastAsia" w:ascii="微软雅黑" w:hAnsi="微软雅黑" w:eastAsia="微软雅黑" w:cs="微软雅黑"/>
+                <w:b/>
+                <w:bCs/>
+                <w:color w:val="244061"/>
+                <w:sz w:val="24"/>
+                <w:szCs w:val="32"/>
+                <w:lang w:val="en-US" w:eastAsia="zh-CN"/>
+              </w:rPr>
+              <w:t>审核者：</w:t>
+            </w:r>
+          </w:p>
+        </w:tc>
+      </w:tr>
+    </w:tbl>
     <w:p>
       <w:pPr>
         <w:rPr>
@@ -3485,9 +3659,9 @@
           <w:lang w:eastAsia="zh-CN"/>
         </w:rPr>
       </w:pPr>
-    </w:p>
-    <w:p>
-      <w:pPr>
+      <w:bookmarkStart w:id="62" w:name="_GoBack"/>
+      <w:bookmarkEnd w:id="62"/>
+      <w:r>
         <w:rPr>
           <w:rFonts w:hint="eastAsia" w:ascii="微软雅黑" w:hAnsi="微软雅黑" w:eastAsia="微软雅黑" w:cs="微软雅黑"/>
           <w:b/>
@@ -3497,7 +3671,8 @@
           <w:szCs w:val="36"/>
           <w:lang w:eastAsia="zh-CN"/>
         </w:rPr>
-      </w:pPr>
+        <w:br w:type="page"/>
+      </w:r>
     </w:p>
     <w:p>
       <w:pPr>
@@ -3511,12 +3686,12 @@
           <w:szCs w:val="32"/>
         </w:rPr>
       </w:pPr>
-      <w:bookmarkStart w:id="4" w:name="_Toc2819"/>
-      <w:bookmarkStart w:id="5" w:name="_Toc20136_WPSOffice_Level1"/>
-      <w:bookmarkStart w:id="6" w:name="_Toc22132"/>
-      <w:bookmarkStart w:id="7" w:name="_Toc19898_WPSOffice_Level1"/>
-      <w:bookmarkStart w:id="8" w:name="_Toc499"/>
-      <w:bookmarkStart w:id="9" w:name="_Toc2781"/>
+      <w:bookmarkStart w:id="4" w:name="_Toc22132"/>
+      <w:bookmarkStart w:id="5" w:name="_Toc499"/>
+      <w:bookmarkStart w:id="6" w:name="_Toc2781"/>
+      <w:bookmarkStart w:id="7" w:name="_Toc2819"/>
+      <w:bookmarkStart w:id="8" w:name="_Toc20136_WPSOffice_Level1"/>
+      <w:bookmarkStart w:id="9" w:name="_Toc19898_WPSOffice_Level1"/>
       <w:r>
         <w:rPr>
           <w:rFonts w:hint="eastAsia" w:ascii="Times New Roman" w:hAnsi="Times New Roman" w:eastAsia="微软雅黑" w:cs="黑体"/>
@@ -3556,14 +3731,14 @@
           <w:color w:val="254061" w:themeColor="accent1" w:themeShade="80"/>
         </w:rPr>
       </w:pPr>
-      <w:bookmarkStart w:id="10" w:name="_Toc23317"/>
-      <w:bookmarkStart w:id="11" w:name="_Toc29369"/>
-      <w:bookmarkStart w:id="12" w:name="_Toc11015_WPSOffice_Level2"/>
-      <w:bookmarkStart w:id="13" w:name="_Toc18062_WPSOffice_Level2"/>
-      <w:bookmarkStart w:id="14" w:name="_Toc3049"/>
-      <w:bookmarkStart w:id="15" w:name="_Toc23375"/>
-      <w:bookmarkStart w:id="16" w:name="_Toc9088"/>
-      <w:bookmarkStart w:id="17" w:name="_Toc10877"/>
+      <w:bookmarkStart w:id="10" w:name="_Toc29369"/>
+      <w:bookmarkStart w:id="11" w:name="_Toc23317"/>
+      <w:bookmarkStart w:id="12" w:name="_Toc23375"/>
+      <w:bookmarkStart w:id="13" w:name="_Toc10877"/>
+      <w:bookmarkStart w:id="14" w:name="_Toc9088"/>
+      <w:bookmarkStart w:id="15" w:name="_Toc11015_WPSOffice_Level2"/>
+      <w:bookmarkStart w:id="16" w:name="_Toc18062_WPSOffice_Level2"/>
+      <w:bookmarkStart w:id="17" w:name="_Toc3049"/>
       <w:r>
         <w:rPr>
           <w:rFonts w:hint="eastAsia" w:ascii="微软雅黑" w:hAnsi="微软雅黑" w:eastAsia="微软雅黑" w:cs="微软雅黑"/>
@@ -4046,8 +4221,6 @@
               </w:rPr>
               <w:t>）</w:t>
             </w:r>
-            <w:bookmarkStart w:id="62" w:name="_GoBack"/>
-            <w:bookmarkEnd w:id="62"/>
             <w:r>
               <w:rPr>
                 <w:rFonts w:hint="eastAsia" w:ascii="微软雅黑" w:hAnsi="微软雅黑" w:eastAsia="微软雅黑" w:cs="微软雅黑"/>
@@ -9882,6 +10055,12 @@
             <w:insideH w:val="dashed" w:color="244061" w:sz="4" w:space="0"/>
             <w:insideV w:val="dashed" w:color="244061" w:sz="4" w:space="0"/>
           </w:tblBorders>
+          <w:tblCellMar>
+            <w:top w:w="0" w:type="dxa"/>
+            <w:left w:w="0" w:type="dxa"/>
+            <w:bottom w:w="0" w:type="dxa"/>
+            <w:right w:w="0" w:type="dxa"/>
+          </w:tblCellMar>
         </w:tblPrEx>
         <w:trPr>
           <w:trHeight w:val="1404" w:hRule="atLeast"/>
@@ -12041,13 +12220,13 @@
           <w:color w:val="254061" w:themeColor="accent1" w:themeShade="80"/>
         </w:rPr>
       </w:pPr>
-      <w:bookmarkStart w:id="18" w:name="_Toc24038"/>
-      <w:bookmarkStart w:id="19" w:name="_Toc13489_WPSOffice_Level2"/>
-      <w:bookmarkStart w:id="20" w:name="_Hlk516758315"/>
+      <w:bookmarkStart w:id="18" w:name="_Toc19898_WPSOffice_Level2"/>
+      <w:bookmarkStart w:id="19" w:name="_Toc3497"/>
+      <w:bookmarkStart w:id="20" w:name="_Toc13489_WPSOffice_Level2"/>
       <w:bookmarkStart w:id="21" w:name="_Toc10743"/>
-      <w:bookmarkStart w:id="22" w:name="_Toc3497"/>
-      <w:bookmarkStart w:id="23" w:name="_Toc19898_WPSOffice_Level2"/>
-      <w:bookmarkStart w:id="24" w:name="_Toc5962"/>
+      <w:bookmarkStart w:id="22" w:name="_Toc5962"/>
+      <w:bookmarkStart w:id="23" w:name="_Toc24038"/>
+      <w:bookmarkStart w:id="24" w:name="_Hlk516758315"/>
       <w:r>
         <w:rPr>
           <w:rFonts w:hint="eastAsia" w:ascii="微软雅黑" w:hAnsi="微软雅黑" w:eastAsia="微软雅黑" w:cs="微软雅黑"/>
@@ -12220,6 +12399,12 @@
             <w:insideH w:val="dashed" w:color="244061" w:sz="4" w:space="0"/>
             <w:insideV w:val="dashed" w:color="244061" w:sz="4" w:space="0"/>
           </w:tblBorders>
+          <w:tblCellMar>
+            <w:top w:w="0" w:type="dxa"/>
+            <w:left w:w="0" w:type="dxa"/>
+            <w:bottom w:w="0" w:type="dxa"/>
+            <w:right w:w="0" w:type="dxa"/>
+          </w:tblCellMar>
         </w:tblPrEx>
         <w:trPr>
           <w:trHeight w:val="510" w:hRule="exact"/>
@@ -12571,6 +12756,12 @@
             <w:insideH w:val="dashed" w:color="244061" w:sz="4" w:space="0"/>
             <w:insideV w:val="dashed" w:color="244061" w:sz="4" w:space="0"/>
           </w:tblBorders>
+          <w:tblCellMar>
+            <w:top w:w="0" w:type="dxa"/>
+            <w:left w:w="0" w:type="dxa"/>
+            <w:bottom w:w="0" w:type="dxa"/>
+            <w:right w:w="0" w:type="dxa"/>
+          </w:tblCellMar>
         </w:tblPrEx>
         <w:trPr>
           <w:trHeight w:val="510" w:hRule="atLeast"/>
@@ -12614,6 +12805,12 @@
             <w:insideH w:val="dashed" w:color="244061" w:sz="4" w:space="0"/>
             <w:insideV w:val="dashed" w:color="244061" w:sz="4" w:space="0"/>
           </w:tblBorders>
+          <w:tblCellMar>
+            <w:top w:w="0" w:type="dxa"/>
+            <w:left w:w="0" w:type="dxa"/>
+            <w:bottom w:w="0" w:type="dxa"/>
+            <w:right w:w="0" w:type="dxa"/>
+          </w:tblCellMar>
         </w:tblPrEx>
         <w:trPr>
           <w:trHeight w:val="510" w:hRule="atLeast"/>
@@ -15308,12 +15505,12 @@
           <w:color w:val="254061" w:themeColor="accent1" w:themeShade="80"/>
         </w:rPr>
       </w:pPr>
-      <w:bookmarkStart w:id="25" w:name="_Toc25737"/>
+      <w:bookmarkStart w:id="25" w:name="_Toc6221_WPSOffice_Level2"/>
       <w:bookmarkStart w:id="26" w:name="_Toc22552"/>
       <w:bookmarkStart w:id="27" w:name="_Toc7551_WPSOffice_Level2"/>
       <w:bookmarkStart w:id="28" w:name="_Toc20320"/>
-      <w:bookmarkStart w:id="29" w:name="_Toc4339"/>
-      <w:bookmarkStart w:id="30" w:name="_Toc6221_WPSOffice_Level2"/>
+      <w:bookmarkStart w:id="29" w:name="_Toc25737"/>
+      <w:bookmarkStart w:id="30" w:name="_Toc4339"/>
       <w:r>
         <w:rPr>
           <w:rFonts w:hint="eastAsia" w:ascii="微软雅黑" w:hAnsi="微软雅黑" w:eastAsia="微软雅黑" w:cs="微软雅黑"/>
@@ -16725,9 +16922,9 @@
           <w:color w:val="254061" w:themeColor="accent1" w:themeShade="80"/>
         </w:rPr>
       </w:pPr>
-      <w:bookmarkStart w:id="31" w:name="_Toc20034"/>
+      <w:bookmarkStart w:id="31" w:name="_Toc9387"/>
       <w:bookmarkStart w:id="32" w:name="_Toc106719764"/>
-      <w:bookmarkStart w:id="33" w:name="_Toc9387"/>
+      <w:bookmarkStart w:id="33" w:name="_Toc20034"/>
       <w:bookmarkStart w:id="34" w:name="_Toc10223"/>
       <w:r>
         <w:rPr>
@@ -16820,12 +17017,6 @@
             <w:insideH w:val="dashed" w:color="244061" w:sz="4" w:space="0"/>
             <w:insideV w:val="dashed" w:color="244061" w:sz="4" w:space="0"/>
           </w:tblBorders>
-          <w:tblCellMar>
-            <w:top w:w="0" w:type="dxa"/>
-            <w:left w:w="108" w:type="dxa"/>
-            <w:bottom w:w="0" w:type="dxa"/>
-            <w:right w:w="108" w:type="dxa"/>
-          </w:tblCellMar>
         </w:tblPrEx>
         <w:trPr>
           <w:jc w:val="center"/>
@@ -19482,8 +19673,8 @@
       </w:pPr>
       <w:bookmarkStart w:id="35" w:name="_Toc534637498"/>
       <w:bookmarkStart w:id="36" w:name="_Toc25428"/>
-      <w:bookmarkStart w:id="37" w:name="_Toc527112385"/>
-      <w:bookmarkStart w:id="38" w:name="_Toc526855037"/>
+      <w:bookmarkStart w:id="37" w:name="_Toc526855037"/>
+      <w:bookmarkStart w:id="38" w:name="_Toc527112385"/>
       <w:r>
         <w:rPr>
           <w:rFonts w:hint="eastAsia" w:ascii="微软雅黑" w:hAnsi="微软雅黑" w:eastAsia="微软雅黑" w:cs="微软雅黑"/>
@@ -19530,10 +19721,10 @@
           <w:color w:val="254061" w:themeColor="accent1" w:themeShade="80"/>
         </w:rPr>
       </w:pPr>
-      <w:bookmarkStart w:id="39" w:name="_Toc4331_WPSOffice_Level2"/>
-      <w:bookmarkStart w:id="40" w:name="_Toc6468"/>
-      <w:bookmarkStart w:id="41" w:name="_Toc32443_WPSOffice_Level2"/>
-      <w:bookmarkStart w:id="42" w:name="_Toc22255"/>
+      <w:bookmarkStart w:id="39" w:name="_Toc32443_WPSOffice_Level2"/>
+      <w:bookmarkStart w:id="40" w:name="_Toc22255"/>
+      <w:bookmarkStart w:id="41" w:name="_Toc4331_WPSOffice_Level2"/>
+      <w:bookmarkStart w:id="42" w:name="_Toc6468"/>
       <w:bookmarkStart w:id="43" w:name="_Toc23606"/>
       <w:r>
         <w:rPr>
@@ -19847,6 +20038,12 @@
             <w:insideH w:val="dotted" w:color="45A3A7" w:sz="4" w:space="0"/>
             <w:insideV w:val="dotted" w:color="45A3A7" w:sz="4" w:space="0"/>
           </w:tblBorders>
+          <w:tblCellMar>
+            <w:top w:w="0" w:type="dxa"/>
+            <w:left w:w="108" w:type="dxa"/>
+            <w:bottom w:w="0" w:type="dxa"/>
+            <w:right w:w="108" w:type="dxa"/>
+          </w:tblCellMar>
         </w:tblPrEx>
         <w:trPr>
           <w:trHeight w:val="474" w:hRule="atLeast"/>
@@ -26287,6 +26484,12 @@
             <w:insideH w:val="dashed" w:color="244061" w:sz="4" w:space="0"/>
             <w:insideV w:val="dashed" w:color="244061" w:sz="4" w:space="0"/>
           </w:tblBorders>
+          <w:tblCellMar>
+            <w:top w:w="0" w:type="dxa"/>
+            <w:left w:w="108" w:type="dxa"/>
+            <w:bottom w:w="0" w:type="dxa"/>
+            <w:right w:w="108" w:type="dxa"/>
+          </w:tblCellMar>
         </w:tblPrEx>
         <w:trPr>
           <w:trHeight w:val="474" w:hRule="atLeast"/>
@@ -29132,12 +29335,6 @@
             <w:insideH w:val="dotted" w:color="45A3A7" w:sz="4" w:space="0"/>
             <w:insideV w:val="dotted" w:color="45A3A7" w:sz="4" w:space="0"/>
           </w:tblBorders>
-          <w:tblCellMar>
-            <w:top w:w="0" w:type="dxa"/>
-            <w:left w:w="108" w:type="dxa"/>
-            <w:bottom w:w="0" w:type="dxa"/>
-            <w:right w:w="108" w:type="dxa"/>
-          </w:tblCellMar>
         </w:tblPrEx>
         <w:trPr>
           <w:trHeight w:val="417" w:hRule="atLeast"/>
@@ -30371,7 +30568,6 @@
             <w:insideH w:val="dashed" w:color="244061" w:sz="4" w:space="0"/>
             <w:insideV w:val="dashed" w:color="244061" w:sz="4" w:space="0"/>
           </w:tblBorders>
-          <w:shd w:val="clear" w:color="auto" w:fill="auto"/>
           <w:tblCellMar>
             <w:top w:w="0" w:type="dxa"/>
             <w:left w:w="108" w:type="dxa"/>
@@ -31266,6 +31462,12 @@
             <w:insideH w:val="single" w:color="A4A4A4" w:sz="4" w:space="0"/>
             <w:insideV w:val="single" w:color="A4A4A4" w:sz="4" w:space="0"/>
           </w:tblBorders>
+          <w:tblCellMar>
+            <w:top w:w="0" w:type="dxa"/>
+            <w:left w:w="108" w:type="dxa"/>
+            <w:bottom w:w="0" w:type="dxa"/>
+            <w:right w:w="108" w:type="dxa"/>
+          </w:tblCellMar>
         </w:tblPrEx>
         <w:trPr>
           <w:trHeight w:val="510" w:hRule="atLeast"/>
@@ -31463,6 +31665,12 @@
             <w:insideH w:val="single" w:color="A4A4A4" w:sz="4" w:space="0"/>
             <w:insideV w:val="single" w:color="A4A4A4" w:sz="4" w:space="0"/>
           </w:tblBorders>
+          <w:tblCellMar>
+            <w:top w:w="0" w:type="dxa"/>
+            <w:left w:w="108" w:type="dxa"/>
+            <w:bottom w:w="0" w:type="dxa"/>
+            <w:right w:w="108" w:type="dxa"/>
+          </w:tblCellMar>
         </w:tblPrEx>
         <w:trPr>
           <w:trHeight w:val="348" w:hRule="atLeast"/>
@@ -33620,9 +33828,9 @@
           <w:color w:val="254061" w:themeColor="accent1" w:themeShade="80"/>
         </w:rPr>
       </w:pPr>
-      <w:bookmarkStart w:id="52" w:name="_Toc526855038"/>
-      <w:bookmarkStart w:id="53" w:name="_Toc534637499"/>
-      <w:bookmarkStart w:id="54" w:name="_Toc527112386"/>
+      <w:bookmarkStart w:id="52" w:name="_Toc527112386"/>
+      <w:bookmarkStart w:id="53" w:name="_Toc526855038"/>
+      <w:bookmarkStart w:id="54" w:name="_Toc534637499"/>
       <w:r>
         <w:rPr>
           <w:rFonts w:hint="eastAsia" w:ascii="微软雅黑" w:hAnsi="微软雅黑" w:eastAsia="微软雅黑" w:cs="微软雅黑"/>
@@ -35751,13 +35959,13 @@
           <w:color w:val="254061" w:themeColor="accent1" w:themeShade="80"/>
         </w:rPr>
       </w:pPr>
-      <w:bookmarkStart w:id="55" w:name="_Toc30533"/>
+      <w:bookmarkStart w:id="55" w:name="_Toc16368_WPSOffice_Level1"/>
       <w:bookmarkStart w:id="56" w:name="_Toc22458"/>
-      <w:bookmarkStart w:id="57" w:name="_Toc22484_WPSOffice_Level1"/>
-      <w:bookmarkStart w:id="58" w:name="_Toc7549"/>
-      <w:bookmarkStart w:id="59" w:name="_Toc28910_WPSOffice_Level1"/>
-      <w:bookmarkStart w:id="60" w:name="_Toc16368_WPSOffice_Level1"/>
-      <w:bookmarkStart w:id="61" w:name="_Toc19099"/>
+      <w:bookmarkStart w:id="57" w:name="_Toc28910_WPSOffice_Level1"/>
+      <w:bookmarkStart w:id="58" w:name="_Toc22484_WPSOffice_Level1"/>
+      <w:bookmarkStart w:id="59" w:name="_Toc7549"/>
+      <w:bookmarkStart w:id="60" w:name="_Toc19099"/>
+      <w:bookmarkStart w:id="61" w:name="_Toc30533"/>
       <w:r>
         <w:rPr>
           <w:rFonts w:hint="eastAsia" w:ascii="微软雅黑" w:hAnsi="微软雅黑" w:eastAsia="微软雅黑" w:cs="微软雅黑"/>

--- a/WebContent/docx/脑胶质瘤200基因报告-三峡.docx
+++ b/WebContent/docx/脑胶质瘤200基因报告-三峡.docx
@@ -2049,9 +2049,9 @@
           <w:shd w:val="clear" w:color="auto" w:fill="17365D"/>
         </w:rPr>
       </w:pPr>
-      <w:bookmarkStart w:id="0" w:name="_Toc526855031"/>
-      <w:bookmarkStart w:id="1" w:name="_Toc527112379"/>
-      <w:bookmarkStart w:id="2" w:name="_Toc534637492"/>
+      <w:bookmarkStart w:id="0" w:name="_Toc534637492"/>
+      <w:bookmarkStart w:id="1" w:name="_Toc526855031"/>
+      <w:bookmarkStart w:id="2" w:name="_Toc527112379"/>
       <w:r>
         <w:rPr>
           <w:rFonts w:hint="eastAsia" w:ascii="微软雅黑" w:hAnsi="微软雅黑" w:eastAsia="微软雅黑" w:cs="微软雅黑"/>
@@ -3487,166 +3487,6 @@
         <w:t>本报告只对本次采集样本负责。</w:t>
       </w:r>
     </w:p>
-    <w:tbl>
-      <w:tblPr>
-        <w:tblStyle w:val="20"/>
-        <w:tblpPr w:leftFromText="181" w:rightFromText="181" w:horzAnchor="page" w:tblpXSpec="center" w:tblpYSpec="bottom"/>
-        <w:tblOverlap w:val="never"/>
-        <w:tblW w:w="0" w:type="auto"/>
-        <w:jc w:val="center"/>
-        <w:tblBorders>
-          <w:top w:val="none" w:color="auto" w:sz="0" w:space="0"/>
-          <w:left w:val="none" w:color="auto" w:sz="0" w:space="0"/>
-          <w:bottom w:val="none" w:color="auto" w:sz="0" w:space="0"/>
-          <w:right w:val="none" w:color="auto" w:sz="0" w:space="0"/>
-          <w:insideH w:val="none" w:color="auto" w:sz="0" w:space="0"/>
-          <w:insideV w:val="none" w:color="auto" w:sz="0" w:space="0"/>
-        </w:tblBorders>
-        <w:tblLayout w:type="autofit"/>
-        <w:tblCellMar>
-          <w:top w:w="0" w:type="dxa"/>
-          <w:left w:w="108" w:type="dxa"/>
-          <w:bottom w:w="0" w:type="dxa"/>
-          <w:right w:w="108" w:type="dxa"/>
-        </w:tblCellMar>
-      </w:tblPr>
-      <w:tblGrid>
-        <w:gridCol w:w="3370"/>
-        <w:gridCol w:w="2958"/>
-        <w:gridCol w:w="2962"/>
-      </w:tblGrid>
-      <w:tr>
-        <w:tblPrEx>
-          <w:tblBorders>
-            <w:top w:val="none" w:color="auto" w:sz="0" w:space="0"/>
-            <w:left w:val="none" w:color="auto" w:sz="0" w:space="0"/>
-            <w:bottom w:val="none" w:color="auto" w:sz="0" w:space="0"/>
-            <w:right w:val="none" w:color="auto" w:sz="0" w:space="0"/>
-            <w:insideH w:val="none" w:color="auto" w:sz="0" w:space="0"/>
-            <w:insideV w:val="none" w:color="auto" w:sz="0" w:space="0"/>
-          </w:tblBorders>
-          <w:tblCellMar>
-            <w:top w:w="0" w:type="dxa"/>
-            <w:left w:w="108" w:type="dxa"/>
-            <w:bottom w:w="0" w:type="dxa"/>
-            <w:right w:w="108" w:type="dxa"/>
-          </w:tblCellMar>
-        </w:tblPrEx>
-        <w:trPr>
-          <w:jc w:val="center"/>
-        </w:trPr>
-        <w:tc>
-          <w:tcPr>
-            <w:tcW w:w="3370" w:type="dxa"/>
-          </w:tcPr>
-          <w:p>
-            <w:pPr>
-              <w:jc w:val="both"/>
-              <w:rPr>
-                <w:rFonts w:hint="eastAsia" w:ascii="微软雅黑" w:hAnsi="微软雅黑" w:eastAsia="微软雅黑" w:cs="微软雅黑"/>
-                <w:b/>
-                <w:bCs/>
-                <w:color w:val="244061"/>
-                <w:sz w:val="24"/>
-                <w:szCs w:val="32"/>
-                <w:vertAlign w:val="baseline"/>
-                <w:lang w:val="en-US" w:eastAsia="zh-CN"/>
-              </w:rPr>
-            </w:pPr>
-            <w:r>
-              <w:rPr>
-                <w:rFonts w:hint="eastAsia" w:ascii="微软雅黑" w:hAnsi="微软雅黑" w:eastAsia="微软雅黑" w:cs="微软雅黑"/>
-                <w:b/>
-                <w:bCs/>
-                <w:color w:val="244061"/>
-                <w:sz w:val="24"/>
-                <w:szCs w:val="32"/>
-                <w:lang w:val="en-US" w:eastAsia="zh-CN"/>
-              </w:rPr>
-              <w:t>报告日期：</w:t>
-            </w:r>
-            <w:r>
-              <w:rPr>
-                <w:rFonts w:hint="eastAsia" w:ascii="微软雅黑" w:hAnsi="微软雅黑" w:eastAsia="微软雅黑" w:cs="微软雅黑"/>
-                <w:b w:val="0"/>
-                <w:bCs w:val="0"/>
-                <w:color w:val="auto"/>
-                <w:sz w:val="24"/>
-                <w:szCs w:val="32"/>
-                <w:vertAlign w:val="baseline"/>
-                <w:lang w:val="en-US" w:eastAsia="zh-CN"/>
-              </w:rPr>
-              <w:t>{{ reportdate }}</w:t>
-            </w:r>
-          </w:p>
-        </w:tc>
-        <w:tc>
-          <w:tcPr>
-            <w:tcW w:w="2958" w:type="dxa"/>
-            <w:vAlign w:val="top"/>
-          </w:tcPr>
-          <w:p>
-            <w:pPr>
-              <w:jc w:val="both"/>
-              <w:rPr>
-                <w:rFonts w:hint="eastAsia" w:ascii="微软雅黑" w:hAnsi="微软雅黑" w:eastAsia="微软雅黑" w:cs="微软雅黑"/>
-                <w:b/>
-                <w:bCs/>
-                <w:color w:val="244061"/>
-                <w:sz w:val="24"/>
-                <w:szCs w:val="32"/>
-                <w:vertAlign w:val="baseline"/>
-                <w:lang w:val="en-US" w:eastAsia="zh-CN"/>
-              </w:rPr>
-            </w:pPr>
-            <w:r>
-              <w:rPr>
-                <w:rFonts w:hint="eastAsia" w:ascii="微软雅黑" w:hAnsi="微软雅黑" w:eastAsia="微软雅黑" w:cs="微软雅黑"/>
-                <w:b/>
-                <w:bCs/>
-                <w:color w:val="244061"/>
-                <w:sz w:val="24"/>
-                <w:szCs w:val="32"/>
-                <w:lang w:val="en-US" w:eastAsia="zh-CN"/>
-              </w:rPr>
-              <w:t>检测者：</w:t>
-            </w:r>
-          </w:p>
-        </w:tc>
-        <w:tc>
-          <w:tcPr>
-            <w:tcW w:w="2962" w:type="dxa"/>
-          </w:tcPr>
-          <w:p>
-            <w:pPr>
-              <w:jc w:val="both"/>
-              <w:rPr>
-                <w:rFonts w:hint="eastAsia" w:ascii="微软雅黑" w:hAnsi="微软雅黑" w:eastAsia="微软雅黑" w:cs="微软雅黑"/>
-                <w:b/>
-                <w:bCs/>
-                <w:color w:val="244061"/>
-                <w:sz w:val="24"/>
-                <w:szCs w:val="32"/>
-                <w:vertAlign w:val="baseline"/>
-                <w:lang w:val="en-US" w:eastAsia="zh-CN"/>
-              </w:rPr>
-            </w:pPr>
-            <w:r>
-              <w:rPr>
-                <w:rFonts w:hint="eastAsia" w:ascii="微软雅黑" w:hAnsi="微软雅黑" w:eastAsia="微软雅黑" w:cs="微软雅黑"/>
-                <w:b/>
-                <w:bCs/>
-                <w:color w:val="244061"/>
-                <w:sz w:val="24"/>
-                <w:szCs w:val="32"/>
-                <w:lang w:val="en-US" w:eastAsia="zh-CN"/>
-              </w:rPr>
-              <w:t>审核者：</w:t>
-            </w:r>
-          </w:p>
-        </w:tc>
-      </w:tr>
-    </w:tbl>
     <w:p>
       <w:pPr>
         <w:rPr>
@@ -3659,9 +3499,9 @@
           <w:lang w:eastAsia="zh-CN"/>
         </w:rPr>
       </w:pPr>
-      <w:bookmarkStart w:id="62" w:name="_GoBack"/>
-      <w:bookmarkEnd w:id="62"/>
-      <w:r>
+    </w:p>
+    <w:p>
+      <w:pPr>
         <w:rPr>
           <w:rFonts w:hint="eastAsia" w:ascii="微软雅黑" w:hAnsi="微软雅黑" w:eastAsia="微软雅黑" w:cs="微软雅黑"/>
           <w:b/>
@@ -3671,8 +3511,7 @@
           <w:szCs w:val="36"/>
           <w:lang w:eastAsia="zh-CN"/>
         </w:rPr>
-        <w:br w:type="page"/>
-      </w:r>
+      </w:pPr>
     </w:p>
     <w:p>
       <w:pPr>
@@ -3686,10 +3525,10 @@
           <w:szCs w:val="32"/>
         </w:rPr>
       </w:pPr>
-      <w:bookmarkStart w:id="4" w:name="_Toc22132"/>
-      <w:bookmarkStart w:id="5" w:name="_Toc499"/>
-      <w:bookmarkStart w:id="6" w:name="_Toc2781"/>
-      <w:bookmarkStart w:id="7" w:name="_Toc2819"/>
+      <w:bookmarkStart w:id="4" w:name="_Toc2819"/>
+      <w:bookmarkStart w:id="5" w:name="_Toc22132"/>
+      <w:bookmarkStart w:id="6" w:name="_Toc499"/>
+      <w:bookmarkStart w:id="7" w:name="_Toc2781"/>
       <w:bookmarkStart w:id="8" w:name="_Toc20136_WPSOffice_Level1"/>
       <w:bookmarkStart w:id="9" w:name="_Toc19898_WPSOffice_Level1"/>
       <w:r>
@@ -3733,12 +3572,12 @@
       </w:pPr>
       <w:bookmarkStart w:id="10" w:name="_Toc29369"/>
       <w:bookmarkStart w:id="11" w:name="_Toc23317"/>
-      <w:bookmarkStart w:id="12" w:name="_Toc23375"/>
-      <w:bookmarkStart w:id="13" w:name="_Toc10877"/>
-      <w:bookmarkStart w:id="14" w:name="_Toc9088"/>
-      <w:bookmarkStart w:id="15" w:name="_Toc11015_WPSOffice_Level2"/>
-      <w:bookmarkStart w:id="16" w:name="_Toc18062_WPSOffice_Level2"/>
-      <w:bookmarkStart w:id="17" w:name="_Toc3049"/>
+      <w:bookmarkStart w:id="12" w:name="_Toc3049"/>
+      <w:bookmarkStart w:id="13" w:name="_Toc18062_WPSOffice_Level2"/>
+      <w:bookmarkStart w:id="14" w:name="_Toc11015_WPSOffice_Level2"/>
+      <w:bookmarkStart w:id="15" w:name="_Toc9088"/>
+      <w:bookmarkStart w:id="16" w:name="_Toc10877"/>
+      <w:bookmarkStart w:id="17" w:name="_Toc23375"/>
       <w:r>
         <w:rPr>
           <w:rFonts w:hint="eastAsia" w:ascii="微软雅黑" w:hAnsi="微软雅黑" w:eastAsia="微软雅黑" w:cs="微软雅黑"/>
@@ -4155,13 +3994,8 @@
           </w:tcPr>
           <w:p>
             <w:pPr>
-              <w:keepNext w:val="0"/>
-              <w:keepLines w:val="0"/>
-              <w:widowControl w:val="0"/>
-              <w:suppressLineNumbers w:val="0"/>
-              <w:spacing w:before="0" w:beforeAutospacing="0" w:after="0" w:afterAutospacing="0"/>
-              <w:ind w:left="0" w:right="0"/>
-              <w:jc w:val="left"/>
+              <w:widowControl/>
+              <w:textAlignment w:val="center"/>
               <w:rPr>
                 <w:rFonts w:hint="eastAsia" w:ascii="微软雅黑" w:hAnsi="微软雅黑" w:eastAsia="微软雅黑" w:cs="微软雅黑"/>
                 <w:color w:val="000000"/>
@@ -4178,58 +4012,7 @@
                 <w:szCs w:val="21"/>
                 <w:lang w:bidi="ar"/>
               </w:rPr>
-              <w:t>超过50%的IDH野生型低级别胶质瘤同时发生7号染色体的扩增和10号染色体的缺失</w:t>
-            </w:r>
-            <w:r>
-              <w:rPr>
-                <w:rFonts w:hint="eastAsia" w:ascii="微软雅黑" w:hAnsi="微软雅黑" w:eastAsia="微软雅黑" w:cs="微软雅黑"/>
-                <w:i w:val="0"/>
-                <w:iCs w:val="0"/>
-                <w:color w:val="000000"/>
-                <w:kern w:val="0"/>
-                <w:sz w:val="21"/>
-                <w:szCs w:val="21"/>
-                <w:lang w:val="en-US" w:eastAsia="zh-CN" w:bidi="ar"/>
-              </w:rPr>
-              <w:t>（</w:t>
-            </w:r>
-            <w:r>
-              <w:rPr>
-                <w:rFonts w:hint="eastAsia" w:ascii="微软雅黑" w:hAnsi="微软雅黑" w:eastAsia="微软雅黑" w:cs="微软雅黑"/>
-                <w:b w:val="0"/>
-                <w:bCs w:val="0"/>
-                <w:i w:val="0"/>
-                <w:iCs w:val="0"/>
-                <w:color w:val="000000"/>
-                <w:kern w:val="0"/>
-                <w:sz w:val="21"/>
-                <w:szCs w:val="21"/>
-                <w:lang w:val="en-US" w:eastAsia="zh-CN" w:bidi="ar"/>
-              </w:rPr>
-              <w:t>Chr7+/10-</w:t>
-            </w:r>
-            <w:r>
-              <w:rPr>
-                <w:rFonts w:hint="eastAsia" w:ascii="微软雅黑" w:hAnsi="微软雅黑" w:eastAsia="微软雅黑" w:cs="微软雅黑"/>
-                <w:i w:val="0"/>
-                <w:iCs w:val="0"/>
-                <w:color w:val="000000"/>
-                <w:kern w:val="0"/>
-                <w:sz w:val="21"/>
-                <w:szCs w:val="21"/>
-                <w:lang w:val="en-US" w:eastAsia="zh-CN" w:bidi="ar"/>
-              </w:rPr>
-              <w:t>）</w:t>
-            </w:r>
-            <w:r>
-              <w:rPr>
-                <w:rFonts w:hint="eastAsia" w:ascii="微软雅黑" w:hAnsi="微软雅黑" w:eastAsia="微软雅黑" w:cs="微软雅黑"/>
-                <w:color w:val="000000"/>
-                <w:sz w:val="21"/>
-                <w:szCs w:val="21"/>
-                <w:lang w:bidi="ar"/>
-              </w:rPr>
-              <w:t>，在胶质母细胞瘤IDH野生型患者中7/10号染色体拷贝数变异比例更高（高达80%）。cIMPACT更新3和6中建议：成人IDH野生型弥漫性星形细胞胶质瘤中，如果存在以下三个遗传参数之一（TERT启动子突变、EGFR扩增，同时伴有整个7号染色体的获得和整个10号染色体的丢失）就可以将其定义为WHO 4级。染色体 7+/10-的胶质母细胞瘤患者预后较差。</w:t>
+              <w:t>超过50%的IDH野生型低级别胶质瘤同时发生7号染色体的扩增和10号染色体的缺失（染色体7+/10-），在胶质母细胞瘤IDH野生型患者中7/10号染色体拷贝数变异比例更高（高达80%）。cIMPACT更新3和6中建议：成人IDH野生型弥漫性星形细胞胶质瘤中，如果存在以下三个遗传参数之一（TERT启动子突变、EGFR扩增，同时伴有整个7号染色体的获得和整个10号染色体的丢失）就可以将其定义为WHO 4级。染色体 7+/10-的胶质母细胞瘤患者预后较差。</w:t>
             </w:r>
           </w:p>
         </w:tc>
@@ -4780,12 +4563,6 @@
             <w:insideH w:val="dashed" w:color="244061" w:sz="4" w:space="0"/>
             <w:insideV w:val="dashed" w:color="244061" w:sz="4" w:space="0"/>
           </w:tblBorders>
-          <w:tblCellMar>
-            <w:top w:w="0" w:type="dxa"/>
-            <w:left w:w="108" w:type="dxa"/>
-            <w:bottom w:w="0" w:type="dxa"/>
-            <w:right w:w="108" w:type="dxa"/>
-          </w:tblCellMar>
         </w:tblPrEx>
         <w:trPr>
           <w:trHeight w:val="567" w:hRule="atLeast"/>
@@ -5451,13 +5228,35 @@
             <w:r>
               <w:rPr>
                 <w:rFonts w:hint="eastAsia" w:ascii="微软雅黑" w:hAnsi="微软雅黑" w:eastAsia="微软雅黑" w:cs="微软雅黑"/>
+                <w:i w:val="0"/>
+                <w:iCs w:val="0"/>
+                <w:strike w:val="0"/>
+                <w:dstrike w:val="0"/>
                 <w:color w:val="000000"/>
-                <w:sz w:val="21"/>
-                <w:szCs w:val="21"/>
-                <w:lang w:bidi="ar"/>
-              </w:rPr>
-              <w:t>H3F3A和HIST1H3B/C为组蛋白H3相关基因，2016年WHO中枢神经系统指南结合组蛋白H3基因K27M位点变异新定义了一类脑胶质瘤－弥漫性中线胶质瘤，H3K27M突变型。该种类型胶质瘤主要发生于儿童中，成人中也可见，常位于脑干，丘脑和脊髓中；病理分级属于WHO 4级，预后较差，生存期短。</w:t>
-            </w:r>
+                <w:kern w:val="0"/>
+                <w:sz w:val="21"/>
+                <w:szCs w:val="21"/>
+                <w:u w:val="none"/>
+                <w:lang w:val="en-US" w:eastAsia="zh-CN" w:bidi="ar"/>
+              </w:rPr>
+              <w:t>H3F3A和HIST1H3B/C为组蛋白H3相关基因，</w:t>
+            </w:r>
+            <w:r>
+              <w:rPr>
+                <w:rFonts w:hint="eastAsia" w:ascii="微软雅黑" w:hAnsi="微软雅黑" w:eastAsia="微软雅黑" w:cs="微软雅黑"/>
+                <w:i w:val="0"/>
+                <w:iCs w:val="0"/>
+                <w:color w:val="000000"/>
+                <w:kern w:val="0"/>
+                <w:sz w:val="21"/>
+                <w:szCs w:val="21"/>
+                <w:u w:val="none"/>
+                <w:lang w:val="en-US" w:eastAsia="zh-CN" w:bidi="ar"/>
+              </w:rPr>
+              <w:t>第5 版《WHO中枢神经系统肿瘤分类》根据年龄、组织学及分子遗传学特征将弥漫性胶质瘤分为“成人型”及“儿童型”两组，儿童型弥漫性高级别胶质瘤包括：弥漫性中线胶质瘤H3K27变异；弥漫性大脑半球胶质瘤H3G34 突变；弥漫性儿童型高级别胶质瘤H3/异柠檬酸脱氢酶(IDH)野生型；婴儿型大脑半球胶质瘤。</w:t>
+            </w:r>
+            <w:bookmarkStart w:id="62" w:name="_GoBack"/>
+            <w:bookmarkEnd w:id="62"/>
           </w:p>
         </w:tc>
       </w:tr>
@@ -12220,13 +12019,13 @@
           <w:color w:val="254061" w:themeColor="accent1" w:themeShade="80"/>
         </w:rPr>
       </w:pPr>
-      <w:bookmarkStart w:id="18" w:name="_Toc19898_WPSOffice_Level2"/>
-      <w:bookmarkStart w:id="19" w:name="_Toc3497"/>
-      <w:bookmarkStart w:id="20" w:name="_Toc13489_WPSOffice_Level2"/>
-      <w:bookmarkStart w:id="21" w:name="_Toc10743"/>
-      <w:bookmarkStart w:id="22" w:name="_Toc5962"/>
-      <w:bookmarkStart w:id="23" w:name="_Toc24038"/>
-      <w:bookmarkStart w:id="24" w:name="_Hlk516758315"/>
+      <w:bookmarkStart w:id="18" w:name="_Hlk516758315"/>
+      <w:bookmarkStart w:id="19" w:name="_Toc13489_WPSOffice_Level2"/>
+      <w:bookmarkStart w:id="20" w:name="_Toc19898_WPSOffice_Level2"/>
+      <w:bookmarkStart w:id="21" w:name="_Toc3497"/>
+      <w:bookmarkStart w:id="22" w:name="_Toc10743"/>
+      <w:bookmarkStart w:id="23" w:name="_Toc5962"/>
+      <w:bookmarkStart w:id="24" w:name="_Toc24038"/>
       <w:r>
         <w:rPr>
           <w:rFonts w:hint="eastAsia" w:ascii="微软雅黑" w:hAnsi="微软雅黑" w:eastAsia="微软雅黑" w:cs="微软雅黑"/>
@@ -15505,12 +15304,12 @@
           <w:color w:val="254061" w:themeColor="accent1" w:themeShade="80"/>
         </w:rPr>
       </w:pPr>
-      <w:bookmarkStart w:id="25" w:name="_Toc6221_WPSOffice_Level2"/>
+      <w:bookmarkStart w:id="25" w:name="_Toc25737"/>
       <w:bookmarkStart w:id="26" w:name="_Toc22552"/>
       <w:bookmarkStart w:id="27" w:name="_Toc7551_WPSOffice_Level2"/>
-      <w:bookmarkStart w:id="28" w:name="_Toc20320"/>
-      <w:bookmarkStart w:id="29" w:name="_Toc25737"/>
-      <w:bookmarkStart w:id="30" w:name="_Toc4339"/>
+      <w:bookmarkStart w:id="28" w:name="_Toc4339"/>
+      <w:bookmarkStart w:id="29" w:name="_Toc20320"/>
+      <w:bookmarkStart w:id="30" w:name="_Toc6221_WPSOffice_Level2"/>
       <w:r>
         <w:rPr>
           <w:rFonts w:hint="eastAsia" w:ascii="微软雅黑" w:hAnsi="微软雅黑" w:eastAsia="微软雅黑" w:cs="微软雅黑"/>
@@ -16922,9 +16721,9 @@
           <w:color w:val="254061" w:themeColor="accent1" w:themeShade="80"/>
         </w:rPr>
       </w:pPr>
-      <w:bookmarkStart w:id="31" w:name="_Toc9387"/>
+      <w:bookmarkStart w:id="31" w:name="_Toc20034"/>
       <w:bookmarkStart w:id="32" w:name="_Toc106719764"/>
-      <w:bookmarkStart w:id="33" w:name="_Toc20034"/>
+      <w:bookmarkStart w:id="33" w:name="_Toc9387"/>
       <w:bookmarkStart w:id="34" w:name="_Toc10223"/>
       <w:r>
         <w:rPr>
@@ -17017,6 +16816,12 @@
             <w:insideH w:val="dashed" w:color="244061" w:sz="4" w:space="0"/>
             <w:insideV w:val="dashed" w:color="244061" w:sz="4" w:space="0"/>
           </w:tblBorders>
+          <w:tblCellMar>
+            <w:top w:w="0" w:type="dxa"/>
+            <w:left w:w="108" w:type="dxa"/>
+            <w:bottom w:w="0" w:type="dxa"/>
+            <w:right w:w="108" w:type="dxa"/>
+          </w:tblCellMar>
         </w:tblPrEx>
         <w:trPr>
           <w:jc w:val="center"/>
@@ -19721,11 +19526,11 @@
           <w:color w:val="254061" w:themeColor="accent1" w:themeShade="80"/>
         </w:rPr>
       </w:pPr>
-      <w:bookmarkStart w:id="39" w:name="_Toc32443_WPSOffice_Level2"/>
-      <w:bookmarkStart w:id="40" w:name="_Toc22255"/>
-      <w:bookmarkStart w:id="41" w:name="_Toc4331_WPSOffice_Level2"/>
-      <w:bookmarkStart w:id="42" w:name="_Toc6468"/>
-      <w:bookmarkStart w:id="43" w:name="_Toc23606"/>
+      <w:bookmarkStart w:id="39" w:name="_Toc22255"/>
+      <w:bookmarkStart w:id="40" w:name="_Toc23606"/>
+      <w:bookmarkStart w:id="41" w:name="_Toc6468"/>
+      <w:bookmarkStart w:id="42" w:name="_Toc32443_WPSOffice_Level2"/>
+      <w:bookmarkStart w:id="43" w:name="_Toc4331_WPSOffice_Level2"/>
       <w:r>
         <w:rPr>
           <w:rFonts w:hint="eastAsia" w:ascii="微软雅黑" w:hAnsi="微软雅黑" w:eastAsia="微软雅黑" w:cs="微软雅黑"/>
@@ -19796,9 +19601,9 @@
           </w14:textFill>
         </w:rPr>
       </w:pPr>
-      <w:bookmarkStart w:id="44" w:name="_Toc6931_WPSOffice_Level3"/>
-      <w:bookmarkStart w:id="45" w:name="_Toc18091_WPSOffice_Level3"/>
-      <w:bookmarkStart w:id="46" w:name="_Toc15289_WPSOffice_Level3"/>
+      <w:bookmarkStart w:id="44" w:name="_Toc15289_WPSOffice_Level3"/>
+      <w:bookmarkStart w:id="45" w:name="_Toc6931_WPSOffice_Level3"/>
+      <w:bookmarkStart w:id="46" w:name="_Toc18091_WPSOffice_Level3"/>
       <w:r>
         <w:rPr>
           <w:rFonts w:hint="eastAsia" w:ascii="Times New Roman" w:hAnsi="Times New Roman" w:eastAsia="微软雅黑" w:cs="Times New Roman"/>
@@ -26211,9 +26016,9 @@
           <w:szCs w:val="28"/>
         </w:rPr>
       </w:pPr>
-      <w:bookmarkStart w:id="47" w:name="_Toc9494"/>
-      <w:bookmarkStart w:id="48" w:name="_Toc9080"/>
-      <w:bookmarkStart w:id="49" w:name="_Toc11393"/>
+      <w:bookmarkStart w:id="47" w:name="_Toc9080"/>
+      <w:bookmarkStart w:id="48" w:name="_Toc11393"/>
+      <w:bookmarkStart w:id="49" w:name="_Toc9494"/>
       <w:r>
         <w:rPr>
           <w:rFonts w:hint="eastAsia" w:ascii="微软雅黑" w:hAnsi="微软雅黑" w:eastAsia="微软雅黑" w:cs="微软雅黑"/>
@@ -26394,12 +26199,6 @@
             <w:insideH w:val="dashed" w:color="244061" w:sz="4" w:space="0"/>
             <w:insideV w:val="dashed" w:color="244061" w:sz="4" w:space="0"/>
           </w:tblBorders>
-          <w:tblCellMar>
-            <w:top w:w="0" w:type="dxa"/>
-            <w:left w:w="108" w:type="dxa"/>
-            <w:bottom w:w="0" w:type="dxa"/>
-            <w:right w:w="108" w:type="dxa"/>
-          </w:tblCellMar>
         </w:tblPrEx>
         <w:trPr>
           <w:trHeight w:val="494" w:hRule="atLeast"/>
@@ -29335,6 +29134,12 @@
             <w:insideH w:val="dotted" w:color="45A3A7" w:sz="4" w:space="0"/>
             <w:insideV w:val="dotted" w:color="45A3A7" w:sz="4" w:space="0"/>
           </w:tblBorders>
+          <w:tblCellMar>
+            <w:top w:w="0" w:type="dxa"/>
+            <w:left w:w="108" w:type="dxa"/>
+            <w:bottom w:w="0" w:type="dxa"/>
+            <w:right w:w="108" w:type="dxa"/>
+          </w:tblCellMar>
         </w:tblPrEx>
         <w:trPr>
           <w:trHeight w:val="417" w:hRule="atLeast"/>
@@ -30057,7 +29862,6 @@
             <w:insideH w:val="dashed" w:color="244061" w:sz="4" w:space="0"/>
             <w:insideV w:val="dashed" w:color="244061" w:sz="4" w:space="0"/>
           </w:tblBorders>
-          <w:shd w:val="clear" w:color="auto" w:fill="auto"/>
           <w:tblCellMar>
             <w:top w:w="0" w:type="dxa"/>
             <w:left w:w="108" w:type="dxa"/>
@@ -30568,6 +30372,7 @@
             <w:insideH w:val="dashed" w:color="244061" w:sz="4" w:space="0"/>
             <w:insideV w:val="dashed" w:color="244061" w:sz="4" w:space="0"/>
           </w:tblBorders>
+          <w:shd w:val="clear" w:color="auto" w:fill="auto"/>
           <w:tblCellMar>
             <w:top w:w="0" w:type="dxa"/>
             <w:left w:w="108" w:type="dxa"/>
@@ -33828,9 +33633,9 @@
           <w:color w:val="254061" w:themeColor="accent1" w:themeShade="80"/>
         </w:rPr>
       </w:pPr>
-      <w:bookmarkStart w:id="52" w:name="_Toc527112386"/>
-      <w:bookmarkStart w:id="53" w:name="_Toc526855038"/>
-      <w:bookmarkStart w:id="54" w:name="_Toc534637499"/>
+      <w:bookmarkStart w:id="52" w:name="_Toc534637499"/>
+      <w:bookmarkStart w:id="53" w:name="_Toc527112386"/>
+      <w:bookmarkStart w:id="54" w:name="_Toc526855038"/>
       <w:r>
         <w:rPr>
           <w:rFonts w:hint="eastAsia" w:ascii="微软雅黑" w:hAnsi="微软雅黑" w:eastAsia="微软雅黑" w:cs="微软雅黑"/>
@@ -35959,13 +35764,13 @@
           <w:color w:val="254061" w:themeColor="accent1" w:themeShade="80"/>
         </w:rPr>
       </w:pPr>
-      <w:bookmarkStart w:id="55" w:name="_Toc16368_WPSOffice_Level1"/>
-      <w:bookmarkStart w:id="56" w:name="_Toc22458"/>
-      <w:bookmarkStart w:id="57" w:name="_Toc28910_WPSOffice_Level1"/>
-      <w:bookmarkStart w:id="58" w:name="_Toc22484_WPSOffice_Level1"/>
-      <w:bookmarkStart w:id="59" w:name="_Toc7549"/>
-      <w:bookmarkStart w:id="60" w:name="_Toc19099"/>
-      <w:bookmarkStart w:id="61" w:name="_Toc30533"/>
+      <w:bookmarkStart w:id="55" w:name="_Toc30533"/>
+      <w:bookmarkStart w:id="56" w:name="_Toc7549"/>
+      <w:bookmarkStart w:id="57" w:name="_Toc22484_WPSOffice_Level1"/>
+      <w:bookmarkStart w:id="58" w:name="_Toc28910_WPSOffice_Level1"/>
+      <w:bookmarkStart w:id="59" w:name="_Toc22458"/>
+      <w:bookmarkStart w:id="60" w:name="_Toc16368_WPSOffice_Level1"/>
+      <w:bookmarkStart w:id="61" w:name="_Toc19099"/>
       <w:r>
         <w:rPr>
           <w:rFonts w:hint="eastAsia" w:ascii="微软雅黑" w:hAnsi="微软雅黑" w:eastAsia="微软雅黑" w:cs="微软雅黑"/>

--- a/WebContent/docx/脑胶质瘤200基因报告-三峡.docx
+++ b/WebContent/docx/脑胶质瘤200基因报告-三峡.docx
@@ -2049,9 +2049,9 @@
           <w:shd w:val="clear" w:color="auto" w:fill="17365D"/>
         </w:rPr>
       </w:pPr>
-      <w:bookmarkStart w:id="0" w:name="_Toc534637492"/>
-      <w:bookmarkStart w:id="1" w:name="_Toc526855031"/>
-      <w:bookmarkStart w:id="2" w:name="_Toc527112379"/>
+      <w:bookmarkStart w:id="0" w:name="_Toc526855031"/>
+      <w:bookmarkStart w:id="1" w:name="_Toc527112379"/>
+      <w:bookmarkStart w:id="2" w:name="_Toc534637492"/>
       <w:r>
         <w:rPr>
           <w:rFonts w:hint="eastAsia" w:ascii="微软雅黑" w:hAnsi="微软雅黑" w:eastAsia="微软雅黑" w:cs="微软雅黑"/>
@@ -3487,6 +3487,166 @@
         <w:t>本报告只对本次采集样本负责。</w:t>
       </w:r>
     </w:p>
+    <w:tbl>
+      <w:tblPr>
+        <w:tblStyle w:val="20"/>
+        <w:tblpPr w:leftFromText="181" w:rightFromText="181" w:horzAnchor="page" w:tblpXSpec="center" w:tblpYSpec="bottom"/>
+        <w:tblOverlap w:val="never"/>
+        <w:tblW w:w="0" w:type="auto"/>
+        <w:jc w:val="center"/>
+        <w:tblBorders>
+          <w:top w:val="none" w:color="auto" w:sz="0" w:space="0"/>
+          <w:left w:val="none" w:color="auto" w:sz="0" w:space="0"/>
+          <w:bottom w:val="none" w:color="auto" w:sz="0" w:space="0"/>
+          <w:right w:val="none" w:color="auto" w:sz="0" w:space="0"/>
+          <w:insideH w:val="none" w:color="auto" w:sz="0" w:space="0"/>
+          <w:insideV w:val="none" w:color="auto" w:sz="0" w:space="0"/>
+        </w:tblBorders>
+        <w:tblLayout w:type="autofit"/>
+        <w:tblCellMar>
+          <w:top w:w="0" w:type="dxa"/>
+          <w:left w:w="108" w:type="dxa"/>
+          <w:bottom w:w="0" w:type="dxa"/>
+          <w:right w:w="108" w:type="dxa"/>
+        </w:tblCellMar>
+      </w:tblPr>
+      <w:tblGrid>
+        <w:gridCol w:w="3370"/>
+        <w:gridCol w:w="2958"/>
+        <w:gridCol w:w="2962"/>
+      </w:tblGrid>
+      <w:tr>
+        <w:tblPrEx>
+          <w:tblBorders>
+            <w:top w:val="none" w:color="auto" w:sz="0" w:space="0"/>
+            <w:left w:val="none" w:color="auto" w:sz="0" w:space="0"/>
+            <w:bottom w:val="none" w:color="auto" w:sz="0" w:space="0"/>
+            <w:right w:val="none" w:color="auto" w:sz="0" w:space="0"/>
+            <w:insideH w:val="none" w:color="auto" w:sz="0" w:space="0"/>
+            <w:insideV w:val="none" w:color="auto" w:sz="0" w:space="0"/>
+          </w:tblBorders>
+          <w:tblCellMar>
+            <w:top w:w="0" w:type="dxa"/>
+            <w:left w:w="108" w:type="dxa"/>
+            <w:bottom w:w="0" w:type="dxa"/>
+            <w:right w:w="108" w:type="dxa"/>
+          </w:tblCellMar>
+        </w:tblPrEx>
+        <w:trPr>
+          <w:jc w:val="center"/>
+        </w:trPr>
+        <w:tc>
+          <w:tcPr>
+            <w:tcW w:w="3370" w:type="dxa"/>
+          </w:tcPr>
+          <w:p>
+            <w:pPr>
+              <w:jc w:val="both"/>
+              <w:rPr>
+                <w:rFonts w:hint="eastAsia" w:ascii="微软雅黑" w:hAnsi="微软雅黑" w:eastAsia="微软雅黑" w:cs="微软雅黑"/>
+                <w:b/>
+                <w:bCs/>
+                <w:color w:val="244061"/>
+                <w:sz w:val="24"/>
+                <w:szCs w:val="32"/>
+                <w:vertAlign w:val="baseline"/>
+                <w:lang w:val="en-US" w:eastAsia="zh-CN"/>
+              </w:rPr>
+            </w:pPr>
+            <w:r>
+              <w:rPr>
+                <w:rFonts w:hint="eastAsia" w:ascii="微软雅黑" w:hAnsi="微软雅黑" w:eastAsia="微软雅黑" w:cs="微软雅黑"/>
+                <w:b/>
+                <w:bCs/>
+                <w:color w:val="244061"/>
+                <w:sz w:val="24"/>
+                <w:szCs w:val="32"/>
+                <w:lang w:val="en-US" w:eastAsia="zh-CN"/>
+              </w:rPr>
+              <w:t>报告日期：</w:t>
+            </w:r>
+            <w:r>
+              <w:rPr>
+                <w:rFonts w:hint="eastAsia" w:ascii="微软雅黑" w:hAnsi="微软雅黑" w:eastAsia="微软雅黑" w:cs="微软雅黑"/>
+                <w:b w:val="0"/>
+                <w:bCs w:val="0"/>
+                <w:color w:val="auto"/>
+                <w:sz w:val="24"/>
+                <w:szCs w:val="32"/>
+                <w:vertAlign w:val="baseline"/>
+                <w:lang w:val="en-US" w:eastAsia="zh-CN"/>
+              </w:rPr>
+              <w:t>{{ reportdate }}</w:t>
+            </w:r>
+          </w:p>
+        </w:tc>
+        <w:tc>
+          <w:tcPr>
+            <w:tcW w:w="2958" w:type="dxa"/>
+            <w:vAlign w:val="top"/>
+          </w:tcPr>
+          <w:p>
+            <w:pPr>
+              <w:jc w:val="both"/>
+              <w:rPr>
+                <w:rFonts w:hint="eastAsia" w:ascii="微软雅黑" w:hAnsi="微软雅黑" w:eastAsia="微软雅黑" w:cs="微软雅黑"/>
+                <w:b/>
+                <w:bCs/>
+                <w:color w:val="244061"/>
+                <w:sz w:val="24"/>
+                <w:szCs w:val="32"/>
+                <w:vertAlign w:val="baseline"/>
+                <w:lang w:val="en-US" w:eastAsia="zh-CN"/>
+              </w:rPr>
+            </w:pPr>
+            <w:r>
+              <w:rPr>
+                <w:rFonts w:hint="eastAsia" w:ascii="微软雅黑" w:hAnsi="微软雅黑" w:eastAsia="微软雅黑" w:cs="微软雅黑"/>
+                <w:b/>
+                <w:bCs/>
+                <w:color w:val="244061"/>
+                <w:sz w:val="24"/>
+                <w:szCs w:val="32"/>
+                <w:lang w:val="en-US" w:eastAsia="zh-CN"/>
+              </w:rPr>
+              <w:t>检测者：</w:t>
+            </w:r>
+          </w:p>
+        </w:tc>
+        <w:tc>
+          <w:tcPr>
+            <w:tcW w:w="2962" w:type="dxa"/>
+          </w:tcPr>
+          <w:p>
+            <w:pPr>
+              <w:jc w:val="both"/>
+              <w:rPr>
+                <w:rFonts w:hint="eastAsia" w:ascii="微软雅黑" w:hAnsi="微软雅黑" w:eastAsia="微软雅黑" w:cs="微软雅黑"/>
+                <w:b/>
+                <w:bCs/>
+                <w:color w:val="244061"/>
+                <w:sz w:val="24"/>
+                <w:szCs w:val="32"/>
+                <w:vertAlign w:val="baseline"/>
+                <w:lang w:val="en-US" w:eastAsia="zh-CN"/>
+              </w:rPr>
+            </w:pPr>
+            <w:r>
+              <w:rPr>
+                <w:rFonts w:hint="eastAsia" w:ascii="微软雅黑" w:hAnsi="微软雅黑" w:eastAsia="微软雅黑" w:cs="微软雅黑"/>
+                <w:b/>
+                <w:bCs/>
+                <w:color w:val="244061"/>
+                <w:sz w:val="24"/>
+                <w:szCs w:val="32"/>
+                <w:lang w:val="en-US" w:eastAsia="zh-CN"/>
+              </w:rPr>
+              <w:t>审核者：</w:t>
+            </w:r>
+          </w:p>
+        </w:tc>
+      </w:tr>
+    </w:tbl>
     <w:p>
       <w:pPr>
         <w:rPr>
@@ -3499,9 +3659,9 @@
           <w:lang w:eastAsia="zh-CN"/>
         </w:rPr>
       </w:pPr>
-    </w:p>
-    <w:p>
-      <w:pPr>
+      <w:bookmarkStart w:id="62" w:name="_GoBack"/>
+      <w:bookmarkEnd w:id="62"/>
+      <w:r>
         <w:rPr>
           <w:rFonts w:hint="eastAsia" w:ascii="微软雅黑" w:hAnsi="微软雅黑" w:eastAsia="微软雅黑" w:cs="微软雅黑"/>
           <w:b/>
@@ -3511,7 +3671,8 @@
           <w:szCs w:val="36"/>
           <w:lang w:eastAsia="zh-CN"/>
         </w:rPr>
-      </w:pPr>
+        <w:br w:type="page"/>
+      </w:r>
     </w:p>
     <w:p>
       <w:pPr>
@@ -3525,10 +3686,10 @@
           <w:szCs w:val="32"/>
         </w:rPr>
       </w:pPr>
-      <w:bookmarkStart w:id="4" w:name="_Toc2819"/>
-      <w:bookmarkStart w:id="5" w:name="_Toc22132"/>
-      <w:bookmarkStart w:id="6" w:name="_Toc499"/>
-      <w:bookmarkStart w:id="7" w:name="_Toc2781"/>
+      <w:bookmarkStart w:id="4" w:name="_Toc22132"/>
+      <w:bookmarkStart w:id="5" w:name="_Toc499"/>
+      <w:bookmarkStart w:id="6" w:name="_Toc2781"/>
+      <w:bookmarkStart w:id="7" w:name="_Toc2819"/>
       <w:bookmarkStart w:id="8" w:name="_Toc20136_WPSOffice_Level1"/>
       <w:bookmarkStart w:id="9" w:name="_Toc19898_WPSOffice_Level1"/>
       <w:r>
@@ -3572,12 +3733,12 @@
       </w:pPr>
       <w:bookmarkStart w:id="10" w:name="_Toc29369"/>
       <w:bookmarkStart w:id="11" w:name="_Toc23317"/>
-      <w:bookmarkStart w:id="12" w:name="_Toc3049"/>
-      <w:bookmarkStart w:id="13" w:name="_Toc18062_WPSOffice_Level2"/>
-      <w:bookmarkStart w:id="14" w:name="_Toc11015_WPSOffice_Level2"/>
-      <w:bookmarkStart w:id="15" w:name="_Toc9088"/>
-      <w:bookmarkStart w:id="16" w:name="_Toc10877"/>
-      <w:bookmarkStart w:id="17" w:name="_Toc23375"/>
+      <w:bookmarkStart w:id="12" w:name="_Toc23375"/>
+      <w:bookmarkStart w:id="13" w:name="_Toc10877"/>
+      <w:bookmarkStart w:id="14" w:name="_Toc9088"/>
+      <w:bookmarkStart w:id="15" w:name="_Toc11015_WPSOffice_Level2"/>
+      <w:bookmarkStart w:id="16" w:name="_Toc18062_WPSOffice_Level2"/>
+      <w:bookmarkStart w:id="17" w:name="_Toc3049"/>
       <w:r>
         <w:rPr>
           <w:rFonts w:hint="eastAsia" w:ascii="微软雅黑" w:hAnsi="微软雅黑" w:eastAsia="微软雅黑" w:cs="微软雅黑"/>
@@ -3994,8 +4155,13 @@
           </w:tcPr>
           <w:p>
             <w:pPr>
-              <w:widowControl/>
-              <w:textAlignment w:val="center"/>
+              <w:keepNext w:val="0"/>
+              <w:keepLines w:val="0"/>
+              <w:widowControl w:val="0"/>
+              <w:suppressLineNumbers w:val="0"/>
+              <w:spacing w:before="0" w:beforeAutospacing="0" w:after="0" w:afterAutospacing="0"/>
+              <w:ind w:left="0" w:right="0"/>
+              <w:jc w:val="left"/>
               <w:rPr>
                 <w:rFonts w:hint="eastAsia" w:ascii="微软雅黑" w:hAnsi="微软雅黑" w:eastAsia="微软雅黑" w:cs="微软雅黑"/>
                 <w:color w:val="000000"/>
@@ -4012,7 +4178,58 @@
                 <w:szCs w:val="21"/>
                 <w:lang w:bidi="ar"/>
               </w:rPr>
-              <w:t>超过50%的IDH野生型低级别胶质瘤同时发生7号染色体的扩增和10号染色体的缺失（染色体7+/10-），在胶质母细胞瘤IDH野生型患者中7/10号染色体拷贝数变异比例更高（高达80%）。cIMPACT更新3和6中建议：成人IDH野生型弥漫性星形细胞胶质瘤中，如果存在以下三个遗传参数之一（TERT启动子突变、EGFR扩增，同时伴有整个7号染色体的获得和整个10号染色体的丢失）就可以将其定义为WHO 4级。染色体 7+/10-的胶质母细胞瘤患者预后较差。</w:t>
+              <w:t>超过50%的IDH野生型低级别胶质瘤同时发生7号染色体的扩增和10号染色体的缺失</w:t>
+            </w:r>
+            <w:r>
+              <w:rPr>
+                <w:rFonts w:hint="eastAsia" w:ascii="微软雅黑" w:hAnsi="微软雅黑" w:eastAsia="微软雅黑" w:cs="微软雅黑"/>
+                <w:i w:val="0"/>
+                <w:iCs w:val="0"/>
+                <w:color w:val="000000"/>
+                <w:kern w:val="0"/>
+                <w:sz w:val="21"/>
+                <w:szCs w:val="21"/>
+                <w:lang w:val="en-US" w:eastAsia="zh-CN" w:bidi="ar"/>
+              </w:rPr>
+              <w:t>（</w:t>
+            </w:r>
+            <w:r>
+              <w:rPr>
+                <w:rFonts w:hint="eastAsia" w:ascii="微软雅黑" w:hAnsi="微软雅黑" w:eastAsia="微软雅黑" w:cs="微软雅黑"/>
+                <w:b w:val="0"/>
+                <w:bCs w:val="0"/>
+                <w:i w:val="0"/>
+                <w:iCs w:val="0"/>
+                <w:color w:val="000000"/>
+                <w:kern w:val="0"/>
+                <w:sz w:val="21"/>
+                <w:szCs w:val="21"/>
+                <w:lang w:val="en-US" w:eastAsia="zh-CN" w:bidi="ar"/>
+              </w:rPr>
+              <w:t>Chr7+/10-</w:t>
+            </w:r>
+            <w:r>
+              <w:rPr>
+                <w:rFonts w:hint="eastAsia" w:ascii="微软雅黑" w:hAnsi="微软雅黑" w:eastAsia="微软雅黑" w:cs="微软雅黑"/>
+                <w:i w:val="0"/>
+                <w:iCs w:val="0"/>
+                <w:color w:val="000000"/>
+                <w:kern w:val="0"/>
+                <w:sz w:val="21"/>
+                <w:szCs w:val="21"/>
+                <w:lang w:val="en-US" w:eastAsia="zh-CN" w:bidi="ar"/>
+              </w:rPr>
+              <w:t>）</w:t>
+            </w:r>
+            <w:r>
+              <w:rPr>
+                <w:rFonts w:hint="eastAsia" w:ascii="微软雅黑" w:hAnsi="微软雅黑" w:eastAsia="微软雅黑" w:cs="微软雅黑"/>
+                <w:color w:val="000000"/>
+                <w:sz w:val="21"/>
+                <w:szCs w:val="21"/>
+                <w:lang w:bidi="ar"/>
+              </w:rPr>
+              <w:t>，在胶质母细胞瘤IDH野生型患者中7/10号染色体拷贝数变异比例更高（高达80%）。cIMPACT更新3和6中建议：成人IDH野生型弥漫性星形细胞胶质瘤中，如果存在以下三个遗传参数之一（TERT启动子突变、EGFR扩增，同时伴有整个7号染色体的获得和整个10号染色体的丢失）就可以将其定义为WHO 4级。染色体 7+/10-的胶质母细胞瘤患者预后较差。</w:t>
             </w:r>
           </w:p>
         </w:tc>
@@ -4563,6 +4780,12 @@
             <w:insideH w:val="dashed" w:color="244061" w:sz="4" w:space="0"/>
             <w:insideV w:val="dashed" w:color="244061" w:sz="4" w:space="0"/>
           </w:tblBorders>
+          <w:tblCellMar>
+            <w:top w:w="0" w:type="dxa"/>
+            <w:left w:w="108" w:type="dxa"/>
+            <w:bottom w:w="0" w:type="dxa"/>
+            <w:right w:w="108" w:type="dxa"/>
+          </w:tblCellMar>
         </w:tblPrEx>
         <w:trPr>
           <w:trHeight w:val="567" w:hRule="atLeast"/>
@@ -5228,35 +5451,13 @@
             <w:r>
               <w:rPr>
                 <w:rFonts w:hint="eastAsia" w:ascii="微软雅黑" w:hAnsi="微软雅黑" w:eastAsia="微软雅黑" w:cs="微软雅黑"/>
-                <w:i w:val="0"/>
-                <w:iCs w:val="0"/>
-                <w:strike w:val="0"/>
-                <w:dstrike w:val="0"/>
                 <w:color w:val="000000"/>
-                <w:kern w:val="0"/>
-                <w:sz w:val="21"/>
-                <w:szCs w:val="21"/>
-                <w:u w:val="none"/>
-                <w:lang w:val="en-US" w:eastAsia="zh-CN" w:bidi="ar"/>
-              </w:rPr>
-              <w:t>H3F3A和HIST1H3B/C为组蛋白H3相关基因，</w:t>
-            </w:r>
-            <w:r>
-              <w:rPr>
-                <w:rFonts w:hint="eastAsia" w:ascii="微软雅黑" w:hAnsi="微软雅黑" w:eastAsia="微软雅黑" w:cs="微软雅黑"/>
-                <w:i w:val="0"/>
-                <w:iCs w:val="0"/>
-                <w:color w:val="000000"/>
-                <w:kern w:val="0"/>
-                <w:sz w:val="21"/>
-                <w:szCs w:val="21"/>
-                <w:u w:val="none"/>
-                <w:lang w:val="en-US" w:eastAsia="zh-CN" w:bidi="ar"/>
-              </w:rPr>
-              <w:t>第5 版《WHO中枢神经系统肿瘤分类》根据年龄、组织学及分子遗传学特征将弥漫性胶质瘤分为“成人型”及“儿童型”两组，儿童型弥漫性高级别胶质瘤包括：弥漫性中线胶质瘤H3K27变异；弥漫性大脑半球胶质瘤H3G34 突变；弥漫性儿童型高级别胶质瘤H3/异柠檬酸脱氢酶(IDH)野生型；婴儿型大脑半球胶质瘤。</w:t>
-            </w:r>
-            <w:bookmarkStart w:id="62" w:name="_GoBack"/>
-            <w:bookmarkEnd w:id="62"/>
+                <w:sz w:val="21"/>
+                <w:szCs w:val="21"/>
+                <w:lang w:bidi="ar"/>
+              </w:rPr>
+              <w:t>H3F3A和HIST1H3B/C为组蛋白H3相关基因，2016年WHO中枢神经系统指南结合组蛋白H3基因K27M位点变异新定义了一类脑胶质瘤－弥漫性中线胶质瘤，H3K27M突变型。该种类型胶质瘤主要发生于儿童中，成人中也可见，常位于脑干，丘脑和脊髓中；病理分级属于WHO 4级，预后较差，生存期短。</w:t>
+            </w:r>
           </w:p>
         </w:tc>
       </w:tr>
@@ -12019,13 +12220,13 @@
           <w:color w:val="254061" w:themeColor="accent1" w:themeShade="80"/>
         </w:rPr>
       </w:pPr>
-      <w:bookmarkStart w:id="18" w:name="_Hlk516758315"/>
-      <w:bookmarkStart w:id="19" w:name="_Toc13489_WPSOffice_Level2"/>
-      <w:bookmarkStart w:id="20" w:name="_Toc19898_WPSOffice_Level2"/>
-      <w:bookmarkStart w:id="21" w:name="_Toc3497"/>
-      <w:bookmarkStart w:id="22" w:name="_Toc10743"/>
-      <w:bookmarkStart w:id="23" w:name="_Toc5962"/>
-      <w:bookmarkStart w:id="24" w:name="_Toc24038"/>
+      <w:bookmarkStart w:id="18" w:name="_Toc19898_WPSOffice_Level2"/>
+      <w:bookmarkStart w:id="19" w:name="_Toc3497"/>
+      <w:bookmarkStart w:id="20" w:name="_Toc13489_WPSOffice_Level2"/>
+      <w:bookmarkStart w:id="21" w:name="_Toc10743"/>
+      <w:bookmarkStart w:id="22" w:name="_Toc5962"/>
+      <w:bookmarkStart w:id="23" w:name="_Toc24038"/>
+      <w:bookmarkStart w:id="24" w:name="_Hlk516758315"/>
       <w:r>
         <w:rPr>
           <w:rFonts w:hint="eastAsia" w:ascii="微软雅黑" w:hAnsi="微软雅黑" w:eastAsia="微软雅黑" w:cs="微软雅黑"/>
@@ -15304,12 +15505,12 @@
           <w:color w:val="254061" w:themeColor="accent1" w:themeShade="80"/>
         </w:rPr>
       </w:pPr>
-      <w:bookmarkStart w:id="25" w:name="_Toc25737"/>
+      <w:bookmarkStart w:id="25" w:name="_Toc6221_WPSOffice_Level2"/>
       <w:bookmarkStart w:id="26" w:name="_Toc22552"/>
       <w:bookmarkStart w:id="27" w:name="_Toc7551_WPSOffice_Level2"/>
-      <w:bookmarkStart w:id="28" w:name="_Toc4339"/>
-      <w:bookmarkStart w:id="29" w:name="_Toc20320"/>
-      <w:bookmarkStart w:id="30" w:name="_Toc6221_WPSOffice_Level2"/>
+      <w:bookmarkStart w:id="28" w:name="_Toc20320"/>
+      <w:bookmarkStart w:id="29" w:name="_Toc25737"/>
+      <w:bookmarkStart w:id="30" w:name="_Toc4339"/>
       <w:r>
         <w:rPr>
           <w:rFonts w:hint="eastAsia" w:ascii="微软雅黑" w:hAnsi="微软雅黑" w:eastAsia="微软雅黑" w:cs="微软雅黑"/>
@@ -16721,9 +16922,9 @@
           <w:color w:val="254061" w:themeColor="accent1" w:themeShade="80"/>
         </w:rPr>
       </w:pPr>
-      <w:bookmarkStart w:id="31" w:name="_Toc20034"/>
+      <w:bookmarkStart w:id="31" w:name="_Toc9387"/>
       <w:bookmarkStart w:id="32" w:name="_Toc106719764"/>
-      <w:bookmarkStart w:id="33" w:name="_Toc9387"/>
+      <w:bookmarkStart w:id="33" w:name="_Toc20034"/>
       <w:bookmarkStart w:id="34" w:name="_Toc10223"/>
       <w:r>
         <w:rPr>
@@ -16816,12 +17017,6 @@
             <w:insideH w:val="dashed" w:color="244061" w:sz="4" w:space="0"/>
             <w:insideV w:val="dashed" w:color="244061" w:sz="4" w:space="0"/>
           </w:tblBorders>
-          <w:tblCellMar>
-            <w:top w:w="0" w:type="dxa"/>
-            <w:left w:w="108" w:type="dxa"/>
-            <w:bottom w:w="0" w:type="dxa"/>
-            <w:right w:w="108" w:type="dxa"/>
-          </w:tblCellMar>
         </w:tblPrEx>
         <w:trPr>
           <w:jc w:val="center"/>
@@ -19526,11 +19721,11 @@
           <w:color w:val="254061" w:themeColor="accent1" w:themeShade="80"/>
         </w:rPr>
       </w:pPr>
-      <w:bookmarkStart w:id="39" w:name="_Toc22255"/>
-      <w:bookmarkStart w:id="40" w:name="_Toc23606"/>
-      <w:bookmarkStart w:id="41" w:name="_Toc6468"/>
-      <w:bookmarkStart w:id="42" w:name="_Toc32443_WPSOffice_Level2"/>
-      <w:bookmarkStart w:id="43" w:name="_Toc4331_WPSOffice_Level2"/>
+      <w:bookmarkStart w:id="39" w:name="_Toc32443_WPSOffice_Level2"/>
+      <w:bookmarkStart w:id="40" w:name="_Toc22255"/>
+      <w:bookmarkStart w:id="41" w:name="_Toc4331_WPSOffice_Level2"/>
+      <w:bookmarkStart w:id="42" w:name="_Toc6468"/>
+      <w:bookmarkStart w:id="43" w:name="_Toc23606"/>
       <w:r>
         <w:rPr>
           <w:rFonts w:hint="eastAsia" w:ascii="微软雅黑" w:hAnsi="微软雅黑" w:eastAsia="微软雅黑" w:cs="微软雅黑"/>
@@ -19601,9 +19796,9 @@
           </w14:textFill>
         </w:rPr>
       </w:pPr>
-      <w:bookmarkStart w:id="44" w:name="_Toc15289_WPSOffice_Level3"/>
-      <w:bookmarkStart w:id="45" w:name="_Toc6931_WPSOffice_Level3"/>
-      <w:bookmarkStart w:id="46" w:name="_Toc18091_WPSOffice_Level3"/>
+      <w:bookmarkStart w:id="44" w:name="_Toc6931_WPSOffice_Level3"/>
+      <w:bookmarkStart w:id="45" w:name="_Toc18091_WPSOffice_Level3"/>
+      <w:bookmarkStart w:id="46" w:name="_Toc15289_WPSOffice_Level3"/>
       <w:r>
         <w:rPr>
           <w:rFonts w:hint="eastAsia" w:ascii="Times New Roman" w:hAnsi="Times New Roman" w:eastAsia="微软雅黑" w:cs="Times New Roman"/>
@@ -26016,9 +26211,9 @@
           <w:szCs w:val="28"/>
         </w:rPr>
       </w:pPr>
-      <w:bookmarkStart w:id="47" w:name="_Toc9080"/>
-      <w:bookmarkStart w:id="48" w:name="_Toc11393"/>
-      <w:bookmarkStart w:id="49" w:name="_Toc9494"/>
+      <w:bookmarkStart w:id="47" w:name="_Toc9494"/>
+      <w:bookmarkStart w:id="48" w:name="_Toc9080"/>
+      <w:bookmarkStart w:id="49" w:name="_Toc11393"/>
       <w:r>
         <w:rPr>
           <w:rFonts w:hint="eastAsia" w:ascii="微软雅黑" w:hAnsi="微软雅黑" w:eastAsia="微软雅黑" w:cs="微软雅黑"/>
@@ -26199,6 +26394,12 @@
             <w:insideH w:val="dashed" w:color="244061" w:sz="4" w:space="0"/>
             <w:insideV w:val="dashed" w:color="244061" w:sz="4" w:space="0"/>
           </w:tblBorders>
+          <w:tblCellMar>
+            <w:top w:w="0" w:type="dxa"/>
+            <w:left w:w="108" w:type="dxa"/>
+            <w:bottom w:w="0" w:type="dxa"/>
+            <w:right w:w="108" w:type="dxa"/>
+          </w:tblCellMar>
         </w:tblPrEx>
         <w:trPr>
           <w:trHeight w:val="494" w:hRule="atLeast"/>
@@ -29134,12 +29335,6 @@
             <w:insideH w:val="dotted" w:color="45A3A7" w:sz="4" w:space="0"/>
             <w:insideV w:val="dotted" w:color="45A3A7" w:sz="4" w:space="0"/>
           </w:tblBorders>
-          <w:tblCellMar>
-            <w:top w:w="0" w:type="dxa"/>
-            <w:left w:w="108" w:type="dxa"/>
-            <w:bottom w:w="0" w:type="dxa"/>
-            <w:right w:w="108" w:type="dxa"/>
-          </w:tblCellMar>
         </w:tblPrEx>
         <w:trPr>
           <w:trHeight w:val="417" w:hRule="atLeast"/>
@@ -29862,6 +30057,7 @@
             <w:insideH w:val="dashed" w:color="244061" w:sz="4" w:space="0"/>
             <w:insideV w:val="dashed" w:color="244061" w:sz="4" w:space="0"/>
           </w:tblBorders>
+          <w:shd w:val="clear" w:color="auto" w:fill="auto"/>
           <w:tblCellMar>
             <w:top w:w="0" w:type="dxa"/>
             <w:left w:w="108" w:type="dxa"/>
@@ -30372,7 +30568,6 @@
             <w:insideH w:val="dashed" w:color="244061" w:sz="4" w:space="0"/>
             <w:insideV w:val="dashed" w:color="244061" w:sz="4" w:space="0"/>
           </w:tblBorders>
-          <w:shd w:val="clear" w:color="auto" w:fill="auto"/>
           <w:tblCellMar>
             <w:top w:w="0" w:type="dxa"/>
             <w:left w:w="108" w:type="dxa"/>
@@ -33633,9 +33828,9 @@
           <w:color w:val="254061" w:themeColor="accent1" w:themeShade="80"/>
         </w:rPr>
       </w:pPr>
-      <w:bookmarkStart w:id="52" w:name="_Toc534637499"/>
-      <w:bookmarkStart w:id="53" w:name="_Toc527112386"/>
-      <w:bookmarkStart w:id="54" w:name="_Toc526855038"/>
+      <w:bookmarkStart w:id="52" w:name="_Toc527112386"/>
+      <w:bookmarkStart w:id="53" w:name="_Toc526855038"/>
+      <w:bookmarkStart w:id="54" w:name="_Toc534637499"/>
       <w:r>
         <w:rPr>
           <w:rFonts w:hint="eastAsia" w:ascii="微软雅黑" w:hAnsi="微软雅黑" w:eastAsia="微软雅黑" w:cs="微软雅黑"/>
@@ -35764,13 +35959,13 @@
           <w:color w:val="254061" w:themeColor="accent1" w:themeShade="80"/>
         </w:rPr>
       </w:pPr>
-      <w:bookmarkStart w:id="55" w:name="_Toc30533"/>
-      <w:bookmarkStart w:id="56" w:name="_Toc7549"/>
-      <w:bookmarkStart w:id="57" w:name="_Toc22484_WPSOffice_Level1"/>
-      <w:bookmarkStart w:id="58" w:name="_Toc28910_WPSOffice_Level1"/>
-      <w:bookmarkStart w:id="59" w:name="_Toc22458"/>
-      <w:bookmarkStart w:id="60" w:name="_Toc16368_WPSOffice_Level1"/>
-      <w:bookmarkStart w:id="61" w:name="_Toc19099"/>
+      <w:bookmarkStart w:id="55" w:name="_Toc16368_WPSOffice_Level1"/>
+      <w:bookmarkStart w:id="56" w:name="_Toc22458"/>
+      <w:bookmarkStart w:id="57" w:name="_Toc28910_WPSOffice_Level1"/>
+      <w:bookmarkStart w:id="58" w:name="_Toc22484_WPSOffice_Level1"/>
+      <w:bookmarkStart w:id="59" w:name="_Toc7549"/>
+      <w:bookmarkStart w:id="60" w:name="_Toc19099"/>
+      <w:bookmarkStart w:id="61" w:name="_Toc30533"/>
       <w:r>
         <w:rPr>
           <w:rFonts w:hint="eastAsia" w:ascii="微软雅黑" w:hAnsi="微软雅黑" w:eastAsia="微软雅黑" w:cs="微软雅黑"/>

--- a/WebContent/docx/脑胶质瘤200基因报告-三峡.docx
+++ b/WebContent/docx/脑胶质瘤200基因报告-三峡.docx
@@ -199,7 +199,7 @@
           </w:tcPr>
           <w:p>
             <w:pPr>
-              <w:jc w:val="left"/>
+              <w:jc w:val="center"/>
               <w:rPr>
                 <w:rFonts w:ascii="Times New Roman" w:hAnsi="Times New Roman" w:eastAsia="微软雅黑" w:cs="Times New Roman"/>
                 <w:b/>
@@ -211,7 +211,7 @@
             </w:pPr>
             <w:r>
               <w:rPr>
-                <w:rFonts w:ascii="黑体" w:hAnsi="黑体" w:eastAsia="黑体" w:cs="黑体"/>
+                <w:rFonts w:hint="eastAsia" w:ascii="微软雅黑" w:hAnsi="微软雅黑" w:eastAsia="微软雅黑" w:cs="微软雅黑"/>
                 <w:b/>
                 <w:bCs/>
                 <w:color w:val="254061" w:themeColor="accent1" w:themeShade="80"/>
@@ -222,18 +222,19 @@
             </w:r>
             <w:r>
               <w:rPr>
-                <w:rFonts w:hint="eastAsia" w:ascii="黑体" w:hAnsi="黑体" w:eastAsia="黑体" w:cs="黑体"/>
+                <w:rFonts w:hint="eastAsia" w:ascii="微软雅黑" w:hAnsi="微软雅黑" w:eastAsia="微软雅黑" w:cs="微软雅黑"/>
                 <w:b/>
                 <w:bCs/>
                 <w:color w:val="254061" w:themeColor="accent1" w:themeShade="80"/>
                 <w:sz w:val="36"/>
                 <w:szCs w:val="36"/>
+                <w:lang w:val="en-US" w:eastAsia="zh-CN"/>
               </w:rPr>
               <w:t>三峡</w:t>
             </w:r>
             <w:r>
               <w:rPr>
-                <w:rFonts w:ascii="黑体" w:hAnsi="黑体" w:eastAsia="黑体" w:cs="黑体"/>
+                <w:rFonts w:hint="eastAsia" w:ascii="微软雅黑" w:hAnsi="微软雅黑" w:eastAsia="微软雅黑" w:cs="微软雅黑"/>
                 <w:b/>
                 <w:bCs/>
                 <w:color w:val="254061" w:themeColor="accent1" w:themeShade="80"/>
@@ -293,7 +294,21 @@
           </w:tcPr>
           <w:p>
             <w:pPr>
-              <w:jc w:val="both"/>
+              <w:keepNext w:val="0"/>
+              <w:keepLines w:val="0"/>
+              <w:pageBreakBefore w:val="0"/>
+              <w:widowControl w:val="0"/>
+              <w:kinsoku/>
+              <w:wordWrap/>
+              <w:overflowPunct/>
+              <w:topLinePunct w:val="0"/>
+              <w:autoSpaceDE/>
+              <w:autoSpaceDN/>
+              <w:bidi w:val="0"/>
+              <w:adjustRightInd/>
+              <w:snapToGrid/>
+              <w:jc w:val="center"/>
+              <w:textAlignment w:val="auto"/>
               <w:rPr>
                 <w:rFonts w:ascii="Times New Roman" w:hAnsi="Times New Roman" w:eastAsia="微软雅黑" w:cs="Times New Roman"/>
                 <w:b/>
@@ -305,14 +320,15 @@
             </w:pPr>
             <w:r>
               <w:rPr>
-                <w:rFonts w:hint="eastAsia" w:ascii="黑体" w:hAnsi="黑体" w:eastAsia="黑体" w:cs="黑体"/>
+                <w:rFonts w:hint="eastAsia" w:ascii="微软雅黑" w:hAnsi="微软雅黑" w:eastAsia="微软雅黑" w:cs="微软雅黑"/>
                 <w:b/>
                 <w:bCs/>
                 <w:color w:val="254061" w:themeColor="accent1" w:themeShade="80"/>
                 <w:sz w:val="32"/>
                 <w:szCs w:val="32"/>
-              </w:rPr>
-              <w:t>脑胶质瘤200基因检测报告{% if PDInfo != undefined %}（含PD-L1）{% endif %}</w:t>
+                <w:lang w:val="en-US" w:eastAsia="zh-CN"/>
+              </w:rPr>
+              <w:t>分子检测报告单</w:t>
             </w:r>
           </w:p>
         </w:tc>
@@ -331,25 +347,12 @@
         </w:rPr>
       </w:pPr>
     </w:p>
-    <w:p>
-      <w:pPr>
-        <w:jc w:val="both"/>
-        <w:rPr>
-          <w:rFonts w:hint="eastAsia" w:ascii="微软雅黑" w:hAnsi="微软雅黑" w:eastAsia="微软雅黑" w:cs="微软雅黑"/>
-          <w:b/>
-          <w:bCs/>
-          <w:color w:val="1F497D"/>
-          <w:sz w:val="24"/>
-          <w:szCs w:val="24"/>
-        </w:rPr>
-      </w:pPr>
-    </w:p>
     <w:tbl>
       <w:tblPr>
         <w:tblStyle w:val="19"/>
-        <w:tblW w:w="9672" w:type="dxa"/>
+        <w:tblW w:w="0" w:type="auto"/>
         <w:jc w:val="center"/>
-        <w:tblLayout w:type="fixed"/>
+        <w:tblLayout w:type="autofit"/>
         <w:tblCellMar>
           <w:top w:w="0" w:type="dxa"/>
           <w:left w:w="0" w:type="dxa"/>
@@ -358,15 +361,14 @@
         </w:tblCellMar>
       </w:tblPr>
       <w:tblGrid>
-        <w:gridCol w:w="1182"/>
-        <w:gridCol w:w="951"/>
-        <w:gridCol w:w="764"/>
-        <w:gridCol w:w="704"/>
-        <w:gridCol w:w="779"/>
-        <w:gridCol w:w="779"/>
-        <w:gridCol w:w="1334"/>
-        <w:gridCol w:w="1091"/>
-        <w:gridCol w:w="2088"/>
+        <w:gridCol w:w="1177"/>
+        <w:gridCol w:w="1039"/>
+        <w:gridCol w:w="1040"/>
+        <w:gridCol w:w="1037"/>
+        <w:gridCol w:w="1039"/>
+        <w:gridCol w:w="1039"/>
+        <w:gridCol w:w="1030"/>
+        <w:gridCol w:w="2271"/>
       </w:tblGrid>
       <w:tr>
         <w:tblPrEx>
@@ -378,17 +380,17 @@
           </w:tblCellMar>
         </w:tblPrEx>
         <w:trPr>
-          <w:trHeight w:val="402" w:hRule="atLeast"/>
+          <w:trHeight w:val="430" w:hRule="atLeast"/>
           <w:jc w:val="center"/>
         </w:trPr>
         <w:tc>
           <w:tcPr>
-            <w:tcW w:w="1182" w:type="dxa"/>
-            <w:tcBorders>
-              <w:top w:val="single" w:color="000000" w:sz="8" w:space="0"/>
+            <w:tcW w:w="1323" w:type="dxa"/>
+            <w:tcBorders>
+              <w:top w:val="single" w:color="auto" w:sz="4" w:space="0"/>
               <w:left w:val="nil"/>
-              <w:bottom w:val="single" w:color="000000" w:sz="8" w:space="0"/>
-              <w:right w:val="single" w:color="000000" w:sz="8" w:space="0"/>
+              <w:bottom w:val="single" w:color="auto" w:sz="4" w:space="0"/>
+              <w:right w:val="single" w:color="auto" w:sz="4" w:space="0"/>
             </w:tcBorders>
             <w:noWrap/>
             <w:tcMar>
@@ -400,25 +402,39 @@
           </w:tcPr>
           <w:p>
             <w:pPr>
+              <w:keepNext w:val="0"/>
+              <w:keepLines w:val="0"/>
+              <w:pageBreakBefore w:val="0"/>
               <w:widowControl/>
+              <w:kinsoku/>
+              <w:wordWrap/>
+              <w:overflowPunct/>
+              <w:topLinePunct w:val="0"/>
+              <w:autoSpaceDE/>
+              <w:autoSpaceDN/>
+              <w:bidi w:val="0"/>
+              <w:adjustRightInd/>
+              <w:snapToGrid/>
+              <w:spacing w:beforeAutospacing="0" w:afterAutospacing="0" w:line="240" w:lineRule="auto"/>
               <w:jc w:val="center"/>
               <w:textAlignment w:val="center"/>
               <w:rPr>
-                <w:rFonts w:hint="eastAsia"/>
+                <w:rFonts w:hint="eastAsia" w:ascii="微软雅黑" w:hAnsi="微软雅黑" w:eastAsia="微软雅黑" w:cs="微软雅黑"/>
                 <w:b/>
                 <w:color w:val="000000"/>
                 <w:sz w:val="21"/>
                 <w:szCs w:val="21"/>
-                <w:lang w:bidi="ar"/>
-              </w:rPr>
-            </w:pPr>
-            <w:r>
-              <w:rPr>
+                <w:lang w:val="en-US" w:eastAsia="zh-CN" w:bidi="ar"/>
+              </w:rPr>
+            </w:pPr>
+            <w:r>
+              <w:rPr>
+                <w:rFonts w:hint="eastAsia" w:ascii="微软雅黑" w:hAnsi="微软雅黑" w:eastAsia="微软雅黑" w:cs="微软雅黑"/>
                 <w:b/>
                 <w:color w:val="000000"/>
                 <w:sz w:val="21"/>
                 <w:szCs w:val="21"/>
-                <w:lang w:bidi="ar"/>
+                <w:lang w:val="en-US" w:eastAsia="zh-CN" w:bidi="ar"/>
               </w:rPr>
               <w:t>姓名</w:t>
             </w:r>
@@ -426,12 +442,12 @@
         </w:tc>
         <w:tc>
           <w:tcPr>
-            <w:tcW w:w="951" w:type="dxa"/>
-            <w:tcBorders>
-              <w:top w:val="single" w:color="000000" w:sz="8" w:space="0"/>
-              <w:left w:val="single" w:color="000000" w:sz="8" w:space="0"/>
-              <w:bottom w:val="single" w:color="000000" w:sz="8" w:space="0"/>
-              <w:right w:val="single" w:color="000000" w:sz="8" w:space="0"/>
+            <w:tcW w:w="1191" w:type="dxa"/>
+            <w:tcBorders>
+              <w:top w:val="single" w:color="auto" w:sz="4" w:space="0"/>
+              <w:left w:val="single" w:color="auto" w:sz="4" w:space="0"/>
+              <w:bottom w:val="single" w:color="auto" w:sz="4" w:space="0"/>
+              <w:right w:val="single" w:color="auto" w:sz="4" w:space="0"/>
             </w:tcBorders>
             <w:noWrap/>
             <w:tcMar>
@@ -443,39 +459,53 @@
           </w:tcPr>
           <w:p>
             <w:pPr>
+              <w:keepNext w:val="0"/>
+              <w:keepLines w:val="0"/>
+              <w:pageBreakBefore w:val="0"/>
               <w:widowControl/>
+              <w:kinsoku/>
+              <w:wordWrap/>
+              <w:overflowPunct/>
+              <w:topLinePunct w:val="0"/>
+              <w:autoSpaceDE/>
+              <w:autoSpaceDN/>
+              <w:bidi w:val="0"/>
+              <w:adjustRightInd/>
+              <w:snapToGrid/>
+              <w:spacing w:beforeAutospacing="0" w:afterAutospacing="0" w:line="240" w:lineRule="auto"/>
               <w:jc w:val="center"/>
               <w:textAlignment w:val="center"/>
               <w:rPr>
-                <w:rFonts w:hint="eastAsia"/>
+                <w:rFonts w:hint="eastAsia" w:ascii="微软雅黑" w:hAnsi="微软雅黑" w:eastAsia="微软雅黑" w:cs="微软雅黑"/>
                 <w:b/>
                 <w:color w:val="000000"/>
                 <w:sz w:val="21"/>
                 <w:szCs w:val="21"/>
+                <w:lang w:eastAsia="zh-CN" w:bidi="ar"/>
+              </w:rPr>
+            </w:pPr>
+            <w:r>
+              <w:rPr>
+                <w:rFonts w:hint="eastAsia" w:ascii="微软雅黑" w:hAnsi="微软雅黑" w:eastAsia="微软雅黑" w:cs="微软雅黑"/>
+                <w:b w:val="0"/>
+                <w:bCs/>
+                <w:color w:val="000000"/>
+                <w:sz w:val="21"/>
+                <w:szCs w:val="21"/>
                 <w:lang w:bidi="ar"/>
               </w:rPr>
-            </w:pPr>
-            <w:r>
-              <w:rPr>
-                <w:rFonts w:hint="eastAsia"/>
-                <w:b/>
-                <w:color w:val="000000"/>
-                <w:sz w:val="21"/>
-                <w:szCs w:val="21"/>
-                <w:lang w:bidi="ar"/>
-              </w:rPr>
               <w:t>{{ client }}</w:t>
             </w:r>
           </w:p>
         </w:tc>
         <w:tc>
           <w:tcPr>
-            <w:tcW w:w="764" w:type="dxa"/>
-            <w:tcBorders>
-              <w:top w:val="single" w:color="000000" w:sz="8" w:space="0"/>
-              <w:left w:val="single" w:color="000000" w:sz="8" w:space="0"/>
-              <w:bottom w:val="single" w:color="000000" w:sz="8" w:space="0"/>
-              <w:right w:val="single" w:color="000000" w:sz="8" w:space="0"/>
+            <w:tcW w:w="1193" w:type="dxa"/>
+            <w:tcBorders>
+              <w:top w:val="single" w:color="auto" w:sz="4" w:space="0"/>
+              <w:left w:val="single" w:color="auto" w:sz="4" w:space="0"/>
+              <w:bottom w:val="single" w:color="auto" w:sz="4" w:space="0"/>
+              <w:right w:val="single" w:color="auto" w:sz="4" w:space="0"/>
             </w:tcBorders>
             <w:noWrap/>
             <w:tcMar>
@@ -487,11 +517,24 @@
           </w:tcPr>
           <w:p>
             <w:pPr>
+              <w:keepNext w:val="0"/>
+              <w:keepLines w:val="0"/>
+              <w:pageBreakBefore w:val="0"/>
               <w:widowControl/>
+              <w:kinsoku/>
+              <w:wordWrap/>
+              <w:overflowPunct/>
+              <w:topLinePunct w:val="0"/>
+              <w:autoSpaceDE/>
+              <w:autoSpaceDN/>
+              <w:bidi w:val="0"/>
+              <w:adjustRightInd/>
+              <w:snapToGrid/>
+              <w:spacing w:beforeAutospacing="0" w:afterAutospacing="0" w:line="240" w:lineRule="auto"/>
               <w:jc w:val="center"/>
               <w:textAlignment w:val="center"/>
               <w:rPr>
-                <w:rFonts w:hint="eastAsia"/>
+                <w:rFonts w:hint="eastAsia" w:ascii="微软雅黑" w:hAnsi="微软雅黑" w:eastAsia="微软雅黑" w:cs="微软雅黑"/>
                 <w:b/>
                 <w:color w:val="000000"/>
                 <w:sz w:val="21"/>
@@ -501,6 +544,7 @@
             </w:pPr>
             <w:r>
               <w:rPr>
+                <w:rFonts w:hint="eastAsia" w:ascii="微软雅黑" w:hAnsi="微软雅黑" w:eastAsia="微软雅黑" w:cs="微软雅黑"/>
                 <w:b/>
                 <w:color w:val="000000"/>
                 <w:sz w:val="21"/>
@@ -513,12 +557,12 @@
         </w:tc>
         <w:tc>
           <w:tcPr>
-            <w:tcW w:w="704" w:type="dxa"/>
-            <w:tcBorders>
-              <w:top w:val="single" w:color="000000" w:sz="8" w:space="0"/>
-              <w:left w:val="single" w:color="000000" w:sz="8" w:space="0"/>
-              <w:bottom w:val="single" w:color="000000" w:sz="8" w:space="0"/>
-              <w:right w:val="single" w:color="000000" w:sz="8" w:space="0"/>
+            <w:tcW w:w="1189" w:type="dxa"/>
+            <w:tcBorders>
+              <w:top w:val="single" w:color="auto" w:sz="4" w:space="0"/>
+              <w:left w:val="single" w:color="auto" w:sz="4" w:space="0"/>
+              <w:bottom w:val="single" w:color="auto" w:sz="4" w:space="0"/>
+              <w:right w:val="single" w:color="auto" w:sz="4" w:space="0"/>
             </w:tcBorders>
             <w:noWrap/>
             <w:tcMar>
@@ -530,11 +574,24 @@
           </w:tcPr>
           <w:p>
             <w:pPr>
+              <w:keepNext w:val="0"/>
+              <w:keepLines w:val="0"/>
+              <w:pageBreakBefore w:val="0"/>
               <w:widowControl/>
+              <w:kinsoku/>
+              <w:wordWrap/>
+              <w:overflowPunct/>
+              <w:topLinePunct w:val="0"/>
+              <w:autoSpaceDE/>
+              <w:autoSpaceDN/>
+              <w:bidi w:val="0"/>
+              <w:adjustRightInd/>
+              <w:snapToGrid/>
+              <w:spacing w:beforeAutospacing="0" w:afterAutospacing="0" w:line="240" w:lineRule="auto"/>
               <w:jc w:val="center"/>
               <w:textAlignment w:val="center"/>
               <w:rPr>
-                <w:rFonts w:hint="eastAsia"/>
+                <w:rFonts w:hint="eastAsia" w:ascii="微软雅黑" w:hAnsi="微软雅黑" w:eastAsia="微软雅黑" w:cs="微软雅黑"/>
                 <w:b/>
                 <w:color w:val="000000"/>
                 <w:sz w:val="21"/>
@@ -544,11 +601,13 @@
             </w:pPr>
             <w:r>
               <w:rPr>
-                <w:rFonts w:hint="eastAsia"/>
-                <w:b/>
+                <w:rFonts w:hint="eastAsia" w:ascii="微软雅黑" w:hAnsi="微软雅黑" w:eastAsia="微软雅黑" w:cs="微软雅黑"/>
+                <w:b w:val="0"/>
+                <w:bCs/>
                 <w:color w:val="000000"/>
                 <w:sz w:val="21"/>
                 <w:szCs w:val="21"/>
+                <w:lang w:eastAsia="zh-CN"/>
               </w:rPr>
               <w:t>{{ sex }}</w:t>
             </w:r>
@@ -556,12 +615,12 @@
         </w:tc>
         <w:tc>
           <w:tcPr>
-            <w:tcW w:w="779" w:type="dxa"/>
-            <w:tcBorders>
-              <w:top w:val="single" w:color="000000" w:sz="8" w:space="0"/>
-              <w:left w:val="single" w:color="000000" w:sz="8" w:space="0"/>
-              <w:bottom w:val="single" w:color="000000" w:sz="8" w:space="0"/>
-              <w:right w:val="single" w:color="000000" w:sz="8" w:space="0"/>
+            <w:tcW w:w="1191" w:type="dxa"/>
+            <w:tcBorders>
+              <w:top w:val="single" w:color="auto" w:sz="4" w:space="0"/>
+              <w:left w:val="single" w:color="auto" w:sz="4" w:space="0"/>
+              <w:bottom w:val="single" w:color="auto" w:sz="4" w:space="0"/>
+              <w:right w:val="single" w:color="auto" w:sz="4" w:space="0"/>
             </w:tcBorders>
             <w:noWrap/>
             <w:tcMar>
@@ -573,24 +632,40 @@
           </w:tcPr>
           <w:p>
             <w:pPr>
+              <w:keepNext w:val="0"/>
+              <w:keepLines w:val="0"/>
+              <w:pageBreakBefore w:val="0"/>
               <w:widowControl/>
+              <w:kinsoku/>
+              <w:wordWrap/>
+              <w:overflowPunct/>
+              <w:topLinePunct w:val="0"/>
+              <w:autoSpaceDE/>
+              <w:autoSpaceDN/>
+              <w:bidi w:val="0"/>
+              <w:adjustRightInd/>
+              <w:snapToGrid/>
+              <w:spacing w:beforeAutospacing="0" w:afterAutospacing="0" w:line="240" w:lineRule="auto"/>
               <w:jc w:val="center"/>
               <w:textAlignment w:val="center"/>
               <w:rPr>
-                <w:rFonts w:hint="eastAsia"/>
+                <w:rFonts w:hint="eastAsia" w:ascii="微软雅黑" w:hAnsi="微软雅黑" w:eastAsia="微软雅黑" w:cs="微软雅黑"/>
                 <w:b/>
                 <w:color w:val="000000"/>
                 <w:sz w:val="21"/>
                 <w:szCs w:val="21"/>
+                <w:highlight w:val="none"/>
                 <w:lang w:bidi="ar"/>
               </w:rPr>
             </w:pPr>
             <w:r>
               <w:rPr>
+                <w:rFonts w:hint="eastAsia" w:ascii="微软雅黑" w:hAnsi="微软雅黑" w:eastAsia="微软雅黑" w:cs="微软雅黑"/>
                 <w:b/>
                 <w:color w:val="000000"/>
                 <w:sz w:val="21"/>
                 <w:szCs w:val="21"/>
+                <w:highlight w:val="none"/>
                 <w:lang w:bidi="ar"/>
               </w:rPr>
               <w:t>年龄</w:t>
@@ -599,12 +674,12 @@
         </w:tc>
         <w:tc>
           <w:tcPr>
-            <w:tcW w:w="779" w:type="dxa"/>
-            <w:tcBorders>
-              <w:top w:val="single" w:color="000000" w:sz="8" w:space="0"/>
-              <w:left w:val="single" w:color="000000" w:sz="8" w:space="0"/>
-              <w:bottom w:val="single" w:color="000000" w:sz="8" w:space="0"/>
-              <w:right w:val="single" w:color="000000" w:sz="8" w:space="0"/>
+            <w:tcW w:w="1191" w:type="dxa"/>
+            <w:tcBorders>
+              <w:top w:val="single" w:color="auto" w:sz="4" w:space="0"/>
+              <w:left w:val="single" w:color="auto" w:sz="4" w:space="0"/>
+              <w:bottom w:val="single" w:color="auto" w:sz="4" w:space="0"/>
+              <w:right w:val="single" w:color="auto" w:sz="4" w:space="0"/>
             </w:tcBorders>
             <w:noWrap/>
             <w:tcMar>
@@ -616,35 +691,54 @@
           </w:tcPr>
           <w:p>
             <w:pPr>
+              <w:keepNext w:val="0"/>
+              <w:keepLines w:val="0"/>
+              <w:pageBreakBefore w:val="0"/>
               <w:widowControl/>
+              <w:kinsoku/>
+              <w:wordWrap/>
+              <w:overflowPunct/>
+              <w:topLinePunct w:val="0"/>
+              <w:autoSpaceDE/>
+              <w:autoSpaceDN/>
+              <w:bidi w:val="0"/>
+              <w:adjustRightInd/>
+              <w:snapToGrid/>
+              <w:spacing w:beforeAutospacing="0" w:afterAutospacing="0" w:line="240" w:lineRule="auto"/>
               <w:jc w:val="center"/>
               <w:textAlignment w:val="center"/>
               <w:rPr>
-                <w:rFonts w:hint="eastAsia"/>
+                <w:rFonts w:hint="eastAsia" w:ascii="微软雅黑" w:hAnsi="微软雅黑" w:eastAsia="微软雅黑" w:cs="微软雅黑"/>
                 <w:b/>
                 <w:color w:val="000000"/>
                 <w:sz w:val="21"/>
                 <w:szCs w:val="21"/>
+                <w:highlight w:val="none"/>
                 <w:lang w:bidi="ar"/>
               </w:rPr>
             </w:pPr>
             <w:r>
               <w:rPr>
-                <w:rFonts w:ascii="Times New Roman" w:hAnsi="Times New Roman" w:cs="Times New Roman"/>
-                <w:b/>
+                <w:rFonts w:hint="eastAsia" w:ascii="微软雅黑" w:hAnsi="微软雅黑" w:eastAsia="微软雅黑" w:cs="微软雅黑"/>
+                <w:b w:val="0"/>
+                <w:bCs/>
                 <w:color w:val="000000"/>
                 <w:sz w:val="21"/>
                 <w:szCs w:val="21"/>
+                <w:highlight w:val="none"/>
+                <w:lang w:eastAsia="zh-CN"/>
               </w:rPr>
               <w:t>{{ age }}</w:t>
             </w:r>
             <w:r>
               <w:rPr>
-                <w:rFonts w:ascii="Times New Roman" w:hAnsi="Times New Roman" w:cs="Times New Roman"/>
-                <w:b/>
+                <w:rFonts w:hint="eastAsia" w:ascii="微软雅黑" w:hAnsi="微软雅黑" w:eastAsia="微软雅黑" w:cs="微软雅黑"/>
+                <w:b w:val="0"/>
+                <w:bCs/>
                 <w:color w:val="000000"/>
                 <w:sz w:val="21"/>
                 <w:szCs w:val="21"/>
+                <w:highlight w:val="none"/>
                 <w:lang w:bidi="ar"/>
               </w:rPr>
               <w:t>岁</w:t>
@@ -653,12 +747,12 @@
         </w:tc>
         <w:tc>
           <w:tcPr>
-            <w:tcW w:w="1334" w:type="dxa"/>
-            <w:tcBorders>
-              <w:top w:val="single" w:color="000000" w:sz="8" w:space="0"/>
-              <w:left w:val="single" w:color="000000" w:sz="8" w:space="0"/>
-              <w:bottom w:val="single" w:color="000000" w:sz="8" w:space="0"/>
-              <w:right w:val="single" w:color="000000" w:sz="8" w:space="0"/>
+            <w:tcW w:w="1181" w:type="dxa"/>
+            <w:tcBorders>
+              <w:top w:val="single" w:color="auto" w:sz="4" w:space="0"/>
+              <w:left w:val="single" w:color="auto" w:sz="4" w:space="0"/>
+              <w:bottom w:val="single" w:color="auto" w:sz="4" w:space="0"/>
+              <w:right w:val="single" w:color="auto" w:sz="4" w:space="0"/>
             </w:tcBorders>
             <w:noWrap/>
             <w:tcMar>
@@ -670,38 +764,53 @@
           </w:tcPr>
           <w:p>
             <w:pPr>
+              <w:keepNext w:val="0"/>
+              <w:keepLines w:val="0"/>
+              <w:pageBreakBefore w:val="0"/>
               <w:widowControl/>
+              <w:kinsoku/>
+              <w:wordWrap/>
+              <w:overflowPunct/>
+              <w:topLinePunct w:val="0"/>
+              <w:autoSpaceDE/>
+              <w:autoSpaceDN/>
+              <w:bidi w:val="0"/>
+              <w:adjustRightInd/>
+              <w:snapToGrid/>
+              <w:spacing w:beforeAutospacing="0" w:afterAutospacing="0" w:line="240" w:lineRule="auto"/>
               <w:jc w:val="center"/>
               <w:textAlignment w:val="center"/>
               <w:rPr>
-                <w:rFonts w:hint="eastAsia"/>
+                <w:rFonts w:hint="eastAsia" w:ascii="微软雅黑" w:hAnsi="微软雅黑" w:eastAsia="微软雅黑" w:cs="微软雅黑"/>
                 <w:b/>
                 <w:color w:val="000000"/>
                 <w:sz w:val="21"/>
                 <w:szCs w:val="21"/>
-                <w:lang w:bidi="ar"/>
-              </w:rPr>
-            </w:pPr>
-            <w:r>
-              <w:rPr>
+                <w:highlight w:val="none"/>
+                <w:lang w:val="en-US" w:eastAsia="zh-CN" w:bidi="ar"/>
+              </w:rPr>
+            </w:pPr>
+            <w:r>
+              <w:rPr>
+                <w:rFonts w:hint="eastAsia" w:ascii="微软雅黑" w:hAnsi="微软雅黑" w:eastAsia="微软雅黑" w:cs="微软雅黑"/>
                 <w:b/>
                 <w:color w:val="000000"/>
                 <w:sz w:val="21"/>
                 <w:szCs w:val="21"/>
-                <w:lang w:bidi="ar"/>
-              </w:rPr>
-              <w:t>送检医院</w:t>
-            </w:r>
-          </w:p>
-        </w:tc>
-        <w:tc>
-          <w:tcPr>
-            <w:tcW w:w="3179" w:type="dxa"/>
-            <w:gridSpan w:val="2"/>
-            <w:tcBorders>
-              <w:top w:val="single" w:color="000000" w:sz="8" w:space="0"/>
-              <w:left w:val="single" w:color="000000" w:sz="8" w:space="0"/>
-              <w:bottom w:val="single" w:color="000000" w:sz="8" w:space="0"/>
+                <w:highlight w:val="none"/>
+                <w:lang w:val="en-US" w:eastAsia="zh-CN" w:bidi="ar"/>
+              </w:rPr>
+              <w:t>检测号</w:t>
+            </w:r>
+          </w:p>
+        </w:tc>
+        <w:tc>
+          <w:tcPr>
+            <w:tcW w:w="1497" w:type="dxa"/>
+            <w:tcBorders>
+              <w:top w:val="single" w:color="auto" w:sz="4" w:space="0"/>
+              <w:left w:val="single" w:color="auto" w:sz="4" w:space="0"/>
+              <w:bottom w:val="single" w:color="auto" w:sz="4" w:space="0"/>
               <w:right w:val="nil"/>
             </w:tcBorders>
             <w:noWrap/>
@@ -714,11 +823,24 @@
           </w:tcPr>
           <w:p>
             <w:pPr>
+              <w:keepNext w:val="0"/>
+              <w:keepLines w:val="0"/>
+              <w:pageBreakBefore w:val="0"/>
               <w:widowControl/>
+              <w:kinsoku/>
+              <w:wordWrap/>
+              <w:overflowPunct/>
+              <w:topLinePunct w:val="0"/>
+              <w:autoSpaceDE/>
+              <w:autoSpaceDN/>
+              <w:bidi w:val="0"/>
+              <w:adjustRightInd/>
+              <w:snapToGrid/>
+              <w:spacing w:beforeAutospacing="0" w:afterAutospacing="0" w:line="240" w:lineRule="auto"/>
               <w:jc w:val="center"/>
               <w:textAlignment w:val="center"/>
               <w:rPr>
-                <w:rFonts w:ascii="Times New Roman" w:hAnsi="Times New Roman" w:cs="Times New Roman"/>
+                <w:rFonts w:hint="eastAsia" w:ascii="微软雅黑" w:hAnsi="微软雅黑" w:eastAsia="微软雅黑" w:cs="微软雅黑"/>
                 <w:b/>
                 <w:bCs/>
                 <w:kern w:val="2"/>
@@ -726,12 +848,15 @@
             </w:pPr>
             <w:r>
               <w:rPr>
-                <w:rFonts w:hint="eastAsia"/>
-                <w:b/>
+                <w:rFonts w:hint="eastAsia" w:ascii="微软雅黑" w:hAnsi="微软雅黑" w:eastAsia="微软雅黑" w:cs="微软雅黑"/>
+                <w:b w:val="0"/>
                 <w:bCs/>
-                <w:kern w:val="2"/>
-              </w:rPr>
-              <w:t>{{ hospital }}</w:t>
+                <w:color w:val="000000"/>
+                <w:sz w:val="21"/>
+                <w:szCs w:val="21"/>
+                <w:lang w:bidi="ar"/>
+              </w:rPr>
+              <w:t>{{ template_subbarcode }}</w:t>
             </w:r>
           </w:p>
         </w:tc>
@@ -746,17 +871,17 @@
           </w:tblCellMar>
         </w:tblPrEx>
         <w:trPr>
-          <w:trHeight w:val="402" w:hRule="atLeast"/>
+          <w:trHeight w:val="397" w:hRule="atLeast"/>
           <w:jc w:val="center"/>
         </w:trPr>
         <w:tc>
           <w:tcPr>
-            <w:tcW w:w="1182" w:type="dxa"/>
-            <w:tcBorders>
-              <w:top w:val="nil"/>
+            <w:tcW w:w="1323" w:type="dxa"/>
+            <w:tcBorders>
+              <w:top w:val="single" w:color="auto" w:sz="4" w:space="0"/>
               <w:left w:val="nil"/>
-              <w:bottom w:val="single" w:color="000000" w:sz="8" w:space="0"/>
-              <w:right w:val="single" w:color="000000" w:sz="8" w:space="0"/>
+              <w:bottom w:val="single" w:color="auto" w:sz="4" w:space="0"/>
+              <w:right w:val="single" w:color="auto" w:sz="4" w:space="0"/>
             </w:tcBorders>
             <w:noWrap/>
             <w:tcMar>
@@ -768,38 +893,53 @@
           </w:tcPr>
           <w:p>
             <w:pPr>
+              <w:keepNext w:val="0"/>
+              <w:keepLines w:val="0"/>
+              <w:pageBreakBefore w:val="0"/>
               <w:widowControl/>
+              <w:kinsoku/>
+              <w:wordWrap/>
+              <w:overflowPunct/>
+              <w:topLinePunct w:val="0"/>
+              <w:autoSpaceDE/>
+              <w:autoSpaceDN/>
+              <w:bidi w:val="0"/>
+              <w:adjustRightInd/>
+              <w:snapToGrid/>
+              <w:spacing w:beforeAutospacing="0" w:afterAutospacing="0" w:line="240" w:lineRule="auto"/>
               <w:jc w:val="center"/>
               <w:textAlignment w:val="center"/>
               <w:rPr>
-                <w:rFonts w:hint="eastAsia"/>
+                <w:rFonts w:hint="eastAsia" w:ascii="微软雅黑" w:hAnsi="微软雅黑" w:eastAsia="微软雅黑" w:cs="微软雅黑"/>
                 <w:b/>
                 <w:color w:val="000000"/>
                 <w:sz w:val="21"/>
                 <w:szCs w:val="21"/>
-                <w:lang w:bidi="ar"/>
-              </w:rPr>
-            </w:pPr>
-            <w:r>
-              <w:rPr>
+                <w:lang w:val="en-US" w:eastAsia="zh-CN" w:bidi="ar"/>
+              </w:rPr>
+            </w:pPr>
+            <w:r>
+              <w:rPr>
+                <w:rFonts w:hint="eastAsia" w:ascii="微软雅黑" w:hAnsi="微软雅黑" w:eastAsia="微软雅黑" w:cs="微软雅黑"/>
                 <w:b/>
                 <w:color w:val="000000"/>
                 <w:sz w:val="21"/>
                 <w:szCs w:val="21"/>
-                <w:lang w:bidi="ar"/>
-              </w:rPr>
-              <w:t>住院号</w:t>
-            </w:r>
-          </w:p>
-        </w:tc>
-        <w:tc>
-          <w:tcPr>
-            <w:tcW w:w="951" w:type="dxa"/>
-            <w:tcBorders>
-              <w:top w:val="nil"/>
-              <w:left w:val="single" w:color="000000" w:sz="8" w:space="0"/>
-              <w:bottom w:val="single" w:color="000000" w:sz="8" w:space="0"/>
-              <w:right w:val="single" w:color="000000" w:sz="8" w:space="0"/>
+                <w:lang w:val="en-US" w:eastAsia="zh-CN" w:bidi="ar"/>
+              </w:rPr>
+              <w:t>科室</w:t>
+            </w:r>
+          </w:p>
+        </w:tc>
+        <w:tc>
+          <w:tcPr>
+            <w:tcW w:w="3573" w:type="dxa"/>
+            <w:gridSpan w:val="3"/>
+            <w:tcBorders>
+              <w:top w:val="single" w:color="auto" w:sz="4" w:space="0"/>
+              <w:left w:val="single" w:color="auto" w:sz="4" w:space="0"/>
+              <w:bottom w:val="single" w:color="auto" w:sz="4" w:space="0"/>
+              <w:right w:val="single" w:color="auto" w:sz="4" w:space="0"/>
             </w:tcBorders>
             <w:noWrap/>
             <w:tcMar>
@@ -811,12 +951,25 @@
           </w:tcPr>
           <w:p>
             <w:pPr>
+              <w:keepNext w:val="0"/>
+              <w:keepLines w:val="0"/>
+              <w:pageBreakBefore w:val="0"/>
               <w:widowControl/>
-              <w:jc w:val="center"/>
-              <w:textAlignment w:val="center"/>
-              <w:rPr>
-                <w:rFonts w:hint="eastAsia"/>
-                <w:b/>
+              <w:kinsoku/>
+              <w:wordWrap/>
+              <w:overflowPunct/>
+              <w:topLinePunct w:val="0"/>
+              <w:autoSpaceDE/>
+              <w:autoSpaceDN/>
+              <w:bidi w:val="0"/>
+              <w:adjustRightInd/>
+              <w:snapToGrid/>
+              <w:spacing w:beforeAutospacing="0" w:afterAutospacing="0" w:line="240" w:lineRule="auto"/>
+              <w:jc w:val="center"/>
+              <w:rPr>
+                <w:rFonts w:hint="eastAsia" w:ascii="微软雅黑" w:hAnsi="微软雅黑" w:eastAsia="微软雅黑" w:cs="微软雅黑"/>
+                <w:b w:val="0"/>
+                <w:bCs/>
                 <w:color w:val="000000"/>
                 <w:sz w:val="21"/>
                 <w:szCs w:val="21"/>
@@ -825,25 +978,26 @@
             </w:pPr>
             <w:r>
               <w:rPr>
-                <w:rFonts w:hint="eastAsia"/>
-                <w:b/>
+                <w:rFonts w:hint="eastAsia" w:ascii="微软雅黑" w:hAnsi="微软雅黑" w:eastAsia="微软雅黑" w:cs="微软雅黑"/>
+                <w:b w:val="0"/>
+                <w:bCs/>
                 <w:color w:val="000000"/>
                 <w:sz w:val="21"/>
                 <w:szCs w:val="21"/>
                 <w:lang w:bidi="ar"/>
               </w:rPr>
-              <w:t>{{ room }}</w:t>
-            </w:r>
-          </w:p>
-        </w:tc>
-        <w:tc>
-          <w:tcPr>
-            <w:tcW w:w="764" w:type="dxa"/>
-            <w:tcBorders>
-              <w:top w:val="nil"/>
-              <w:left w:val="single" w:color="000000" w:sz="8" w:space="0"/>
-              <w:bottom w:val="single" w:color="000000" w:sz="8" w:space="0"/>
-              <w:right w:val="single" w:color="000000" w:sz="8" w:space="0"/>
+              <w:t>{{ locationname }}</w:t>
+            </w:r>
+          </w:p>
+        </w:tc>
+        <w:tc>
+          <w:tcPr>
+            <w:tcW w:w="1191" w:type="dxa"/>
+            <w:tcBorders>
+              <w:top w:val="single" w:color="auto" w:sz="4" w:space="0"/>
+              <w:left w:val="single" w:color="auto" w:sz="4" w:space="0"/>
+              <w:bottom w:val="single" w:color="auto" w:sz="4" w:space="0"/>
+              <w:right w:val="single" w:color="auto" w:sz="4" w:space="0"/>
             </w:tcBorders>
             <w:noWrap/>
             <w:tcMar>
@@ -855,39 +1009,52 @@
           </w:tcPr>
           <w:p>
             <w:pPr>
+              <w:keepNext w:val="0"/>
+              <w:keepLines w:val="0"/>
+              <w:pageBreakBefore w:val="0"/>
               <w:widowControl/>
+              <w:kinsoku/>
+              <w:wordWrap/>
+              <w:overflowPunct/>
+              <w:topLinePunct w:val="0"/>
+              <w:autoSpaceDE/>
+              <w:autoSpaceDN/>
+              <w:bidi w:val="0"/>
+              <w:adjustRightInd/>
+              <w:snapToGrid/>
+              <w:spacing w:beforeAutospacing="0" w:afterAutospacing="0" w:line="240" w:lineRule="auto"/>
               <w:jc w:val="center"/>
               <w:textAlignment w:val="center"/>
               <w:rPr>
-                <w:rFonts w:hint="eastAsia"/>
+                <w:rFonts w:hint="eastAsia" w:ascii="微软雅黑" w:hAnsi="微软雅黑" w:eastAsia="微软雅黑" w:cs="微软雅黑"/>
                 <w:b/>
                 <w:color w:val="000000"/>
                 <w:sz w:val="21"/>
                 <w:szCs w:val="21"/>
-                <w:lang w:bidi="ar"/>
-              </w:rPr>
-            </w:pPr>
-            <w:r>
-              <w:rPr>
+                <w:lang w:val="en-US" w:eastAsia="zh-CN" w:bidi="ar"/>
+              </w:rPr>
+            </w:pPr>
+            <w:r>
+              <w:rPr>
+                <w:rFonts w:hint="eastAsia" w:ascii="微软雅黑" w:hAnsi="微软雅黑" w:eastAsia="微软雅黑" w:cs="微软雅黑"/>
                 <w:b/>
                 <w:color w:val="000000"/>
                 <w:sz w:val="21"/>
                 <w:szCs w:val="21"/>
-                <w:lang w:bidi="ar"/>
-              </w:rPr>
-              <w:t>床号</w:t>
-            </w:r>
-          </w:p>
-        </w:tc>
-        <w:tc>
-          <w:tcPr>
-            <w:tcW w:w="1483" w:type="dxa"/>
-            <w:gridSpan w:val="2"/>
-            <w:tcBorders>
-              <w:top w:val="nil"/>
-              <w:left w:val="single" w:color="000000" w:sz="8" w:space="0"/>
-              <w:bottom w:val="single" w:color="000000" w:sz="8" w:space="0"/>
-              <w:right w:val="single" w:color="000000" w:sz="8" w:space="0"/>
+                <w:lang w:val="en-US" w:eastAsia="zh-CN" w:bidi="ar"/>
+              </w:rPr>
+              <w:t>住院号</w:t>
+            </w:r>
+          </w:p>
+        </w:tc>
+        <w:tc>
+          <w:tcPr>
+            <w:tcW w:w="1191" w:type="dxa"/>
+            <w:tcBorders>
+              <w:top w:val="single" w:color="auto" w:sz="4" w:space="0"/>
+              <w:left w:val="single" w:color="auto" w:sz="4" w:space="0"/>
+              <w:bottom w:val="single" w:color="auto" w:sz="4" w:space="0"/>
+              <w:right w:val="single" w:color="auto" w:sz="4" w:space="0"/>
             </w:tcBorders>
             <w:noWrap/>
             <w:tcMar>
@@ -899,9 +1066,23 @@
           </w:tcPr>
           <w:p>
             <w:pPr>
-              <w:jc w:val="center"/>
-              <w:rPr>
-                <w:rFonts w:hint="eastAsia"/>
+              <w:keepNext w:val="0"/>
+              <w:keepLines w:val="0"/>
+              <w:pageBreakBefore w:val="0"/>
+              <w:widowControl/>
+              <w:kinsoku/>
+              <w:wordWrap/>
+              <w:overflowPunct/>
+              <w:topLinePunct w:val="0"/>
+              <w:autoSpaceDE/>
+              <w:autoSpaceDN/>
+              <w:bidi w:val="0"/>
+              <w:adjustRightInd/>
+              <w:snapToGrid/>
+              <w:spacing w:beforeAutospacing="0" w:afterAutospacing="0" w:line="240" w:lineRule="auto"/>
+              <w:jc w:val="center"/>
+              <w:rPr>
+                <w:rFonts w:hint="eastAsia" w:ascii="微软雅黑" w:hAnsi="微软雅黑" w:eastAsia="微软雅黑" w:cs="微软雅黑"/>
                 <w:b/>
                 <w:color w:val="000000"/>
                 <w:sz w:val="21"/>
@@ -911,25 +1092,26 @@
             </w:pPr>
             <w:r>
               <w:rPr>
-                <w:rFonts w:hint="eastAsia"/>
-                <w:b/>
+                <w:rFonts w:hint="eastAsia" w:ascii="微软雅黑" w:hAnsi="微软雅黑" w:eastAsia="微软雅黑" w:cs="微软雅黑"/>
+                <w:b w:val="0"/>
+                <w:bCs/>
                 <w:color w:val="000000"/>
                 <w:sz w:val="21"/>
                 <w:szCs w:val="21"/>
                 <w:lang w:bidi="ar"/>
               </w:rPr>
-              <w:t>{{ bed }}</w:t>
-            </w:r>
-          </w:p>
-        </w:tc>
-        <w:tc>
-          <w:tcPr>
-            <w:tcW w:w="779" w:type="dxa"/>
-            <w:tcBorders>
-              <w:top w:val="nil"/>
-              <w:left w:val="single" w:color="000000" w:sz="8" w:space="0"/>
-              <w:bottom w:val="single" w:color="000000" w:sz="8" w:space="0"/>
-              <w:right w:val="single" w:color="000000" w:sz="8" w:space="0"/>
+              <w:t>{{ room }}</w:t>
+            </w:r>
+          </w:p>
+        </w:tc>
+        <w:tc>
+          <w:tcPr>
+            <w:tcW w:w="1181" w:type="dxa"/>
+            <w:tcBorders>
+              <w:top w:val="single" w:color="auto" w:sz="4" w:space="0"/>
+              <w:left w:val="single" w:color="auto" w:sz="4" w:space="0"/>
+              <w:bottom w:val="single" w:color="auto" w:sz="4" w:space="0"/>
+              <w:right w:val="single" w:color="auto" w:sz="4" w:space="0"/>
             </w:tcBorders>
             <w:noWrap/>
             <w:tcMar>
@@ -941,11 +1123,24 @@
           </w:tcPr>
           <w:p>
             <w:pPr>
+              <w:keepNext w:val="0"/>
+              <w:keepLines w:val="0"/>
+              <w:pageBreakBefore w:val="0"/>
               <w:widowControl/>
+              <w:kinsoku/>
+              <w:wordWrap/>
+              <w:overflowPunct/>
+              <w:topLinePunct w:val="0"/>
+              <w:autoSpaceDE/>
+              <w:autoSpaceDN/>
+              <w:bidi w:val="0"/>
+              <w:adjustRightInd/>
+              <w:snapToGrid/>
+              <w:spacing w:beforeAutospacing="0" w:afterAutospacing="0" w:line="240" w:lineRule="auto"/>
               <w:jc w:val="center"/>
               <w:textAlignment w:val="center"/>
               <w:rPr>
-                <w:rFonts w:hint="eastAsia"/>
+                <w:rFonts w:hint="eastAsia" w:ascii="微软雅黑" w:hAnsi="微软雅黑" w:eastAsia="微软雅黑" w:cs="微软雅黑"/>
                 <w:b/>
                 <w:color w:val="000000"/>
                 <w:sz w:val="21"/>
@@ -955,23 +1150,24 @@
             </w:pPr>
             <w:r>
               <w:rPr>
+                <w:rFonts w:hint="eastAsia" w:ascii="微软雅黑" w:hAnsi="微软雅黑" w:eastAsia="微软雅黑" w:cs="微软雅黑"/>
                 <w:b/>
                 <w:color w:val="000000"/>
                 <w:sz w:val="21"/>
                 <w:szCs w:val="21"/>
-                <w:lang w:bidi="ar"/>
-              </w:rPr>
-              <w:t>科室</w:t>
-            </w:r>
-          </w:p>
-        </w:tc>
-        <w:tc>
-          <w:tcPr>
-            <w:tcW w:w="1334" w:type="dxa"/>
-            <w:tcBorders>
-              <w:top w:val="nil"/>
-              <w:left w:val="single" w:color="000000" w:sz="8" w:space="0"/>
-              <w:bottom w:val="single" w:color="000000" w:sz="8" w:space="0"/>
+                <w:lang w:val="en-US" w:eastAsia="zh-CN" w:bidi="ar"/>
+              </w:rPr>
+              <w:t>床号</w:t>
+            </w:r>
+          </w:p>
+        </w:tc>
+        <w:tc>
+          <w:tcPr>
+            <w:tcW w:w="1497" w:type="dxa"/>
+            <w:tcBorders>
+              <w:top w:val="single" w:color="auto" w:sz="4" w:space="0"/>
+              <w:left w:val="single" w:color="auto" w:sz="4" w:space="0"/>
+              <w:bottom w:val="single" w:color="auto" w:sz="4" w:space="0"/>
               <w:right w:val="nil"/>
             </w:tcBorders>
             <w:noWrap/>
@@ -984,12 +1180,26 @@
           </w:tcPr>
           <w:p>
             <w:pPr>
+              <w:keepNext w:val="0"/>
+              <w:keepLines w:val="0"/>
+              <w:pageBreakBefore w:val="0"/>
               <w:widowControl/>
+              <w:kinsoku/>
+              <w:wordWrap/>
+              <w:overflowPunct/>
+              <w:topLinePunct w:val="0"/>
+              <w:autoSpaceDE/>
+              <w:autoSpaceDN/>
+              <w:bidi w:val="0"/>
+              <w:adjustRightInd/>
+              <w:snapToGrid/>
+              <w:spacing w:beforeAutospacing="0" w:afterAutospacing="0" w:line="240" w:lineRule="auto"/>
               <w:jc w:val="center"/>
               <w:textAlignment w:val="center"/>
               <w:rPr>
-                <w:rFonts w:hint="eastAsia"/>
-                <w:b/>
+                <w:rFonts w:hint="eastAsia" w:ascii="微软雅黑" w:hAnsi="微软雅黑" w:eastAsia="微软雅黑" w:cs="微软雅黑"/>
+                <w:b w:val="0"/>
+                <w:bCs/>
                 <w:color w:val="000000"/>
                 <w:sz w:val="21"/>
                 <w:szCs w:val="21"/>
@@ -998,102 +1208,15 @@
             </w:pPr>
             <w:r>
               <w:rPr>
-                <w:rFonts w:hint="eastAsia"/>
-                <w:b/>
+                <w:rFonts w:hint="eastAsia" w:ascii="微软雅黑" w:hAnsi="微软雅黑" w:eastAsia="微软雅黑" w:cs="微软雅黑"/>
+                <w:b w:val="0"/>
+                <w:bCs/>
                 <w:color w:val="000000"/>
                 <w:sz w:val="21"/>
                 <w:szCs w:val="21"/>
                 <w:lang w:bidi="ar"/>
               </w:rPr>
-              <w:t>{{ locationname }}</w:t>
-            </w:r>
-          </w:p>
-        </w:tc>
-        <w:tc>
-          <w:tcPr>
-            <w:tcW w:w="1091" w:type="dxa"/>
-            <w:tcBorders>
-              <w:top w:val="nil"/>
-              <w:left w:val="single" w:color="000000" w:sz="8" w:space="0"/>
-              <w:bottom w:val="single" w:color="000000" w:sz="8" w:space="0"/>
-              <w:right w:val="nil"/>
-            </w:tcBorders>
-            <w:noWrap/>
-            <w:tcMar>
-              <w:top w:w="15" w:type="dxa"/>
-              <w:left w:w="15" w:type="dxa"/>
-              <w:right w:w="15" w:type="dxa"/>
-            </w:tcMar>
-            <w:vAlign w:val="center"/>
-          </w:tcPr>
-          <w:p>
-            <w:pPr>
-              <w:widowControl/>
-              <w:jc w:val="center"/>
-              <w:textAlignment w:val="center"/>
-              <w:rPr>
-                <w:rFonts w:hint="eastAsia"/>
-                <w:b/>
-                <w:color w:val="000000"/>
-                <w:sz w:val="21"/>
-                <w:szCs w:val="21"/>
-                <w:lang w:bidi="ar"/>
-              </w:rPr>
-            </w:pPr>
-            <w:r>
-              <w:rPr>
-                <w:rFonts w:hint="eastAsia"/>
-                <w:b/>
-                <w:color w:val="000000"/>
-                <w:sz w:val="21"/>
-                <w:szCs w:val="21"/>
-                <w:lang w:bidi="ar"/>
-              </w:rPr>
-              <w:t>临床诊断</w:t>
-            </w:r>
-          </w:p>
-        </w:tc>
-        <w:tc>
-          <w:tcPr>
-            <w:tcW w:w="2088" w:type="dxa"/>
-            <w:tcBorders>
-              <w:top w:val="nil"/>
-              <w:left w:val="single" w:color="000000" w:sz="8" w:space="0"/>
-              <w:bottom w:val="single" w:color="000000" w:sz="8" w:space="0"/>
-              <w:right w:val="nil"/>
-            </w:tcBorders>
-            <w:noWrap/>
-            <w:tcMar>
-              <w:top w:w="15" w:type="dxa"/>
-              <w:left w:w="15" w:type="dxa"/>
-              <w:right w:w="15" w:type="dxa"/>
-            </w:tcMar>
-            <w:vAlign w:val="center"/>
-          </w:tcPr>
-          <w:p>
-            <w:pPr>
-              <w:widowControl/>
-              <w:jc w:val="center"/>
-              <w:textAlignment w:val="center"/>
-              <w:rPr>
-                <w:rFonts w:hint="eastAsia"/>
-                <w:b/>
-                <w:color w:val="000000"/>
-                <w:sz w:val="21"/>
-                <w:szCs w:val="21"/>
-                <w:lang w:bidi="ar"/>
-              </w:rPr>
-            </w:pPr>
-            <w:r>
-              <w:rPr>
-                <w:rFonts w:hint="eastAsia"/>
-                <w:b/>
-                <w:color w:val="000000"/>
-                <w:sz w:val="21"/>
-                <w:szCs w:val="21"/>
-                <w:lang w:bidi="ar"/>
-              </w:rPr>
-              <w:t>{{ diseaseName }}</w:t>
+              <w:t>{{ bed }}</w:t>
             </w:r>
           </w:p>
         </w:tc>
@@ -1108,17 +1231,17 @@
           </w:tblCellMar>
         </w:tblPrEx>
         <w:trPr>
-          <w:trHeight w:val="402" w:hRule="atLeast"/>
+          <w:trHeight w:val="397" w:hRule="atLeast"/>
           <w:jc w:val="center"/>
         </w:trPr>
         <w:tc>
           <w:tcPr>
-            <w:tcW w:w="1182" w:type="dxa"/>
-            <w:tcBorders>
-              <w:top w:val="nil"/>
+            <w:tcW w:w="1323" w:type="dxa"/>
+            <w:tcBorders>
+              <w:top w:val="single" w:color="auto" w:sz="4" w:space="0"/>
               <w:left w:val="nil"/>
-              <w:bottom w:val="single" w:color="000000" w:sz="8" w:space="0"/>
-              <w:right w:val="single" w:color="000000" w:sz="8" w:space="0"/>
+              <w:bottom w:val="single" w:color="auto" w:sz="4" w:space="0"/>
+              <w:right w:val="single" w:color="auto" w:sz="4" w:space="0"/>
             </w:tcBorders>
             <w:noWrap/>
             <w:tcMar>
@@ -1130,39 +1253,53 @@
           </w:tcPr>
           <w:p>
             <w:pPr>
+              <w:keepNext w:val="0"/>
+              <w:keepLines w:val="0"/>
+              <w:pageBreakBefore w:val="0"/>
               <w:widowControl/>
+              <w:kinsoku/>
+              <w:wordWrap/>
+              <w:overflowPunct/>
+              <w:topLinePunct w:val="0"/>
+              <w:autoSpaceDE/>
+              <w:autoSpaceDN/>
+              <w:bidi w:val="0"/>
+              <w:adjustRightInd/>
+              <w:snapToGrid/>
+              <w:spacing w:beforeAutospacing="0" w:afterAutospacing="0" w:line="240" w:lineRule="auto"/>
               <w:jc w:val="center"/>
               <w:textAlignment w:val="center"/>
               <w:rPr>
-                <w:rFonts w:hint="eastAsia"/>
+                <w:rFonts w:hint="eastAsia" w:ascii="微软雅黑" w:hAnsi="微软雅黑" w:eastAsia="微软雅黑" w:cs="微软雅黑"/>
                 <w:b/>
                 <w:color w:val="000000"/>
                 <w:sz w:val="21"/>
                 <w:szCs w:val="21"/>
-                <w:lang w:bidi="ar"/>
-              </w:rPr>
-            </w:pPr>
-            <w:r>
-              <w:rPr>
+                <w:lang w:val="en-US" w:eastAsia="zh-CN" w:bidi="ar"/>
+              </w:rPr>
+            </w:pPr>
+            <w:r>
+              <w:rPr>
+                <w:rFonts w:hint="eastAsia" w:ascii="微软雅黑" w:hAnsi="微软雅黑" w:eastAsia="微软雅黑" w:cs="微软雅黑"/>
                 <w:b/>
                 <w:color w:val="000000"/>
                 <w:sz w:val="21"/>
                 <w:szCs w:val="21"/>
-                <w:lang w:bidi="ar"/>
-              </w:rPr>
-              <w:t>分子病理号</w:t>
-            </w:r>
-          </w:p>
-        </w:tc>
-        <w:tc>
-          <w:tcPr>
-            <w:tcW w:w="1715" w:type="dxa"/>
-            <w:gridSpan w:val="2"/>
-            <w:tcBorders>
-              <w:top w:val="nil"/>
-              <w:left w:val="single" w:color="000000" w:sz="8" w:space="0"/>
-              <w:bottom w:val="single" w:color="000000" w:sz="8" w:space="0"/>
-              <w:right w:val="single" w:color="000000" w:sz="8" w:space="0"/>
+                <w:lang w:val="en-US" w:eastAsia="zh-CN" w:bidi="ar"/>
+              </w:rPr>
+              <w:t>临床诊断</w:t>
+            </w:r>
+          </w:p>
+        </w:tc>
+        <w:tc>
+          <w:tcPr>
+            <w:tcW w:w="3573" w:type="dxa"/>
+            <w:gridSpan w:val="3"/>
+            <w:tcBorders>
+              <w:top w:val="single" w:color="auto" w:sz="4" w:space="0"/>
+              <w:left w:val="single" w:color="auto" w:sz="4" w:space="0"/>
+              <w:bottom w:val="single" w:color="auto" w:sz="4" w:space="0"/>
+              <w:right w:val="single" w:color="auto" w:sz="4" w:space="0"/>
             </w:tcBorders>
             <w:noWrap/>
             <w:tcMar>
@@ -1174,29 +1311,53 @@
           </w:tcPr>
           <w:p>
             <w:pPr>
+              <w:keepNext w:val="0"/>
+              <w:keepLines w:val="0"/>
+              <w:pageBreakBefore w:val="0"/>
               <w:widowControl/>
-              <w:jc w:val="center"/>
-              <w:textAlignment w:val="center"/>
-              <w:rPr>
-                <w:rFonts w:hint="eastAsia"/>
-                <w:b/>
+              <w:kinsoku/>
+              <w:wordWrap/>
+              <w:overflowPunct/>
+              <w:topLinePunct w:val="0"/>
+              <w:autoSpaceDE/>
+              <w:autoSpaceDN/>
+              <w:bidi w:val="0"/>
+              <w:adjustRightInd/>
+              <w:snapToGrid/>
+              <w:spacing w:beforeAutospacing="0" w:afterAutospacing="0" w:line="240" w:lineRule="auto"/>
+              <w:jc w:val="center"/>
+              <w:rPr>
+                <w:rFonts w:hint="eastAsia" w:ascii="微软雅黑" w:hAnsi="微软雅黑" w:eastAsia="微软雅黑" w:cs="微软雅黑"/>
+                <w:b w:val="0"/>
+                <w:bCs/>
                 <w:color w:val="000000"/>
                 <w:sz w:val="21"/>
                 <w:szCs w:val="21"/>
+                <w:lang w:eastAsia="zh-CN" w:bidi="ar"/>
+              </w:rPr>
+            </w:pPr>
+            <w:r>
+              <w:rPr>
+                <w:rFonts w:hint="eastAsia" w:ascii="微软雅黑" w:hAnsi="微软雅黑" w:eastAsia="微软雅黑" w:cs="微软雅黑"/>
+                <w:b w:val="0"/>
+                <w:bCs/>
+                <w:color w:val="000000"/>
+                <w:sz w:val="21"/>
+                <w:szCs w:val="21"/>
                 <w:lang w:bidi="ar"/>
               </w:rPr>
-            </w:pPr>
-          </w:p>
-        </w:tc>
-        <w:tc>
-          <w:tcPr>
-            <w:tcW w:w="1483" w:type="dxa"/>
-            <w:gridSpan w:val="2"/>
-            <w:tcBorders>
-              <w:top w:val="nil"/>
-              <w:left w:val="single" w:color="000000" w:sz="8" w:space="0"/>
-              <w:bottom w:val="single" w:color="000000" w:sz="8" w:space="0"/>
-              <w:right w:val="single" w:color="000000" w:sz="8" w:space="0"/>
+              <w:t>{{ diseaseName }}</w:t>
+            </w:r>
+          </w:p>
+        </w:tc>
+        <w:tc>
+          <w:tcPr>
+            <w:tcW w:w="1191" w:type="dxa"/>
+            <w:tcBorders>
+              <w:top w:val="single" w:color="auto" w:sz="4" w:space="0"/>
+              <w:left w:val="single" w:color="auto" w:sz="4" w:space="0"/>
+              <w:bottom w:val="single" w:color="auto" w:sz="4" w:space="0"/>
+              <w:right w:val="single" w:color="auto" w:sz="4" w:space="0"/>
             </w:tcBorders>
             <w:noWrap/>
             <w:tcMar>
@@ -1208,39 +1369,54 @@
           </w:tcPr>
           <w:p>
             <w:pPr>
+              <w:keepNext w:val="0"/>
+              <w:keepLines w:val="0"/>
+              <w:pageBreakBefore w:val="0"/>
               <w:widowControl/>
+              <w:kinsoku/>
+              <w:wordWrap/>
+              <w:overflowPunct/>
+              <w:topLinePunct w:val="0"/>
+              <w:autoSpaceDE/>
+              <w:autoSpaceDN/>
+              <w:bidi w:val="0"/>
+              <w:adjustRightInd/>
+              <w:snapToGrid/>
+              <w:spacing w:beforeAutospacing="0" w:afterAutospacing="0" w:line="240" w:lineRule="auto"/>
               <w:jc w:val="center"/>
               <w:textAlignment w:val="center"/>
               <w:rPr>
-                <w:rFonts w:hint="eastAsia"/>
+                <w:rFonts w:hint="eastAsia" w:ascii="微软雅黑" w:hAnsi="微软雅黑" w:eastAsia="微软雅黑" w:cs="微软雅黑"/>
                 <w:b/>
                 <w:color w:val="000000"/>
                 <w:sz w:val="21"/>
                 <w:szCs w:val="21"/>
-                <w:lang w:bidi="ar"/>
-              </w:rPr>
-            </w:pPr>
-            <w:r>
-              <w:rPr>
+                <w:highlight w:val="none"/>
+                <w:lang w:val="en-US" w:eastAsia="zh-CN" w:bidi="ar"/>
+              </w:rPr>
+            </w:pPr>
+            <w:r>
+              <w:rPr>
+                <w:rFonts w:hint="eastAsia" w:ascii="微软雅黑" w:hAnsi="微软雅黑" w:eastAsia="微软雅黑" w:cs="微软雅黑"/>
                 <w:b/>
                 <w:color w:val="000000"/>
                 <w:sz w:val="21"/>
                 <w:szCs w:val="21"/>
-                <w:lang w:bidi="ar"/>
-              </w:rPr>
-              <w:t>病理号</w:t>
-            </w:r>
-          </w:p>
-        </w:tc>
-        <w:tc>
-          <w:tcPr>
-            <w:tcW w:w="2113" w:type="dxa"/>
-            <w:gridSpan w:val="2"/>
-            <w:tcBorders>
-              <w:top w:val="nil"/>
-              <w:left w:val="single" w:color="000000" w:sz="8" w:space="0"/>
-              <w:bottom w:val="single" w:color="000000" w:sz="8" w:space="0"/>
-              <w:right w:val="single" w:color="000000" w:sz="8" w:space="0"/>
+                <w:highlight w:val="none"/>
+                <w:lang w:val="en-US" w:eastAsia="zh-CN" w:bidi="ar"/>
+              </w:rPr>
+              <w:t>送检医师</w:t>
+            </w:r>
+          </w:p>
+        </w:tc>
+        <w:tc>
+          <w:tcPr>
+            <w:tcW w:w="1191" w:type="dxa"/>
+            <w:tcBorders>
+              <w:top w:val="single" w:color="auto" w:sz="4" w:space="0"/>
+              <w:left w:val="single" w:color="auto" w:sz="4" w:space="0"/>
+              <w:bottom w:val="single" w:color="auto" w:sz="4" w:space="0"/>
+              <w:right w:val="single" w:color="auto" w:sz="4" w:space="0"/>
             </w:tcBorders>
             <w:noWrap/>
             <w:tcMar>
@@ -1252,39 +1428,42 @@
           </w:tcPr>
           <w:p>
             <w:pPr>
+              <w:keepNext w:val="0"/>
+              <w:keepLines w:val="0"/>
+              <w:pageBreakBefore w:val="0"/>
               <w:widowControl/>
+              <w:kinsoku/>
+              <w:wordWrap/>
+              <w:overflowPunct/>
+              <w:topLinePunct w:val="0"/>
+              <w:autoSpaceDE/>
+              <w:autoSpaceDN/>
+              <w:bidi w:val="0"/>
+              <w:adjustRightInd/>
+              <w:snapToGrid/>
+              <w:spacing w:beforeAutospacing="0" w:afterAutospacing="0" w:line="240" w:lineRule="auto"/>
               <w:jc w:val="center"/>
               <w:textAlignment w:val="center"/>
               <w:rPr>
-                <w:rFonts w:hint="eastAsia"/>
+                <w:rFonts w:hint="eastAsia" w:ascii="微软雅黑" w:hAnsi="微软雅黑" w:eastAsia="微软雅黑" w:cs="微软雅黑"/>
                 <w:b/>
                 <w:color w:val="000000"/>
                 <w:sz w:val="21"/>
                 <w:szCs w:val="21"/>
-                <w:lang w:bidi="ar"/>
-              </w:rPr>
-            </w:pPr>
-            <w:r>
-              <w:rPr>
-                <w:rFonts w:hint="eastAsia"/>
-                <w:b/>
-                <w:color w:val="000000"/>
-                <w:sz w:val="21"/>
-                <w:szCs w:val="21"/>
-                <w:lang w:bidi="ar"/>
-              </w:rPr>
-              <w:t>{{ template_subbarcode }}</w:t>
-            </w:r>
-          </w:p>
-        </w:tc>
-        <w:tc>
-          <w:tcPr>
-            <w:tcW w:w="1091" w:type="dxa"/>
-            <w:tcBorders>
-              <w:top w:val="nil"/>
-              <w:left w:val="single" w:color="000000" w:sz="8" w:space="0"/>
-              <w:bottom w:val="single" w:color="000000" w:sz="8" w:space="0"/>
-              <w:right w:val="single" w:color="000000" w:sz="8" w:space="0"/>
+                <w:highlight w:val="none"/>
+                <w:lang w:eastAsia="zh-CN" w:bidi="ar"/>
+              </w:rPr>
+            </w:pPr>
+          </w:p>
+        </w:tc>
+        <w:tc>
+          <w:tcPr>
+            <w:tcW w:w="1181" w:type="dxa"/>
+            <w:tcBorders>
+              <w:top w:val="single" w:color="auto" w:sz="4" w:space="0"/>
+              <w:left w:val="single" w:color="auto" w:sz="4" w:space="0"/>
+              <w:bottom w:val="single" w:color="auto" w:sz="4" w:space="0"/>
+              <w:right w:val="single" w:color="auto" w:sz="4" w:space="0"/>
             </w:tcBorders>
             <w:noWrap/>
             <w:tcMar>
@@ -1296,25 +1475,41 @@
           </w:tcPr>
           <w:p>
             <w:pPr>
+              <w:keepNext w:val="0"/>
+              <w:keepLines w:val="0"/>
+              <w:pageBreakBefore w:val="0"/>
               <w:widowControl/>
+              <w:kinsoku/>
+              <w:wordWrap/>
+              <w:overflowPunct/>
+              <w:topLinePunct w:val="0"/>
+              <w:autoSpaceDE/>
+              <w:autoSpaceDN/>
+              <w:bidi w:val="0"/>
+              <w:adjustRightInd/>
+              <w:snapToGrid/>
+              <w:spacing w:beforeAutospacing="0" w:afterAutospacing="0" w:line="240" w:lineRule="auto"/>
               <w:jc w:val="center"/>
               <w:textAlignment w:val="center"/>
               <w:rPr>
-                <w:rFonts w:hint="eastAsia"/>
+                <w:rFonts w:hint="eastAsia" w:ascii="微软雅黑" w:hAnsi="微软雅黑" w:eastAsia="微软雅黑" w:cs="微软雅黑"/>
                 <w:b/>
                 <w:color w:val="000000"/>
                 <w:sz w:val="21"/>
                 <w:szCs w:val="21"/>
+                <w:highlight w:val="none"/>
                 <w:lang w:bidi="ar"/>
               </w:rPr>
             </w:pPr>
             <w:r>
               <w:rPr>
+                <w:rFonts w:hint="eastAsia" w:ascii="微软雅黑" w:hAnsi="微软雅黑" w:eastAsia="微软雅黑" w:cs="微软雅黑"/>
                 <w:b/>
                 <w:color w:val="000000"/>
                 <w:sz w:val="21"/>
                 <w:szCs w:val="21"/>
-                <w:lang w:bidi="ar"/>
+                <w:highlight w:val="none"/>
+                <w:lang w:val="en-US" w:eastAsia="zh-CN" w:bidi="ar"/>
               </w:rPr>
               <w:t>送检日期</w:t>
             </w:r>
@@ -1322,11 +1517,11 @@
         </w:tc>
         <w:tc>
           <w:tcPr>
-            <w:tcW w:w="2088" w:type="dxa"/>
-            <w:tcBorders>
-              <w:top w:val="nil"/>
-              <w:left w:val="single" w:color="000000" w:sz="8" w:space="0"/>
-              <w:bottom w:val="single" w:color="000000" w:sz="8" w:space="0"/>
+            <w:tcW w:w="1497" w:type="dxa"/>
+            <w:tcBorders>
+              <w:top w:val="single" w:color="auto" w:sz="4" w:space="0"/>
+              <w:left w:val="single" w:color="auto" w:sz="4" w:space="0"/>
+              <w:bottom w:val="single" w:color="auto" w:sz="4" w:space="0"/>
               <w:right w:val="nil"/>
             </w:tcBorders>
             <w:noWrap/>
@@ -1339,168 +1534,43 @@
           </w:tcPr>
           <w:p>
             <w:pPr>
+              <w:keepNext w:val="0"/>
+              <w:keepLines w:val="0"/>
+              <w:pageBreakBefore w:val="0"/>
               <w:widowControl/>
+              <w:kinsoku/>
+              <w:wordWrap/>
+              <w:overflowPunct/>
+              <w:topLinePunct w:val="0"/>
+              <w:autoSpaceDE/>
+              <w:autoSpaceDN/>
+              <w:bidi w:val="0"/>
+              <w:adjustRightInd/>
+              <w:snapToGrid/>
+              <w:spacing w:beforeAutospacing="0" w:afterAutospacing="0" w:line="240" w:lineRule="auto"/>
               <w:jc w:val="center"/>
               <w:textAlignment w:val="center"/>
               <w:rPr>
-                <w:rFonts w:hint="eastAsia"/>
-                <w:b/>
+                <w:rFonts w:hint="eastAsia" w:ascii="微软雅黑" w:hAnsi="微软雅黑" w:eastAsia="微软雅黑" w:cs="微软雅黑"/>
+                <w:b w:val="0"/>
+                <w:bCs/>
                 <w:color w:val="000000"/>
                 <w:sz w:val="21"/>
                 <w:szCs w:val="21"/>
+                <w:lang w:eastAsia="zh-CN" w:bidi="ar"/>
+              </w:rPr>
+            </w:pPr>
+            <w:r>
+              <w:rPr>
+                <w:rFonts w:hint="eastAsia" w:ascii="微软雅黑" w:hAnsi="微软雅黑" w:eastAsia="微软雅黑" w:cs="微软雅黑"/>
+                <w:b w:val="0"/>
+                <w:bCs/>
+                <w:color w:val="000000"/>
+                <w:sz w:val="21"/>
+                <w:szCs w:val="21"/>
                 <w:lang w:bidi="ar"/>
               </w:rPr>
-            </w:pPr>
-            <w:r>
-              <w:rPr>
-                <w:rFonts w:hint="eastAsia"/>
-                <w:b/>
-                <w:color w:val="000000"/>
-                <w:sz w:val="21"/>
-                <w:szCs w:val="21"/>
-                <w:lang w:bidi="ar"/>
-              </w:rPr>
               <w:t>{{ commission_date }}</w:t>
-            </w:r>
-          </w:p>
-        </w:tc>
-      </w:tr>
-    </w:tbl>
-    <w:p>
-      <w:pPr>
-        <w:rPr>
-          <w:rFonts w:hint="eastAsia" w:ascii="微软雅黑" w:hAnsi="微软雅黑" w:eastAsia="微软雅黑" w:cs="微软雅黑"/>
-        </w:rPr>
-      </w:pPr>
-    </w:p>
-    <w:p>
-      <w:pPr>
-        <w:rPr>
-          <w:rFonts w:hint="eastAsia" w:ascii="微软雅黑" w:hAnsi="微软雅黑" w:eastAsia="微软雅黑" w:cs="微软雅黑"/>
-        </w:rPr>
-      </w:pPr>
-    </w:p>
-    <w:p>
-      <w:pPr>
-        <w:rPr>
-          <w:rFonts w:hint="eastAsia" w:ascii="微软雅黑" w:hAnsi="微软雅黑" w:eastAsia="微软雅黑" w:cs="微软雅黑"/>
-        </w:rPr>
-      </w:pPr>
-    </w:p>
-    <w:p>
-      <w:pPr>
-        <w:rPr>
-          <w:rFonts w:hint="eastAsia" w:ascii="微软雅黑" w:hAnsi="微软雅黑" w:eastAsia="微软雅黑" w:cs="微软雅黑"/>
-        </w:rPr>
-      </w:pPr>
-    </w:p>
-    <w:p>
-      <w:pPr>
-        <w:rPr>
-          <w:rFonts w:hint="eastAsia" w:ascii="微软雅黑" w:hAnsi="微软雅黑" w:eastAsia="微软雅黑" w:cs="微软雅黑"/>
-        </w:rPr>
-      </w:pPr>
-    </w:p>
-    <w:p>
-      <w:pPr>
-        <w:rPr>
-          <w:rFonts w:hint="eastAsia" w:ascii="微软雅黑" w:hAnsi="微软雅黑" w:eastAsia="微软雅黑" w:cs="微软雅黑"/>
-        </w:rPr>
-      </w:pPr>
-    </w:p>
-    <w:tbl>
-      <w:tblPr>
-        <w:tblStyle w:val="19"/>
-        <w:tblW w:w="9730" w:type="dxa"/>
-        <w:jc w:val="center"/>
-        <w:tblBorders>
-          <w:top w:val="single" w:color="auto" w:sz="4" w:space="0"/>
-          <w:left w:val="none" w:color="auto" w:sz="0" w:space="0"/>
-          <w:bottom w:val="single" w:color="auto" w:sz="4" w:space="0"/>
-          <w:right w:val="none" w:color="auto" w:sz="0" w:space="0"/>
-          <w:insideH w:val="single" w:color="auto" w:sz="4" w:space="0"/>
-          <w:insideV w:val="single" w:color="auto" w:sz="4" w:space="0"/>
-        </w:tblBorders>
-        <w:tblLayout w:type="fixed"/>
-        <w:tblCellMar>
-          <w:top w:w="0" w:type="dxa"/>
-          <w:left w:w="108" w:type="dxa"/>
-          <w:bottom w:w="0" w:type="dxa"/>
-          <w:right w:w="108" w:type="dxa"/>
-        </w:tblCellMar>
-      </w:tblPr>
-      <w:tblGrid>
-        <w:gridCol w:w="1242"/>
-        <w:gridCol w:w="8488"/>
-      </w:tblGrid>
-      <w:tr>
-        <w:tblPrEx>
-          <w:tblBorders>
-            <w:top w:val="single" w:color="auto" w:sz="4" w:space="0"/>
-            <w:left w:val="none" w:color="auto" w:sz="0" w:space="0"/>
-            <w:bottom w:val="single" w:color="auto" w:sz="4" w:space="0"/>
-            <w:right w:val="none" w:color="auto" w:sz="0" w:space="0"/>
-            <w:insideH w:val="single" w:color="auto" w:sz="4" w:space="0"/>
-            <w:insideV w:val="single" w:color="auto" w:sz="4" w:space="0"/>
-          </w:tblBorders>
-          <w:tblCellMar>
-            <w:top w:w="0" w:type="dxa"/>
-            <w:left w:w="108" w:type="dxa"/>
-            <w:bottom w:w="0" w:type="dxa"/>
-            <w:right w:w="108" w:type="dxa"/>
-          </w:tblCellMar>
-        </w:tblPrEx>
-        <w:trPr>
-          <w:trHeight w:val="413" w:hRule="atLeast"/>
-          <w:jc w:val="center"/>
-        </w:trPr>
-        <w:tc>
-          <w:tcPr>
-            <w:tcW w:w="1242" w:type="dxa"/>
-          </w:tcPr>
-          <w:p>
-            <w:pPr>
-              <w:pStyle w:val="17"/>
-              <w:jc w:val="both"/>
-              <w:rPr>
-                <w:rFonts w:hint="eastAsia" w:asciiTheme="minorEastAsia" w:hAnsiTheme="minorEastAsia" w:eastAsiaTheme="minorEastAsia"/>
-                <w:b/>
-                <w:sz w:val="21"/>
-                <w:szCs w:val="21"/>
-              </w:rPr>
-            </w:pPr>
-            <w:r>
-              <w:rPr>
-                <w:rFonts w:hint="eastAsia" w:asciiTheme="minorEastAsia" w:hAnsiTheme="minorEastAsia" w:eastAsiaTheme="minorEastAsia"/>
-                <w:b/>
-                <w:sz w:val="21"/>
-                <w:szCs w:val="21"/>
-              </w:rPr>
-              <w:t>检测项目</w:t>
-            </w:r>
-          </w:p>
-        </w:tc>
-        <w:tc>
-          <w:tcPr>
-            <w:tcW w:w="8488" w:type="dxa"/>
-            <w:vAlign w:val="center"/>
-          </w:tcPr>
-          <w:p>
-            <w:pPr>
-              <w:pStyle w:val="17"/>
-              <w:rPr>
-                <w:rFonts w:hint="eastAsia" w:asciiTheme="minorEastAsia" w:hAnsiTheme="minorEastAsia" w:eastAsiaTheme="minorEastAsia"/>
-                <w:sz w:val="21"/>
-                <w:szCs w:val="21"/>
-              </w:rPr>
-            </w:pPr>
-            <w:r>
-              <w:rPr>
-                <w:rFonts w:hint="eastAsia" w:asciiTheme="minorEastAsia" w:hAnsiTheme="minorEastAsia" w:eastAsiaTheme="minorEastAsia"/>
-                <w:sz w:val="21"/>
-                <w:szCs w:val="21"/>
-              </w:rPr>
-              <w:t>脑胶质瘤200基因检测{% if PDInfo != undefined %}（含PD-L1）{% endif %}</w:t>
             </w:r>
           </w:p>
         </w:tc>
@@ -1523,101 +1593,148 @@
           </w:tblCellMar>
         </w:tblPrEx>
         <w:trPr>
-          <w:trHeight w:val="413" w:hRule="atLeast"/>
+          <w:trHeight w:val="397" w:hRule="atLeast"/>
           <w:jc w:val="center"/>
         </w:trPr>
         <w:tc>
           <w:tcPr>
-            <w:tcW w:w="1242" w:type="dxa"/>
+            <w:tcW w:w="1323" w:type="dxa"/>
+            <w:tcBorders>
+              <w:top w:val="single" w:color="auto" w:sz="4" w:space="0"/>
+              <w:left w:val="nil"/>
+              <w:bottom w:val="single" w:color="auto" w:sz="4" w:space="0"/>
+              <w:right w:val="single" w:color="auto" w:sz="4" w:space="0"/>
+            </w:tcBorders>
+            <w:vAlign w:val="center"/>
           </w:tcPr>
           <w:p>
             <w:pPr>
               <w:pStyle w:val="17"/>
-              <w:jc w:val="both"/>
-              <w:rPr>
-                <w:rFonts w:hint="eastAsia" w:asciiTheme="minorEastAsia" w:hAnsiTheme="minorEastAsia" w:eastAsiaTheme="minorEastAsia"/>
-                <w:b/>
-                <w:sz w:val="21"/>
-                <w:szCs w:val="21"/>
-              </w:rPr>
-            </w:pPr>
-            <w:r>
-              <w:rPr>
-                <w:rFonts w:hint="eastAsia" w:asciiTheme="minorEastAsia" w:hAnsiTheme="minorEastAsia" w:eastAsiaTheme="minorEastAsia"/>
-                <w:b/>
-                <w:sz w:val="21"/>
-                <w:szCs w:val="21"/>
-              </w:rPr>
-              <w:t>标本类型</w:t>
-            </w:r>
-          </w:p>
-        </w:tc>
-        <w:tc>
-          <w:tcPr>
-            <w:tcW w:w="8488" w:type="dxa"/>
+              <w:keepNext w:val="0"/>
+              <w:keepLines w:val="0"/>
+              <w:pageBreakBefore w:val="0"/>
+              <w:widowControl/>
+              <w:kinsoku/>
+              <w:wordWrap/>
+              <w:overflowPunct/>
+              <w:topLinePunct w:val="0"/>
+              <w:autoSpaceDE/>
+              <w:autoSpaceDN/>
+              <w:bidi w:val="0"/>
+              <w:adjustRightInd/>
+              <w:snapToGrid/>
+              <w:spacing w:before="0" w:beforeAutospacing="0" w:after="0" w:afterAutospacing="0" w:line="240" w:lineRule="auto"/>
+              <w:jc w:val="center"/>
+              <w:rPr>
+                <w:rFonts w:hint="eastAsia" w:ascii="微软雅黑" w:hAnsi="微软雅黑" w:eastAsia="微软雅黑" w:cs="微软雅黑"/>
+                <w:b/>
+                <w:color w:val="000000"/>
+                <w:sz w:val="21"/>
+                <w:szCs w:val="21"/>
+                <w:lang w:val="en-US" w:eastAsia="zh-CN" w:bidi="ar"/>
+              </w:rPr>
+            </w:pPr>
+            <w:r>
+              <w:rPr>
+                <w:rFonts w:hint="eastAsia" w:ascii="微软雅黑" w:hAnsi="微软雅黑" w:eastAsia="微软雅黑" w:cs="微软雅黑"/>
+                <w:b/>
+                <w:color w:val="000000"/>
+                <w:sz w:val="21"/>
+                <w:szCs w:val="21"/>
+                <w:lang w:val="en-US" w:eastAsia="zh-CN" w:bidi="ar"/>
+              </w:rPr>
+              <w:t>检测项目</w:t>
+            </w:r>
+          </w:p>
+        </w:tc>
+        <w:tc>
+          <w:tcPr>
+            <w:tcW w:w="8415" w:type="dxa"/>
+            <w:gridSpan w:val="7"/>
+            <w:tcBorders>
+              <w:top w:val="single" w:color="auto" w:sz="4" w:space="0"/>
+              <w:left w:val="single" w:color="auto" w:sz="4" w:space="0"/>
+              <w:bottom w:val="single" w:color="auto" w:sz="4" w:space="0"/>
+              <w:right w:val="nil"/>
+            </w:tcBorders>
             <w:vAlign w:val="center"/>
           </w:tcPr>
           <w:p>
             <w:pPr>
               <w:pStyle w:val="17"/>
-              <w:rPr>
-                <w:rFonts w:hint="eastAsia" w:asciiTheme="minorEastAsia" w:hAnsiTheme="minorEastAsia" w:eastAsiaTheme="minorEastAsia"/>
-                <w:sz w:val="21"/>
-                <w:szCs w:val="21"/>
-              </w:rPr>
-            </w:pPr>
-            <w:r>
-              <w:rPr>
-                <w:rFonts w:hint="eastAsia" w:asciiTheme="minorEastAsia" w:hAnsiTheme="minorEastAsia" w:eastAsiaTheme="minorEastAsia"/>
-                <w:sz w:val="21"/>
-                <w:szCs w:val="21"/>
-              </w:rPr>
-              <w:t>{{ sample_type }}，</w:t>
-            </w:r>
-            <w:r>
-              <w:rPr>
-                <w:sz w:val="21"/>
-                <w:szCs w:val="21"/>
-              </w:rPr>
-              <w:t>肿瘤细胞含量</w:t>
-            </w:r>
-            <w:r>
-              <w:rPr>
-                <w:rFonts w:hint="eastAsia"/>
-                <w:sz w:val="21"/>
-                <w:szCs w:val="21"/>
-              </w:rPr>
-              <w:t xml:space="preserve">：{% if summaryOfRresults.type == </w:t>
-            </w:r>
-            <w:r>
-              <w:rPr>
-                <w:sz w:val="21"/>
-                <w:szCs w:val="21"/>
-              </w:rPr>
-              <w:t>“tissue”</w:t>
-            </w:r>
-            <w:r>
-              <w:rPr>
-                <w:rFonts w:hint="eastAsia"/>
-                <w:sz w:val="21"/>
-                <w:szCs w:val="21"/>
-              </w:rPr>
-              <w:t xml:space="preserve"> %}≥1</w:t>
-            </w:r>
-            <w:r>
-              <w:rPr>
-                <w:sz w:val="21"/>
-                <w:szCs w:val="21"/>
-              </w:rPr>
-              <w:t>0</w:t>
-            </w:r>
-            <w:r>
-              <w:rPr>
-                <w:rFonts w:hint="eastAsia"/>
-                <w:sz w:val="21"/>
-                <w:szCs w:val="21"/>
-              </w:rPr>
-              <w:t>%{% else %}-{% endif %}</w:t>
+              <w:keepNext w:val="0"/>
+              <w:keepLines w:val="0"/>
+              <w:pageBreakBefore w:val="0"/>
+              <w:widowControl/>
+              <w:kinsoku/>
+              <w:wordWrap/>
+              <w:overflowPunct/>
+              <w:topLinePunct w:val="0"/>
+              <w:autoSpaceDE/>
+              <w:autoSpaceDN/>
+              <w:bidi w:val="0"/>
+              <w:adjustRightInd/>
+              <w:snapToGrid/>
+              <w:spacing w:before="0" w:beforeAutospacing="0" w:after="0" w:afterAutospacing="0" w:line="240" w:lineRule="auto"/>
+              <w:jc w:val="left"/>
+              <w:rPr>
+                <w:rFonts w:hint="eastAsia" w:ascii="微软雅黑" w:hAnsi="微软雅黑" w:eastAsia="微软雅黑" w:cs="微软雅黑"/>
+                <w:sz w:val="21"/>
+                <w:szCs w:val="21"/>
+                <w:lang w:val="en-US" w:eastAsia="zh-CN"/>
+              </w:rPr>
+            </w:pPr>
+            <w:r>
+              <w:rPr>
+                <w:rFonts w:hint="eastAsia" w:ascii="微软雅黑" w:hAnsi="微软雅黑" w:eastAsia="微软雅黑" w:cs="微软雅黑"/>
+                <w:sz w:val="21"/>
+                <w:szCs w:val="21"/>
+                <w:lang w:val="en-US" w:eastAsia="zh-CN"/>
+              </w:rPr>
+              <w:t>泛实体瘤多</w:t>
+            </w:r>
+            <w:r>
+              <w:rPr>
+                <w:rFonts w:hint="eastAsia" w:ascii="微软雅黑" w:hAnsi="微软雅黑" w:eastAsia="微软雅黑" w:cs="微软雅黑"/>
+                <w:color w:val="auto"/>
+                <w:sz w:val="21"/>
+                <w:szCs w:val="21"/>
+                <w:lang w:val="en-US" w:eastAsia="zh-CN"/>
+              </w:rPr>
+              <w:t>基因</w:t>
+            </w:r>
+            <w:r>
+              <w:rPr>
+                <w:rFonts w:hint="eastAsia" w:ascii="微软雅黑" w:hAnsi="微软雅黑" w:eastAsia="微软雅黑" w:cs="微软雅黑"/>
+                <w:i w:val="0"/>
+                <w:iCs w:val="0"/>
+                <w:caps w:val="0"/>
+                <w:color w:val="auto"/>
+                <w:spacing w:val="0"/>
+                <w:sz w:val="19"/>
+                <w:szCs w:val="19"/>
+                <w:shd w:val="clear" w:fill="FFFFFF"/>
+              </w:rPr>
+              <w:t>panel</w:t>
+            </w:r>
+            <w:r>
+              <w:rPr>
+                <w:rFonts w:hint="eastAsia" w:ascii="微软雅黑" w:hAnsi="微软雅黑" w:eastAsia="微软雅黑" w:cs="微软雅黑"/>
+                <w:color w:val="auto"/>
+                <w:sz w:val="21"/>
+                <w:szCs w:val="21"/>
+                <w:lang w:val="en-US" w:eastAsia="zh-CN"/>
+              </w:rPr>
+              <w:t>检</w:t>
+            </w:r>
+            <w:r>
+              <w:rPr>
+                <w:rFonts w:hint="eastAsia" w:ascii="微软雅黑" w:hAnsi="微软雅黑" w:eastAsia="微软雅黑" w:cs="微软雅黑"/>
+                <w:sz w:val="21"/>
+                <w:szCs w:val="21"/>
+                <w:lang w:val="en-US" w:eastAsia="zh-CN"/>
+              </w:rPr>
+              <w:t>测</w:t>
             </w:r>
           </w:p>
         </w:tc>
@@ -1640,30 +1757,176 @@
           </w:tblCellMar>
         </w:tblPrEx>
         <w:trPr>
-          <w:trHeight w:val="405" w:hRule="atLeast"/>
+          <w:trHeight w:val="397" w:hRule="atLeast"/>
           <w:jc w:val="center"/>
         </w:trPr>
         <w:tc>
           <w:tcPr>
-            <w:tcW w:w="1242" w:type="dxa"/>
+            <w:tcW w:w="1323" w:type="dxa"/>
+            <w:tcBorders>
+              <w:top w:val="single" w:color="auto" w:sz="4" w:space="0"/>
+              <w:left w:val="nil"/>
+              <w:bottom w:val="single" w:color="auto" w:sz="4" w:space="0"/>
+              <w:right w:val="single" w:color="auto" w:sz="4" w:space="0"/>
+            </w:tcBorders>
+            <w:vAlign w:val="center"/>
           </w:tcPr>
           <w:p>
             <w:pPr>
               <w:pStyle w:val="17"/>
-              <w:jc w:val="both"/>
-              <w:rPr>
-                <w:rFonts w:hint="eastAsia" w:asciiTheme="minorEastAsia" w:hAnsiTheme="minorEastAsia" w:eastAsiaTheme="minorEastAsia"/>
-                <w:b/>
-                <w:sz w:val="21"/>
-                <w:szCs w:val="21"/>
-              </w:rPr>
-            </w:pPr>
-            <w:r>
-              <w:rPr>
-                <w:rFonts w:hint="eastAsia" w:asciiTheme="minorEastAsia" w:hAnsiTheme="minorEastAsia" w:eastAsiaTheme="minorEastAsia"/>
-                <w:b/>
-                <w:sz w:val="21"/>
-                <w:szCs w:val="21"/>
+              <w:keepNext w:val="0"/>
+              <w:keepLines w:val="0"/>
+              <w:pageBreakBefore w:val="0"/>
+              <w:widowControl/>
+              <w:kinsoku/>
+              <w:wordWrap/>
+              <w:overflowPunct/>
+              <w:topLinePunct w:val="0"/>
+              <w:autoSpaceDE/>
+              <w:autoSpaceDN/>
+              <w:bidi w:val="0"/>
+              <w:adjustRightInd/>
+              <w:snapToGrid/>
+              <w:spacing w:before="0" w:beforeAutospacing="0" w:after="0" w:afterAutospacing="0" w:line="240" w:lineRule="auto"/>
+              <w:jc w:val="center"/>
+              <w:rPr>
+                <w:rFonts w:hint="eastAsia" w:ascii="微软雅黑" w:hAnsi="微软雅黑" w:eastAsia="微软雅黑" w:cs="微软雅黑"/>
+                <w:b/>
+                <w:color w:val="000000"/>
+                <w:sz w:val="21"/>
+                <w:szCs w:val="21"/>
+                <w:lang w:val="en-US" w:eastAsia="zh-CN" w:bidi="ar"/>
+              </w:rPr>
+            </w:pPr>
+            <w:r>
+              <w:rPr>
+                <w:rFonts w:hint="eastAsia" w:ascii="微软雅黑" w:hAnsi="微软雅黑" w:eastAsia="微软雅黑" w:cs="微软雅黑"/>
+                <w:b/>
+                <w:color w:val="000000"/>
+                <w:sz w:val="21"/>
+                <w:szCs w:val="21"/>
+                <w:lang w:val="en-US" w:eastAsia="zh-CN" w:bidi="ar"/>
+              </w:rPr>
+              <w:t>标本类型</w:t>
+            </w:r>
+          </w:p>
+        </w:tc>
+        <w:tc>
+          <w:tcPr>
+            <w:tcW w:w="8415" w:type="dxa"/>
+            <w:gridSpan w:val="7"/>
+            <w:tcBorders>
+              <w:top w:val="single" w:color="auto" w:sz="4" w:space="0"/>
+              <w:left w:val="single" w:color="auto" w:sz="4" w:space="0"/>
+              <w:bottom w:val="single" w:color="auto" w:sz="4" w:space="0"/>
+              <w:right w:val="nil"/>
+            </w:tcBorders>
+            <w:vAlign w:val="center"/>
+          </w:tcPr>
+          <w:p>
+            <w:pPr>
+              <w:pStyle w:val="17"/>
+              <w:keepNext w:val="0"/>
+              <w:keepLines w:val="0"/>
+              <w:pageBreakBefore w:val="0"/>
+              <w:widowControl/>
+              <w:kinsoku/>
+              <w:wordWrap/>
+              <w:overflowPunct/>
+              <w:topLinePunct w:val="0"/>
+              <w:autoSpaceDE/>
+              <w:autoSpaceDN/>
+              <w:bidi w:val="0"/>
+              <w:adjustRightInd/>
+              <w:snapToGrid/>
+              <w:spacing w:before="0" w:beforeAutospacing="0" w:after="0" w:afterAutospacing="0" w:line="240" w:lineRule="auto"/>
+              <w:jc w:val="left"/>
+              <w:rPr>
+                <w:rFonts w:hint="eastAsia" w:ascii="微软雅黑" w:hAnsi="微软雅黑" w:eastAsia="微软雅黑" w:cs="微软雅黑"/>
+                <w:sz w:val="21"/>
+                <w:szCs w:val="21"/>
+                <w:lang w:val="en-US" w:eastAsia="zh-CN"/>
+              </w:rPr>
+            </w:pPr>
+            <w:r>
+              <w:rPr>
+                <w:rFonts w:hint="eastAsia" w:ascii="微软雅黑" w:hAnsi="微软雅黑" w:eastAsia="微软雅黑" w:cs="微软雅黑"/>
+                <w:sz w:val="21"/>
+                <w:szCs w:val="21"/>
+                <w:lang w:val="en-US" w:eastAsia="zh-CN"/>
+              </w:rPr>
+              <w:t>{{ sample_type }}，肿瘤细胞含量：{% if summaryOfRresults.type == “tissue” %}≥10%{% else %}-{% endif %}</w:t>
+            </w:r>
+          </w:p>
+        </w:tc>
+      </w:tr>
+      <w:tr>
+        <w:tblPrEx>
+          <w:tblBorders>
+            <w:top w:val="single" w:color="auto" w:sz="4" w:space="0"/>
+            <w:left w:val="none" w:color="auto" w:sz="0" w:space="0"/>
+            <w:bottom w:val="single" w:color="auto" w:sz="4" w:space="0"/>
+            <w:right w:val="none" w:color="auto" w:sz="0" w:space="0"/>
+            <w:insideH w:val="single" w:color="auto" w:sz="4" w:space="0"/>
+            <w:insideV w:val="single" w:color="auto" w:sz="4" w:space="0"/>
+          </w:tblBorders>
+          <w:tblCellMar>
+            <w:top w:w="0" w:type="dxa"/>
+            <w:left w:w="108" w:type="dxa"/>
+            <w:bottom w:w="0" w:type="dxa"/>
+            <w:right w:w="108" w:type="dxa"/>
+          </w:tblCellMar>
+        </w:tblPrEx>
+        <w:trPr>
+          <w:trHeight w:val="397" w:hRule="atLeast"/>
+          <w:jc w:val="center"/>
+        </w:trPr>
+        <w:tc>
+          <w:tcPr>
+            <w:tcW w:w="1323" w:type="dxa"/>
+            <w:tcBorders>
+              <w:top w:val="single" w:color="auto" w:sz="4" w:space="0"/>
+              <w:left w:val="nil"/>
+              <w:bottom w:val="single" w:color="auto" w:sz="4" w:space="0"/>
+              <w:right w:val="single" w:color="auto" w:sz="4" w:space="0"/>
+            </w:tcBorders>
+            <w:vAlign w:val="center"/>
+          </w:tcPr>
+          <w:p>
+            <w:pPr>
+              <w:pStyle w:val="17"/>
+              <w:keepNext w:val="0"/>
+              <w:keepLines w:val="0"/>
+              <w:pageBreakBefore w:val="0"/>
+              <w:widowControl/>
+              <w:kinsoku/>
+              <w:wordWrap/>
+              <w:overflowPunct/>
+              <w:topLinePunct w:val="0"/>
+              <w:autoSpaceDE/>
+              <w:autoSpaceDN/>
+              <w:bidi w:val="0"/>
+              <w:adjustRightInd/>
+              <w:snapToGrid/>
+              <w:spacing w:before="0" w:beforeAutospacing="0" w:after="0" w:afterAutospacing="0" w:line="240" w:lineRule="auto"/>
+              <w:jc w:val="center"/>
+              <w:rPr>
+                <w:rFonts w:hint="eastAsia" w:ascii="微软雅黑" w:hAnsi="微软雅黑" w:eastAsia="微软雅黑" w:cs="微软雅黑"/>
+                <w:b/>
+                <w:color w:val="000000"/>
+                <w:sz w:val="21"/>
+                <w:szCs w:val="21"/>
+                <w:lang w:val="en-US" w:eastAsia="zh-CN" w:bidi="ar"/>
+              </w:rPr>
+            </w:pPr>
+            <w:r>
+              <w:rPr>
+                <w:rFonts w:hint="eastAsia" w:ascii="微软雅黑" w:hAnsi="微软雅黑" w:eastAsia="微软雅黑" w:cs="微软雅黑"/>
+                <w:b/>
+                <w:color w:val="000000"/>
+                <w:sz w:val="21"/>
+                <w:szCs w:val="21"/>
+                <w:lang w:val="en-US" w:eastAsia="zh-CN" w:bidi="ar"/>
               </w:rPr>
               <w:t>检测方法</w:t>
             </w:r>
@@ -1671,17 +1934,40 @@
         </w:tc>
         <w:tc>
           <w:tcPr>
-            <w:tcW w:w="8488" w:type="dxa"/>
+            <w:tcW w:w="8415" w:type="dxa"/>
+            <w:gridSpan w:val="7"/>
+            <w:tcBorders>
+              <w:top w:val="single" w:color="auto" w:sz="4" w:space="0"/>
+              <w:left w:val="single" w:color="auto" w:sz="4" w:space="0"/>
+              <w:bottom w:val="single" w:color="auto" w:sz="4" w:space="0"/>
+              <w:right w:val="nil"/>
+            </w:tcBorders>
             <w:vAlign w:val="center"/>
           </w:tcPr>
           <w:p>
             <w:pPr>
               <w:pStyle w:val="17"/>
-              <w:rPr>
-                <w:rFonts w:hint="eastAsia" w:asciiTheme="minorEastAsia" w:hAnsiTheme="minorEastAsia" w:eastAsiaTheme="minorEastAsia"/>
+              <w:keepNext w:val="0"/>
+              <w:keepLines w:val="0"/>
+              <w:pageBreakBefore w:val="0"/>
+              <w:widowControl/>
+              <w:kinsoku/>
+              <w:wordWrap/>
+              <w:overflowPunct/>
+              <w:topLinePunct w:val="0"/>
+              <w:autoSpaceDE/>
+              <w:autoSpaceDN/>
+              <w:bidi w:val="0"/>
+              <w:adjustRightInd/>
+              <w:snapToGrid/>
+              <w:spacing w:before="0" w:beforeAutospacing="0" w:after="0" w:afterAutospacing="0" w:line="240" w:lineRule="auto"/>
+              <w:jc w:val="left"/>
+              <w:rPr>
+                <w:rFonts w:hint="eastAsia" w:ascii="微软雅黑" w:hAnsi="微软雅黑" w:eastAsia="微软雅黑" w:cs="微软雅黑"/>
                 <w:color w:val="000000" w:themeColor="text1"/>
                 <w:sz w:val="21"/>
                 <w:szCs w:val="21"/>
+                <w:lang w:val="en-US" w:eastAsia="zh-CN"/>
                 <w14:textFill>
                   <w14:solidFill>
                     <w14:schemeClr w14:val="tx1"/>
@@ -1691,10 +1977,11 @@
             </w:pPr>
             <w:r>
               <w:rPr>
-                <w:rFonts w:hint="eastAsia" w:asciiTheme="minorEastAsia" w:hAnsiTheme="minorEastAsia" w:eastAsiaTheme="minorEastAsia"/>
+                <w:rFonts w:hint="eastAsia" w:ascii="微软雅黑" w:hAnsi="微软雅黑" w:eastAsia="微软雅黑" w:cs="微软雅黑"/>
                 <w:color w:val="000000" w:themeColor="text1"/>
                 <w:sz w:val="21"/>
                 <w:szCs w:val="21"/>
+                <w:lang w:val="en-US" w:eastAsia="zh-CN"/>
                 <w14:textFill>
                   <w14:solidFill>
                     <w14:schemeClr w14:val="tx1"/>
@@ -1729,25 +2016,49 @@
         </w:trPr>
         <w:tc>
           <w:tcPr>
-            <w:tcW w:w="1242" w:type="dxa"/>
+            <w:tcW w:w="1323" w:type="dxa"/>
+            <w:tcBorders>
+              <w:top w:val="single" w:color="auto" w:sz="4" w:space="0"/>
+              <w:left w:val="nil"/>
+              <w:right w:val="single" w:color="auto" w:sz="4" w:space="0"/>
+            </w:tcBorders>
+            <w:vAlign w:val="center"/>
           </w:tcPr>
           <w:p>
             <w:pPr>
               <w:pStyle w:val="17"/>
-              <w:jc w:val="both"/>
-              <w:rPr>
-                <w:rFonts w:hint="eastAsia" w:asciiTheme="minorEastAsia" w:hAnsiTheme="minorEastAsia" w:eastAsiaTheme="minorEastAsia"/>
-                <w:b/>
-                <w:sz w:val="21"/>
-                <w:szCs w:val="21"/>
-              </w:rPr>
-            </w:pPr>
-            <w:r>
-              <w:rPr>
-                <w:rFonts w:hint="eastAsia" w:asciiTheme="minorEastAsia" w:hAnsiTheme="minorEastAsia" w:eastAsiaTheme="minorEastAsia"/>
-                <w:b/>
-                <w:sz w:val="21"/>
-                <w:szCs w:val="21"/>
+              <w:keepNext w:val="0"/>
+              <w:keepLines w:val="0"/>
+              <w:pageBreakBefore w:val="0"/>
+              <w:widowControl/>
+              <w:kinsoku/>
+              <w:wordWrap/>
+              <w:overflowPunct/>
+              <w:topLinePunct w:val="0"/>
+              <w:autoSpaceDE/>
+              <w:autoSpaceDN/>
+              <w:bidi w:val="0"/>
+              <w:adjustRightInd/>
+              <w:snapToGrid/>
+              <w:spacing w:before="0" w:beforeAutospacing="0" w:after="0" w:afterAutospacing="0" w:line="240" w:lineRule="auto"/>
+              <w:jc w:val="center"/>
+              <w:rPr>
+                <w:rFonts w:hint="eastAsia" w:ascii="微软雅黑" w:hAnsi="微软雅黑" w:eastAsia="微软雅黑" w:cs="微软雅黑"/>
+                <w:b/>
+                <w:color w:val="000000"/>
+                <w:sz w:val="21"/>
+                <w:szCs w:val="21"/>
+                <w:lang w:val="en-US" w:eastAsia="zh-CN" w:bidi="ar"/>
+              </w:rPr>
+            </w:pPr>
+            <w:r>
+              <w:rPr>
+                <w:rFonts w:hint="eastAsia" w:ascii="微软雅黑" w:hAnsi="微软雅黑" w:eastAsia="微软雅黑" w:cs="微软雅黑"/>
+                <w:b/>
+                <w:color w:val="000000"/>
+                <w:sz w:val="21"/>
+                <w:szCs w:val="21"/>
+                <w:lang w:val="en-US" w:eastAsia="zh-CN" w:bidi="ar"/>
               </w:rPr>
               <w:t>检测内容</w:t>
             </w:r>
@@ -1755,14 +2066,35 @@
         </w:tc>
         <w:tc>
           <w:tcPr>
-            <w:tcW w:w="8488" w:type="dxa"/>
+            <w:tcW w:w="8415" w:type="dxa"/>
+            <w:gridSpan w:val="7"/>
+            <w:tcBorders>
+              <w:top w:val="single" w:color="auto" w:sz="4" w:space="0"/>
+              <w:left w:val="single" w:color="auto" w:sz="4" w:space="0"/>
+              <w:right w:val="nil"/>
+            </w:tcBorders>
+            <w:vAlign w:val="center"/>
           </w:tcPr>
           <w:p>
             <w:pPr>
               <w:pStyle w:val="17"/>
-              <w:spacing w:line="260" w:lineRule="exact"/>
-              <w:rPr>
-                <w:rFonts w:hint="eastAsia" w:asciiTheme="minorEastAsia" w:hAnsiTheme="minorEastAsia" w:eastAsiaTheme="minorEastAsia"/>
+              <w:keepNext w:val="0"/>
+              <w:keepLines w:val="0"/>
+              <w:pageBreakBefore w:val="0"/>
+              <w:widowControl/>
+              <w:kinsoku/>
+              <w:wordWrap/>
+              <w:overflowPunct/>
+              <w:topLinePunct w:val="0"/>
+              <w:autoSpaceDE/>
+              <w:autoSpaceDN/>
+              <w:bidi w:val="0"/>
+              <w:adjustRightInd/>
+              <w:snapToGrid/>
+              <w:spacing w:before="0" w:beforeAutospacing="0" w:after="0" w:afterAutospacing="0" w:line="240" w:lineRule="auto"/>
+              <w:jc w:val="left"/>
+              <w:rPr>
+                <w:rFonts w:hint="eastAsia" w:ascii="微软雅黑" w:hAnsi="微软雅黑" w:eastAsia="微软雅黑" w:cs="微软雅黑"/>
                 <w:color w:val="000000" w:themeColor="text1"/>
                 <w:sz w:val="21"/>
                 <w:szCs w:val="21"/>
@@ -1775,7 +2107,7 @@
             </w:pPr>
             <w:r>
               <w:rPr>
-                <w:rFonts w:asciiTheme="minorEastAsia" w:hAnsiTheme="minorEastAsia" w:eastAsiaTheme="minorEastAsia"/>
+                <w:rFonts w:hint="eastAsia" w:ascii="微软雅黑" w:hAnsi="微软雅黑" w:eastAsia="微软雅黑" w:cs="微软雅黑"/>
                 <w:color w:val="000000" w:themeColor="text1"/>
                 <w:sz w:val="21"/>
                 <w:szCs w:val="21"/>
@@ -1785,11 +2117,29 @@
                   </w14:solidFill>
                 </w14:textFill>
               </w:rPr>
-              <w:t>本</w:t>
-            </w:r>
-            <w:r>
-              <w:rPr>
-                <w:rFonts w:hint="eastAsia" w:asciiTheme="minorEastAsia" w:hAnsiTheme="minorEastAsia" w:eastAsiaTheme="minorEastAsia"/>
+              <w:t>本检测项目为脑胶质瘤200基因检测，针对与肿瘤密切相关的200个基因进行高通量测序{% if PDInfo != undefined %}，同时，本项目也通过免疫组化检测PD-L1表达情况{% endif %}。检测突变形式为点突变（SNV）、小片段插入缺失（INDEL）、拷贝数变异（CNV）以及融合（FUSION）。</w:t>
+            </w:r>
+          </w:p>
+          <w:p>
+            <w:pPr>
+              <w:pStyle w:val="17"/>
+              <w:keepNext w:val="0"/>
+              <w:keepLines w:val="0"/>
+              <w:pageBreakBefore w:val="0"/>
+              <w:widowControl/>
+              <w:kinsoku/>
+              <w:wordWrap/>
+              <w:overflowPunct/>
+              <w:topLinePunct w:val="0"/>
+              <w:autoSpaceDE/>
+              <w:autoSpaceDN/>
+              <w:bidi w:val="0"/>
+              <w:adjustRightInd/>
+              <w:snapToGrid/>
+              <w:spacing w:before="0" w:beforeAutospacing="0" w:after="0" w:afterAutospacing="0" w:line="240" w:lineRule="auto"/>
+              <w:jc w:val="left"/>
+              <w:rPr>
+                <w:rFonts w:hint="eastAsia" w:ascii="微软雅黑" w:hAnsi="微软雅黑" w:eastAsia="微软雅黑" w:cs="微软雅黑"/>
                 <w:color w:val="000000" w:themeColor="text1"/>
                 <w:sz w:val="21"/>
                 <w:szCs w:val="21"/>
@@ -1799,11 +2149,10 @@
                   </w14:solidFill>
                 </w14:textFill>
               </w:rPr>
-              <w:t>检测项目为脑胶质瘤200基因检测，针</w:t>
-            </w:r>
-            <w:r>
-              <w:rPr>
-                <w:rFonts w:asciiTheme="minorEastAsia" w:hAnsiTheme="minorEastAsia" w:eastAsiaTheme="minorEastAsia"/>
+            </w:pPr>
+            <w:r>
+              <w:rPr>
+                <w:rFonts w:hint="eastAsia" w:ascii="微软雅黑" w:hAnsi="微软雅黑" w:eastAsia="微软雅黑" w:cs="微软雅黑"/>
                 <w:color w:val="000000" w:themeColor="text1"/>
                 <w:sz w:val="21"/>
                 <w:szCs w:val="21"/>
@@ -1813,205 +2162,6 @@
                   </w14:solidFill>
                 </w14:textFill>
               </w:rPr>
-              <w:t>对与肿瘤密切相关的</w:t>
-            </w:r>
-            <w:r>
-              <w:rPr>
-                <w:rFonts w:hint="eastAsia" w:asciiTheme="minorEastAsia" w:hAnsiTheme="minorEastAsia" w:eastAsiaTheme="minorEastAsia"/>
-                <w:color w:val="000000" w:themeColor="text1"/>
-                <w:sz w:val="21"/>
-                <w:szCs w:val="21"/>
-                <w14:textFill>
-                  <w14:solidFill>
-                    <w14:schemeClr w14:val="tx1"/>
-                  </w14:solidFill>
-                </w14:textFill>
-              </w:rPr>
-              <w:t>200</w:t>
-            </w:r>
-            <w:r>
-              <w:rPr>
-                <w:rFonts w:asciiTheme="minorEastAsia" w:hAnsiTheme="minorEastAsia" w:eastAsiaTheme="minorEastAsia"/>
-                <w:color w:val="000000" w:themeColor="text1"/>
-                <w:sz w:val="21"/>
-                <w:szCs w:val="21"/>
-                <w14:textFill>
-                  <w14:solidFill>
-                    <w14:schemeClr w14:val="tx1"/>
-                  </w14:solidFill>
-                </w14:textFill>
-              </w:rPr>
-              <w:t>个基因进行高通量测序</w:t>
-            </w:r>
-            <w:r>
-              <w:rPr>
-                <w:rFonts w:hint="eastAsia" w:asciiTheme="minorEastAsia" w:hAnsiTheme="minorEastAsia" w:eastAsiaTheme="minorEastAsia"/>
-                <w:color w:val="000000" w:themeColor="text1"/>
-                <w:sz w:val="21"/>
-                <w:szCs w:val="21"/>
-                <w14:textFill>
-                  <w14:solidFill>
-                    <w14:schemeClr w14:val="tx1"/>
-                  </w14:solidFill>
-                </w14:textFill>
-              </w:rPr>
-              <w:t>{% if PDInfo != undefined %}，同时，本项目也通过免疫组化检测PD-L1表达情况{% endif %}。</w:t>
-            </w:r>
-            <w:r>
-              <w:rPr>
-                <w:rFonts w:asciiTheme="minorEastAsia" w:hAnsiTheme="minorEastAsia" w:eastAsiaTheme="minorEastAsia"/>
-                <w:color w:val="000000" w:themeColor="text1"/>
-                <w:sz w:val="21"/>
-                <w:szCs w:val="21"/>
-                <w14:textFill>
-                  <w14:solidFill>
-                    <w14:schemeClr w14:val="tx1"/>
-                  </w14:solidFill>
-                </w14:textFill>
-              </w:rPr>
-              <w:t>检测突变形式为点突变</w:t>
-            </w:r>
-            <w:r>
-              <w:rPr>
-                <w:rFonts w:hint="eastAsia" w:asciiTheme="minorEastAsia" w:hAnsiTheme="minorEastAsia" w:eastAsiaTheme="minorEastAsia"/>
-                <w:color w:val="000000" w:themeColor="text1"/>
-                <w:sz w:val="21"/>
-                <w:szCs w:val="21"/>
-                <w14:textFill>
-                  <w14:solidFill>
-                    <w14:schemeClr w14:val="tx1"/>
-                  </w14:solidFill>
-                </w14:textFill>
-              </w:rPr>
-              <w:t>（SNV）</w:t>
-            </w:r>
-            <w:r>
-              <w:rPr>
-                <w:rFonts w:asciiTheme="minorEastAsia" w:hAnsiTheme="minorEastAsia" w:eastAsiaTheme="minorEastAsia"/>
-                <w:color w:val="000000" w:themeColor="text1"/>
-                <w:sz w:val="21"/>
-                <w:szCs w:val="21"/>
-                <w14:textFill>
-                  <w14:solidFill>
-                    <w14:schemeClr w14:val="tx1"/>
-                  </w14:solidFill>
-                </w14:textFill>
-              </w:rPr>
-              <w:t>、小片段插入缺失</w:t>
-            </w:r>
-            <w:r>
-              <w:rPr>
-                <w:rFonts w:hint="eastAsia" w:asciiTheme="minorEastAsia" w:hAnsiTheme="minorEastAsia" w:eastAsiaTheme="minorEastAsia"/>
-                <w:color w:val="000000" w:themeColor="text1"/>
-                <w:sz w:val="21"/>
-                <w:szCs w:val="21"/>
-                <w14:textFill>
-                  <w14:solidFill>
-                    <w14:schemeClr w14:val="tx1"/>
-                  </w14:solidFill>
-                </w14:textFill>
-              </w:rPr>
-              <w:t>（INDEL）</w:t>
-            </w:r>
-            <w:r>
-              <w:rPr>
-                <w:rFonts w:asciiTheme="minorEastAsia" w:hAnsiTheme="minorEastAsia" w:eastAsiaTheme="minorEastAsia"/>
-                <w:color w:val="000000" w:themeColor="text1"/>
-                <w:sz w:val="21"/>
-                <w:szCs w:val="21"/>
-                <w14:textFill>
-                  <w14:solidFill>
-                    <w14:schemeClr w14:val="tx1"/>
-                  </w14:solidFill>
-                </w14:textFill>
-              </w:rPr>
-              <w:t>、拷贝数变异</w:t>
-            </w:r>
-            <w:r>
-              <w:rPr>
-                <w:rFonts w:hint="eastAsia" w:asciiTheme="minorEastAsia" w:hAnsiTheme="minorEastAsia" w:eastAsiaTheme="minorEastAsia"/>
-                <w:color w:val="000000" w:themeColor="text1"/>
-                <w:sz w:val="21"/>
-                <w:szCs w:val="21"/>
-                <w14:textFill>
-                  <w14:solidFill>
-                    <w14:schemeClr w14:val="tx1"/>
-                  </w14:solidFill>
-                </w14:textFill>
-              </w:rPr>
-              <w:t>（CNV）</w:t>
-            </w:r>
-            <w:r>
-              <w:rPr>
-                <w:rFonts w:asciiTheme="minorEastAsia" w:hAnsiTheme="minorEastAsia" w:eastAsiaTheme="minorEastAsia"/>
-                <w:color w:val="000000" w:themeColor="text1"/>
-                <w:sz w:val="21"/>
-                <w:szCs w:val="21"/>
-                <w14:textFill>
-                  <w14:solidFill>
-                    <w14:schemeClr w14:val="tx1"/>
-                  </w14:solidFill>
-                </w14:textFill>
-              </w:rPr>
-              <w:t>以及融合</w:t>
-            </w:r>
-            <w:r>
-              <w:rPr>
-                <w:rFonts w:hint="eastAsia" w:asciiTheme="minorEastAsia" w:hAnsiTheme="minorEastAsia" w:eastAsiaTheme="minorEastAsia"/>
-                <w:color w:val="000000" w:themeColor="text1"/>
-                <w:sz w:val="21"/>
-                <w:szCs w:val="21"/>
-                <w14:textFill>
-                  <w14:solidFill>
-                    <w14:schemeClr w14:val="tx1"/>
-                  </w14:solidFill>
-                </w14:textFill>
-              </w:rPr>
-              <w:t>（FUSION）</w:t>
-            </w:r>
-            <w:r>
-              <w:rPr>
-                <w:rFonts w:asciiTheme="minorEastAsia" w:hAnsiTheme="minorEastAsia" w:eastAsiaTheme="minorEastAsia"/>
-                <w:color w:val="000000" w:themeColor="text1"/>
-                <w:sz w:val="21"/>
-                <w:szCs w:val="21"/>
-                <w14:textFill>
-                  <w14:solidFill>
-                    <w14:schemeClr w14:val="tx1"/>
-                  </w14:solidFill>
-                </w14:textFill>
-              </w:rPr>
-              <w:t>。</w:t>
-            </w:r>
-          </w:p>
-          <w:p>
-            <w:pPr>
-              <w:pStyle w:val="17"/>
-              <w:spacing w:line="260" w:lineRule="exact"/>
-              <w:rPr>
-                <w:rFonts w:hint="eastAsia" w:asciiTheme="minorEastAsia" w:hAnsiTheme="minorEastAsia" w:eastAsiaTheme="minorEastAsia"/>
-                <w:color w:val="000000" w:themeColor="text1"/>
-                <w:sz w:val="21"/>
-                <w:szCs w:val="21"/>
-                <w14:textFill>
-                  <w14:solidFill>
-                    <w14:schemeClr w14:val="tx1"/>
-                  </w14:solidFill>
-                </w14:textFill>
-              </w:rPr>
-            </w:pPr>
-            <w:r>
-              <w:rPr>
-                <w:rFonts w:hint="eastAsia" w:asciiTheme="minorEastAsia" w:hAnsiTheme="minorEastAsia" w:eastAsiaTheme="minorEastAsia"/>
-                <w:color w:val="000000" w:themeColor="text1"/>
-                <w:sz w:val="21"/>
-                <w:szCs w:val="21"/>
-                <w14:textFill>
-                  <w14:solidFill>
-                    <w14:schemeClr w14:val="tx1"/>
-                  </w14:solidFill>
-                </w14:textFill>
-              </w:rPr>
               <w:t>本报告分析基因变异与脑胶质瘤分子分型诊断预后、靶向药物、免疫药物、化疗药物和遗传风险的相关性，给出靶向药物（FDA/NMPA批准药物、临床试验药物等）、化疗药物的用药提示信息，从而为临床制定治疗方案提供参考信息。</w:t>
             </w:r>
           </w:p>
@@ -2024,6 +2174,8 @@
           <w:rFonts w:ascii="Times New Roman" w:hAnsi="Times New Roman" w:eastAsia="微软雅黑" w:cs="Times New Roman"/>
         </w:rPr>
       </w:pPr>
+      <w:bookmarkStart w:id="62" w:name="_GoBack"/>
+      <w:bookmarkEnd w:id="62"/>
     </w:p>
     <w:p>
       <w:pPr>
@@ -2049,9 +2201,9 @@
           <w:shd w:val="clear" w:color="auto" w:fill="17365D"/>
         </w:rPr>
       </w:pPr>
-      <w:bookmarkStart w:id="0" w:name="_Toc526855031"/>
-      <w:bookmarkStart w:id="1" w:name="_Toc527112379"/>
-      <w:bookmarkStart w:id="2" w:name="_Toc534637492"/>
+      <w:bookmarkStart w:id="0" w:name="_Toc527112379"/>
+      <w:bookmarkStart w:id="1" w:name="_Toc534637492"/>
+      <w:bookmarkStart w:id="2" w:name="_Toc526855031"/>
       <w:r>
         <w:rPr>
           <w:rFonts w:hint="eastAsia" w:ascii="微软雅黑" w:hAnsi="微软雅黑" w:eastAsia="微软雅黑" w:cs="微软雅黑"/>
@@ -3659,8 +3811,6 @@
           <w:lang w:eastAsia="zh-CN"/>
         </w:rPr>
       </w:pPr>
-      <w:bookmarkStart w:id="62" w:name="_GoBack"/>
-      <w:bookmarkEnd w:id="62"/>
       <w:r>
         <w:rPr>
           <w:rFonts w:hint="eastAsia" w:ascii="微软雅黑" w:hAnsi="微软雅黑" w:eastAsia="微软雅黑" w:cs="微软雅黑"/>
@@ -3686,12 +3836,12 @@
           <w:szCs w:val="32"/>
         </w:rPr>
       </w:pPr>
-      <w:bookmarkStart w:id="4" w:name="_Toc22132"/>
-      <w:bookmarkStart w:id="5" w:name="_Toc499"/>
-      <w:bookmarkStart w:id="6" w:name="_Toc2781"/>
-      <w:bookmarkStart w:id="7" w:name="_Toc2819"/>
-      <w:bookmarkStart w:id="8" w:name="_Toc20136_WPSOffice_Level1"/>
-      <w:bookmarkStart w:id="9" w:name="_Toc19898_WPSOffice_Level1"/>
+      <w:bookmarkStart w:id="4" w:name="_Toc499"/>
+      <w:bookmarkStart w:id="5" w:name="_Toc2819"/>
+      <w:bookmarkStart w:id="6" w:name="_Toc20136_WPSOffice_Level1"/>
+      <w:bookmarkStart w:id="7" w:name="_Toc19898_WPSOffice_Level1"/>
+      <w:bookmarkStart w:id="8" w:name="_Toc2781"/>
+      <w:bookmarkStart w:id="9" w:name="_Toc22132"/>
       <w:r>
         <w:rPr>
           <w:rFonts w:hint="eastAsia" w:ascii="Times New Roman" w:hAnsi="Times New Roman" w:eastAsia="微软雅黑" w:cs="黑体"/>
@@ -3731,13 +3881,13 @@
           <w:color w:val="254061" w:themeColor="accent1" w:themeShade="80"/>
         </w:rPr>
       </w:pPr>
-      <w:bookmarkStart w:id="10" w:name="_Toc29369"/>
-      <w:bookmarkStart w:id="11" w:name="_Toc23317"/>
-      <w:bookmarkStart w:id="12" w:name="_Toc23375"/>
-      <w:bookmarkStart w:id="13" w:name="_Toc10877"/>
-      <w:bookmarkStart w:id="14" w:name="_Toc9088"/>
-      <w:bookmarkStart w:id="15" w:name="_Toc11015_WPSOffice_Level2"/>
-      <w:bookmarkStart w:id="16" w:name="_Toc18062_WPSOffice_Level2"/>
+      <w:bookmarkStart w:id="10" w:name="_Toc23317"/>
+      <w:bookmarkStart w:id="11" w:name="_Toc29369"/>
+      <w:bookmarkStart w:id="12" w:name="_Toc18062_WPSOffice_Level2"/>
+      <w:bookmarkStart w:id="13" w:name="_Toc23375"/>
+      <w:bookmarkStart w:id="14" w:name="_Toc10877"/>
+      <w:bookmarkStart w:id="15" w:name="_Toc9088"/>
+      <w:bookmarkStart w:id="16" w:name="_Toc11015_WPSOffice_Level2"/>
       <w:bookmarkStart w:id="17" w:name="_Toc3049"/>
       <w:r>
         <w:rPr>
@@ -12220,13 +12370,13 @@
           <w:color w:val="254061" w:themeColor="accent1" w:themeShade="80"/>
         </w:rPr>
       </w:pPr>
-      <w:bookmarkStart w:id="18" w:name="_Toc19898_WPSOffice_Level2"/>
-      <w:bookmarkStart w:id="19" w:name="_Toc3497"/>
-      <w:bookmarkStart w:id="20" w:name="_Toc13489_WPSOffice_Level2"/>
-      <w:bookmarkStart w:id="21" w:name="_Toc10743"/>
-      <w:bookmarkStart w:id="22" w:name="_Toc5962"/>
-      <w:bookmarkStart w:id="23" w:name="_Toc24038"/>
-      <w:bookmarkStart w:id="24" w:name="_Hlk516758315"/>
+      <w:bookmarkStart w:id="18" w:name="_Toc3497"/>
+      <w:bookmarkStart w:id="19" w:name="_Toc5962"/>
+      <w:bookmarkStart w:id="20" w:name="_Hlk516758315"/>
+      <w:bookmarkStart w:id="21" w:name="_Toc13489_WPSOffice_Level2"/>
+      <w:bookmarkStart w:id="22" w:name="_Toc24038"/>
+      <w:bookmarkStart w:id="23" w:name="_Toc19898_WPSOffice_Level2"/>
+      <w:bookmarkStart w:id="24" w:name="_Toc10743"/>
       <w:r>
         <w:rPr>
           <w:rFonts w:hint="eastAsia" w:ascii="微软雅黑" w:hAnsi="微软雅黑" w:eastAsia="微软雅黑" w:cs="微软雅黑"/>
@@ -15507,10 +15657,10 @@
       </w:pPr>
       <w:bookmarkStart w:id="25" w:name="_Toc6221_WPSOffice_Level2"/>
       <w:bookmarkStart w:id="26" w:name="_Toc22552"/>
-      <w:bookmarkStart w:id="27" w:name="_Toc7551_WPSOffice_Level2"/>
-      <w:bookmarkStart w:id="28" w:name="_Toc20320"/>
-      <w:bookmarkStart w:id="29" w:name="_Toc25737"/>
-      <w:bookmarkStart w:id="30" w:name="_Toc4339"/>
+      <w:bookmarkStart w:id="27" w:name="_Toc4339"/>
+      <w:bookmarkStart w:id="28" w:name="_Toc7551_WPSOffice_Level2"/>
+      <w:bookmarkStart w:id="29" w:name="_Toc20320"/>
+      <w:bookmarkStart w:id="30" w:name="_Toc25737"/>
       <w:r>
         <w:rPr>
           <w:rFonts w:hint="eastAsia" w:ascii="微软雅黑" w:hAnsi="微软雅黑" w:eastAsia="微软雅黑" w:cs="微软雅黑"/>
@@ -16924,8 +17074,8 @@
       </w:pPr>
       <w:bookmarkStart w:id="31" w:name="_Toc9387"/>
       <w:bookmarkStart w:id="32" w:name="_Toc106719764"/>
-      <w:bookmarkStart w:id="33" w:name="_Toc20034"/>
-      <w:bookmarkStart w:id="34" w:name="_Toc10223"/>
+      <w:bookmarkStart w:id="33" w:name="_Toc10223"/>
+      <w:bookmarkStart w:id="34" w:name="_Toc20034"/>
       <w:r>
         <w:rPr>
           <w:rFonts w:hint="eastAsia" w:ascii="微软雅黑" w:hAnsi="微软雅黑" w:eastAsia="微软雅黑" w:cs="微软雅黑"/>
@@ -17017,6 +17167,12 @@
             <w:insideH w:val="dashed" w:color="244061" w:sz="4" w:space="0"/>
             <w:insideV w:val="dashed" w:color="244061" w:sz="4" w:space="0"/>
           </w:tblBorders>
+          <w:tblCellMar>
+            <w:top w:w="0" w:type="dxa"/>
+            <w:left w:w="108" w:type="dxa"/>
+            <w:bottom w:w="0" w:type="dxa"/>
+            <w:right w:w="108" w:type="dxa"/>
+          </w:tblCellMar>
         </w:tblPrEx>
         <w:trPr>
           <w:jc w:val="center"/>
@@ -19721,10 +19877,10 @@
           <w:color w:val="254061" w:themeColor="accent1" w:themeShade="80"/>
         </w:rPr>
       </w:pPr>
-      <w:bookmarkStart w:id="39" w:name="_Toc32443_WPSOffice_Level2"/>
-      <w:bookmarkStart w:id="40" w:name="_Toc22255"/>
-      <w:bookmarkStart w:id="41" w:name="_Toc4331_WPSOffice_Level2"/>
-      <w:bookmarkStart w:id="42" w:name="_Toc6468"/>
+      <w:bookmarkStart w:id="39" w:name="_Toc22255"/>
+      <w:bookmarkStart w:id="40" w:name="_Toc6468"/>
+      <w:bookmarkStart w:id="41" w:name="_Toc32443_WPSOffice_Level2"/>
+      <w:bookmarkStart w:id="42" w:name="_Toc4331_WPSOffice_Level2"/>
       <w:bookmarkStart w:id="43" w:name="_Toc23606"/>
       <w:r>
         <w:rPr>
@@ -19796,9 +19952,9 @@
           </w14:textFill>
         </w:rPr>
       </w:pPr>
-      <w:bookmarkStart w:id="44" w:name="_Toc6931_WPSOffice_Level3"/>
+      <w:bookmarkStart w:id="44" w:name="_Toc15289_WPSOffice_Level3"/>
       <w:bookmarkStart w:id="45" w:name="_Toc18091_WPSOffice_Level3"/>
-      <w:bookmarkStart w:id="46" w:name="_Toc15289_WPSOffice_Level3"/>
+      <w:bookmarkStart w:id="46" w:name="_Toc6931_WPSOffice_Level3"/>
       <w:r>
         <w:rPr>
           <w:rFonts w:hint="eastAsia" w:ascii="Times New Roman" w:hAnsi="Times New Roman" w:eastAsia="微软雅黑" w:cs="Times New Roman"/>
@@ -29335,6 +29491,12 @@
             <w:insideH w:val="dotted" w:color="45A3A7" w:sz="4" w:space="0"/>
             <w:insideV w:val="dotted" w:color="45A3A7" w:sz="4" w:space="0"/>
           </w:tblBorders>
+          <w:tblCellMar>
+            <w:top w:w="0" w:type="dxa"/>
+            <w:left w:w="108" w:type="dxa"/>
+            <w:bottom w:w="0" w:type="dxa"/>
+            <w:right w:w="108" w:type="dxa"/>
+          </w:tblCellMar>
         </w:tblPrEx>
         <w:trPr>
           <w:trHeight w:val="417" w:hRule="atLeast"/>
@@ -30057,7 +30219,6 @@
             <w:insideH w:val="dashed" w:color="244061" w:sz="4" w:space="0"/>
             <w:insideV w:val="dashed" w:color="244061" w:sz="4" w:space="0"/>
           </w:tblBorders>
-          <w:shd w:val="clear" w:color="auto" w:fill="auto"/>
           <w:tblCellMar>
             <w:top w:w="0" w:type="dxa"/>
             <w:left w:w="108" w:type="dxa"/>
@@ -30115,7 +30276,6 @@
             <w:insideH w:val="dashed" w:color="244061" w:sz="4" w:space="0"/>
             <w:insideV w:val="dashed" w:color="244061" w:sz="4" w:space="0"/>
           </w:tblBorders>
-          <w:shd w:val="clear" w:color="auto" w:fill="auto"/>
           <w:tblCellMar>
             <w:top w:w="0" w:type="dxa"/>
             <w:left w:w="108" w:type="dxa"/>
@@ -30385,7 +30545,6 @@
             <w:insideH w:val="dashed" w:color="244061" w:sz="4" w:space="0"/>
             <w:insideV w:val="dashed" w:color="244061" w:sz="4" w:space="0"/>
           </w:tblBorders>
-          <w:shd w:val="clear" w:color="auto" w:fill="auto"/>
           <w:tblCellMar>
             <w:top w:w="0" w:type="dxa"/>
             <w:left w:w="108" w:type="dxa"/>
@@ -30568,6 +30727,7 @@
             <w:insideH w:val="dashed" w:color="244061" w:sz="4" w:space="0"/>
             <w:insideV w:val="dashed" w:color="244061" w:sz="4" w:space="0"/>
           </w:tblBorders>
+          <w:shd w:val="clear" w:color="auto" w:fill="auto"/>
           <w:tblCellMar>
             <w:top w:w="0" w:type="dxa"/>
             <w:left w:w="108" w:type="dxa"/>
@@ -33828,9 +33988,9 @@
           <w:color w:val="254061" w:themeColor="accent1" w:themeShade="80"/>
         </w:rPr>
       </w:pPr>
-      <w:bookmarkStart w:id="52" w:name="_Toc527112386"/>
-      <w:bookmarkStart w:id="53" w:name="_Toc526855038"/>
-      <w:bookmarkStart w:id="54" w:name="_Toc534637499"/>
+      <w:bookmarkStart w:id="52" w:name="_Toc534637499"/>
+      <w:bookmarkStart w:id="53" w:name="_Toc527112386"/>
+      <w:bookmarkStart w:id="54" w:name="_Toc526855038"/>
       <w:r>
         <w:rPr>
           <w:rFonts w:hint="eastAsia" w:ascii="微软雅黑" w:hAnsi="微软雅黑" w:eastAsia="微软雅黑" w:cs="微软雅黑"/>
@@ -35959,13 +36119,13 @@
           <w:color w:val="254061" w:themeColor="accent1" w:themeShade="80"/>
         </w:rPr>
       </w:pPr>
-      <w:bookmarkStart w:id="55" w:name="_Toc16368_WPSOffice_Level1"/>
-      <w:bookmarkStart w:id="56" w:name="_Toc22458"/>
-      <w:bookmarkStart w:id="57" w:name="_Toc28910_WPSOffice_Level1"/>
-      <w:bookmarkStart w:id="58" w:name="_Toc22484_WPSOffice_Level1"/>
-      <w:bookmarkStart w:id="59" w:name="_Toc7549"/>
-      <w:bookmarkStart w:id="60" w:name="_Toc19099"/>
-      <w:bookmarkStart w:id="61" w:name="_Toc30533"/>
+      <w:bookmarkStart w:id="55" w:name="_Toc30533"/>
+      <w:bookmarkStart w:id="56" w:name="_Toc19099"/>
+      <w:bookmarkStart w:id="57" w:name="_Toc7549"/>
+      <w:bookmarkStart w:id="58" w:name="_Toc16368_WPSOffice_Level1"/>
+      <w:bookmarkStart w:id="59" w:name="_Toc22458"/>
+      <w:bookmarkStart w:id="60" w:name="_Toc28910_WPSOffice_Level1"/>
+      <w:bookmarkStart w:id="61" w:name="_Toc22484_WPSOffice_Level1"/>
       <w:r>
         <w:rPr>
           <w:rFonts w:hint="eastAsia" w:ascii="微软雅黑" w:hAnsi="微软雅黑" w:eastAsia="微软雅黑" w:cs="微软雅黑"/>

--- a/WebContent/docx/脑胶质瘤200基因报告-三峡.docx
+++ b/WebContent/docx/脑胶质瘤200基因报告-三峡.docx
@@ -2174,8 +2174,6 @@
           <w:rFonts w:ascii="Times New Roman" w:hAnsi="Times New Roman" w:eastAsia="微软雅黑" w:cs="Times New Roman"/>
         </w:rPr>
       </w:pPr>
-      <w:bookmarkStart w:id="62" w:name="_GoBack"/>
-      <w:bookmarkEnd w:id="62"/>
     </w:p>
     <w:p>
       <w:pPr>
@@ -3836,12 +3834,12 @@
           <w:szCs w:val="32"/>
         </w:rPr>
       </w:pPr>
-      <w:bookmarkStart w:id="4" w:name="_Toc499"/>
-      <w:bookmarkStart w:id="5" w:name="_Toc2819"/>
-      <w:bookmarkStart w:id="6" w:name="_Toc20136_WPSOffice_Level1"/>
+      <w:bookmarkStart w:id="4" w:name="_Toc20136_WPSOffice_Level1"/>
+      <w:bookmarkStart w:id="5" w:name="_Toc2781"/>
+      <w:bookmarkStart w:id="6" w:name="_Toc22132"/>
       <w:bookmarkStart w:id="7" w:name="_Toc19898_WPSOffice_Level1"/>
-      <w:bookmarkStart w:id="8" w:name="_Toc2781"/>
-      <w:bookmarkStart w:id="9" w:name="_Toc22132"/>
+      <w:bookmarkStart w:id="8" w:name="_Toc499"/>
+      <w:bookmarkStart w:id="9" w:name="_Toc2819"/>
       <w:r>
         <w:rPr>
           <w:rFonts w:hint="eastAsia" w:ascii="Times New Roman" w:hAnsi="Times New Roman" w:eastAsia="微软雅黑" w:cs="黑体"/>
@@ -3884,11 +3882,11 @@
       <w:bookmarkStart w:id="10" w:name="_Toc23317"/>
       <w:bookmarkStart w:id="11" w:name="_Toc29369"/>
       <w:bookmarkStart w:id="12" w:name="_Toc18062_WPSOffice_Level2"/>
-      <w:bookmarkStart w:id="13" w:name="_Toc23375"/>
-      <w:bookmarkStart w:id="14" w:name="_Toc10877"/>
-      <w:bookmarkStart w:id="15" w:name="_Toc9088"/>
-      <w:bookmarkStart w:id="16" w:name="_Toc11015_WPSOffice_Level2"/>
-      <w:bookmarkStart w:id="17" w:name="_Toc3049"/>
+      <w:bookmarkStart w:id="13" w:name="_Toc9088"/>
+      <w:bookmarkStart w:id="14" w:name="_Toc3049"/>
+      <w:bookmarkStart w:id="15" w:name="_Toc23375"/>
+      <w:bookmarkStart w:id="16" w:name="_Toc10877"/>
+      <w:bookmarkStart w:id="17" w:name="_Toc11015_WPSOffice_Level2"/>
       <w:r>
         <w:rPr>
           <w:rFonts w:hint="eastAsia" w:ascii="微软雅黑" w:hAnsi="微软雅黑" w:eastAsia="微软雅黑" w:cs="微软雅黑"/>
@@ -5455,7 +5453,27 @@
                 <w:szCs w:val="21"/>
                 <w:lang w:bidi="ar"/>
               </w:rPr>
-              <w:t>BRAF 基因突变（尤其是 V600E）常见于青少年多形性低阶别神经上皮肿瘤；MAPK 信号通路突变型弥漫性低级别胶质瘤；毛细胞性星形细胞瘤；具有毛样特征的高级别星形细胞瘤和多星系黄色星形细胞瘤。KIAA1549-BRAF 融合是毛细胞型星形细胞瘤的关键诊断指标。BRAF V600E突变、KIAAI549-BRAF基因融合与星型细胞瘤密切相关，具有很强的诊断价值，是靶向治疗的标志物。</w:t>
+              <w:t>BRAF 基因突变（尤其是 V600E）常见于青少年多形性低</w:t>
+            </w:r>
+            <w:r>
+              <w:rPr>
+                <w:rFonts w:hint="eastAsia" w:ascii="微软雅黑" w:hAnsi="微软雅黑" w:eastAsia="微软雅黑" w:cs="微软雅黑"/>
+                <w:color w:val="000000"/>
+                <w:sz w:val="21"/>
+                <w:szCs w:val="21"/>
+                <w:lang w:val="en-US" w:eastAsia="zh-CN" w:bidi="ar"/>
+              </w:rPr>
+              <w:t>级别</w:t>
+            </w:r>
+            <w:r>
+              <w:rPr>
+                <w:rFonts w:hint="eastAsia" w:ascii="微软雅黑" w:hAnsi="微软雅黑" w:eastAsia="微软雅黑" w:cs="微软雅黑"/>
+                <w:color w:val="000000"/>
+                <w:sz w:val="21"/>
+                <w:szCs w:val="21"/>
+                <w:lang w:bidi="ar"/>
+              </w:rPr>
+              <w:t>神经上皮肿瘤；MAPK 信号通路突变型弥漫性低级别胶质瘤；毛细胞性星形细胞瘤；具有毛样特征的高级别星形细胞瘤和多星系黄色星形细胞瘤。KIAA1549-BRAF 融合是毛细胞型星形细胞瘤的关键诊断指标。BRAF V600E突变、KIAAI549-BRAF基因融合与星型细胞瘤密切相关，具有很强的诊断价值，是靶向治疗的标志物。</w:t>
             </w:r>
           </w:p>
         </w:tc>
@@ -6598,7 +6616,29 @@
                 <w:szCs w:val="21"/>
                 <w:lang w:bidi="ar"/>
               </w:rPr>
-              <w:t>FGFR1/2/3 融合常见于青少年多形性低阶别神经上皮肿瘤；其中FGFR1 融合也见于 IDH 野生型的脑室外神经细胞瘤中。FGFR1 激酶结构域重复（KDD）常见于弥漫性低级别胶质瘤，MAPK 信号通路突变型，在低级别星形细胞瘤中也有报道，包括毛细胞星形细胞瘤（通常是小脑外）和胚胎发育不良性神经上皮肿瘤。FGFR1 热点突变发生在 FGFR1的激酶结构域内，常见于在胚胎发育不良神经上皮肿瘤中，并已成为菊形团形成性胶质神经元肿瘤 (RGNT) 的分子标志，主要影响年轻人。靶向治疗靶点。</w:t>
+              <w:t>FGFR1/2/3 融合常见于青少年多形性低</w:t>
+            </w:r>
+            <w:r>
+              <w:rPr>
+                <w:rFonts w:hint="eastAsia" w:ascii="微软雅黑" w:hAnsi="微软雅黑" w:eastAsia="微软雅黑" w:cs="微软雅黑"/>
+                <w:color w:val="000000"/>
+                <w:sz w:val="21"/>
+                <w:szCs w:val="21"/>
+                <w:lang w:val="en-US" w:eastAsia="zh-CN" w:bidi="ar"/>
+              </w:rPr>
+              <w:t>级别</w:t>
+            </w:r>
+            <w:bookmarkStart w:id="62" w:name="_GoBack"/>
+            <w:bookmarkEnd w:id="62"/>
+            <w:r>
+              <w:rPr>
+                <w:rFonts w:hint="eastAsia" w:ascii="微软雅黑" w:hAnsi="微软雅黑" w:eastAsia="微软雅黑" w:cs="微软雅黑"/>
+                <w:color w:val="000000"/>
+                <w:sz w:val="21"/>
+                <w:szCs w:val="21"/>
+                <w:lang w:bidi="ar"/>
+              </w:rPr>
+              <w:t>神经上皮肿瘤；其中FGFR1 融合也见于 IDH 野生型的脑室外神经细胞瘤中。FGFR1 激酶结构域重复（KDD）常见于弥漫性低级别胶质瘤，MAPK 信号通路突变型，在低级别星形细胞瘤中也有报道，包括毛细胞星形细胞瘤（通常是小脑外）和胚胎发育不良性神经上皮肿瘤。FGFR1 热点突变发生在 FGFR1的激酶结构域内，常见于在胚胎发育不良神经上皮肿瘤中，并已成为菊形团形成性胶质神经元肿瘤 (RGNT) 的分子标志，主要影响年轻人。靶向治疗靶点。</w:t>
             </w:r>
           </w:p>
         </w:tc>
@@ -12370,13 +12410,13 @@
           <w:color w:val="254061" w:themeColor="accent1" w:themeShade="80"/>
         </w:rPr>
       </w:pPr>
-      <w:bookmarkStart w:id="18" w:name="_Toc3497"/>
-      <w:bookmarkStart w:id="19" w:name="_Toc5962"/>
-      <w:bookmarkStart w:id="20" w:name="_Hlk516758315"/>
-      <w:bookmarkStart w:id="21" w:name="_Toc13489_WPSOffice_Level2"/>
-      <w:bookmarkStart w:id="22" w:name="_Toc24038"/>
-      <w:bookmarkStart w:id="23" w:name="_Toc19898_WPSOffice_Level2"/>
-      <w:bookmarkStart w:id="24" w:name="_Toc10743"/>
+      <w:bookmarkStart w:id="18" w:name="_Toc13489_WPSOffice_Level2"/>
+      <w:bookmarkStart w:id="19" w:name="_Toc3497"/>
+      <w:bookmarkStart w:id="20" w:name="_Toc10743"/>
+      <w:bookmarkStart w:id="21" w:name="_Toc19898_WPSOffice_Level2"/>
+      <w:bookmarkStart w:id="22" w:name="_Hlk516758315"/>
+      <w:bookmarkStart w:id="23" w:name="_Toc24038"/>
+      <w:bookmarkStart w:id="24" w:name="_Toc5962"/>
       <w:r>
         <w:rPr>
           <w:rFonts w:hint="eastAsia" w:ascii="微软雅黑" w:hAnsi="微软雅黑" w:eastAsia="微软雅黑" w:cs="微软雅黑"/>
@@ -15655,11 +15695,11 @@
           <w:color w:val="254061" w:themeColor="accent1" w:themeShade="80"/>
         </w:rPr>
       </w:pPr>
-      <w:bookmarkStart w:id="25" w:name="_Toc6221_WPSOffice_Level2"/>
-      <w:bookmarkStart w:id="26" w:name="_Toc22552"/>
-      <w:bookmarkStart w:id="27" w:name="_Toc4339"/>
-      <w:bookmarkStart w:id="28" w:name="_Toc7551_WPSOffice_Level2"/>
-      <w:bookmarkStart w:id="29" w:name="_Toc20320"/>
+      <w:bookmarkStart w:id="25" w:name="_Toc4339"/>
+      <w:bookmarkStart w:id="26" w:name="_Toc6221_WPSOffice_Level2"/>
+      <w:bookmarkStart w:id="27" w:name="_Toc7551_WPSOffice_Level2"/>
+      <w:bookmarkStart w:id="28" w:name="_Toc20320"/>
+      <w:bookmarkStart w:id="29" w:name="_Toc22552"/>
       <w:bookmarkStart w:id="30" w:name="_Toc25737"/>
       <w:r>
         <w:rPr>
@@ -19827,10 +19867,10 @@
           <w:shd w:val="clear" w:color="auto" w:fill="1F3864"/>
         </w:rPr>
       </w:pPr>
-      <w:bookmarkStart w:id="35" w:name="_Toc534637498"/>
-      <w:bookmarkStart w:id="36" w:name="_Toc25428"/>
-      <w:bookmarkStart w:id="37" w:name="_Toc526855037"/>
-      <w:bookmarkStart w:id="38" w:name="_Toc527112385"/>
+      <w:bookmarkStart w:id="35" w:name="_Toc527112385"/>
+      <w:bookmarkStart w:id="36" w:name="_Toc534637498"/>
+      <w:bookmarkStart w:id="37" w:name="_Toc25428"/>
+      <w:bookmarkStart w:id="38" w:name="_Toc526855037"/>
       <w:r>
         <w:rPr>
           <w:rFonts w:hint="eastAsia" w:ascii="微软雅黑" w:hAnsi="微软雅黑" w:eastAsia="微软雅黑" w:cs="微软雅黑"/>
@@ -19877,11 +19917,11 @@
           <w:color w:val="254061" w:themeColor="accent1" w:themeShade="80"/>
         </w:rPr>
       </w:pPr>
-      <w:bookmarkStart w:id="39" w:name="_Toc22255"/>
+      <w:bookmarkStart w:id="39" w:name="_Toc32443_WPSOffice_Level2"/>
       <w:bookmarkStart w:id="40" w:name="_Toc6468"/>
-      <w:bookmarkStart w:id="41" w:name="_Toc32443_WPSOffice_Level2"/>
-      <w:bookmarkStart w:id="42" w:name="_Toc4331_WPSOffice_Level2"/>
-      <w:bookmarkStart w:id="43" w:name="_Toc23606"/>
+      <w:bookmarkStart w:id="41" w:name="_Toc23606"/>
+      <w:bookmarkStart w:id="42" w:name="_Toc22255"/>
+      <w:bookmarkStart w:id="43" w:name="_Toc4331_WPSOffice_Level2"/>
       <w:r>
         <w:rPr>
           <w:rFonts w:hint="eastAsia" w:ascii="微软雅黑" w:hAnsi="微软雅黑" w:eastAsia="微软雅黑" w:cs="微软雅黑"/>
@@ -19952,9 +19992,9 @@
           </w14:textFill>
         </w:rPr>
       </w:pPr>
-      <w:bookmarkStart w:id="44" w:name="_Toc15289_WPSOffice_Level3"/>
-      <w:bookmarkStart w:id="45" w:name="_Toc18091_WPSOffice_Level3"/>
-      <w:bookmarkStart w:id="46" w:name="_Toc6931_WPSOffice_Level3"/>
+      <w:bookmarkStart w:id="44" w:name="_Toc6931_WPSOffice_Level3"/>
+      <w:bookmarkStart w:id="45" w:name="_Toc15289_WPSOffice_Level3"/>
+      <w:bookmarkStart w:id="46" w:name="_Toc18091_WPSOffice_Level3"/>
       <w:r>
         <w:rPr>
           <w:rFonts w:hint="eastAsia" w:ascii="Times New Roman" w:hAnsi="Times New Roman" w:eastAsia="微软雅黑" w:cs="Times New Roman"/>
@@ -30219,6 +30259,7 @@
             <w:insideH w:val="dashed" w:color="244061" w:sz="4" w:space="0"/>
             <w:insideV w:val="dashed" w:color="244061" w:sz="4" w:space="0"/>
           </w:tblBorders>
+          <w:shd w:val="clear" w:color="auto" w:fill="auto"/>
           <w:tblCellMar>
             <w:top w:w="0" w:type="dxa"/>
             <w:left w:w="108" w:type="dxa"/>
@@ -30276,6 +30317,7 @@
             <w:insideH w:val="dashed" w:color="244061" w:sz="4" w:space="0"/>
             <w:insideV w:val="dashed" w:color="244061" w:sz="4" w:space="0"/>
           </w:tblBorders>
+          <w:shd w:val="clear" w:color="auto" w:fill="auto"/>
           <w:tblCellMar>
             <w:top w:w="0" w:type="dxa"/>
             <w:left w:w="108" w:type="dxa"/>
@@ -30545,6 +30587,7 @@
             <w:insideH w:val="dashed" w:color="244061" w:sz="4" w:space="0"/>
             <w:insideV w:val="dashed" w:color="244061" w:sz="4" w:space="0"/>
           </w:tblBorders>
+          <w:shd w:val="clear" w:color="auto" w:fill="auto"/>
           <w:tblCellMar>
             <w:top w:w="0" w:type="dxa"/>
             <w:left w:w="108" w:type="dxa"/>
@@ -30893,7 +30936,6 @@
             <w:insideH w:val="dashed" w:color="244061" w:sz="4" w:space="0"/>
             <w:insideV w:val="dashed" w:color="244061" w:sz="4" w:space="0"/>
           </w:tblBorders>
-          <w:shd w:val="clear" w:color="auto" w:fill="auto"/>
           <w:tblCellMar>
             <w:top w:w="0" w:type="dxa"/>
             <w:left w:w="108" w:type="dxa"/>
@@ -31242,7 +31284,6 @@
             <w:insideH w:val="dashed" w:color="244061" w:sz="4" w:space="0"/>
             <w:insideV w:val="dashed" w:color="244061" w:sz="4" w:space="0"/>
           </w:tblBorders>
-          <w:shd w:val="clear" w:color="auto" w:fill="auto"/>
           <w:tblCellMar>
             <w:top w:w="0" w:type="dxa"/>
             <w:left w:w="108" w:type="dxa"/>
@@ -36120,12 +36161,12 @@
         </w:rPr>
       </w:pPr>
       <w:bookmarkStart w:id="55" w:name="_Toc30533"/>
-      <w:bookmarkStart w:id="56" w:name="_Toc19099"/>
-      <w:bookmarkStart w:id="57" w:name="_Toc7549"/>
-      <w:bookmarkStart w:id="58" w:name="_Toc16368_WPSOffice_Level1"/>
-      <w:bookmarkStart w:id="59" w:name="_Toc22458"/>
-      <w:bookmarkStart w:id="60" w:name="_Toc28910_WPSOffice_Level1"/>
-      <w:bookmarkStart w:id="61" w:name="_Toc22484_WPSOffice_Level1"/>
+      <w:bookmarkStart w:id="56" w:name="_Toc22484_WPSOffice_Level1"/>
+      <w:bookmarkStart w:id="57" w:name="_Toc16368_WPSOffice_Level1"/>
+      <w:bookmarkStart w:id="58" w:name="_Toc19099"/>
+      <w:bookmarkStart w:id="59" w:name="_Toc28910_WPSOffice_Level1"/>
+      <w:bookmarkStart w:id="60" w:name="_Toc22458"/>
+      <w:bookmarkStart w:id="61" w:name="_Toc7549"/>
       <w:r>
         <w:rPr>
           <w:rFonts w:hint="eastAsia" w:ascii="微软雅黑" w:hAnsi="微软雅黑" w:eastAsia="微软雅黑" w:cs="微软雅黑"/>

--- a/WebContent/docx/脑胶质瘤200基因报告-三峡.docx
+++ b/WebContent/docx/脑胶质瘤200基因报告-三峡.docx
@@ -361,14 +361,14 @@
         </w:tblCellMar>
       </w:tblPr>
       <w:tblGrid>
-        <w:gridCol w:w="1177"/>
-        <w:gridCol w:w="1039"/>
-        <w:gridCol w:w="1040"/>
-        <w:gridCol w:w="1037"/>
-        <w:gridCol w:w="1039"/>
-        <w:gridCol w:w="1039"/>
-        <w:gridCol w:w="1030"/>
-        <w:gridCol w:w="2271"/>
+        <w:gridCol w:w="1216"/>
+        <w:gridCol w:w="1079"/>
+        <w:gridCol w:w="1081"/>
+        <w:gridCol w:w="1077"/>
+        <w:gridCol w:w="1079"/>
+        <w:gridCol w:w="1079"/>
+        <w:gridCol w:w="1070"/>
+        <w:gridCol w:w="1991"/>
       </w:tblGrid>
       <w:tr>
         <w:tblPrEx>
@@ -856,7 +856,31 @@
                 <w:szCs w:val="21"/>
                 <w:lang w:bidi="ar"/>
               </w:rPr>
-              <w:t>{{ template_subbarcode }}</w:t>
+              <w:t xml:space="preserve">{{ </w:t>
+            </w:r>
+            <w:r>
+              <w:rPr>
+                <w:rFonts w:hint="eastAsia" w:ascii="微软雅黑" w:hAnsi="微软雅黑" w:eastAsia="微软雅黑" w:cs="微软雅黑"/>
+                <w:b w:val="0"/>
+                <w:bCs/>
+                <w:color w:val="000000"/>
+                <w:sz w:val="21"/>
+                <w:szCs w:val="21"/>
+                <w:lang w:val="en-US" w:eastAsia="zh-CN" w:bidi="ar"/>
+              </w:rPr>
+              <w:t>sample.patient_id</w:t>
+            </w:r>
+            <w:r>
+              <w:rPr>
+                <w:rFonts w:hint="eastAsia" w:ascii="微软雅黑" w:hAnsi="微软雅黑" w:eastAsia="微软雅黑" w:cs="微软雅黑"/>
+                <w:b w:val="0"/>
+                <w:bCs/>
+                <w:color w:val="000000"/>
+                <w:sz w:val="21"/>
+                <w:szCs w:val="21"/>
+                <w:lang w:bidi="ar"/>
+              </w:rPr>
+              <w:t xml:space="preserve"> }}</w:t>
             </w:r>
           </w:p>
         </w:tc>
@@ -2199,9 +2223,9 @@
           <w:shd w:val="clear" w:color="auto" w:fill="17365D"/>
         </w:rPr>
       </w:pPr>
-      <w:bookmarkStart w:id="0" w:name="_Toc527112379"/>
-      <w:bookmarkStart w:id="1" w:name="_Toc534637492"/>
-      <w:bookmarkStart w:id="2" w:name="_Toc526855031"/>
+      <w:bookmarkStart w:id="0" w:name="_Toc534637492"/>
+      <w:bookmarkStart w:id="1" w:name="_Toc526855031"/>
+      <w:bookmarkStart w:id="2" w:name="_Toc527112379"/>
       <w:r>
         <w:rPr>
           <w:rFonts w:hint="eastAsia" w:ascii="微软雅黑" w:hAnsi="微软雅黑" w:eastAsia="微软雅黑" w:cs="微软雅黑"/>
@@ -3834,12 +3858,12 @@
           <w:szCs w:val="32"/>
         </w:rPr>
       </w:pPr>
-      <w:bookmarkStart w:id="4" w:name="_Toc20136_WPSOffice_Level1"/>
+      <w:bookmarkStart w:id="4" w:name="_Toc499"/>
       <w:bookmarkStart w:id="5" w:name="_Toc2781"/>
-      <w:bookmarkStart w:id="6" w:name="_Toc22132"/>
+      <w:bookmarkStart w:id="6" w:name="_Toc2819"/>
       <w:bookmarkStart w:id="7" w:name="_Toc19898_WPSOffice_Level1"/>
-      <w:bookmarkStart w:id="8" w:name="_Toc499"/>
-      <w:bookmarkStart w:id="9" w:name="_Toc2819"/>
+      <w:bookmarkStart w:id="8" w:name="_Toc22132"/>
+      <w:bookmarkStart w:id="9" w:name="_Toc20136_WPSOffice_Level1"/>
       <w:r>
         <w:rPr>
           <w:rFonts w:hint="eastAsia" w:ascii="Times New Roman" w:hAnsi="Times New Roman" w:eastAsia="微软雅黑" w:cs="黑体"/>
@@ -3879,14 +3903,14 @@
           <w:color w:val="254061" w:themeColor="accent1" w:themeShade="80"/>
         </w:rPr>
       </w:pPr>
-      <w:bookmarkStart w:id="10" w:name="_Toc23317"/>
-      <w:bookmarkStart w:id="11" w:name="_Toc29369"/>
-      <w:bookmarkStart w:id="12" w:name="_Toc18062_WPSOffice_Level2"/>
-      <w:bookmarkStart w:id="13" w:name="_Toc9088"/>
-      <w:bookmarkStart w:id="14" w:name="_Toc3049"/>
-      <w:bookmarkStart w:id="15" w:name="_Toc23375"/>
-      <w:bookmarkStart w:id="16" w:name="_Toc10877"/>
-      <w:bookmarkStart w:id="17" w:name="_Toc11015_WPSOffice_Level2"/>
+      <w:bookmarkStart w:id="10" w:name="_Toc29369"/>
+      <w:bookmarkStart w:id="11" w:name="_Toc23317"/>
+      <w:bookmarkStart w:id="12" w:name="_Toc11015_WPSOffice_Level2"/>
+      <w:bookmarkStart w:id="13" w:name="_Toc10877"/>
+      <w:bookmarkStart w:id="14" w:name="_Toc9088"/>
+      <w:bookmarkStart w:id="15" w:name="_Toc3049"/>
+      <w:bookmarkStart w:id="16" w:name="_Toc18062_WPSOffice_Level2"/>
+      <w:bookmarkStart w:id="17" w:name="_Toc23375"/>
       <w:r>
         <w:rPr>
           <w:rFonts w:hint="eastAsia" w:ascii="微软雅黑" w:hAnsi="微软雅黑" w:eastAsia="微软雅黑" w:cs="微软雅黑"/>
@@ -6628,8 +6652,6 @@
               </w:rPr>
               <w:t>级别</w:t>
             </w:r>
-            <w:bookmarkStart w:id="62" w:name="_GoBack"/>
-            <w:bookmarkEnd w:id="62"/>
             <w:r>
               <w:rPr>
                 <w:rFonts w:hint="eastAsia" w:ascii="微软雅黑" w:hAnsi="微软雅黑" w:eastAsia="微软雅黑" w:cs="微软雅黑"/>
@@ -8589,7 +8611,38 @@
             </w14:solidFill>
           </w14:textFill>
         </w:rPr>
-        <w:t>本次样本共检出{{ summaryOfRresults.thisGeneticmarkerVwListSize }}个体细胞突变，其中{{summaryOfRresults.somaticDrugCount}}个与靶向药物相关。{%if BodyDrugDrugDetectionStr or unknownVarAnalysisStr %}具体信息详见“基因检测结果解析”。{% endif %}</w:t>
+        <w:t>本次样本共检出{{ summaryOfRresults.thisGeneticmarkerVwListSize }}个体细胞突变，其中{{summaryOfRresults.somaticDrugCount}}个与靶向药物相关。{%if BodyDrugDrugDetectionStr or unknownVarAnalysisStr %}具体信息详见“</w:t>
+      </w:r>
+      <w:r>
+        <w:rPr>
+          <w:rFonts w:hint="eastAsia" w:ascii="Times New Roman" w:hAnsi="Times New Roman" w:eastAsia="微软雅黑" w:cs="Times New Roman"/>
+          <w:b/>
+          <w:color w:val="000000" w:themeColor="text1"/>
+          <w:sz w:val="21"/>
+          <w:szCs w:val="21"/>
+          <w:lang w:eastAsia="zh-CN"/>
+          <w14:textFill>
+            <w14:solidFill>
+              <w14:schemeClr w14:val="tx1"/>
+            </w14:solidFill>
+          </w14:textFill>
+        </w:rPr>
+        <w:t>检测结果详细解析</w:t>
+      </w:r>
+      <w:r>
+        <w:rPr>
+          <w:rFonts w:hint="eastAsia" w:ascii="Times New Roman" w:hAnsi="Times New Roman" w:eastAsia="微软雅黑" w:cs="Times New Roman"/>
+          <w:b/>
+          <w:color w:val="000000" w:themeColor="text1"/>
+          <w:sz w:val="21"/>
+          <w:szCs w:val="21"/>
+          <w14:textFill>
+            <w14:solidFill>
+              <w14:schemeClr w14:val="tx1"/>
+            </w14:solidFill>
+          </w14:textFill>
+        </w:rPr>
+        <w:t>”。{% endif %}</w:t>
       </w:r>
     </w:p>
     <w:tbl>
@@ -12411,10 +12464,10 @@
         </w:rPr>
       </w:pPr>
       <w:bookmarkStart w:id="18" w:name="_Toc13489_WPSOffice_Level2"/>
-      <w:bookmarkStart w:id="19" w:name="_Toc3497"/>
+      <w:bookmarkStart w:id="19" w:name="_Toc19898_WPSOffice_Level2"/>
       <w:bookmarkStart w:id="20" w:name="_Toc10743"/>
-      <w:bookmarkStart w:id="21" w:name="_Toc19898_WPSOffice_Level2"/>
-      <w:bookmarkStart w:id="22" w:name="_Hlk516758315"/>
+      <w:bookmarkStart w:id="21" w:name="_Hlk516758315"/>
+      <w:bookmarkStart w:id="22" w:name="_Toc3497"/>
       <w:bookmarkStart w:id="23" w:name="_Toc24038"/>
       <w:bookmarkStart w:id="24" w:name="_Toc5962"/>
       <w:r>
@@ -12544,7 +12597,40 @@
             </w14:solidFill>
           </w14:textFill>
         </w:rPr>
-        <w:t>{%if geneticCancerRiskInfo %}具体信息见“基因检测结果解析”。{% endif %}如果您有家族遗传史，可联系我们做进一步的检测。</w:t>
+        <w:t>{%if geneticCancerRiskInfo %}具体信息见“</w:t>
+      </w:r>
+      <w:r>
+        <w:rPr>
+          <w:rFonts w:hint="eastAsia" w:ascii="Times New Roman" w:hAnsi="Times New Roman" w:eastAsia="微软雅黑" w:cs="Times New Roman"/>
+          <w:b/>
+          <w:color w:val="000000" w:themeColor="text1"/>
+          <w:sz w:val="21"/>
+          <w:szCs w:val="21"/>
+          <w:lang w:eastAsia="zh-CN"/>
+          <w14:textFill>
+            <w14:solidFill>
+              <w14:schemeClr w14:val="tx1"/>
+            </w14:solidFill>
+          </w14:textFill>
+        </w:rPr>
+        <w:t>检测结果详细解析</w:t>
+      </w:r>
+      <w:bookmarkStart w:id="62" w:name="_GoBack"/>
+      <w:bookmarkEnd w:id="62"/>
+      <w:r>
+        <w:rPr>
+          <w:rFonts w:hint="eastAsia" w:ascii="Times New Roman" w:hAnsi="Times New Roman" w:eastAsia="微软雅黑" w:cs="Times New Roman"/>
+          <w:b/>
+          <w:color w:val="000000" w:themeColor="text1"/>
+          <w:sz w:val="21"/>
+          <w:szCs w:val="21"/>
+          <w14:textFill>
+            <w14:solidFill>
+              <w14:schemeClr w14:val="tx1"/>
+            </w14:solidFill>
+          </w14:textFill>
+        </w:rPr>
+        <w:t>”。{% endif %}如果您有家族遗传史，可联系我们做进一步的检测。</w:t>
       </w:r>
     </w:p>
     <w:tbl>
@@ -15696,10 +15782,10 @@
         </w:rPr>
       </w:pPr>
       <w:bookmarkStart w:id="25" w:name="_Toc4339"/>
-      <w:bookmarkStart w:id="26" w:name="_Toc6221_WPSOffice_Level2"/>
+      <w:bookmarkStart w:id="26" w:name="_Toc22552"/>
       <w:bookmarkStart w:id="27" w:name="_Toc7551_WPSOffice_Level2"/>
       <w:bookmarkStart w:id="28" w:name="_Toc20320"/>
-      <w:bookmarkStart w:id="29" w:name="_Toc22552"/>
+      <w:bookmarkStart w:id="29" w:name="_Toc6221_WPSOffice_Level2"/>
       <w:bookmarkStart w:id="30" w:name="_Toc25737"/>
       <w:r>
         <w:rPr>
@@ -17112,10 +17198,10 @@
           <w:color w:val="254061" w:themeColor="accent1" w:themeShade="80"/>
         </w:rPr>
       </w:pPr>
-      <w:bookmarkStart w:id="31" w:name="_Toc9387"/>
-      <w:bookmarkStart w:id="32" w:name="_Toc106719764"/>
-      <w:bookmarkStart w:id="33" w:name="_Toc10223"/>
-      <w:bookmarkStart w:id="34" w:name="_Toc20034"/>
+      <w:bookmarkStart w:id="31" w:name="_Toc10223"/>
+      <w:bookmarkStart w:id="32" w:name="_Toc20034"/>
+      <w:bookmarkStart w:id="33" w:name="_Toc9387"/>
+      <w:bookmarkStart w:id="34" w:name="_Toc106719764"/>
       <w:r>
         <w:rPr>
           <w:rFonts w:hint="eastAsia" w:ascii="微软雅黑" w:hAnsi="微软雅黑" w:eastAsia="微软雅黑" w:cs="微软雅黑"/>
@@ -17207,12 +17293,6 @@
             <w:insideH w:val="dashed" w:color="244061" w:sz="4" w:space="0"/>
             <w:insideV w:val="dashed" w:color="244061" w:sz="4" w:space="0"/>
           </w:tblBorders>
-          <w:tblCellMar>
-            <w:top w:w="0" w:type="dxa"/>
-            <w:left w:w="108" w:type="dxa"/>
-            <w:bottom w:w="0" w:type="dxa"/>
-            <w:right w:w="108" w:type="dxa"/>
-          </w:tblCellMar>
         </w:tblPrEx>
         <w:trPr>
           <w:jc w:val="center"/>
@@ -19867,10 +19947,10 @@
           <w:shd w:val="clear" w:color="auto" w:fill="1F3864"/>
         </w:rPr>
       </w:pPr>
-      <w:bookmarkStart w:id="35" w:name="_Toc527112385"/>
-      <w:bookmarkStart w:id="36" w:name="_Toc534637498"/>
-      <w:bookmarkStart w:id="37" w:name="_Toc25428"/>
-      <w:bookmarkStart w:id="38" w:name="_Toc526855037"/>
+      <w:bookmarkStart w:id="35" w:name="_Toc526855037"/>
+      <w:bookmarkStart w:id="36" w:name="_Toc527112385"/>
+      <w:bookmarkStart w:id="37" w:name="_Toc534637498"/>
+      <w:bookmarkStart w:id="38" w:name="_Toc25428"/>
       <w:r>
         <w:rPr>
           <w:rFonts w:hint="eastAsia" w:ascii="微软雅黑" w:hAnsi="微软雅黑" w:eastAsia="微软雅黑" w:cs="微软雅黑"/>
@@ -19918,9 +19998,9 @@
         </w:rPr>
       </w:pPr>
       <w:bookmarkStart w:id="39" w:name="_Toc32443_WPSOffice_Level2"/>
-      <w:bookmarkStart w:id="40" w:name="_Toc6468"/>
-      <w:bookmarkStart w:id="41" w:name="_Toc23606"/>
-      <w:bookmarkStart w:id="42" w:name="_Toc22255"/>
+      <w:bookmarkStart w:id="40" w:name="_Toc23606"/>
+      <w:bookmarkStart w:id="41" w:name="_Toc22255"/>
+      <w:bookmarkStart w:id="42" w:name="_Toc6468"/>
       <w:bookmarkStart w:id="43" w:name="_Toc4331_WPSOffice_Level2"/>
       <w:r>
         <w:rPr>
@@ -19992,9 +20072,9 @@
           </w14:textFill>
         </w:rPr>
       </w:pPr>
-      <w:bookmarkStart w:id="44" w:name="_Toc6931_WPSOffice_Level3"/>
-      <w:bookmarkStart w:id="45" w:name="_Toc15289_WPSOffice_Level3"/>
-      <w:bookmarkStart w:id="46" w:name="_Toc18091_WPSOffice_Level3"/>
+      <w:bookmarkStart w:id="44" w:name="_Toc15289_WPSOffice_Level3"/>
+      <w:bookmarkStart w:id="45" w:name="_Toc18091_WPSOffice_Level3"/>
+      <w:bookmarkStart w:id="46" w:name="_Toc6931_WPSOffice_Level3"/>
       <w:r>
         <w:rPr>
           <w:rFonts w:hint="eastAsia" w:ascii="Times New Roman" w:hAnsi="Times New Roman" w:eastAsia="微软雅黑" w:cs="Times New Roman"/>
@@ -26408,8 +26488,8 @@
         </w:rPr>
       </w:pPr>
       <w:bookmarkStart w:id="47" w:name="_Toc9494"/>
-      <w:bookmarkStart w:id="48" w:name="_Toc9080"/>
-      <w:bookmarkStart w:id="49" w:name="_Toc11393"/>
+      <w:bookmarkStart w:id="48" w:name="_Toc11393"/>
+      <w:bookmarkStart w:id="49" w:name="_Toc9080"/>
       <w:r>
         <w:rPr>
           <w:rFonts w:hint="eastAsia" w:ascii="微软雅黑" w:hAnsi="微软雅黑" w:eastAsia="微软雅黑" w:cs="微软雅黑"/>
@@ -29531,12 +29611,6 @@
             <w:insideH w:val="dotted" w:color="45A3A7" w:sz="4" w:space="0"/>
             <w:insideV w:val="dotted" w:color="45A3A7" w:sz="4" w:space="0"/>
           </w:tblBorders>
-          <w:tblCellMar>
-            <w:top w:w="0" w:type="dxa"/>
-            <w:left w:w="108" w:type="dxa"/>
-            <w:bottom w:w="0" w:type="dxa"/>
-            <w:right w:w="108" w:type="dxa"/>
-          </w:tblCellMar>
         </w:tblPrEx>
         <w:trPr>
           <w:trHeight w:val="417" w:hRule="atLeast"/>
@@ -30936,6 +31010,7 @@
             <w:insideH w:val="dashed" w:color="244061" w:sz="4" w:space="0"/>
             <w:insideV w:val="dashed" w:color="244061" w:sz="4" w:space="0"/>
           </w:tblBorders>
+          <w:shd w:val="clear" w:color="auto" w:fill="auto"/>
           <w:tblCellMar>
             <w:top w:w="0" w:type="dxa"/>
             <w:left w:w="108" w:type="dxa"/>
@@ -31284,6 +31359,7 @@
             <w:insideH w:val="dashed" w:color="244061" w:sz="4" w:space="0"/>
             <w:insideV w:val="dashed" w:color="244061" w:sz="4" w:space="0"/>
           </w:tblBorders>
+          <w:shd w:val="clear" w:color="auto" w:fill="auto"/>
           <w:tblCellMar>
             <w:top w:w="0" w:type="dxa"/>
             <w:left w:w="108" w:type="dxa"/>
@@ -34029,8 +34105,8 @@
           <w:color w:val="254061" w:themeColor="accent1" w:themeShade="80"/>
         </w:rPr>
       </w:pPr>
-      <w:bookmarkStart w:id="52" w:name="_Toc534637499"/>
-      <w:bookmarkStart w:id="53" w:name="_Toc527112386"/>
+      <w:bookmarkStart w:id="52" w:name="_Toc527112386"/>
+      <w:bookmarkStart w:id="53" w:name="_Toc534637499"/>
       <w:bookmarkStart w:id="54" w:name="_Toc526855038"/>
       <w:r>
         <w:rPr>
@@ -36160,13 +36236,13 @@
           <w:color w:val="254061" w:themeColor="accent1" w:themeShade="80"/>
         </w:rPr>
       </w:pPr>
-      <w:bookmarkStart w:id="55" w:name="_Toc30533"/>
-      <w:bookmarkStart w:id="56" w:name="_Toc22484_WPSOffice_Level1"/>
-      <w:bookmarkStart w:id="57" w:name="_Toc16368_WPSOffice_Level1"/>
-      <w:bookmarkStart w:id="58" w:name="_Toc19099"/>
-      <w:bookmarkStart w:id="59" w:name="_Toc28910_WPSOffice_Level1"/>
-      <w:bookmarkStart w:id="60" w:name="_Toc22458"/>
-      <w:bookmarkStart w:id="61" w:name="_Toc7549"/>
+      <w:bookmarkStart w:id="55" w:name="_Toc16368_WPSOffice_Level1"/>
+      <w:bookmarkStart w:id="56" w:name="_Toc7549"/>
+      <w:bookmarkStart w:id="57" w:name="_Toc22458"/>
+      <w:bookmarkStart w:id="58" w:name="_Toc28910_WPSOffice_Level1"/>
+      <w:bookmarkStart w:id="59" w:name="_Toc19099"/>
+      <w:bookmarkStart w:id="60" w:name="_Toc30533"/>
+      <w:bookmarkStart w:id="61" w:name="_Toc22484_WPSOffice_Level1"/>
       <w:r>
         <w:rPr>
           <w:rFonts w:hint="eastAsia" w:ascii="微软雅黑" w:hAnsi="微软雅黑" w:eastAsia="微软雅黑" w:cs="微软雅黑"/>

--- a/WebContent/docx/脑胶质瘤200基因报告-三峡.docx
+++ b/WebContent/docx/脑胶质瘤200基因报告-三峡.docx
@@ -3858,12 +3858,12 @@
           <w:szCs w:val="32"/>
         </w:rPr>
       </w:pPr>
-      <w:bookmarkStart w:id="4" w:name="_Toc499"/>
-      <w:bookmarkStart w:id="5" w:name="_Toc2781"/>
-      <w:bookmarkStart w:id="6" w:name="_Toc2819"/>
-      <w:bookmarkStart w:id="7" w:name="_Toc19898_WPSOffice_Level1"/>
-      <w:bookmarkStart w:id="8" w:name="_Toc22132"/>
-      <w:bookmarkStart w:id="9" w:name="_Toc20136_WPSOffice_Level1"/>
+      <w:bookmarkStart w:id="4" w:name="_Toc20136_WPSOffice_Level1"/>
+      <w:bookmarkStart w:id="5" w:name="_Toc2819"/>
+      <w:bookmarkStart w:id="6" w:name="_Toc499"/>
+      <w:bookmarkStart w:id="7" w:name="_Toc2781"/>
+      <w:bookmarkStart w:id="8" w:name="_Toc19898_WPSOffice_Level1"/>
+      <w:bookmarkStart w:id="9" w:name="_Toc22132"/>
       <w:r>
         <w:rPr>
           <w:rFonts w:hint="eastAsia" w:ascii="Times New Roman" w:hAnsi="Times New Roman" w:eastAsia="微软雅黑" w:cs="黑体"/>
@@ -3905,11 +3905,11 @@
       </w:pPr>
       <w:bookmarkStart w:id="10" w:name="_Toc29369"/>
       <w:bookmarkStart w:id="11" w:name="_Toc23317"/>
-      <w:bookmarkStart w:id="12" w:name="_Toc11015_WPSOffice_Level2"/>
-      <w:bookmarkStart w:id="13" w:name="_Toc10877"/>
-      <w:bookmarkStart w:id="14" w:name="_Toc9088"/>
-      <w:bookmarkStart w:id="15" w:name="_Toc3049"/>
-      <w:bookmarkStart w:id="16" w:name="_Toc18062_WPSOffice_Level2"/>
+      <w:bookmarkStart w:id="12" w:name="_Toc10877"/>
+      <w:bookmarkStart w:id="13" w:name="_Toc3049"/>
+      <w:bookmarkStart w:id="14" w:name="_Toc18062_WPSOffice_Level2"/>
+      <w:bookmarkStart w:id="15" w:name="_Toc9088"/>
+      <w:bookmarkStart w:id="16" w:name="_Toc11015_WPSOffice_Level2"/>
       <w:bookmarkStart w:id="17" w:name="_Toc23375"/>
       <w:r>
         <w:rPr>
@@ -8747,13 +8747,24 @@
             </w:pPr>
             <w:r>
               <w:rPr>
-                <w:rFonts w:ascii="Times New Roman" w:hAnsi="Times New Roman" w:eastAsia="微软雅黑" w:cs="Times New Roman"/>
+                <w:rFonts w:hint="eastAsia" w:ascii="Times New Roman" w:hAnsi="Times New Roman" w:eastAsia="微软雅黑" w:cs="Times New Roman"/>
                 <w:b/>
                 <w:color w:val="244061"/>
                 <w:sz w:val="21"/>
                 <w:szCs w:val="21"/>
-              </w:rPr>
-              <w:t>突变基因</w:t>
+                <w:lang w:val="en-US" w:eastAsia="zh-CN"/>
+              </w:rPr>
+              <w:t>检测</w:t>
+            </w:r>
+            <w:r>
+              <w:rPr>
+                <w:rFonts w:ascii="Times New Roman" w:hAnsi="Times New Roman" w:eastAsia="微软雅黑" w:cs="Times New Roman"/>
+                <w:b/>
+                <w:color w:val="244061"/>
+                <w:sz w:val="21"/>
+                <w:szCs w:val="21"/>
+              </w:rPr>
+              <w:t>基因</w:t>
             </w:r>
           </w:p>
         </w:tc>
@@ -10648,56 +10659,78 @@
         </w:tc>
         <w:tc>
           <w:tcPr>
-            <w:tcW w:w="535" w:type="pct"/>
-            <w:shd w:val="clear" w:color="auto" w:fill="auto"/>
-            <w:vAlign w:val="center"/>
-          </w:tcPr>
-          <w:p>
-            <w:pPr>
-              <w:ind w:left="162" w:right="163"/>
-              <w:jc w:val="center"/>
-              <w:rPr>
-                <w:rFonts w:ascii="Times New Roman" w:hAnsi="Times New Roman" w:eastAsia="微软雅黑" w:cs="Times New Roman"/>
-                <w:b/>
-                <w:sz w:val="21"/>
-                <w:szCs w:val="21"/>
-              </w:rPr>
-            </w:pPr>
-            <w:r>
-              <w:rPr>
-                <w:rFonts w:hint="eastAsia" w:ascii="Times New Roman" w:hAnsi="Times New Roman" w:eastAsia="微软雅黑" w:cs="Times New Roman"/>
-                <w:b/>
-                <w:sz w:val="21"/>
-                <w:szCs w:val="21"/>
+            <w:tcW w:w="1031" w:type="dxa"/>
+            <w:shd w:val="clear" w:color="auto" w:fill="auto"/>
+            <w:vAlign w:val="center"/>
+          </w:tcPr>
+          <w:p>
+            <w:pPr>
+              <w:ind w:left="162" w:leftChars="0" w:right="163" w:rightChars="0"/>
+              <w:jc w:val="center"/>
+              <w:rPr>
+                <w:rFonts w:ascii="Times New Roman" w:hAnsi="Times New Roman" w:eastAsia="微软雅黑" w:cs="Times New Roman"/>
+                <w:b/>
+                <w:sz w:val="21"/>
+                <w:szCs w:val="21"/>
+              </w:rPr>
+            </w:pPr>
+            <w:r>
+              <w:rPr>
+                <w:rFonts w:hint="default" w:ascii="Times New Roman" w:hAnsi="Times New Roman" w:eastAsia="微软雅黑" w:cs="Times New Roman"/>
+                <w:b/>
+                <w:sz w:val="21"/>
+                <w:szCs w:val="21"/>
+                <w:lang w:eastAsia="zh-CN"/>
+              </w:rPr>
+              <w:t>{{ tip.comutation</w:t>
+            </w:r>
+            <w:r>
+              <w:rPr>
+                <w:rFonts w:hint="eastAsia" w:ascii="Times New Roman" w:hAnsi="Times New Roman" w:eastAsia="微软雅黑" w:cs="Times New Roman"/>
+                <w:b/>
+                <w:sz w:val="21"/>
+                <w:szCs w:val="21"/>
+                <w:lang w:val="en-US" w:eastAsia="zh-CN"/>
+              </w:rPr>
+              <w:t>1</w:t>
+            </w:r>
+            <w:r>
+              <w:rPr>
+                <w:rFonts w:hint="default" w:ascii="Times New Roman" w:hAnsi="Times New Roman" w:eastAsia="微软雅黑" w:cs="Times New Roman"/>
+                <w:b/>
+                <w:sz w:val="21"/>
+                <w:szCs w:val="21"/>
+                <w:lang w:eastAsia="zh-CN"/>
+              </w:rPr>
+              <w:t xml:space="preserve"> }}</w:t>
+            </w:r>
+          </w:p>
+        </w:tc>
+        <w:tc>
+          <w:tcPr>
+            <w:tcW w:w="1463" w:type="dxa"/>
+            <w:shd w:val="clear" w:color="auto" w:fill="auto"/>
+            <w:vAlign w:val="center"/>
+          </w:tcPr>
+          <w:p>
+            <w:pPr>
+              <w:spacing w:before="2"/>
+              <w:ind w:left="116" w:leftChars="0" w:right="116" w:rightChars="0"/>
+              <w:jc w:val="center"/>
+              <w:rPr>
+                <w:rFonts w:ascii="Times New Roman" w:hAnsi="Times New Roman" w:eastAsia="微软雅黑" w:cs="Times New Roman"/>
+                <w:sz w:val="21"/>
+                <w:szCs w:val="21"/>
+              </w:rPr>
+            </w:pPr>
+            <w:r>
+              <w:rPr>
+                <w:rFonts w:hint="default" w:ascii="Times New Roman" w:hAnsi="Times New Roman" w:eastAsia="微软雅黑" w:cs="Times New Roman"/>
+                <w:sz w:val="21"/>
+                <w:szCs w:val="21"/>
+                <w:lang w:eastAsia="zh-CN"/>
               </w:rPr>
               <w:t>{{ tip.comutation }}</w:t>
-            </w:r>
-          </w:p>
-        </w:tc>
-        <w:tc>
-          <w:tcPr>
-            <w:tcW w:w="759" w:type="pct"/>
-            <w:shd w:val="clear" w:color="auto" w:fill="auto"/>
-            <w:vAlign w:val="center"/>
-          </w:tcPr>
-          <w:p>
-            <w:pPr>
-              <w:spacing w:before="2"/>
-              <w:ind w:left="116" w:right="116"/>
-              <w:jc w:val="center"/>
-              <w:rPr>
-                <w:rFonts w:ascii="Times New Roman" w:hAnsi="Times New Roman" w:eastAsia="微软雅黑" w:cs="Times New Roman"/>
-                <w:sz w:val="21"/>
-                <w:szCs w:val="21"/>
-              </w:rPr>
-            </w:pPr>
-            <w:r>
-              <w:rPr>
-                <w:rFonts w:hint="eastAsia" w:ascii="Times New Roman" w:hAnsi="Times New Roman" w:eastAsia="微软雅黑" w:cs="Times New Roman"/>
-                <w:sz w:val="21"/>
-                <w:szCs w:val="21"/>
-              </w:rPr>
-              <w:t>-</w:t>
             </w:r>
           </w:p>
         </w:tc>
@@ -12463,13 +12496,13 @@
           <w:color w:val="254061" w:themeColor="accent1" w:themeShade="80"/>
         </w:rPr>
       </w:pPr>
-      <w:bookmarkStart w:id="18" w:name="_Toc13489_WPSOffice_Level2"/>
+      <w:bookmarkStart w:id="18" w:name="_Toc24038"/>
       <w:bookmarkStart w:id="19" w:name="_Toc19898_WPSOffice_Level2"/>
-      <w:bookmarkStart w:id="20" w:name="_Toc10743"/>
-      <w:bookmarkStart w:id="21" w:name="_Hlk516758315"/>
-      <w:bookmarkStart w:id="22" w:name="_Toc3497"/>
-      <w:bookmarkStart w:id="23" w:name="_Toc24038"/>
-      <w:bookmarkStart w:id="24" w:name="_Toc5962"/>
+      <w:bookmarkStart w:id="20" w:name="_Toc13489_WPSOffice_Level2"/>
+      <w:bookmarkStart w:id="21" w:name="_Toc10743"/>
+      <w:bookmarkStart w:id="22" w:name="_Toc5962"/>
+      <w:bookmarkStart w:id="23" w:name="_Hlk516758315"/>
+      <w:bookmarkStart w:id="24" w:name="_Toc3497"/>
       <w:r>
         <w:rPr>
           <w:rFonts w:hint="eastAsia" w:ascii="微软雅黑" w:hAnsi="微软雅黑" w:eastAsia="微软雅黑" w:cs="微软雅黑"/>
@@ -12615,8 +12648,6 @@
         </w:rPr>
         <w:t>检测结果详细解析</w:t>
       </w:r>
-      <w:bookmarkStart w:id="62" w:name="_GoBack"/>
-      <w:bookmarkEnd w:id="62"/>
       <w:r>
         <w:rPr>
           <w:rFonts w:hint="eastAsia" w:ascii="Times New Roman" w:hAnsi="Times New Roman" w:eastAsia="微软雅黑" w:cs="Times New Roman"/>
@@ -12707,12 +12738,12 @@
               <w:rPr>
                 <w:rFonts w:hint="eastAsia" w:ascii="Times New Roman" w:hAnsi="Times New Roman" w:eastAsia="微软雅黑" w:cs="Times New Roman"/>
                 <w:b/>
-                <w:bCs/>
                 <w:color w:val="244061"/>
                 <w:sz w:val="21"/>
                 <w:szCs w:val="21"/>
-              </w:rPr>
-              <w:t>突变</w:t>
+                <w:lang w:val="en-US" w:eastAsia="zh-CN"/>
+              </w:rPr>
+              <w:t>检测</w:t>
             </w:r>
             <w:r>
               <w:rPr>
@@ -13858,13 +13889,24 @@
             </w:pPr>
             <w:r>
               <w:rPr>
-                <w:rFonts w:ascii="Times New Roman" w:hAnsi="Times New Roman" w:eastAsia="微软雅黑" w:cs="Times New Roman"/>
+                <w:rFonts w:hint="eastAsia" w:ascii="Times New Roman" w:hAnsi="Times New Roman" w:eastAsia="微软雅黑" w:cs="Times New Roman"/>
                 <w:b/>
                 <w:color w:val="244061"/>
                 <w:sz w:val="21"/>
                 <w:szCs w:val="21"/>
-              </w:rPr>
-              <w:t>突变基因</w:t>
+                <w:lang w:val="en-US" w:eastAsia="zh-CN"/>
+              </w:rPr>
+              <w:t>检测</w:t>
+            </w:r>
+            <w:r>
+              <w:rPr>
+                <w:rFonts w:ascii="Times New Roman" w:hAnsi="Times New Roman" w:eastAsia="微软雅黑" w:cs="Times New Roman"/>
+                <w:b/>
+                <w:color w:val="244061"/>
+                <w:sz w:val="21"/>
+                <w:szCs w:val="21"/>
+              </w:rPr>
+              <w:t>基因</w:t>
             </w:r>
           </w:p>
         </w:tc>
@@ -15781,10 +15823,10 @@
           <w:color w:val="254061" w:themeColor="accent1" w:themeShade="80"/>
         </w:rPr>
       </w:pPr>
-      <w:bookmarkStart w:id="25" w:name="_Toc4339"/>
-      <w:bookmarkStart w:id="26" w:name="_Toc22552"/>
-      <w:bookmarkStart w:id="27" w:name="_Toc7551_WPSOffice_Level2"/>
-      <w:bookmarkStart w:id="28" w:name="_Toc20320"/>
+      <w:bookmarkStart w:id="25" w:name="_Toc22552"/>
+      <w:bookmarkStart w:id="26" w:name="_Toc4339"/>
+      <w:bookmarkStart w:id="27" w:name="_Toc20320"/>
+      <w:bookmarkStart w:id="28" w:name="_Toc7551_WPSOffice_Level2"/>
       <w:bookmarkStart w:id="29" w:name="_Toc6221_WPSOffice_Level2"/>
       <w:bookmarkStart w:id="30" w:name="_Toc25737"/>
       <w:r>
@@ -19947,10 +19989,10 @@
           <w:shd w:val="clear" w:color="auto" w:fill="1F3864"/>
         </w:rPr>
       </w:pPr>
-      <w:bookmarkStart w:id="35" w:name="_Toc526855037"/>
+      <w:bookmarkStart w:id="35" w:name="_Toc25428"/>
       <w:bookmarkStart w:id="36" w:name="_Toc527112385"/>
-      <w:bookmarkStart w:id="37" w:name="_Toc534637498"/>
-      <w:bookmarkStart w:id="38" w:name="_Toc25428"/>
+      <w:bookmarkStart w:id="37" w:name="_Toc526855037"/>
+      <w:bookmarkStart w:id="38" w:name="_Toc534637498"/>
       <w:r>
         <w:rPr>
           <w:rFonts w:hint="eastAsia" w:ascii="微软雅黑" w:hAnsi="微软雅黑" w:eastAsia="微软雅黑" w:cs="微软雅黑"/>
@@ -19997,11 +20039,11 @@
           <w:color w:val="254061" w:themeColor="accent1" w:themeShade="80"/>
         </w:rPr>
       </w:pPr>
-      <w:bookmarkStart w:id="39" w:name="_Toc32443_WPSOffice_Level2"/>
-      <w:bookmarkStart w:id="40" w:name="_Toc23606"/>
-      <w:bookmarkStart w:id="41" w:name="_Toc22255"/>
-      <w:bookmarkStart w:id="42" w:name="_Toc6468"/>
-      <w:bookmarkStart w:id="43" w:name="_Toc4331_WPSOffice_Level2"/>
+      <w:bookmarkStart w:id="39" w:name="_Toc4331_WPSOffice_Level2"/>
+      <w:bookmarkStart w:id="40" w:name="_Toc22255"/>
+      <w:bookmarkStart w:id="41" w:name="_Toc6468"/>
+      <w:bookmarkStart w:id="42" w:name="_Toc32443_WPSOffice_Level2"/>
+      <w:bookmarkStart w:id="43" w:name="_Toc23606"/>
       <w:r>
         <w:rPr>
           <w:rFonts w:hint="eastAsia" w:ascii="微软雅黑" w:hAnsi="微软雅黑" w:eastAsia="微软雅黑" w:cs="微软雅黑"/>
@@ -20126,12 +20168,6 @@
             <w:insideH w:val="dotted" w:color="45A3A7" w:sz="4" w:space="0"/>
             <w:insideV w:val="dotted" w:color="45A3A7" w:sz="4" w:space="0"/>
           </w:tblBorders>
-          <w:tblCellMar>
-            <w:top w:w="0" w:type="dxa"/>
-            <w:left w:w="108" w:type="dxa"/>
-            <w:bottom w:w="0" w:type="dxa"/>
-            <w:right w:w="108" w:type="dxa"/>
-          </w:tblCellMar>
         </w:tblPrEx>
         <w:trPr>
           <w:trHeight w:val="417" w:hRule="atLeast"/>
@@ -23174,12 +23210,6 @@
             <w:insideH w:val="dotted" w:color="45A3A7" w:sz="4" w:space="0"/>
             <w:insideV w:val="dotted" w:color="45A3A7" w:sz="4" w:space="0"/>
           </w:tblBorders>
-          <w:tblCellMar>
-            <w:top w:w="0" w:type="dxa"/>
-            <w:left w:w="108" w:type="dxa"/>
-            <w:bottom w:w="0" w:type="dxa"/>
-            <w:right w:w="108" w:type="dxa"/>
-          </w:tblCellMar>
         </w:tblPrEx>
         <w:trPr>
           <w:trHeight w:val="329" w:hRule="atLeast"/>
@@ -23461,7 +23491,28 @@
           <w:sz w:val="24"/>
           <w:szCs w:val="24"/>
         </w:rPr>
-        <w:t>{{ tdd.comutation }}</w:t>
+        <w:t>{{ tdd.comutation</w:t>
+      </w:r>
+      <w:r>
+        <w:rPr>
+          <w:rFonts w:hint="eastAsia" w:ascii="Times New Roman" w:hAnsi="Times New Roman" w:eastAsia="微软雅黑" w:cs="Times New Roman"/>
+          <w:b/>
+          <w:sz w:val="24"/>
+          <w:szCs w:val="24"/>
+          <w:lang w:val="en-US" w:eastAsia="zh-CN"/>
+        </w:rPr>
+        <w:t>1</w:t>
+      </w:r>
+      <w:bookmarkStart w:id="62" w:name="_GoBack"/>
+      <w:bookmarkEnd w:id="62"/>
+      <w:r>
+        <w:rPr>
+          <w:rFonts w:hint="eastAsia" w:ascii="Times New Roman" w:hAnsi="Times New Roman" w:eastAsia="微软雅黑" w:cs="Times New Roman"/>
+          <w:b/>
+          <w:sz w:val="24"/>
+          <w:szCs w:val="24"/>
+        </w:rPr>
+        <w:t xml:space="preserve"> }}</w:t>
       </w:r>
     </w:p>
     <w:tbl>
@@ -23580,8 +23631,9 @@
                 <w:bCs/>
                 <w:sz w:val="18"/>
                 <w:szCs w:val="18"/>
-              </w:rPr>
-              <w:t>-</w:t>
+                <w:lang w:val="en-US" w:eastAsia="zh-CN"/>
+              </w:rPr>
+              <w:t>{{tdd.comutation}}</w:t>
             </w:r>
           </w:p>
         </w:tc>
@@ -26487,9 +26539,9 @@
           <w:szCs w:val="28"/>
         </w:rPr>
       </w:pPr>
-      <w:bookmarkStart w:id="47" w:name="_Toc9494"/>
-      <w:bookmarkStart w:id="48" w:name="_Toc11393"/>
-      <w:bookmarkStart w:id="49" w:name="_Toc9080"/>
+      <w:bookmarkStart w:id="47" w:name="_Toc11393"/>
+      <w:bookmarkStart w:id="48" w:name="_Toc9080"/>
+      <w:bookmarkStart w:id="49" w:name="_Toc9494"/>
       <w:r>
         <w:rPr>
           <w:rFonts w:hint="eastAsia" w:ascii="微软雅黑" w:hAnsi="微软雅黑" w:eastAsia="微软雅黑" w:cs="微软雅黑"/>
@@ -31010,7 +31062,6 @@
             <w:insideH w:val="dashed" w:color="244061" w:sz="4" w:space="0"/>
             <w:insideV w:val="dashed" w:color="244061" w:sz="4" w:space="0"/>
           </w:tblBorders>
-          <w:shd w:val="clear" w:color="auto" w:fill="auto"/>
           <w:tblCellMar>
             <w:top w:w="0" w:type="dxa"/>
             <w:left w:w="108" w:type="dxa"/>
@@ -31090,7 +31141,6 @@
             <w:insideH w:val="dashed" w:color="244061" w:sz="4" w:space="0"/>
             <w:insideV w:val="dashed" w:color="244061" w:sz="4" w:space="0"/>
           </w:tblBorders>
-          <w:shd w:val="clear" w:color="auto" w:fill="auto"/>
           <w:tblCellMar>
             <w:top w:w="0" w:type="dxa"/>
             <w:left w:w="108" w:type="dxa"/>
@@ -31359,7 +31409,6 @@
             <w:insideH w:val="dashed" w:color="244061" w:sz="4" w:space="0"/>
             <w:insideV w:val="dashed" w:color="244061" w:sz="4" w:space="0"/>
           </w:tblBorders>
-          <w:shd w:val="clear" w:color="auto" w:fill="auto"/>
           <w:tblCellMar>
             <w:top w:w="0" w:type="dxa"/>
             <w:left w:w="108" w:type="dxa"/>
@@ -34105,9 +34154,9 @@
           <w:color w:val="254061" w:themeColor="accent1" w:themeShade="80"/>
         </w:rPr>
       </w:pPr>
-      <w:bookmarkStart w:id="52" w:name="_Toc527112386"/>
-      <w:bookmarkStart w:id="53" w:name="_Toc534637499"/>
-      <w:bookmarkStart w:id="54" w:name="_Toc526855038"/>
+      <w:bookmarkStart w:id="52" w:name="_Toc526855038"/>
+      <w:bookmarkStart w:id="53" w:name="_Toc527112386"/>
+      <w:bookmarkStart w:id="54" w:name="_Toc534637499"/>
       <w:r>
         <w:rPr>
           <w:rFonts w:hint="eastAsia" w:ascii="微软雅黑" w:hAnsi="微软雅黑" w:eastAsia="微软雅黑" w:cs="微软雅黑"/>
@@ -36236,12 +36285,12 @@
           <w:color w:val="254061" w:themeColor="accent1" w:themeShade="80"/>
         </w:rPr>
       </w:pPr>
-      <w:bookmarkStart w:id="55" w:name="_Toc16368_WPSOffice_Level1"/>
-      <w:bookmarkStart w:id="56" w:name="_Toc7549"/>
-      <w:bookmarkStart w:id="57" w:name="_Toc22458"/>
-      <w:bookmarkStart w:id="58" w:name="_Toc28910_WPSOffice_Level1"/>
-      <w:bookmarkStart w:id="59" w:name="_Toc19099"/>
-      <w:bookmarkStart w:id="60" w:name="_Toc30533"/>
+      <w:bookmarkStart w:id="55" w:name="_Toc7549"/>
+      <w:bookmarkStart w:id="56" w:name="_Toc22458"/>
+      <w:bookmarkStart w:id="57" w:name="_Toc28910_WPSOffice_Level1"/>
+      <w:bookmarkStart w:id="58" w:name="_Toc19099"/>
+      <w:bookmarkStart w:id="59" w:name="_Toc30533"/>
+      <w:bookmarkStart w:id="60" w:name="_Toc16368_WPSOffice_Level1"/>
       <w:bookmarkStart w:id="61" w:name="_Toc22484_WPSOffice_Level1"/>
       <w:r>
         <w:rPr>

--- a/WebContent/docx/脑胶质瘤200基因报告-三峡.docx
+++ b/WebContent/docx/脑胶质瘤200基因报告-三峡.docx
@@ -2223,8 +2223,8 @@
           <w:shd w:val="clear" w:color="auto" w:fill="17365D"/>
         </w:rPr>
       </w:pPr>
-      <w:bookmarkStart w:id="0" w:name="_Toc534637492"/>
-      <w:bookmarkStart w:id="1" w:name="_Toc526855031"/>
+      <w:bookmarkStart w:id="0" w:name="_Toc526855031"/>
+      <w:bookmarkStart w:id="1" w:name="_Toc534637492"/>
       <w:bookmarkStart w:id="2" w:name="_Toc527112379"/>
       <w:r>
         <w:rPr>
@@ -3905,12 +3905,12 @@
       </w:pPr>
       <w:bookmarkStart w:id="10" w:name="_Toc29369"/>
       <w:bookmarkStart w:id="11" w:name="_Toc23317"/>
-      <w:bookmarkStart w:id="12" w:name="_Toc10877"/>
-      <w:bookmarkStart w:id="13" w:name="_Toc3049"/>
-      <w:bookmarkStart w:id="14" w:name="_Toc18062_WPSOffice_Level2"/>
-      <w:bookmarkStart w:id="15" w:name="_Toc9088"/>
-      <w:bookmarkStart w:id="16" w:name="_Toc11015_WPSOffice_Level2"/>
-      <w:bookmarkStart w:id="17" w:name="_Toc23375"/>
+      <w:bookmarkStart w:id="12" w:name="_Toc3049"/>
+      <w:bookmarkStart w:id="13" w:name="_Toc18062_WPSOffice_Level2"/>
+      <w:bookmarkStart w:id="14" w:name="_Toc9088"/>
+      <w:bookmarkStart w:id="15" w:name="_Toc11015_WPSOffice_Level2"/>
+      <w:bookmarkStart w:id="16" w:name="_Toc23375"/>
+      <w:bookmarkStart w:id="17" w:name="_Toc10877"/>
       <w:r>
         <w:rPr>
           <w:rFonts w:hint="eastAsia" w:ascii="微软雅黑" w:hAnsi="微软雅黑" w:eastAsia="微软雅黑" w:cs="微软雅黑"/>
@@ -9167,7 +9167,26 @@
                 <w:sz w:val="21"/>
                 <w:szCs w:val="21"/>
               </w:rPr>
-              <w:t>{{ tip.ExonicFunc }}</w:t>
+              <w:t>{{ tip.ExonicFunc</w:t>
+            </w:r>
+            <w:r>
+              <w:rPr>
+                <w:rFonts w:hint="eastAsia" w:ascii="Times New Roman" w:hAnsi="Times New Roman" w:eastAsia="微软雅黑" w:cs="Times New Roman"/>
+                <w:sz w:val="21"/>
+                <w:szCs w:val="21"/>
+                <w:lang w:val="en-US" w:eastAsia="zh-CN"/>
+              </w:rPr>
+              <w:t>3</w:t>
+            </w:r>
+            <w:bookmarkStart w:id="62" w:name="_GoBack"/>
+            <w:bookmarkEnd w:id="62"/>
+            <w:r>
+              <w:rPr>
+                <w:rFonts w:hint="eastAsia" w:ascii="Times New Roman" w:hAnsi="Times New Roman" w:eastAsia="微软雅黑" w:cs="Times New Roman"/>
+                <w:sz w:val="21"/>
+                <w:szCs w:val="21"/>
+              </w:rPr>
+              <w:t xml:space="preserve"> }}</w:t>
             </w:r>
           </w:p>
         </w:tc>
@@ -10309,12 +10328,6 @@
             <w:insideH w:val="dashed" w:color="244061" w:sz="4" w:space="0"/>
             <w:insideV w:val="dashed" w:color="244061" w:sz="4" w:space="0"/>
           </w:tblBorders>
-          <w:tblCellMar>
-            <w:top w:w="0" w:type="dxa"/>
-            <w:left w:w="0" w:type="dxa"/>
-            <w:bottom w:w="0" w:type="dxa"/>
-            <w:right w:w="0" w:type="dxa"/>
-          </w:tblCellMar>
         </w:tblPrEx>
         <w:trPr>
           <w:trHeight w:val="1404" w:hRule="atLeast"/>
@@ -12496,13 +12509,13 @@
           <w:color w:val="254061" w:themeColor="accent1" w:themeShade="80"/>
         </w:rPr>
       </w:pPr>
-      <w:bookmarkStart w:id="18" w:name="_Toc24038"/>
-      <w:bookmarkStart w:id="19" w:name="_Toc19898_WPSOffice_Level2"/>
-      <w:bookmarkStart w:id="20" w:name="_Toc13489_WPSOffice_Level2"/>
-      <w:bookmarkStart w:id="21" w:name="_Toc10743"/>
-      <w:bookmarkStart w:id="22" w:name="_Toc5962"/>
-      <w:bookmarkStart w:id="23" w:name="_Hlk516758315"/>
-      <w:bookmarkStart w:id="24" w:name="_Toc3497"/>
+      <w:bookmarkStart w:id="18" w:name="_Toc19898_WPSOffice_Level2"/>
+      <w:bookmarkStart w:id="19" w:name="_Toc10743"/>
+      <w:bookmarkStart w:id="20" w:name="_Hlk516758315"/>
+      <w:bookmarkStart w:id="21" w:name="_Toc5962"/>
+      <w:bookmarkStart w:id="22" w:name="_Toc3497"/>
+      <w:bookmarkStart w:id="23" w:name="_Toc24038"/>
+      <w:bookmarkStart w:id="24" w:name="_Toc13489_WPSOffice_Level2"/>
       <w:r>
         <w:rPr>
           <w:rFonts w:hint="eastAsia" w:ascii="微软雅黑" w:hAnsi="微软雅黑" w:eastAsia="微软雅黑" w:cs="微软雅黑"/>
@@ -15823,12 +15836,12 @@
           <w:color w:val="254061" w:themeColor="accent1" w:themeShade="80"/>
         </w:rPr>
       </w:pPr>
-      <w:bookmarkStart w:id="25" w:name="_Toc22552"/>
-      <w:bookmarkStart w:id="26" w:name="_Toc4339"/>
-      <w:bookmarkStart w:id="27" w:name="_Toc20320"/>
-      <w:bookmarkStart w:id="28" w:name="_Toc7551_WPSOffice_Level2"/>
+      <w:bookmarkStart w:id="25" w:name="_Toc25737"/>
+      <w:bookmarkStart w:id="26" w:name="_Toc7551_WPSOffice_Level2"/>
+      <w:bookmarkStart w:id="27" w:name="_Toc22552"/>
+      <w:bookmarkStart w:id="28" w:name="_Toc4339"/>
       <w:bookmarkStart w:id="29" w:name="_Toc6221_WPSOffice_Level2"/>
-      <w:bookmarkStart w:id="30" w:name="_Toc25737"/>
+      <w:bookmarkStart w:id="30" w:name="_Toc20320"/>
       <w:r>
         <w:rPr>
           <w:rFonts w:hint="eastAsia" w:ascii="微软雅黑" w:hAnsi="微软雅黑" w:eastAsia="微软雅黑" w:cs="微软雅黑"/>
@@ -17335,6 +17348,12 @@
             <w:insideH w:val="dashed" w:color="244061" w:sz="4" w:space="0"/>
             <w:insideV w:val="dashed" w:color="244061" w:sz="4" w:space="0"/>
           </w:tblBorders>
+          <w:tblCellMar>
+            <w:top w:w="0" w:type="dxa"/>
+            <w:left w:w="108" w:type="dxa"/>
+            <w:bottom w:w="0" w:type="dxa"/>
+            <w:right w:w="108" w:type="dxa"/>
+          </w:tblCellMar>
         </w:tblPrEx>
         <w:trPr>
           <w:jc w:val="center"/>
@@ -20039,10 +20058,10 @@
           <w:color w:val="254061" w:themeColor="accent1" w:themeShade="80"/>
         </w:rPr>
       </w:pPr>
-      <w:bookmarkStart w:id="39" w:name="_Toc4331_WPSOffice_Level2"/>
-      <w:bookmarkStart w:id="40" w:name="_Toc22255"/>
-      <w:bookmarkStart w:id="41" w:name="_Toc6468"/>
-      <w:bookmarkStart w:id="42" w:name="_Toc32443_WPSOffice_Level2"/>
+      <w:bookmarkStart w:id="39" w:name="_Toc6468"/>
+      <w:bookmarkStart w:id="40" w:name="_Toc32443_WPSOffice_Level2"/>
+      <w:bookmarkStart w:id="41" w:name="_Toc4331_WPSOffice_Level2"/>
+      <w:bookmarkStart w:id="42" w:name="_Toc22255"/>
       <w:bookmarkStart w:id="43" w:name="_Toc23606"/>
       <w:r>
         <w:rPr>
@@ -20168,6 +20187,12 @@
             <w:insideH w:val="dotted" w:color="45A3A7" w:sz="4" w:space="0"/>
             <w:insideV w:val="dotted" w:color="45A3A7" w:sz="4" w:space="0"/>
           </w:tblBorders>
+          <w:tblCellMar>
+            <w:top w:w="0" w:type="dxa"/>
+            <w:left w:w="108" w:type="dxa"/>
+            <w:bottom w:w="0" w:type="dxa"/>
+            <w:right w:w="108" w:type="dxa"/>
+          </w:tblCellMar>
         </w:tblPrEx>
         <w:trPr>
           <w:trHeight w:val="417" w:hRule="atLeast"/>
@@ -23210,6 +23235,12 @@
             <w:insideH w:val="dotted" w:color="45A3A7" w:sz="4" w:space="0"/>
             <w:insideV w:val="dotted" w:color="45A3A7" w:sz="4" w:space="0"/>
           </w:tblBorders>
+          <w:tblCellMar>
+            <w:top w:w="0" w:type="dxa"/>
+            <w:left w:w="108" w:type="dxa"/>
+            <w:bottom w:w="0" w:type="dxa"/>
+            <w:right w:w="108" w:type="dxa"/>
+          </w:tblCellMar>
         </w:tblPrEx>
         <w:trPr>
           <w:trHeight w:val="329" w:hRule="atLeast"/>
@@ -23503,8 +23534,6 @@
         </w:rPr>
         <w:t>1</w:t>
       </w:r>
-      <w:bookmarkStart w:id="62" w:name="_GoBack"/>
-      <w:bookmarkEnd w:id="62"/>
       <w:r>
         <w:rPr>
           <w:rFonts w:hint="eastAsia" w:ascii="Times New Roman" w:hAnsi="Times New Roman" w:eastAsia="微软雅黑" w:cs="Times New Roman"/>
@@ -26539,9 +26568,9 @@
           <w:szCs w:val="28"/>
         </w:rPr>
       </w:pPr>
-      <w:bookmarkStart w:id="47" w:name="_Toc11393"/>
-      <w:bookmarkStart w:id="48" w:name="_Toc9080"/>
-      <w:bookmarkStart w:id="49" w:name="_Toc9494"/>
+      <w:bookmarkStart w:id="47" w:name="_Toc9080"/>
+      <w:bookmarkStart w:id="48" w:name="_Toc9494"/>
+      <w:bookmarkStart w:id="49" w:name="_Toc11393"/>
       <w:r>
         <w:rPr>
           <w:rFonts w:hint="eastAsia" w:ascii="微软雅黑" w:hAnsi="微软雅黑" w:eastAsia="微软雅黑" w:cs="微软雅黑"/>
@@ -28425,12 +28454,6 @@
             <w:insideH w:val="dashed" w:color="244061" w:sz="4" w:space="0"/>
             <w:insideV w:val="dashed" w:color="244061" w:sz="4" w:space="0"/>
           </w:tblBorders>
-          <w:tblCellMar>
-            <w:top w:w="0" w:type="dxa"/>
-            <w:left w:w="108" w:type="dxa"/>
-            <w:bottom w:w="0" w:type="dxa"/>
-            <w:right w:w="108" w:type="dxa"/>
-          </w:tblCellMar>
         </w:tblPrEx>
         <w:trPr>
           <w:trHeight w:val="417" w:hRule="atLeast"/>
@@ -29663,6 +29686,12 @@
             <w:insideH w:val="dotted" w:color="45A3A7" w:sz="4" w:space="0"/>
             <w:insideV w:val="dotted" w:color="45A3A7" w:sz="4" w:space="0"/>
           </w:tblBorders>
+          <w:tblCellMar>
+            <w:top w:w="0" w:type="dxa"/>
+            <w:left w:w="108" w:type="dxa"/>
+            <w:bottom w:w="0" w:type="dxa"/>
+            <w:right w:w="108" w:type="dxa"/>
+          </w:tblCellMar>
         </w:tblPrEx>
         <w:trPr>
           <w:trHeight w:val="417" w:hRule="atLeast"/>
@@ -30385,7 +30414,6 @@
             <w:insideH w:val="dashed" w:color="244061" w:sz="4" w:space="0"/>
             <w:insideV w:val="dashed" w:color="244061" w:sz="4" w:space="0"/>
           </w:tblBorders>
-          <w:shd w:val="clear" w:color="auto" w:fill="auto"/>
           <w:tblCellMar>
             <w:top w:w="0" w:type="dxa"/>
             <w:left w:w="108" w:type="dxa"/>
@@ -30443,7 +30471,6 @@
             <w:insideH w:val="dashed" w:color="244061" w:sz="4" w:space="0"/>
             <w:insideV w:val="dashed" w:color="244061" w:sz="4" w:space="0"/>
           </w:tblBorders>
-          <w:shd w:val="clear" w:color="auto" w:fill="auto"/>
           <w:tblCellMar>
             <w:top w:w="0" w:type="dxa"/>
             <w:left w:w="108" w:type="dxa"/>
@@ -30713,7 +30740,6 @@
             <w:insideH w:val="dashed" w:color="244061" w:sz="4" w:space="0"/>
             <w:insideV w:val="dashed" w:color="244061" w:sz="4" w:space="0"/>
           </w:tblBorders>
-          <w:shd w:val="clear" w:color="auto" w:fill="auto"/>
           <w:tblCellMar>
             <w:top w:w="0" w:type="dxa"/>
             <w:left w:w="108" w:type="dxa"/>
@@ -30896,7 +30922,6 @@
             <w:insideH w:val="dashed" w:color="244061" w:sz="4" w:space="0"/>
             <w:insideV w:val="dashed" w:color="244061" w:sz="4" w:space="0"/>
           </w:tblBorders>
-          <w:shd w:val="clear" w:color="auto" w:fill="auto"/>
           <w:tblCellMar>
             <w:top w:w="0" w:type="dxa"/>
             <w:left w:w="108" w:type="dxa"/>
@@ -31062,6 +31087,7 @@
             <w:insideH w:val="dashed" w:color="244061" w:sz="4" w:space="0"/>
             <w:insideV w:val="dashed" w:color="244061" w:sz="4" w:space="0"/>
           </w:tblBorders>
+          <w:shd w:val="clear" w:color="auto" w:fill="auto"/>
           <w:tblCellMar>
             <w:top w:w="0" w:type="dxa"/>
             <w:left w:w="108" w:type="dxa"/>
@@ -31141,6 +31167,7 @@
             <w:insideH w:val="dashed" w:color="244061" w:sz="4" w:space="0"/>
             <w:insideV w:val="dashed" w:color="244061" w:sz="4" w:space="0"/>
           </w:tblBorders>
+          <w:shd w:val="clear" w:color="auto" w:fill="auto"/>
           <w:tblCellMar>
             <w:top w:w="0" w:type="dxa"/>
             <w:left w:w="108" w:type="dxa"/>
@@ -31409,6 +31436,7 @@
             <w:insideH w:val="dashed" w:color="244061" w:sz="4" w:space="0"/>
             <w:insideV w:val="dashed" w:color="244061" w:sz="4" w:space="0"/>
           </w:tblBorders>
+          <w:shd w:val="clear" w:color="auto" w:fill="auto"/>
           <w:tblCellMar>
             <w:top w:w="0" w:type="dxa"/>
             <w:left w:w="108" w:type="dxa"/>
@@ -34154,9 +34182,9 @@
           <w:color w:val="254061" w:themeColor="accent1" w:themeShade="80"/>
         </w:rPr>
       </w:pPr>
-      <w:bookmarkStart w:id="52" w:name="_Toc526855038"/>
-      <w:bookmarkStart w:id="53" w:name="_Toc527112386"/>
-      <w:bookmarkStart w:id="54" w:name="_Toc534637499"/>
+      <w:bookmarkStart w:id="52" w:name="_Toc534637499"/>
+      <w:bookmarkStart w:id="53" w:name="_Toc526855038"/>
+      <w:bookmarkStart w:id="54" w:name="_Toc527112386"/>
       <w:r>
         <w:rPr>
           <w:rFonts w:hint="eastAsia" w:ascii="微软雅黑" w:hAnsi="微软雅黑" w:eastAsia="微软雅黑" w:cs="微软雅黑"/>
@@ -36286,12 +36314,12 @@
         </w:rPr>
       </w:pPr>
       <w:bookmarkStart w:id="55" w:name="_Toc7549"/>
-      <w:bookmarkStart w:id="56" w:name="_Toc22458"/>
-      <w:bookmarkStart w:id="57" w:name="_Toc28910_WPSOffice_Level1"/>
-      <w:bookmarkStart w:id="58" w:name="_Toc19099"/>
-      <w:bookmarkStart w:id="59" w:name="_Toc30533"/>
-      <w:bookmarkStart w:id="60" w:name="_Toc16368_WPSOffice_Level1"/>
-      <w:bookmarkStart w:id="61" w:name="_Toc22484_WPSOffice_Level1"/>
+      <w:bookmarkStart w:id="56" w:name="_Toc28910_WPSOffice_Level1"/>
+      <w:bookmarkStart w:id="57" w:name="_Toc19099"/>
+      <w:bookmarkStart w:id="58" w:name="_Toc16368_WPSOffice_Level1"/>
+      <w:bookmarkStart w:id="59" w:name="_Toc22484_WPSOffice_Level1"/>
+      <w:bookmarkStart w:id="60" w:name="_Toc22458"/>
+      <w:bookmarkStart w:id="61" w:name="_Toc30533"/>
       <w:r>
         <w:rPr>
           <w:rFonts w:hint="eastAsia" w:ascii="微软雅黑" w:hAnsi="微软雅黑" w:eastAsia="微软雅黑" w:cs="微软雅黑"/>
